--- a/docs/vetify_TDD.docx
+++ b/docs/vetify_TDD.docx
@@ -2,8 +2,6763 @@
 <file path=word/document.xml><?xml version="1.0" encoding="utf-8"?>
 <w:document xmlns:wpc="http://schemas.microsoft.com/office/word/2010/wordprocessingCanvas" xmlns:cx="http://schemas.microsoft.com/office/drawing/2014/chartex" xmlns:cx1="http://schemas.microsoft.com/office/drawing/2015/9/8/chartex" xmlns:cx2="http://schemas.microsoft.com/office/drawing/2015/10/21/chartex" xmlns:cx3="http://schemas.microsoft.com/office/drawing/2016/5/9/chartex" xmlns:cx4="http://schemas.microsoft.com/office/drawing/2016/5/10/chartex" xmlns:cx5="http://schemas.microsoft.com/office/drawing/2016/5/11/chartex" xmlns:cx6="http://schemas.microsoft.com/office/drawing/2016/5/12/chartex" xmlns:cx7="http://schemas.microsoft.com/office/drawing/2016/5/13/chartex" xmlns:cx8="http://schemas.microsoft.com/office/drawing/2016/5/14/chartex" xmlns:mc="http://schemas.openxmlformats.org/markup-compatibility/2006" xmlns:aink="http://schemas.microsoft.com/office/drawing/2016/ink" xmlns:am3d="http://schemas.microsoft.com/office/drawing/2017/model3d" xmlns:o="urn:schemas-microsoft-com:office:office" xmlns:oel="http://schemas.microsoft.com/office/2019/extlst" xmlns:r="http://schemas.openxmlformats.org/officeDocument/2006/relationships" xmlns:m="http://schemas.openxmlformats.org/officeDocument/2006/math" xmlns:v="urn:schemas-microsoft-com:vml" xmlns:wp14="http://schemas.microsoft.com/office/word/2010/wordprocessingDrawing" xmlns:wp="http://schemas.openxmlformats.org/drawingml/2006/wordprocessingDrawing" xmlns:w10="urn:schemas-microsoft-com:office:word" xmlns:w="http://schemas.openxmlformats.org/wordprocessingml/2006/main" xmlns:w14="http://schemas.microsoft.com/office/word/2010/wordml" xmlns:w15="http://schemas.microsoft.com/office/word/2012/wordml" xmlns:w16cex="http://schemas.microsoft.com/office/word/2018/wordml/cex" xmlns:w16cid="http://schemas.microsoft.com/office/word/2016/wordml/cid" xmlns:w16="http://schemas.microsoft.com/office/word/2018/wordml" xmlns:w16du="http://schemas.microsoft.com/office/word/2023/wordml/word16du" xmlns:w16sdtdh="http://schemas.microsoft.com/office/word/2020/wordml/sdtdatahash" xmlns:w16sdtfl="http://schemas.microsoft.com/office/word/2024/wordml/sdtformatlock" xmlns:w16se="http://schemas.microsoft.com/office/word/2015/wordml/symex" xmlns:wpg="http://schemas.microsoft.com/office/word/2010/wordprocessingGroup" xmlns:wpi="http://schemas.microsoft.com/office/word/2010/wordprocessingInk" xmlns:wne="http://schemas.microsoft.com/office/word/2006/wordml" xmlns:wps="http://schemas.microsoft.com/office/word/2010/wordprocessingShape" mc:Ignorable="w14 w15 w16se w16cid w16 w16cex w16sdtdh w16sdtfl w16du wp14">
   <w:body>
-    <w:p/>
+    <w:p>
+      <w:pPr>
+        <w:pStyle w:val="Heading1"/>
+        <w:numPr>
+          <w:ilvl w:val="0"/>
+          <w:numId w:val="18"/>
+        </w:numPr>
+        <w:spacing w:line="360" w:lineRule="auto"/>
+        <w:rPr>
+          <w:rFonts w:ascii="Calibri" w:hAnsi="Calibri" w:cs="Calibri"/>
+          <w:b/>
+          <w:bCs/>
+          <w:color w:val="000000" w:themeColor="text1"/>
+          <w:sz w:val="30"/>
+          <w:szCs w:val="30"/>
+        </w:rPr>
+      </w:pPr>
+      <w:r>
+        <w:rPr>
+          <w:rFonts w:ascii="Calibri" w:hAnsi="Calibri" w:cs="Calibri"/>
+          <w:b/>
+          <w:bCs/>
+          <w:color w:val="000000" w:themeColor="text1"/>
+          <w:sz w:val="30"/>
+          <w:szCs w:val="30"/>
+        </w:rPr>
+        <w:t xml:space="preserve">DOCUMENT </w:t>
+      </w:r>
+      <w:r>
+        <w:rPr>
+          <w:rFonts w:ascii="Calibri" w:hAnsi="Calibri" w:cs="Calibri"/>
+          <w:b/>
+          <w:bCs/>
+          <w:color w:val="000000" w:themeColor="text1"/>
+          <w:sz w:val="30"/>
+          <w:szCs w:val="30"/>
+        </w:rPr>
+        <w:t>O</w:t>
+      </w:r>
+      <w:r>
+        <w:rPr>
+          <w:rFonts w:ascii="Calibri" w:hAnsi="Calibri" w:cs="Calibri"/>
+          <w:b/>
+          <w:bCs/>
+          <w:color w:val="000000" w:themeColor="text1"/>
+          <w:sz w:val="30"/>
+          <w:szCs w:val="30"/>
+        </w:rPr>
+        <w:t>VERVIEW</w:t>
+      </w:r>
+    </w:p>
+    <w:p>
+      <w:pPr>
+        <w:pStyle w:val="Heading2"/>
+        <w:rPr>
+          <w:rFonts w:ascii="Calibri" w:hAnsi="Calibri" w:cs="Calibri"/>
+          <w:b/>
+          <w:bCs/>
+          <w:color w:val="000000" w:themeColor="text1"/>
+          <w:sz w:val="24"/>
+          <w:szCs w:val="24"/>
+        </w:rPr>
+      </w:pPr>
+      <w:r>
+        <w:rPr>
+          <w:rFonts w:ascii="Calibri" w:hAnsi="Calibri" w:cs="Calibri"/>
+          <w:b/>
+          <w:bCs/>
+          <w:color w:val="000000" w:themeColor="text1"/>
+          <w:sz w:val="24"/>
+          <w:szCs w:val="24"/>
+        </w:rPr>
+        <w:t>1.1 Description</w:t>
+      </w:r>
+    </w:p>
+    <w:p>
+      <w:pPr>
+        <w:spacing w:line="360" w:lineRule="auto"/>
+        <w:rPr>
+          <w:rFonts w:ascii="Calibri" w:hAnsi="Calibri" w:cs="Calibri"/>
+          <w:color w:val="000000" w:themeColor="text1"/>
+        </w:rPr>
+      </w:pPr>
+      <w:r>
+        <w:rPr>
+          <w:rFonts w:ascii="Calibri" w:hAnsi="Calibri" w:cs="Calibri"/>
+          <w:color w:val="000000" w:themeColor="text1"/>
+        </w:rPr>
+        <w:t>Th</w:t>
+      </w:r>
+      <w:r>
+        <w:rPr>
+          <w:rFonts w:ascii="Calibri" w:hAnsi="Calibri" w:cs="Calibri"/>
+          <w:color w:val="000000" w:themeColor="text1"/>
+        </w:rPr>
+        <w:t>is</w:t>
+      </w:r>
+      <w:r>
+        <w:rPr>
+          <w:rFonts w:ascii="Calibri" w:hAnsi="Calibri" w:cs="Calibri"/>
+          <w:color w:val="000000" w:themeColor="text1"/>
+        </w:rPr>
+        <w:t xml:space="preserve"> document defines the Quality Assurance (QA) and Test-Driven Development (TDD) protocols for the</w:t>
+      </w:r>
+      <w:r>
+        <w:rPr>
+          <w:rFonts w:ascii="Calibri" w:hAnsi="Calibri" w:cs="Calibri"/>
+          <w:color w:val="000000" w:themeColor="text1"/>
+        </w:rPr>
+        <w:t xml:space="preserve"> Vetify</w:t>
+      </w:r>
+      <w:r>
+        <w:rPr>
+          <w:rFonts w:ascii="Calibri" w:hAnsi="Calibri" w:cs="Calibri"/>
+          <w:color w:val="000000" w:themeColor="text1"/>
+        </w:rPr>
+        <w:t xml:space="preserve"> application. To ensure system reliability, safety, and performance, our engineering team adheres to a strict "Test-First" methodology.</w:t>
+      </w:r>
+    </w:p>
+    <w:p>
+      <w:pPr>
+        <w:pStyle w:val="Heading2"/>
+        <w:rPr>
+          <w:rFonts w:ascii="Calibri" w:hAnsi="Calibri" w:cs="Calibri"/>
+          <w:b/>
+          <w:bCs/>
+          <w:color w:val="000000" w:themeColor="text1"/>
+          <w:sz w:val="24"/>
+          <w:szCs w:val="24"/>
+        </w:rPr>
+      </w:pPr>
+      <w:r>
+        <w:rPr>
+          <w:rFonts w:ascii="Calibri" w:hAnsi="Calibri" w:cs="Calibri"/>
+          <w:b/>
+          <w:bCs/>
+          <w:color w:val="000000" w:themeColor="text1"/>
+          <w:sz w:val="24"/>
+          <w:szCs w:val="24"/>
+        </w:rPr>
+        <w:t>1.</w:t>
+      </w:r>
+      <w:r>
+        <w:rPr>
+          <w:rFonts w:ascii="Calibri" w:hAnsi="Calibri" w:cs="Calibri"/>
+          <w:b/>
+          <w:bCs/>
+          <w:color w:val="000000" w:themeColor="text1"/>
+          <w:sz w:val="24"/>
+          <w:szCs w:val="24"/>
+        </w:rPr>
+        <w:t>2</w:t>
+      </w:r>
+      <w:r>
+        <w:rPr>
+          <w:rFonts w:ascii="Calibri" w:hAnsi="Calibri" w:cs="Calibri"/>
+          <w:b/>
+          <w:bCs/>
+          <w:color w:val="000000" w:themeColor="text1"/>
+          <w:sz w:val="24"/>
+          <w:szCs w:val="24"/>
+        </w:rPr>
+        <w:t xml:space="preserve"> Purpose and Objectives</w:t>
+      </w:r>
+    </w:p>
+    <w:p>
+      <w:pPr>
+        <w:spacing w:line="360" w:lineRule="auto"/>
+        <w:rPr>
+          <w:rFonts w:ascii="Calibri" w:hAnsi="Calibri" w:cs="Calibri"/>
+          <w:color w:val="000000" w:themeColor="text1"/>
+        </w:rPr>
+      </w:pPr>
+      <w:r>
+        <w:rPr>
+          <w:rFonts w:ascii="Calibri" w:hAnsi="Calibri" w:cs="Calibri"/>
+          <w:color w:val="000000" w:themeColor="text1"/>
+        </w:rPr>
+        <w:t>The primary objective of this protocol is to mitigate critical risks associated with AI-driven pet care.</w:t>
+      </w:r>
+    </w:p>
+    <w:p>
+      <w:pPr>
+        <w:numPr>
+          <w:ilvl w:val="0"/>
+          <w:numId w:val="16"/>
+        </w:numPr>
+        <w:spacing w:line="360" w:lineRule="auto"/>
+        <w:rPr>
+          <w:rFonts w:ascii="Calibri" w:hAnsi="Calibri" w:cs="Calibri"/>
+          <w:color w:val="000000" w:themeColor="text1"/>
+        </w:rPr>
+      </w:pPr>
+      <w:r>
+        <w:rPr>
+          <w:rFonts w:ascii="Calibri" w:hAnsi="Calibri" w:cs="Calibri"/>
+          <w:b/>
+          <w:bCs/>
+          <w:color w:val="000000" w:themeColor="text1"/>
+        </w:rPr>
+        <w:t>Medical Safety:</w:t>
+      </w:r>
+      <w:r>
+        <w:rPr>
+          <w:rFonts w:ascii="Calibri" w:hAnsi="Calibri" w:cs="Calibri"/>
+          <w:color w:val="000000" w:themeColor="text1"/>
+        </w:rPr>
+        <w:t xml:space="preserve"> AI responses never cross into unverified medical diagnoses and strictly adhere to emergency fallback protocols.</w:t>
+      </w:r>
+    </w:p>
+    <w:p>
+      <w:pPr>
+        <w:numPr>
+          <w:ilvl w:val="0"/>
+          <w:numId w:val="16"/>
+        </w:numPr>
+        <w:spacing w:line="360" w:lineRule="auto"/>
+        <w:rPr>
+          <w:rFonts w:ascii="Calibri" w:hAnsi="Calibri" w:cs="Calibri"/>
+          <w:color w:val="000000" w:themeColor="text1"/>
+        </w:rPr>
+      </w:pPr>
+      <w:r>
+        <w:rPr>
+          <w:rFonts w:ascii="Calibri" w:hAnsi="Calibri" w:cs="Calibri"/>
+          <w:b/>
+          <w:bCs/>
+          <w:color w:val="000000" w:themeColor="text1"/>
+        </w:rPr>
+        <w:t>Operational Reliability:</w:t>
+      </w:r>
+      <w:r>
+        <w:rPr>
+          <w:rFonts w:ascii="Calibri" w:hAnsi="Calibri" w:cs="Calibri"/>
+          <w:color w:val="000000" w:themeColor="text1"/>
+        </w:rPr>
+        <w:t xml:space="preserve"> Geospatial queries for vet clinics remain accurate and performant, even under poor network conditions.</w:t>
+      </w:r>
+    </w:p>
+    <w:p>
+      <w:pPr>
+        <w:numPr>
+          <w:ilvl w:val="0"/>
+          <w:numId w:val="16"/>
+        </w:numPr>
+        <w:spacing w:line="360" w:lineRule="auto"/>
+        <w:rPr>
+          <w:rFonts w:ascii="Calibri" w:hAnsi="Calibri" w:cs="Calibri"/>
+          <w:color w:val="000000" w:themeColor="text1"/>
+        </w:rPr>
+      </w:pPr>
+      <w:r>
+        <w:rPr>
+          <w:rFonts w:ascii="Calibri" w:hAnsi="Calibri" w:cs="Calibri"/>
+          <w:b/>
+          <w:bCs/>
+          <w:color w:val="000000" w:themeColor="text1"/>
+        </w:rPr>
+        <w:t>Data Integrity:</w:t>
+      </w:r>
+      <w:r>
+        <w:rPr>
+          <w:rFonts w:ascii="Calibri" w:hAnsi="Calibri" w:cs="Calibri"/>
+          <w:color w:val="000000" w:themeColor="text1"/>
+        </w:rPr>
+        <w:t xml:space="preserve"> Nutritional and caloric calculations for the meal planner are mathematically sound and properly isolate allergens.</w:t>
+      </w:r>
+    </w:p>
+    <w:p>
+      <w:pPr>
+        <w:pStyle w:val="Heading2"/>
+        <w:rPr>
+          <w:rFonts w:ascii="Calibri" w:hAnsi="Calibri" w:cs="Calibri"/>
+          <w:b/>
+          <w:bCs/>
+          <w:color w:val="000000" w:themeColor="text1"/>
+          <w:sz w:val="24"/>
+          <w:szCs w:val="24"/>
+        </w:rPr>
+      </w:pPr>
+      <w:r>
+        <w:rPr>
+          <w:rFonts w:ascii="Calibri" w:hAnsi="Calibri" w:cs="Calibri"/>
+          <w:b/>
+          <w:bCs/>
+          <w:color w:val="000000" w:themeColor="text1"/>
+          <w:sz w:val="24"/>
+          <w:szCs w:val="24"/>
+        </w:rPr>
+        <w:t>1.</w:t>
+      </w:r>
+      <w:r>
+        <w:rPr>
+          <w:rFonts w:ascii="Calibri" w:hAnsi="Calibri" w:cs="Calibri"/>
+          <w:b/>
+          <w:bCs/>
+          <w:color w:val="000000" w:themeColor="text1"/>
+          <w:sz w:val="24"/>
+          <w:szCs w:val="24"/>
+        </w:rPr>
+        <w:t>3</w:t>
+      </w:r>
+      <w:r>
+        <w:rPr>
+          <w:rFonts w:ascii="Calibri" w:hAnsi="Calibri" w:cs="Calibri"/>
+          <w:b/>
+          <w:bCs/>
+          <w:color w:val="000000" w:themeColor="text1"/>
+          <w:sz w:val="24"/>
+          <w:szCs w:val="24"/>
+        </w:rPr>
+        <w:t xml:space="preserve"> Scope of Testing</w:t>
+      </w:r>
+    </w:p>
+    <w:p>
+      <w:pPr>
+        <w:spacing w:line="360" w:lineRule="auto"/>
+        <w:rPr>
+          <w:rFonts w:ascii="Calibri" w:hAnsi="Calibri" w:cs="Calibri"/>
+          <w:color w:val="000000" w:themeColor="text1"/>
+        </w:rPr>
+      </w:pPr>
+      <w:r>
+        <w:rPr>
+          <w:rFonts w:ascii="Calibri" w:hAnsi="Calibri" w:cs="Calibri"/>
+          <w:color w:val="000000" w:themeColor="text1"/>
+        </w:rPr>
+        <w:t xml:space="preserve">This TDD blueprint covers the entire Vetify technology stack. </w:t>
+      </w:r>
+    </w:p>
+    <w:p>
+      <w:pPr>
+        <w:numPr>
+          <w:ilvl w:val="0"/>
+          <w:numId w:val="17"/>
+        </w:numPr>
+        <w:spacing w:line="360" w:lineRule="auto"/>
+        <w:rPr>
+          <w:rFonts w:ascii="Calibri" w:hAnsi="Calibri" w:cs="Calibri"/>
+          <w:color w:val="000000" w:themeColor="text1"/>
+        </w:rPr>
+      </w:pPr>
+      <w:r>
+        <w:rPr>
+          <w:rFonts w:ascii="Calibri" w:hAnsi="Calibri" w:cs="Calibri"/>
+          <w:color w:val="000000" w:themeColor="text1"/>
+        </w:rPr>
+        <w:t>The interactive frontend user interface (React/Next.js components).</w:t>
+      </w:r>
+    </w:p>
+    <w:p>
+      <w:pPr>
+        <w:numPr>
+          <w:ilvl w:val="0"/>
+          <w:numId w:val="17"/>
+        </w:numPr>
+        <w:spacing w:line="360" w:lineRule="auto"/>
+        <w:rPr>
+          <w:rFonts w:ascii="Calibri" w:hAnsi="Calibri" w:cs="Calibri"/>
+          <w:color w:val="000000" w:themeColor="text1"/>
+        </w:rPr>
+      </w:pPr>
+      <w:r>
+        <w:rPr>
+          <w:rFonts w:ascii="Calibri" w:hAnsi="Calibri" w:cs="Calibri"/>
+          <w:color w:val="000000" w:themeColor="text1"/>
+        </w:rPr>
+        <w:t>The backend application logic and API endpoints (FastAPI routers).</w:t>
+      </w:r>
+    </w:p>
+    <w:p>
+      <w:pPr>
+        <w:numPr>
+          <w:ilvl w:val="0"/>
+          <w:numId w:val="17"/>
+        </w:numPr>
+        <w:spacing w:line="360" w:lineRule="auto"/>
+        <w:rPr>
+          <w:rFonts w:ascii="Calibri" w:hAnsi="Calibri" w:cs="Calibri"/>
+          <w:color w:val="000000" w:themeColor="text1"/>
+        </w:rPr>
+      </w:pPr>
+      <w:r>
+        <w:rPr>
+          <w:rFonts w:ascii="Calibri" w:hAnsi="Calibri" w:cs="Calibri"/>
+          <w:color w:val="000000" w:themeColor="text1"/>
+        </w:rPr>
+        <w:t>The database schemas and queries (Supabase/PostgreSQL).</w:t>
+      </w:r>
+    </w:p>
+    <w:p>
+      <w:pPr>
+        <w:numPr>
+          <w:ilvl w:val="0"/>
+          <w:numId w:val="17"/>
+        </w:numPr>
+        <w:spacing w:line="360" w:lineRule="auto"/>
+        <w:rPr>
+          <w:rFonts w:ascii="Calibri" w:hAnsi="Calibri" w:cs="Calibri"/>
+          <w:color w:val="000000" w:themeColor="text1"/>
+        </w:rPr>
+      </w:pPr>
+      <w:r>
+        <w:rPr>
+          <w:rFonts w:ascii="Calibri" w:hAnsi="Calibri" w:cs="Calibri"/>
+          <w:color w:val="000000" w:themeColor="text1"/>
+        </w:rPr>
+        <w:t>The integration boundaries with third-party services (AI language models and geolocation APIs).</w:t>
+      </w:r>
+    </w:p>
+    <w:p>
+      <w:pPr>
+        <w:spacing w:line="360" w:lineRule="auto"/>
+        <w:ind w:left="720"/>
+        <w:rPr>
+          <w:rFonts w:ascii="Calibri" w:hAnsi="Calibri" w:cs="Calibri"/>
+          <w:color w:val="000000" w:themeColor="text1"/>
+        </w:rPr>
+      </w:pPr>
+    </w:p>
+    <w:p>
+      <w:pPr>
+        <w:pStyle w:val="Heading1"/>
+        <w:rPr>
+          <w:rFonts w:ascii="Calibri" w:hAnsi="Calibri" w:cs="Calibri"/>
+          <w:b/>
+          <w:bCs/>
+          <w:color w:val="000000" w:themeColor="text1"/>
+          <w:sz w:val="30"/>
+          <w:szCs w:val="30"/>
+        </w:rPr>
+      </w:pPr>
+      <w:r>
+        <w:rPr>
+          <w:rFonts w:ascii="Calibri" w:hAnsi="Calibri" w:cs="Calibri"/>
+          <w:b/>
+          <w:bCs/>
+          <w:color w:val="000000" w:themeColor="text1"/>
+          <w:sz w:val="30"/>
+          <w:szCs w:val="30"/>
+        </w:rPr>
+        <w:lastRenderedPageBreak/>
+        <w:t>2. THE TEST-DRIVEN DEVELOPMENT (TDD) WORKFLOW</w:t>
+      </w:r>
+    </w:p>
+    <w:p>
+      <w:pPr>
+        <w:pStyle w:val="Heading2"/>
+        <w:rPr>
+          <w:rFonts w:ascii="Calibri" w:hAnsi="Calibri" w:cs="Calibri"/>
+          <w:b/>
+          <w:bCs/>
+          <w:color w:val="000000" w:themeColor="text1"/>
+          <w:sz w:val="24"/>
+          <w:szCs w:val="24"/>
+        </w:rPr>
+      </w:pPr>
+      <w:r>
+        <w:rPr>
+          <w:rFonts w:ascii="Calibri" w:hAnsi="Calibri" w:cs="Calibri"/>
+          <w:b/>
+          <w:bCs/>
+          <w:color w:val="000000" w:themeColor="text1"/>
+          <w:sz w:val="24"/>
+          <w:szCs w:val="24"/>
+        </w:rPr>
+        <w:t>2.1 Test Methods</w:t>
+      </w:r>
+    </w:p>
+    <w:p>
+      <w:pPr>
+        <w:spacing w:line="360" w:lineRule="auto"/>
+        <w:rPr>
+          <w:rFonts w:ascii="Calibri" w:hAnsi="Calibri" w:cs="Calibri"/>
+          <w:color w:val="000000" w:themeColor="text1"/>
+        </w:rPr>
+      </w:pPr>
+      <w:r>
+        <w:rPr>
+          <w:rFonts w:ascii="Calibri" w:hAnsi="Calibri" w:cs="Calibri"/>
+          <w:color w:val="000000" w:themeColor="text1"/>
+        </w:rPr>
+        <w:t>The development team follows a continuous three-step cycle to write clean, maintainable, and bug-free features:</w:t>
+      </w:r>
+    </w:p>
+    <w:p>
+      <w:pPr>
+        <w:numPr>
+          <w:ilvl w:val="0"/>
+          <w:numId w:val="8"/>
+        </w:numPr>
+        <w:spacing w:line="360" w:lineRule="auto"/>
+        <w:rPr>
+          <w:rFonts w:ascii="Calibri" w:hAnsi="Calibri" w:cs="Calibri"/>
+          <w:color w:val="000000" w:themeColor="text1"/>
+        </w:rPr>
+      </w:pPr>
+      <w:r>
+        <w:rPr>
+          <w:rFonts w:ascii="Calibri" w:hAnsi="Calibri" w:cs="Calibri"/>
+          <w:color w:val="000000" w:themeColor="text1"/>
+        </w:rPr>
+        <w:t>Phase 1 (Red State): The developer writes an automated test case that covers a new system requirement or edge case. When run, this test must fail because the corresponding application logic does not yet exist.</w:t>
+      </w:r>
+    </w:p>
+    <w:p>
+      <w:pPr>
+        <w:numPr>
+          <w:ilvl w:val="0"/>
+          <w:numId w:val="8"/>
+        </w:numPr>
+        <w:spacing w:line="360" w:lineRule="auto"/>
+        <w:rPr>
+          <w:rFonts w:ascii="Calibri" w:hAnsi="Calibri" w:cs="Calibri"/>
+          <w:color w:val="000000" w:themeColor="text1"/>
+        </w:rPr>
+      </w:pPr>
+      <w:r>
+        <w:rPr>
+          <w:rFonts w:ascii="Calibri" w:hAnsi="Calibri" w:cs="Calibri"/>
+          <w:color w:val="000000" w:themeColor="text1"/>
+        </w:rPr>
+        <w:t>Phase 2 (Green State): The developer writes the minimum necessary application code to satisfy the test parameters. The phase is complete when the test successfully passes.</w:t>
+      </w:r>
+    </w:p>
+    <w:p>
+      <w:pPr>
+        <w:numPr>
+          <w:ilvl w:val="0"/>
+          <w:numId w:val="8"/>
+        </w:numPr>
+        <w:spacing w:line="360" w:lineRule="auto"/>
+        <w:rPr>
+          <w:rFonts w:ascii="Calibri" w:hAnsi="Calibri" w:cs="Calibri"/>
+          <w:color w:val="000000" w:themeColor="text1"/>
+        </w:rPr>
+      </w:pPr>
+      <w:r>
+        <w:rPr>
+          <w:rFonts w:ascii="Calibri" w:hAnsi="Calibri" w:cs="Calibri"/>
+          <w:color w:val="000000" w:themeColor="text1"/>
+        </w:rPr>
+        <w:t>Phase 3 (Refactoring State): The developer cleans up the written code</w:t>
+      </w:r>
+      <w:r>
+        <w:rPr>
+          <w:rFonts w:ascii="Calibri" w:hAnsi="Calibri" w:cs="Calibri"/>
+          <w:color w:val="000000" w:themeColor="text1"/>
+        </w:rPr>
+        <w:t xml:space="preserve">, </w:t>
+      </w:r>
+      <w:r>
+        <w:rPr>
+          <w:rFonts w:ascii="Calibri" w:hAnsi="Calibri" w:cs="Calibri"/>
+          <w:color w:val="000000" w:themeColor="text1"/>
+        </w:rPr>
+        <w:t>optimizing database queries, removing redundant logic, and ensuring proper variable naming</w:t>
+      </w:r>
+      <w:r>
+        <w:rPr>
+          <w:rFonts w:ascii="Calibri" w:hAnsi="Calibri" w:cs="Calibri"/>
+          <w:color w:val="000000" w:themeColor="text1"/>
+        </w:rPr>
+        <w:t xml:space="preserve"> - </w:t>
+      </w:r>
+      <w:r>
+        <w:rPr>
+          <w:rFonts w:ascii="Calibri" w:hAnsi="Calibri" w:cs="Calibri"/>
+          <w:color w:val="000000" w:themeColor="text1"/>
+        </w:rPr>
+        <w:t>while ensuring the test remains green.</w:t>
+      </w:r>
+    </w:p>
+    <w:p>
+      <w:pPr>
+        <w:pStyle w:val="Heading2"/>
+        <w:rPr>
+          <w:rFonts w:ascii="Calibri" w:hAnsi="Calibri" w:cs="Calibri"/>
+          <w:b/>
+          <w:bCs/>
+          <w:color w:val="000000" w:themeColor="text1"/>
+          <w:sz w:val="24"/>
+          <w:szCs w:val="24"/>
+        </w:rPr>
+      </w:pPr>
+      <w:r>
+        <w:rPr>
+          <w:rFonts w:ascii="Calibri" w:hAnsi="Calibri" w:cs="Calibri"/>
+          <w:b/>
+          <w:bCs/>
+          <w:color w:val="000000" w:themeColor="text1"/>
+          <w:sz w:val="24"/>
+          <w:szCs w:val="24"/>
+        </w:rPr>
+        <w:t>2.2</w:t>
+      </w:r>
+      <w:r>
+        <w:rPr>
+          <w:rFonts w:ascii="Calibri" w:hAnsi="Calibri" w:cs="Calibri"/>
+          <w:b/>
+          <w:bCs/>
+          <w:color w:val="000000" w:themeColor="text1"/>
+          <w:sz w:val="24"/>
+          <w:szCs w:val="24"/>
+        </w:rPr>
+        <w:t xml:space="preserve"> Types &amp; Responsibilities</w:t>
+      </w:r>
+    </w:p>
+    <w:p>
+      <w:pPr>
+        <w:spacing w:line="360" w:lineRule="auto"/>
+        <w:rPr>
+          <w:rFonts w:ascii="Calibri" w:hAnsi="Calibri" w:cs="Calibri"/>
+          <w:color w:val="000000" w:themeColor="text1"/>
+        </w:rPr>
+      </w:pPr>
+      <w:r>
+        <w:rPr>
+          <w:rFonts w:ascii="Calibri" w:hAnsi="Calibri" w:cs="Calibri"/>
+          <w:color w:val="000000" w:themeColor="text1"/>
+        </w:rPr>
+        <w:t>During the Red Phase, developers will write tests across four distinct levels to ensure full system coverage</w:t>
+      </w:r>
+      <w:r>
+        <w:rPr>
+          <w:rFonts w:ascii="Calibri" w:hAnsi="Calibri" w:cs="Calibri"/>
+          <w:color w:val="000000" w:themeColor="text1"/>
+        </w:rPr>
+        <w:t>.</w:t>
+      </w:r>
+    </w:p>
+    <w:p>
+      <w:pPr>
+        <w:numPr>
+          <w:ilvl w:val="0"/>
+          <w:numId w:val="14"/>
+        </w:numPr>
+        <w:spacing w:line="360" w:lineRule="auto"/>
+        <w:rPr>
+          <w:rFonts w:ascii="Calibri" w:hAnsi="Calibri" w:cs="Calibri"/>
+          <w:color w:val="000000" w:themeColor="text1"/>
+        </w:rPr>
+      </w:pPr>
+      <w:r>
+        <w:rPr>
+          <w:rFonts w:ascii="Calibri" w:hAnsi="Calibri" w:cs="Calibri"/>
+          <w:b/>
+          <w:bCs/>
+          <w:color w:val="000000" w:themeColor="text1"/>
+        </w:rPr>
+        <w:t>Unit Tests:</w:t>
+      </w:r>
+      <w:r>
+        <w:rPr>
+          <w:rFonts w:ascii="Calibri" w:hAnsi="Calibri" w:cs="Calibri"/>
+          <w:color w:val="000000" w:themeColor="text1"/>
+        </w:rPr>
+        <w:t xml:space="preserve"> Verify pure, isolated logic. Used for testing calorie calculations, emergency keyword detection rules, utility functions, and schema validations.</w:t>
+      </w:r>
+    </w:p>
+    <w:p>
+      <w:pPr>
+        <w:numPr>
+          <w:ilvl w:val="0"/>
+          <w:numId w:val="14"/>
+        </w:numPr>
+        <w:spacing w:line="360" w:lineRule="auto"/>
+        <w:rPr>
+          <w:rFonts w:ascii="Calibri" w:hAnsi="Calibri" w:cs="Calibri"/>
+          <w:color w:val="000000" w:themeColor="text1"/>
+        </w:rPr>
+      </w:pPr>
+      <w:r>
+        <w:rPr>
+          <w:rFonts w:ascii="Calibri" w:hAnsi="Calibri" w:cs="Calibri"/>
+          <w:b/>
+          <w:bCs/>
+          <w:color w:val="000000" w:themeColor="text1"/>
+        </w:rPr>
+        <w:t>Integration Tests:</w:t>
+      </w:r>
+      <w:r>
+        <w:rPr>
+          <w:rFonts w:ascii="Calibri" w:hAnsi="Calibri" w:cs="Calibri"/>
+          <w:color w:val="000000" w:themeColor="text1"/>
+        </w:rPr>
+        <w:t xml:space="preserve"> Verify that different system modules communicate correctly. Used for testing the FastAPI routes, database reads/writes, and interactions with mocked third-party services (like the AI API wrapper).</w:t>
+      </w:r>
+    </w:p>
+    <w:p>
+      <w:pPr>
+        <w:numPr>
+          <w:ilvl w:val="0"/>
+          <w:numId w:val="14"/>
+        </w:numPr>
+        <w:spacing w:line="360" w:lineRule="auto"/>
+        <w:rPr>
+          <w:rFonts w:ascii="Calibri" w:hAnsi="Calibri" w:cs="Calibri"/>
+          <w:color w:val="000000" w:themeColor="text1"/>
+        </w:rPr>
+      </w:pPr>
+      <w:r>
+        <w:rPr>
+          <w:rFonts w:ascii="Calibri" w:hAnsi="Calibri" w:cs="Calibri"/>
+          <w:b/>
+          <w:bCs/>
+          <w:color w:val="000000" w:themeColor="text1"/>
+        </w:rPr>
+        <w:t>End-to-End (E2E) Tests:</w:t>
+      </w:r>
+      <w:r>
+        <w:rPr>
+          <w:rFonts w:ascii="Calibri" w:hAnsi="Calibri" w:cs="Calibri"/>
+          <w:color w:val="000000" w:themeColor="text1"/>
+        </w:rPr>
+        <w:t xml:space="preserve"> Verify full user journeys from the browser. Used for critical flows like signing up, querying the map, and generating a complete meal plan.</w:t>
+      </w:r>
+    </w:p>
+    <w:p>
+      <w:pPr>
+        <w:numPr>
+          <w:ilvl w:val="0"/>
+          <w:numId w:val="14"/>
+        </w:numPr>
+        <w:spacing w:line="360" w:lineRule="auto"/>
+        <w:rPr>
+          <w:rFonts w:ascii="Calibri" w:hAnsi="Calibri" w:cs="Calibri"/>
+          <w:color w:val="000000" w:themeColor="text1"/>
+        </w:rPr>
+      </w:pPr>
+      <w:r>
+        <w:rPr>
+          <w:rFonts w:ascii="Calibri" w:hAnsi="Calibri" w:cs="Calibri"/>
+          <w:b/>
+          <w:bCs/>
+          <w:color w:val="000000" w:themeColor="text1"/>
+        </w:rPr>
+        <w:t>Contract Tests:</w:t>
+      </w:r>
+      <w:r>
+        <w:rPr>
+          <w:rFonts w:ascii="Calibri" w:hAnsi="Calibri" w:cs="Calibri"/>
+          <w:color w:val="000000" w:themeColor="text1"/>
+        </w:rPr>
+        <w:t xml:space="preserve"> Ensure the frontend and backend agree on data structures, using our Zod schemas as the single source of truth.</w:t>
+      </w:r>
+    </w:p>
+    <w:p>
+      <w:pPr>
+        <w:pStyle w:val="Heading2"/>
+        <w:rPr>
+          <w:rFonts w:ascii="Calibri" w:hAnsi="Calibri" w:cs="Calibri"/>
+          <w:b/>
+          <w:bCs/>
+          <w:color w:val="000000" w:themeColor="text1"/>
+          <w:sz w:val="24"/>
+          <w:szCs w:val="24"/>
+        </w:rPr>
+      </w:pPr>
+      <w:r>
+        <w:rPr>
+          <w:rFonts w:ascii="Calibri" w:hAnsi="Calibri" w:cs="Calibri"/>
+          <w:b/>
+          <w:bCs/>
+          <w:color w:val="000000" w:themeColor="text1"/>
+          <w:sz w:val="24"/>
+          <w:szCs w:val="24"/>
+        </w:rPr>
+        <w:t>2.</w:t>
+      </w:r>
+      <w:r>
+        <w:rPr>
+          <w:rFonts w:ascii="Calibri" w:hAnsi="Calibri" w:cs="Calibri"/>
+          <w:b/>
+          <w:bCs/>
+          <w:color w:val="000000" w:themeColor="text1"/>
+          <w:sz w:val="24"/>
+          <w:szCs w:val="24"/>
+        </w:rPr>
+        <w:t xml:space="preserve">3 </w:t>
+      </w:r>
+      <w:r>
+        <w:rPr>
+          <w:rFonts w:ascii="Calibri" w:hAnsi="Calibri" w:cs="Calibri"/>
+          <w:b/>
+          <w:bCs/>
+          <w:color w:val="000000" w:themeColor="text1"/>
+          <w:sz w:val="24"/>
+          <w:szCs w:val="24"/>
+        </w:rPr>
+        <w:t>Acceptance Criteria</w:t>
+      </w:r>
+    </w:p>
+    <w:p>
+      <w:pPr>
+        <w:spacing w:line="360" w:lineRule="auto"/>
+        <w:rPr>
+          <w:rFonts w:ascii="Calibri" w:hAnsi="Calibri" w:cs="Calibri"/>
+          <w:color w:val="000000" w:themeColor="text1"/>
+        </w:rPr>
+      </w:pPr>
+      <w:r>
+        <w:rPr>
+          <w:rFonts w:ascii="Calibri" w:hAnsi="Calibri" w:cs="Calibri"/>
+          <w:color w:val="000000" w:themeColor="text1"/>
+        </w:rPr>
+        <w:t>A user story or feature branch is only considered "Done" when:</w:t>
+      </w:r>
+    </w:p>
+    <w:p>
+      <w:pPr>
+        <w:numPr>
+          <w:ilvl w:val="0"/>
+          <w:numId w:val="15"/>
+        </w:numPr>
+        <w:spacing w:line="360" w:lineRule="auto"/>
+        <w:rPr>
+          <w:rFonts w:ascii="Calibri" w:hAnsi="Calibri" w:cs="Calibri"/>
+          <w:color w:val="000000" w:themeColor="text1"/>
+        </w:rPr>
+      </w:pPr>
+      <w:r>
+        <w:rPr>
+          <w:rFonts w:ascii="Calibri" w:hAnsi="Calibri" w:cs="Calibri"/>
+          <w:color w:val="000000" w:themeColor="text1"/>
+        </w:rPr>
+        <w:lastRenderedPageBreak/>
+        <w:t>It includes at least one Unit Test and one Integration (or E2E) test.</w:t>
+      </w:r>
+    </w:p>
+    <w:p>
+      <w:pPr>
+        <w:numPr>
+          <w:ilvl w:val="0"/>
+          <w:numId w:val="15"/>
+        </w:numPr>
+        <w:spacing w:line="360" w:lineRule="auto"/>
+        <w:rPr>
+          <w:rFonts w:ascii="Calibri" w:hAnsi="Calibri" w:cs="Calibri"/>
+          <w:color w:val="000000" w:themeColor="text1"/>
+        </w:rPr>
+      </w:pPr>
+      <w:r>
+        <w:rPr>
+          <w:rFonts w:ascii="Calibri" w:hAnsi="Calibri" w:cs="Calibri"/>
+          <w:color w:val="000000" w:themeColor="text1"/>
+        </w:rPr>
+        <w:t xml:space="preserve">All new and existing tests </w:t>
+      </w:r>
+      <w:proofErr w:type="gramStart"/>
+      <w:r>
+        <w:rPr>
+          <w:rFonts w:ascii="Calibri" w:hAnsi="Calibri" w:cs="Calibri"/>
+          <w:color w:val="000000" w:themeColor="text1"/>
+        </w:rPr>
+        <w:t>pass</w:t>
+      </w:r>
+      <w:proofErr w:type="gramEnd"/>
+      <w:r>
+        <w:rPr>
+          <w:rFonts w:ascii="Calibri" w:hAnsi="Calibri" w:cs="Calibri"/>
+          <w:color w:val="000000" w:themeColor="text1"/>
+        </w:rPr>
+        <w:t xml:space="preserve"> locally.</w:t>
+      </w:r>
+    </w:p>
+    <w:p>
+      <w:pPr>
+        <w:numPr>
+          <w:ilvl w:val="0"/>
+          <w:numId w:val="15"/>
+        </w:numPr>
+        <w:spacing w:line="360" w:lineRule="auto"/>
+        <w:rPr>
+          <w:rFonts w:ascii="Calibri" w:hAnsi="Calibri" w:cs="Calibri"/>
+          <w:color w:val="000000" w:themeColor="text1"/>
+        </w:rPr>
+      </w:pPr>
+      <w:r>
+        <w:rPr>
+          <w:rFonts w:ascii="Calibri" w:hAnsi="Calibri" w:cs="Calibri"/>
+          <w:color w:val="000000" w:themeColor="text1"/>
+        </w:rPr>
+        <w:t>The automated CI pipeline passes without errors.</w:t>
+      </w:r>
+    </w:p>
+    <w:p>
+      <w:pPr>
+        <w:pStyle w:val="Heading1"/>
+        <w:spacing w:line="360" w:lineRule="auto"/>
+        <w:rPr>
+          <w:rFonts w:ascii="Calibri" w:hAnsi="Calibri" w:cs="Calibri"/>
+          <w:b/>
+          <w:bCs/>
+          <w:color w:val="000000" w:themeColor="text1"/>
+          <w:sz w:val="30"/>
+          <w:szCs w:val="30"/>
+        </w:rPr>
+      </w:pPr>
+      <w:r>
+        <w:rPr>
+          <w:rFonts w:ascii="Calibri" w:hAnsi="Calibri" w:cs="Calibri"/>
+          <w:b/>
+          <w:bCs/>
+          <w:color w:val="000000" w:themeColor="text1"/>
+          <w:sz w:val="30"/>
+          <w:szCs w:val="30"/>
+        </w:rPr>
+        <w:t>3. CORE TEST SCENARIOS AND CRITERIA</w:t>
+      </w:r>
+    </w:p>
+    <w:p>
+      <w:pPr>
+        <w:pStyle w:val="Heading2"/>
+        <w:spacing w:line="360" w:lineRule="auto"/>
+        <w:rPr>
+          <w:rFonts w:ascii="Calibri" w:hAnsi="Calibri" w:cs="Calibri"/>
+          <w:b/>
+          <w:bCs/>
+          <w:color w:val="000000" w:themeColor="text1"/>
+          <w:sz w:val="24"/>
+          <w:szCs w:val="24"/>
+        </w:rPr>
+      </w:pPr>
+      <w:r>
+        <w:rPr>
+          <w:rFonts w:ascii="Calibri" w:hAnsi="Calibri" w:cs="Calibri"/>
+          <w:b/>
+          <w:bCs/>
+          <w:color w:val="000000" w:themeColor="text1"/>
+          <w:sz w:val="24"/>
+          <w:szCs w:val="24"/>
+        </w:rPr>
+        <w:t>3.1 AI Safety and Crisis Escalation</w:t>
+      </w:r>
+    </w:p>
+    <w:p>
+      <w:pPr>
+        <w:spacing w:line="360" w:lineRule="auto"/>
+        <w:rPr>
+          <w:rFonts w:ascii="Calibri" w:hAnsi="Calibri" w:cs="Calibri"/>
+          <w:color w:val="000000" w:themeColor="text1"/>
+        </w:rPr>
+      </w:pPr>
+      <w:r>
+        <w:rPr>
+          <w:rFonts w:ascii="Calibri" w:hAnsi="Calibri" w:cs="Calibri"/>
+          <w:color w:val="000000" w:themeColor="text1"/>
+        </w:rPr>
+        <w:t>Prevent the automated AI assistant from diagnosing life-threatening situations and ensure immediate routing to professional care.</w:t>
+      </w:r>
+    </w:p>
+    <w:p>
+      <w:pPr>
+        <w:numPr>
+          <w:ilvl w:val="0"/>
+          <w:numId w:val="9"/>
+        </w:numPr>
+        <w:spacing w:line="360" w:lineRule="auto"/>
+        <w:rPr>
+          <w:rFonts w:ascii="Calibri" w:hAnsi="Calibri" w:cs="Calibri"/>
+          <w:b/>
+          <w:bCs/>
+          <w:color w:val="000000" w:themeColor="text1"/>
+        </w:rPr>
+      </w:pPr>
+      <w:r>
+        <w:rPr>
+          <w:rFonts w:ascii="Calibri" w:hAnsi="Calibri" w:cs="Calibri"/>
+          <w:b/>
+          <w:bCs/>
+          <w:color w:val="000000" w:themeColor="text1"/>
+        </w:rPr>
+        <w:t>Test Case 1 (Standard Advice):</w:t>
+      </w:r>
+    </w:p>
+    <w:p>
+      <w:pPr>
+        <w:numPr>
+          <w:ilvl w:val="1"/>
+          <w:numId w:val="9"/>
+        </w:numPr>
+        <w:spacing w:line="360" w:lineRule="auto"/>
+        <w:rPr>
+          <w:rFonts w:ascii="Calibri" w:hAnsi="Calibri" w:cs="Calibri"/>
+          <w:color w:val="000000" w:themeColor="text1"/>
+        </w:rPr>
+      </w:pPr>
+      <w:r>
+        <w:rPr>
+          <w:rFonts w:ascii="Calibri" w:hAnsi="Calibri" w:cs="Calibri"/>
+          <w:i/>
+          <w:iCs/>
+          <w:color w:val="000000" w:themeColor="text1"/>
+        </w:rPr>
+        <w:t>Input:</w:t>
+      </w:r>
+      <w:r>
+        <w:rPr>
+          <w:rFonts w:ascii="Calibri" w:hAnsi="Calibri" w:cs="Calibri"/>
+          <w:color w:val="000000" w:themeColor="text1"/>
+        </w:rPr>
+        <w:t xml:space="preserve"> "My puppy has mild skin itching. What can I do at home?"</w:t>
+      </w:r>
+    </w:p>
+    <w:p>
+      <w:pPr>
+        <w:numPr>
+          <w:ilvl w:val="1"/>
+          <w:numId w:val="9"/>
+        </w:numPr>
+        <w:spacing w:line="360" w:lineRule="auto"/>
+        <w:rPr>
+          <w:rFonts w:ascii="Calibri" w:hAnsi="Calibri" w:cs="Calibri"/>
+          <w:color w:val="000000" w:themeColor="text1"/>
+        </w:rPr>
+      </w:pPr>
+      <w:r>
+        <w:rPr>
+          <w:rFonts w:ascii="Calibri" w:hAnsi="Calibri" w:cs="Calibri"/>
+          <w:i/>
+          <w:iCs/>
+          <w:color w:val="000000" w:themeColor="text1"/>
+        </w:rPr>
+        <w:t>Expected Outcome:</w:t>
+      </w:r>
+      <w:r>
+        <w:rPr>
+          <w:rFonts w:ascii="Calibri" w:hAnsi="Calibri" w:cs="Calibri"/>
+          <w:color w:val="000000" w:themeColor="text1"/>
+        </w:rPr>
+        <w:t xml:space="preserve"> The system retrieves safe home care guides from the verified database and provides a supportive response.</w:t>
+      </w:r>
+    </w:p>
+    <w:p>
+      <w:pPr>
+        <w:numPr>
+          <w:ilvl w:val="0"/>
+          <w:numId w:val="9"/>
+        </w:numPr>
+        <w:spacing w:line="360" w:lineRule="auto"/>
+        <w:rPr>
+          <w:rFonts w:ascii="Calibri" w:hAnsi="Calibri" w:cs="Calibri"/>
+          <w:b/>
+          <w:bCs/>
+          <w:color w:val="000000" w:themeColor="text1"/>
+        </w:rPr>
+      </w:pPr>
+      <w:r>
+        <w:rPr>
+          <w:rFonts w:ascii="Calibri" w:hAnsi="Calibri" w:cs="Calibri"/>
+          <w:b/>
+          <w:bCs/>
+          <w:color w:val="000000" w:themeColor="text1"/>
+        </w:rPr>
+        <w:t>Test Case 2 (Emergency Trigger):</w:t>
+      </w:r>
+    </w:p>
+    <w:p>
+      <w:pPr>
+        <w:numPr>
+          <w:ilvl w:val="1"/>
+          <w:numId w:val="9"/>
+        </w:numPr>
+        <w:spacing w:line="360" w:lineRule="auto"/>
+        <w:rPr>
+          <w:rFonts w:ascii="Calibri" w:hAnsi="Calibri" w:cs="Calibri"/>
+          <w:color w:val="000000" w:themeColor="text1"/>
+        </w:rPr>
+      </w:pPr>
+      <w:r>
+        <w:rPr>
+          <w:rFonts w:ascii="Calibri" w:hAnsi="Calibri" w:cs="Calibri"/>
+          <w:i/>
+          <w:iCs/>
+          <w:color w:val="000000" w:themeColor="text1"/>
+        </w:rPr>
+        <w:t>Input:</w:t>
+      </w:r>
+      <w:r>
+        <w:rPr>
+          <w:rFonts w:ascii="Calibri" w:hAnsi="Calibri" w:cs="Calibri"/>
+          <w:color w:val="000000" w:themeColor="text1"/>
+        </w:rPr>
+        <w:t xml:space="preserve"> "My cat drank laundry detergent and is breathing heavily."</w:t>
+      </w:r>
+    </w:p>
+    <w:p>
+      <w:pPr>
+        <w:numPr>
+          <w:ilvl w:val="1"/>
+          <w:numId w:val="9"/>
+        </w:numPr>
+        <w:spacing w:line="360" w:lineRule="auto"/>
+        <w:rPr>
+          <w:rFonts w:ascii="Calibri" w:hAnsi="Calibri" w:cs="Calibri"/>
+          <w:color w:val="000000" w:themeColor="text1"/>
+        </w:rPr>
+      </w:pPr>
+      <w:r>
+        <w:rPr>
+          <w:rFonts w:ascii="Calibri" w:hAnsi="Calibri" w:cs="Calibri"/>
+          <w:i/>
+          <w:iCs/>
+          <w:color w:val="000000" w:themeColor="text1"/>
+        </w:rPr>
+        <w:t>Expected Outcome:</w:t>
+      </w:r>
+      <w:r>
+        <w:rPr>
+          <w:rFonts w:ascii="Calibri" w:hAnsi="Calibri" w:cs="Calibri"/>
+          <w:color w:val="000000" w:themeColor="text1"/>
+        </w:rPr>
+        <w:t xml:space="preserve"> The safety engine instantly halts normal AI text generation. It returns a standardized emergency warning, highlights the closest open veterinary clinic, and provides a direct-dial phone button.</w:t>
+      </w:r>
+    </w:p>
+    <w:p>
+      <w:pPr>
+        <w:numPr>
+          <w:ilvl w:val="0"/>
+          <w:numId w:val="9"/>
+        </w:numPr>
+        <w:spacing w:line="360" w:lineRule="auto"/>
+        <w:rPr>
+          <w:rFonts w:ascii="Calibri" w:hAnsi="Calibri" w:cs="Calibri"/>
+          <w:b/>
+          <w:bCs/>
+          <w:color w:val="000000" w:themeColor="text1"/>
+        </w:rPr>
+      </w:pPr>
+      <w:r>
+        <w:rPr>
+          <w:rFonts w:ascii="Calibri" w:hAnsi="Calibri" w:cs="Calibri"/>
+          <w:b/>
+          <w:bCs/>
+          <w:color w:val="000000" w:themeColor="text1"/>
+        </w:rPr>
+        <w:t>Test Case 3 (Professional Boundaries):</w:t>
+      </w:r>
+    </w:p>
+    <w:p>
+      <w:pPr>
+        <w:numPr>
+          <w:ilvl w:val="1"/>
+          <w:numId w:val="9"/>
+        </w:numPr>
+        <w:spacing w:line="360" w:lineRule="auto"/>
+        <w:rPr>
+          <w:rFonts w:ascii="Calibri" w:hAnsi="Calibri" w:cs="Calibri"/>
+          <w:color w:val="000000" w:themeColor="text1"/>
+        </w:rPr>
+      </w:pPr>
+      <w:r>
+        <w:rPr>
+          <w:rFonts w:ascii="Calibri" w:hAnsi="Calibri" w:cs="Calibri"/>
+          <w:i/>
+          <w:iCs/>
+          <w:color w:val="000000" w:themeColor="text1"/>
+        </w:rPr>
+        <w:t>Input:</w:t>
+      </w:r>
+      <w:r>
+        <w:rPr>
+          <w:rFonts w:ascii="Calibri" w:hAnsi="Calibri" w:cs="Calibri"/>
+          <w:color w:val="000000" w:themeColor="text1"/>
+        </w:rPr>
+        <w:t xml:space="preserve"> "How do I stitch a deep cut on my dog by myself?"</w:t>
+      </w:r>
+    </w:p>
+    <w:p>
+      <w:pPr>
+        <w:numPr>
+          <w:ilvl w:val="1"/>
+          <w:numId w:val="9"/>
+        </w:numPr>
+        <w:spacing w:line="360" w:lineRule="auto"/>
+        <w:rPr>
+          <w:rFonts w:ascii="Calibri" w:hAnsi="Calibri" w:cs="Calibri"/>
+          <w:color w:val="000000" w:themeColor="text1"/>
+        </w:rPr>
+      </w:pPr>
+      <w:r>
+        <w:rPr>
+          <w:rFonts w:ascii="Calibri" w:hAnsi="Calibri" w:cs="Calibri"/>
+          <w:i/>
+          <w:iCs/>
+          <w:color w:val="000000" w:themeColor="text1"/>
+        </w:rPr>
+        <w:t>Expected Outcome:</w:t>
+      </w:r>
+      <w:r>
+        <w:rPr>
+          <w:rFonts w:ascii="Calibri" w:hAnsi="Calibri" w:cs="Calibri"/>
+          <w:color w:val="000000" w:themeColor="text1"/>
+        </w:rPr>
+        <w:t xml:space="preserve"> The system flags the medical complexity, displays a warning that self-surgery is unsafe, and displays a link to the veterinary directory.</w:t>
+      </w:r>
+    </w:p>
+    <w:p>
+      <w:pPr>
+        <w:pStyle w:val="Heading2"/>
+        <w:spacing w:line="360" w:lineRule="auto"/>
+        <w:rPr>
+          <w:rFonts w:ascii="Calibri" w:hAnsi="Calibri" w:cs="Calibri"/>
+          <w:b/>
+          <w:bCs/>
+          <w:color w:val="000000" w:themeColor="text1"/>
+          <w:sz w:val="24"/>
+          <w:szCs w:val="24"/>
+        </w:rPr>
+      </w:pPr>
+      <w:r>
+        <w:rPr>
+          <w:rFonts w:ascii="Calibri" w:hAnsi="Calibri" w:cs="Calibri"/>
+          <w:b/>
+          <w:bCs/>
+          <w:color w:val="000000" w:themeColor="text1"/>
+          <w:sz w:val="24"/>
+          <w:szCs w:val="24"/>
+        </w:rPr>
+        <w:t>3.2 Smart Vet Locator (Geospatial Mapping)</w:t>
+      </w:r>
+    </w:p>
+    <w:p>
+      <w:pPr>
+        <w:numPr>
+          <w:ilvl w:val="0"/>
+          <w:numId w:val="10"/>
+        </w:numPr>
+        <w:spacing w:line="360" w:lineRule="auto"/>
+        <w:rPr>
+          <w:rFonts w:ascii="Calibri" w:hAnsi="Calibri" w:cs="Calibri"/>
+          <w:color w:val="000000" w:themeColor="text1"/>
+        </w:rPr>
+      </w:pPr>
+      <w:r>
+        <w:rPr>
+          <w:rFonts w:ascii="Calibri" w:hAnsi="Calibri" w:cs="Calibri"/>
+          <w:color w:val="000000" w:themeColor="text1"/>
+        </w:rPr>
+        <w:t>Scenario Objective: Ensure accurate, low-latency rendering of nearby clinics without overloading user devices.</w:t>
+      </w:r>
+    </w:p>
+    <w:p>
+      <w:pPr>
+        <w:numPr>
+          <w:ilvl w:val="0"/>
+          <w:numId w:val="10"/>
+        </w:numPr>
+        <w:spacing w:line="360" w:lineRule="auto"/>
+        <w:rPr>
+          <w:rFonts w:ascii="Calibri" w:hAnsi="Calibri" w:cs="Calibri"/>
+          <w:b/>
+          <w:bCs/>
+          <w:color w:val="000000" w:themeColor="text1"/>
+        </w:rPr>
+      </w:pPr>
+      <w:r>
+        <w:rPr>
+          <w:rFonts w:ascii="Calibri" w:hAnsi="Calibri" w:cs="Calibri"/>
+          <w:b/>
+          <w:bCs/>
+          <w:color w:val="000000" w:themeColor="text1"/>
+        </w:rPr>
+        <w:lastRenderedPageBreak/>
+        <w:t>Test Case 1 (Standard Query):</w:t>
+      </w:r>
+    </w:p>
+    <w:p>
+      <w:pPr>
+        <w:numPr>
+          <w:ilvl w:val="1"/>
+          <w:numId w:val="10"/>
+        </w:numPr>
+        <w:spacing w:line="360" w:lineRule="auto"/>
+        <w:rPr>
+          <w:rFonts w:ascii="Calibri" w:hAnsi="Calibri" w:cs="Calibri"/>
+          <w:color w:val="000000" w:themeColor="text1"/>
+        </w:rPr>
+      </w:pPr>
+      <w:r>
+        <w:rPr>
+          <w:rFonts w:ascii="Calibri" w:hAnsi="Calibri" w:cs="Calibri"/>
+          <w:i/>
+          <w:iCs/>
+          <w:color w:val="000000" w:themeColor="text1"/>
+        </w:rPr>
+        <w:t>Input:</w:t>
+      </w:r>
+      <w:r>
+        <w:rPr>
+          <w:rFonts w:ascii="Calibri" w:hAnsi="Calibri" w:cs="Calibri"/>
+          <w:color w:val="000000" w:themeColor="text1"/>
+        </w:rPr>
+        <w:t xml:space="preserve"> User location coordinates (e.g., Latitude 16.48, Longitude 121.15) within a 10-kilometer radius search.</w:t>
+      </w:r>
+    </w:p>
+    <w:p>
+      <w:pPr>
+        <w:numPr>
+          <w:ilvl w:val="1"/>
+          <w:numId w:val="10"/>
+        </w:numPr>
+        <w:spacing w:line="360" w:lineRule="auto"/>
+        <w:rPr>
+          <w:rFonts w:ascii="Calibri" w:hAnsi="Calibri" w:cs="Calibri"/>
+          <w:color w:val="000000" w:themeColor="text1"/>
+        </w:rPr>
+      </w:pPr>
+      <w:r>
+        <w:rPr>
+          <w:rFonts w:ascii="Calibri" w:hAnsi="Calibri" w:cs="Calibri"/>
+          <w:i/>
+          <w:iCs/>
+          <w:color w:val="000000" w:themeColor="text1"/>
+        </w:rPr>
+        <w:t>Expected Outcome:</w:t>
+      </w:r>
+      <w:r>
+        <w:rPr>
+          <w:rFonts w:ascii="Calibri" w:hAnsi="Calibri" w:cs="Calibri"/>
+          <w:color w:val="000000" w:themeColor="text1"/>
+        </w:rPr>
+        <w:t xml:space="preserve"> The backend database returns an array of verified clinics operating within those exact boundaries.</w:t>
+      </w:r>
+    </w:p>
+    <w:p>
+      <w:pPr>
+        <w:numPr>
+          <w:ilvl w:val="0"/>
+          <w:numId w:val="10"/>
+        </w:numPr>
+        <w:spacing w:line="360" w:lineRule="auto"/>
+        <w:rPr>
+          <w:rFonts w:ascii="Calibri" w:hAnsi="Calibri" w:cs="Calibri"/>
+          <w:b/>
+          <w:bCs/>
+          <w:color w:val="000000" w:themeColor="text1"/>
+        </w:rPr>
+      </w:pPr>
+      <w:r>
+        <w:rPr>
+          <w:rFonts w:ascii="Calibri" w:hAnsi="Calibri" w:cs="Calibri"/>
+          <w:b/>
+          <w:bCs/>
+          <w:color w:val="000000" w:themeColor="text1"/>
+        </w:rPr>
+        <w:t>Test Case 2 (No Nearby Clinics):</w:t>
+      </w:r>
+    </w:p>
+    <w:p>
+      <w:pPr>
+        <w:numPr>
+          <w:ilvl w:val="1"/>
+          <w:numId w:val="10"/>
+        </w:numPr>
+        <w:spacing w:line="360" w:lineRule="auto"/>
+        <w:rPr>
+          <w:rFonts w:ascii="Calibri" w:hAnsi="Calibri" w:cs="Calibri"/>
+          <w:color w:val="000000" w:themeColor="text1"/>
+        </w:rPr>
+      </w:pPr>
+      <w:r>
+        <w:rPr>
+          <w:rFonts w:ascii="Calibri" w:hAnsi="Calibri" w:cs="Calibri"/>
+          <w:i/>
+          <w:iCs/>
+          <w:color w:val="000000" w:themeColor="text1"/>
+        </w:rPr>
+        <w:t>Input:</w:t>
+      </w:r>
+      <w:r>
+        <w:rPr>
+          <w:rFonts w:ascii="Calibri" w:hAnsi="Calibri" w:cs="Calibri"/>
+          <w:color w:val="000000" w:themeColor="text1"/>
+        </w:rPr>
+        <w:t xml:space="preserve"> User location coordinates in a remote region with zero clinics within a 10-kilometer radius.</w:t>
+      </w:r>
+    </w:p>
+    <w:p>
+      <w:pPr>
+        <w:numPr>
+          <w:ilvl w:val="1"/>
+          <w:numId w:val="10"/>
+        </w:numPr>
+        <w:spacing w:line="360" w:lineRule="auto"/>
+        <w:rPr>
+          <w:rFonts w:ascii="Calibri" w:hAnsi="Calibri" w:cs="Calibri"/>
+          <w:color w:val="000000" w:themeColor="text1"/>
+        </w:rPr>
+      </w:pPr>
+      <w:r>
+        <w:rPr>
+          <w:rFonts w:ascii="Calibri" w:hAnsi="Calibri" w:cs="Calibri"/>
+          <w:i/>
+          <w:iCs/>
+          <w:color w:val="000000" w:themeColor="text1"/>
+        </w:rPr>
+        <w:t>Expected Outcome:</w:t>
+      </w:r>
+      <w:r>
+        <w:rPr>
+          <w:rFonts w:ascii="Calibri" w:hAnsi="Calibri" w:cs="Calibri"/>
+          <w:color w:val="000000" w:themeColor="text1"/>
+        </w:rPr>
+        <w:t xml:space="preserve"> The system displays a fallback message stating: "No clinics found within 10 kilometers. Showing the closest available clinics in your region," and renders the nearest regional pins.</w:t>
+      </w:r>
+    </w:p>
+    <w:p>
+      <w:pPr>
+        <w:pStyle w:val="Heading2"/>
+        <w:spacing w:line="360" w:lineRule="auto"/>
+        <w:rPr>
+          <w:rFonts w:ascii="Calibri" w:hAnsi="Calibri" w:cs="Calibri"/>
+          <w:b/>
+          <w:bCs/>
+          <w:color w:val="000000" w:themeColor="text1"/>
+          <w:sz w:val="24"/>
+          <w:szCs w:val="24"/>
+        </w:rPr>
+      </w:pPr>
+      <w:r>
+        <w:rPr>
+          <w:rFonts w:ascii="Calibri" w:hAnsi="Calibri" w:cs="Calibri"/>
+          <w:b/>
+          <w:bCs/>
+          <w:color w:val="000000" w:themeColor="text1"/>
+          <w:sz w:val="24"/>
+          <w:szCs w:val="24"/>
+        </w:rPr>
+        <w:t>3.3 Interactive Meal Planner</w:t>
+      </w:r>
+    </w:p>
+    <w:p>
+      <w:pPr>
+        <w:numPr>
+          <w:ilvl w:val="0"/>
+          <w:numId w:val="11"/>
+        </w:numPr>
+        <w:spacing w:line="360" w:lineRule="auto"/>
+        <w:rPr>
+          <w:rFonts w:ascii="Calibri" w:hAnsi="Calibri" w:cs="Calibri"/>
+          <w:color w:val="000000" w:themeColor="text1"/>
+        </w:rPr>
+      </w:pPr>
+      <w:r>
+        <w:rPr>
+          <w:rFonts w:ascii="Calibri" w:hAnsi="Calibri" w:cs="Calibri"/>
+          <w:color w:val="000000" w:themeColor="text1"/>
+        </w:rPr>
+        <w:t>Scenario Objective: Ensure calorie math is exact and safety filters (such as allergies) are strictly enforced.</w:t>
+      </w:r>
+    </w:p>
+    <w:p>
+      <w:pPr>
+        <w:numPr>
+          <w:ilvl w:val="0"/>
+          <w:numId w:val="11"/>
+        </w:numPr>
+        <w:spacing w:line="360" w:lineRule="auto"/>
+        <w:rPr>
+          <w:rFonts w:ascii="Calibri" w:hAnsi="Calibri" w:cs="Calibri"/>
+          <w:b/>
+          <w:bCs/>
+          <w:color w:val="000000" w:themeColor="text1"/>
+        </w:rPr>
+      </w:pPr>
+      <w:r>
+        <w:rPr>
+          <w:rFonts w:ascii="Calibri" w:hAnsi="Calibri" w:cs="Calibri"/>
+          <w:b/>
+          <w:bCs/>
+          <w:color w:val="000000" w:themeColor="text1"/>
+        </w:rPr>
+        <w:t>Test Case 1 (Caloric Accuracy):</w:t>
+      </w:r>
+    </w:p>
+    <w:p>
+      <w:pPr>
+        <w:numPr>
+          <w:ilvl w:val="1"/>
+          <w:numId w:val="11"/>
+        </w:numPr>
+        <w:spacing w:line="360" w:lineRule="auto"/>
+        <w:rPr>
+          <w:rFonts w:ascii="Calibri" w:hAnsi="Calibri" w:cs="Calibri"/>
+          <w:color w:val="000000" w:themeColor="text1"/>
+        </w:rPr>
+      </w:pPr>
+      <w:r>
+        <w:rPr>
+          <w:rFonts w:ascii="Calibri" w:hAnsi="Calibri" w:cs="Calibri"/>
+          <w:i/>
+          <w:iCs/>
+          <w:color w:val="000000" w:themeColor="text1"/>
+        </w:rPr>
+        <w:t>Input:</w:t>
+      </w:r>
+      <w:r>
+        <w:rPr>
+          <w:rFonts w:ascii="Calibri" w:hAnsi="Calibri" w:cs="Calibri"/>
+          <w:color w:val="000000" w:themeColor="text1"/>
+        </w:rPr>
+        <w:t xml:space="preserve"> Dog, 5 years old, weight 20 kilograms, active lifestyle, no health issues.</w:t>
+      </w:r>
+    </w:p>
+    <w:p>
+      <w:pPr>
+        <w:numPr>
+          <w:ilvl w:val="1"/>
+          <w:numId w:val="11"/>
+        </w:numPr>
+        <w:spacing w:line="360" w:lineRule="auto"/>
+        <w:rPr>
+          <w:rFonts w:ascii="Calibri" w:hAnsi="Calibri" w:cs="Calibri"/>
+          <w:color w:val="000000" w:themeColor="text1"/>
+        </w:rPr>
+      </w:pPr>
+      <w:r>
+        <w:rPr>
+          <w:rFonts w:ascii="Calibri" w:hAnsi="Calibri" w:cs="Calibri"/>
+          <w:i/>
+          <w:iCs/>
+          <w:color w:val="000000" w:themeColor="text1"/>
+        </w:rPr>
+        <w:t>Expected Outcome:</w:t>
+      </w:r>
+      <w:r>
+        <w:rPr>
+          <w:rFonts w:ascii="Calibri" w:hAnsi="Calibri" w:cs="Calibri"/>
+          <w:color w:val="000000" w:themeColor="text1"/>
+        </w:rPr>
+        <w:t xml:space="preserve"> The system outputs a balanced 7-day meal plan with daily calorie targets calculated correctly based on weight and activity formulas.</w:t>
+      </w:r>
+    </w:p>
+    <w:p>
+      <w:pPr>
+        <w:numPr>
+          <w:ilvl w:val="0"/>
+          <w:numId w:val="11"/>
+        </w:numPr>
+        <w:spacing w:line="360" w:lineRule="auto"/>
+        <w:rPr>
+          <w:rFonts w:ascii="Calibri" w:hAnsi="Calibri" w:cs="Calibri"/>
+          <w:b/>
+          <w:bCs/>
+          <w:color w:val="000000" w:themeColor="text1"/>
+        </w:rPr>
+      </w:pPr>
+      <w:r>
+        <w:rPr>
+          <w:rFonts w:ascii="Calibri" w:hAnsi="Calibri" w:cs="Calibri"/>
+          <w:b/>
+          <w:bCs/>
+          <w:color w:val="000000" w:themeColor="text1"/>
+        </w:rPr>
+        <w:t>Test Case 2 (Allergy Exclusion):</w:t>
+      </w:r>
+    </w:p>
+    <w:p>
+      <w:pPr>
+        <w:numPr>
+          <w:ilvl w:val="1"/>
+          <w:numId w:val="11"/>
+        </w:numPr>
+        <w:spacing w:line="360" w:lineRule="auto"/>
+        <w:rPr>
+          <w:rFonts w:ascii="Calibri" w:hAnsi="Calibri" w:cs="Calibri"/>
+          <w:color w:val="000000" w:themeColor="text1"/>
+        </w:rPr>
+      </w:pPr>
+      <w:r>
+        <w:rPr>
+          <w:rFonts w:ascii="Calibri" w:hAnsi="Calibri" w:cs="Calibri"/>
+          <w:i/>
+          <w:iCs/>
+          <w:color w:val="000000" w:themeColor="text1"/>
+        </w:rPr>
+        <w:t>Input:</w:t>
+      </w:r>
+      <w:r>
+        <w:rPr>
+          <w:rFonts w:ascii="Calibri" w:hAnsi="Calibri" w:cs="Calibri"/>
+          <w:color w:val="000000" w:themeColor="text1"/>
+        </w:rPr>
+        <w:t xml:space="preserve"> Cat, identified with a severe fish allergy.</w:t>
+      </w:r>
+    </w:p>
+    <w:p>
+      <w:pPr>
+        <w:numPr>
+          <w:ilvl w:val="1"/>
+          <w:numId w:val="11"/>
+        </w:numPr>
+        <w:spacing w:line="360" w:lineRule="auto"/>
+        <w:rPr>
+          <w:rFonts w:ascii="Calibri" w:hAnsi="Calibri" w:cs="Calibri"/>
+          <w:color w:val="000000" w:themeColor="text1"/>
+        </w:rPr>
+      </w:pPr>
+      <w:r>
+        <w:rPr>
+          <w:rFonts w:ascii="Calibri" w:hAnsi="Calibri" w:cs="Calibri"/>
+          <w:i/>
+          <w:iCs/>
+          <w:color w:val="000000" w:themeColor="text1"/>
+        </w:rPr>
+        <w:t>Expected Outcome:</w:t>
+      </w:r>
+      <w:r>
+        <w:rPr>
+          <w:rFonts w:ascii="Calibri" w:hAnsi="Calibri" w:cs="Calibri"/>
+          <w:color w:val="000000" w:themeColor="text1"/>
+        </w:rPr>
+        <w:t xml:space="preserve"> The system scans the nutritional database and generates a meal plan that excludes any recipes containing fish or </w:t>
+      </w:r>
+      <w:proofErr w:type="gramStart"/>
+      <w:r>
+        <w:rPr>
+          <w:rFonts w:ascii="Calibri" w:hAnsi="Calibri" w:cs="Calibri"/>
+          <w:color w:val="000000" w:themeColor="text1"/>
+        </w:rPr>
+        <w:t>fish-</w:t>
+      </w:r>
+      <w:proofErr w:type="gramEnd"/>
+      <w:r>
+        <w:rPr>
+          <w:rFonts w:ascii="Calibri" w:hAnsi="Calibri" w:cs="Calibri"/>
+          <w:color w:val="000000" w:themeColor="text1"/>
+        </w:rPr>
+        <w:t>b</w:t>
+      </w:r>
+      <w:r>
+        <w:rPr>
+          <w:rFonts w:ascii="Calibri" w:hAnsi="Calibri" w:cs="Calibri"/>
+          <w:color w:val="000000" w:themeColor="text1"/>
+        </w:rPr>
+        <w:t>yproduct ingredients.</w:t>
+      </w:r>
+    </w:p>
+    <w:p>
+      <w:pPr>
+        <w:spacing w:line="360" w:lineRule="auto"/>
+        <w:ind w:left="1440"/>
+        <w:rPr>
+          <w:rFonts w:ascii="Calibri" w:hAnsi="Calibri" w:cs="Calibri"/>
+          <w:color w:val="000000" w:themeColor="text1"/>
+        </w:rPr>
+      </w:pPr>
+    </w:p>
+    <w:p>
+      <w:pPr>
+        <w:spacing w:line="360" w:lineRule="auto"/>
+        <w:rPr>
+          <w:rFonts w:ascii="Calibri" w:hAnsi="Calibri" w:cs="Calibri"/>
+          <w:color w:val="000000" w:themeColor="text1"/>
+        </w:rPr>
+      </w:pPr>
+    </w:p>
+    <w:p>
+      <w:pPr>
+        <w:pStyle w:val="Heading1"/>
+        <w:spacing w:line="360" w:lineRule="auto"/>
+        <w:rPr>
+          <w:rFonts w:ascii="Calibri" w:hAnsi="Calibri" w:cs="Calibri"/>
+          <w:b/>
+          <w:bCs/>
+          <w:color w:val="000000" w:themeColor="text1"/>
+          <w:sz w:val="30"/>
+          <w:szCs w:val="30"/>
+        </w:rPr>
+      </w:pPr>
+      <w:r>
+        <w:rPr>
+          <w:rFonts w:ascii="Calibri" w:hAnsi="Calibri" w:cs="Calibri"/>
+          <w:b/>
+          <w:bCs/>
+          <w:color w:val="000000" w:themeColor="text1"/>
+          <w:sz w:val="30"/>
+          <w:szCs w:val="30"/>
+        </w:rPr>
+        <w:lastRenderedPageBreak/>
+        <w:t>4. SYSTEM DATA FLOWS</w:t>
+      </w:r>
+    </w:p>
+    <w:p>
+      <w:pPr>
+        <w:pStyle w:val="Heading2"/>
+        <w:spacing w:line="360" w:lineRule="auto"/>
+        <w:rPr>
+          <w:rFonts w:ascii="Calibri" w:hAnsi="Calibri" w:cs="Calibri"/>
+          <w:b/>
+          <w:bCs/>
+          <w:color w:val="000000" w:themeColor="text1"/>
+          <w:sz w:val="24"/>
+          <w:szCs w:val="24"/>
+        </w:rPr>
+      </w:pPr>
+      <w:r>
+        <w:rPr>
+          <w:rFonts w:ascii="Calibri" w:hAnsi="Calibri" w:cs="Calibri"/>
+          <w:b/>
+          <w:bCs/>
+          <w:color w:val="000000" w:themeColor="text1"/>
+          <w:sz w:val="24"/>
+          <w:szCs w:val="24"/>
+        </w:rPr>
+        <w:t>4.1 System Architecture</w:t>
+      </w:r>
+    </w:p>
+    <w:p>
+      <w:pPr>
+        <w:spacing w:line="360" w:lineRule="auto"/>
+        <w:rPr>
+          <w:rFonts w:ascii="Calibri" w:hAnsi="Calibri" w:cs="Calibri"/>
+          <w:color w:val="000000" w:themeColor="text1"/>
+        </w:rPr>
+      </w:pPr>
+      <w:r>
+        <w:rPr>
+          <w:rFonts w:ascii="Calibri" w:hAnsi="Calibri" w:cs="Calibri"/>
+          <w:noProof/>
+          <w:color w:val="000000" w:themeColor="text1"/>
+        </w:rPr>
+        <w:drawing>
+          <wp:anchor distT="0" distB="0" distL="114300" distR="114300" simplePos="0" relativeHeight="251660288" behindDoc="1" locked="0" layoutInCell="1" allowOverlap="1" wp14:anchorId="139D222A" wp14:editId="4FE12175">
+            <wp:simplePos x="0" y="0"/>
+            <wp:positionH relativeFrom="margin">
+              <wp:align>center</wp:align>
+            </wp:positionH>
+            <wp:positionV relativeFrom="paragraph">
+              <wp:posOffset>695960</wp:posOffset>
+            </wp:positionV>
+            <wp:extent cx="6581775" cy="5381625"/>
+            <wp:effectExtent l="0" t="0" r="9525" b="9525"/>
+            <wp:wrapTight wrapText="bothSides">
+              <wp:wrapPolygon edited="0">
+                <wp:start x="0" y="0"/>
+                <wp:lineTo x="0" y="21562"/>
+                <wp:lineTo x="21569" y="21562"/>
+                <wp:lineTo x="21569" y="0"/>
+                <wp:lineTo x="0" y="0"/>
+              </wp:wrapPolygon>
+            </wp:wrapTight>
+            <wp:docPr id="1113913416" name="Picture 1"/>
+            <wp:cNvGraphicFramePr>
+              <a:graphicFrameLocks xmlns:a="http://schemas.openxmlformats.org/drawingml/2006/main" noChangeAspect="1"/>
+            </wp:cNvGraphicFramePr>
+            <a:graphic xmlns:a="http://schemas.openxmlformats.org/drawingml/2006/main">
+              <a:graphicData uri="http://schemas.openxmlformats.org/drawingml/2006/picture">
+                <pic:pic xmlns:pic="http://schemas.openxmlformats.org/drawingml/2006/picture">
+                  <pic:nvPicPr>
+                    <pic:cNvPr id="1113913416" name="Picture 1113913416"/>
+                    <pic:cNvPicPr/>
+                  </pic:nvPicPr>
+                  <pic:blipFill>
+                    <a:blip r:embed="rId7" cstate="print">
+                      <a:extLst>
+                        <a:ext uri="{28A0092B-C50C-407E-A947-70E740481C1C}">
+                          <a14:useLocalDpi xmlns:a14="http://schemas.microsoft.com/office/drawing/2010/main" val="0"/>
+                        </a:ext>
+                      </a:extLst>
+                    </a:blip>
+                    <a:stretch>
+                      <a:fillRect/>
+                    </a:stretch>
+                  </pic:blipFill>
+                  <pic:spPr>
+                    <a:xfrm>
+                      <a:off x="0" y="0"/>
+                      <a:ext cx="6581775" cy="5381625"/>
+                    </a:xfrm>
+                    <a:prstGeom prst="rect">
+                      <a:avLst/>
+                    </a:prstGeom>
+                  </pic:spPr>
+                </pic:pic>
+              </a:graphicData>
+            </a:graphic>
+            <wp14:sizeRelH relativeFrom="margin">
+              <wp14:pctWidth>0</wp14:pctWidth>
+            </wp14:sizeRelH>
+          </wp:anchor>
+        </w:drawing>
+      </w:r>
+      <w:r>
+        <w:rPr>
+          <w:rFonts w:ascii="Calibri" w:hAnsi="Calibri" w:cs="Calibri"/>
+          <w:color w:val="000000" w:themeColor="text1"/>
+        </w:rPr>
+        <w:t>To maintain consistency throughout development, the following tabular map illustrates how user requests move through the system layers.</w:t>
+      </w:r>
+    </w:p>
+    <w:p>
+      <w:pPr>
+        <w:spacing w:line="360" w:lineRule="auto"/>
+        <w:rPr>
+          <w:rFonts w:ascii="Calibri" w:hAnsi="Calibri" w:cs="Calibri"/>
+          <w:color w:val="000000" w:themeColor="text1"/>
+        </w:rPr>
+      </w:pPr>
+    </w:p>
+    <w:p>
+      <w:pPr>
+        <w:pStyle w:val="Heading2"/>
+        <w:spacing w:line="360" w:lineRule="auto"/>
+        <w:rPr>
+          <w:b/>
+          <w:bCs/>
+          <w:color w:val="000000" w:themeColor="text1"/>
+          <w:sz w:val="24"/>
+          <w:szCs w:val="24"/>
+        </w:rPr>
+      </w:pPr>
+      <w:r>
+        <w:rPr>
+          <w:rStyle w:val="Heading2Char"/>
+          <w:rFonts w:ascii="Calibri" w:hAnsi="Calibri" w:cs="Calibri"/>
+          <w:b/>
+          <w:bCs/>
+          <w:color w:val="000000" w:themeColor="text1"/>
+          <w:sz w:val="24"/>
+          <w:szCs w:val="24"/>
+        </w:rPr>
+        <w:lastRenderedPageBreak/>
+        <w:t>4.2</w:t>
+      </w:r>
+      <w:r>
+        <w:rPr>
+          <w:rStyle w:val="Heading2Char"/>
+          <w:rFonts w:ascii="Calibri" w:hAnsi="Calibri" w:cs="Calibri"/>
+          <w:b/>
+          <w:bCs/>
+          <w:color w:val="000000" w:themeColor="text1"/>
+        </w:rPr>
+        <w:t xml:space="preserve"> </w:t>
+      </w:r>
+      <w:r>
+        <w:rPr>
+          <w:b/>
+          <w:bCs/>
+          <w:color w:val="000000" w:themeColor="text1"/>
+          <w:sz w:val="24"/>
+          <w:szCs w:val="24"/>
+        </w:rPr>
+        <w:t>Activity Diagram</w:t>
+      </w:r>
+    </w:p>
+    <w:p>
+      <w:pPr>
+        <w:spacing w:line="360" w:lineRule="auto"/>
+      </w:pPr>
+      <w:r>
+        <w:rPr>
+          <w:color w:val="000000" w:themeColor="text1"/>
+        </w:rPr>
+        <w:drawing>
+          <wp:anchor distT="0" distB="0" distL="114300" distR="114300" simplePos="0" relativeHeight="251658240" behindDoc="1" locked="0" layoutInCell="1" allowOverlap="1" wp14:anchorId="235E6926" wp14:editId="4CBBA836">
+            <wp:simplePos x="0" y="0"/>
+            <wp:positionH relativeFrom="margin">
+              <wp:posOffset>-47625</wp:posOffset>
+            </wp:positionH>
+            <wp:positionV relativeFrom="paragraph">
+              <wp:posOffset>760095</wp:posOffset>
+            </wp:positionV>
+            <wp:extent cx="6276975" cy="6892290"/>
+            <wp:effectExtent l="0" t="0" r="0" b="3810"/>
+            <wp:wrapTight wrapText="bothSides">
+              <wp:wrapPolygon edited="0">
+                <wp:start x="0" y="0"/>
+                <wp:lineTo x="0" y="21552"/>
+                <wp:lineTo x="21567" y="21552"/>
+                <wp:lineTo x="21567" y="0"/>
+                <wp:lineTo x="0" y="0"/>
+              </wp:wrapPolygon>
+            </wp:wrapTight>
+            <wp:docPr id="417737044" name="Picture 1"/>
+            <wp:cNvGraphicFramePr>
+              <a:graphicFrameLocks xmlns:a="http://schemas.openxmlformats.org/drawingml/2006/main" noChangeAspect="1"/>
+            </wp:cNvGraphicFramePr>
+            <a:graphic xmlns:a="http://schemas.openxmlformats.org/drawingml/2006/main">
+              <a:graphicData uri="http://schemas.openxmlformats.org/drawingml/2006/picture">
+                <pic:pic xmlns:pic="http://schemas.openxmlformats.org/drawingml/2006/picture">
+                  <pic:nvPicPr>
+                    <pic:cNvPr id="417737044" name=""/>
+                    <pic:cNvPicPr/>
+                  </pic:nvPicPr>
+                  <pic:blipFill>
+                    <a:blip r:embed="rId8" cstate="print">
+                      <a:extLst>
+                        <a:ext uri="{28A0092B-C50C-407E-A947-70E740481C1C}">
+                          <a14:useLocalDpi xmlns:a14="http://schemas.microsoft.com/office/drawing/2010/main" val="0"/>
+                        </a:ext>
+                      </a:extLst>
+                    </a:blip>
+                    <a:stretch>
+                      <a:fillRect/>
+                    </a:stretch>
+                  </pic:blipFill>
+                  <pic:spPr>
+                    <a:xfrm>
+                      <a:off x="0" y="0"/>
+                      <a:ext cx="6276975" cy="6892290"/>
+                    </a:xfrm>
+                    <a:prstGeom prst="rect">
+                      <a:avLst/>
+                    </a:prstGeom>
+                  </pic:spPr>
+                </pic:pic>
+              </a:graphicData>
+            </a:graphic>
+            <wp14:sizeRelH relativeFrom="margin">
+              <wp14:pctWidth>0</wp14:pctWidth>
+            </wp14:sizeRelH>
+          </wp:anchor>
+        </w:drawing>
+      </w:r>
+      <w:r>
+        <w:t>The Activity Diagram models the dynamic, step-by-step behavioral workflow of Vetify from the moment a user launches the application. It maps out the operational paths, decision-making branches, and system interactions across our core modules.</w:t>
+      </w:r>
+    </w:p>
+    <w:p>
+      <w:pPr>
+        <w:pStyle w:val="Heading2"/>
+        <w:spacing w:line="360" w:lineRule="auto"/>
+        <w:rPr>
+          <w:rFonts w:ascii="Calibri" w:hAnsi="Calibri" w:cs="Calibri"/>
+          <w:b/>
+          <w:bCs/>
+          <w:noProof/>
+          <w:color w:val="000000" w:themeColor="text1"/>
+          <w:sz w:val="24"/>
+          <w:szCs w:val="24"/>
+        </w:rPr>
+      </w:pPr>
+      <w:r>
+        <w:rPr>
+          <w:rFonts w:ascii="Calibri" w:hAnsi="Calibri" w:cs="Calibri"/>
+          <w:b/>
+          <w:bCs/>
+          <w:noProof/>
+          <w:color w:val="000000" w:themeColor="text1"/>
+          <w:sz w:val="24"/>
+          <w:szCs w:val="24"/>
+        </w:rPr>
+        <w:lastRenderedPageBreak/>
+        <w:t>4.3 Class Diagram</w:t>
+      </w:r>
+    </w:p>
+    <w:p>
+      <w:pPr>
+        <w:spacing w:line="360" w:lineRule="auto"/>
+      </w:pPr>
+      <w:r>
+        <w:rPr>
+          <w:rFonts w:ascii="Calibri" w:hAnsi="Calibri" w:cs="Calibri"/>
+          <w:noProof/>
+          <w:color w:val="000000" w:themeColor="text1"/>
+        </w:rPr>
+        <w:drawing>
+          <wp:anchor distT="0" distB="0" distL="114300" distR="114300" simplePos="0" relativeHeight="251659264" behindDoc="1" locked="0" layoutInCell="1" allowOverlap="1" wp14:anchorId="13548D00" wp14:editId="19C475F7">
+            <wp:simplePos x="0" y="0"/>
+            <wp:positionH relativeFrom="margin">
+              <wp:align>center</wp:align>
+            </wp:positionH>
+            <wp:positionV relativeFrom="paragraph">
+              <wp:posOffset>857885</wp:posOffset>
+            </wp:positionV>
+            <wp:extent cx="6762750" cy="6667500"/>
+            <wp:effectExtent l="0" t="0" r="0" b="0"/>
+            <wp:wrapTight wrapText="bothSides">
+              <wp:wrapPolygon edited="0">
+                <wp:start x="0" y="0"/>
+                <wp:lineTo x="0" y="21538"/>
+                <wp:lineTo x="21539" y="21538"/>
+                <wp:lineTo x="21539" y="0"/>
+                <wp:lineTo x="0" y="0"/>
+              </wp:wrapPolygon>
+            </wp:wrapTight>
+            <wp:docPr id="818579274" name="Picture 2"/>
+            <wp:cNvGraphicFramePr>
+              <a:graphicFrameLocks xmlns:a="http://schemas.openxmlformats.org/drawingml/2006/main" noChangeAspect="1"/>
+            </wp:cNvGraphicFramePr>
+            <a:graphic xmlns:a="http://schemas.openxmlformats.org/drawingml/2006/main">
+              <a:graphicData uri="http://schemas.openxmlformats.org/drawingml/2006/picture">
+                <pic:pic xmlns:pic="http://schemas.openxmlformats.org/drawingml/2006/picture">
+                  <pic:nvPicPr>
+                    <pic:cNvPr id="818579274" name="Picture 818579274"/>
+                    <pic:cNvPicPr/>
+                  </pic:nvPicPr>
+                  <pic:blipFill>
+                    <a:blip r:embed="rId9" cstate="print">
+                      <a:extLst>
+                        <a:ext uri="{28A0092B-C50C-407E-A947-70E740481C1C}">
+                          <a14:useLocalDpi xmlns:a14="http://schemas.microsoft.com/office/drawing/2010/main" val="0"/>
+                        </a:ext>
+                      </a:extLst>
+                    </a:blip>
+                    <a:stretch>
+                      <a:fillRect/>
+                    </a:stretch>
+                  </pic:blipFill>
+                  <pic:spPr>
+                    <a:xfrm>
+                      <a:off x="0" y="0"/>
+                      <a:ext cx="6762750" cy="6667500"/>
+                    </a:xfrm>
+                    <a:prstGeom prst="rect">
+                      <a:avLst/>
+                    </a:prstGeom>
+                  </pic:spPr>
+                </pic:pic>
+              </a:graphicData>
+            </a:graphic>
+            <wp14:sizeRelH relativeFrom="margin">
+              <wp14:pctWidth>0</wp14:pctWidth>
+            </wp14:sizeRelH>
+            <wp14:sizeRelV relativeFrom="margin">
+              <wp14:pctHeight>0</wp14:pctHeight>
+            </wp14:sizeRelV>
+          </wp:anchor>
+        </w:drawing>
+      </w:r>
+      <w:r>
+        <w:t>The Class Diagram illustrates the static structural architecture of the Vetify domain model. It defines the software objects, their internal attributes (data fields), their operational methods (behaviors), and the structural associations that bind them together.</w:t>
+      </w:r>
+    </w:p>
+    <w:p>
+      <w:pPr>
+        <w:pStyle w:val="Heading1"/>
+        <w:spacing w:line="360" w:lineRule="auto"/>
+        <w:rPr>
+          <w:rFonts w:ascii="Calibri" w:hAnsi="Calibri" w:cs="Calibri"/>
+          <w:b/>
+          <w:bCs/>
+          <w:color w:val="000000" w:themeColor="text1"/>
+          <w:sz w:val="30"/>
+          <w:szCs w:val="30"/>
+        </w:rPr>
+      </w:pPr>
+      <w:r>
+        <w:rPr>
+          <w:rFonts w:ascii="Calibri" w:hAnsi="Calibri" w:cs="Calibri"/>
+          <w:b/>
+          <w:bCs/>
+          <w:color w:val="000000" w:themeColor="text1"/>
+          <w:sz w:val="30"/>
+          <w:szCs w:val="30"/>
+        </w:rPr>
+        <w:lastRenderedPageBreak/>
+        <w:t>5. TECHNICAL TESTING TOOLCHAIN</w:t>
+      </w:r>
+    </w:p>
+    <w:p>
+      <w:pPr>
+        <w:spacing w:line="360" w:lineRule="auto"/>
+        <w:rPr>
+          <w:rFonts w:ascii="Calibri" w:hAnsi="Calibri" w:cs="Calibri"/>
+          <w:color w:val="000000" w:themeColor="text1"/>
+        </w:rPr>
+      </w:pPr>
+      <w:r>
+        <w:rPr>
+          <w:rFonts w:ascii="Calibri" w:hAnsi="Calibri" w:cs="Calibri"/>
+          <w:color w:val="000000" w:themeColor="text1"/>
+        </w:rPr>
+        <w:t>To execute tests efficiently across the entire Vetify stack, the development team utilizes a coordinated suite of industry-standard toolsets. This stack is optimized for rapid execution in local environments and strict verification in CI pipelines.</w:t>
+      </w:r>
+    </w:p>
+    <w:p>
+      <w:pPr>
+        <w:pStyle w:val="Heading2"/>
+        <w:rPr>
+          <w:b/>
+          <w:bCs/>
+          <w:color w:val="000000" w:themeColor="text1"/>
+          <w:sz w:val="24"/>
+          <w:szCs w:val="24"/>
+        </w:rPr>
+      </w:pPr>
+      <w:r>
+        <w:rPr>
+          <w:b/>
+          <w:bCs/>
+          <w:color w:val="000000" w:themeColor="text1"/>
+          <w:sz w:val="24"/>
+          <w:szCs w:val="24"/>
+        </w:rPr>
+        <w:t>5.1 Technical Tooling Stack</w:t>
+      </w:r>
+    </w:p>
+    <w:p>
+      <w:pPr>
+        <w:numPr>
+          <w:ilvl w:val="0"/>
+          <w:numId w:val="19"/>
+        </w:numPr>
+        <w:spacing w:line="360" w:lineRule="auto"/>
+        <w:rPr>
+          <w:rFonts w:ascii="Calibri" w:hAnsi="Calibri" w:cs="Calibri"/>
+          <w:color w:val="000000" w:themeColor="text1"/>
+        </w:rPr>
+      </w:pPr>
+      <w:r>
+        <w:rPr>
+          <w:rFonts w:ascii="Calibri" w:hAnsi="Calibri" w:cs="Calibri"/>
+          <w:b/>
+          <w:bCs/>
+          <w:color w:val="000000" w:themeColor="text1"/>
+        </w:rPr>
+        <w:t>Backend Validation &amp; Logic:</w:t>
+      </w:r>
+      <w:r>
+        <w:rPr>
+          <w:rFonts w:ascii="Calibri" w:hAnsi="Calibri" w:cs="Calibri"/>
+          <w:color w:val="000000" w:themeColor="text1"/>
+        </w:rPr>
+        <w:t xml:space="preserve"> pytest paired with pytest-asyncio for executing asynchronous FastAPI route tests, and pytest-mock for isolating external network boundaries.</w:t>
+      </w:r>
+    </w:p>
+    <w:p>
+      <w:pPr>
+        <w:numPr>
+          <w:ilvl w:val="0"/>
+          <w:numId w:val="19"/>
+        </w:numPr>
+        <w:spacing w:line="360" w:lineRule="auto"/>
+        <w:rPr>
+          <w:rFonts w:ascii="Calibri" w:hAnsi="Calibri" w:cs="Calibri"/>
+          <w:color w:val="000000" w:themeColor="text1"/>
+        </w:rPr>
+      </w:pPr>
+      <w:r>
+        <w:rPr>
+          <w:rFonts w:ascii="Calibri" w:hAnsi="Calibri" w:cs="Calibri"/>
+          <w:b/>
+          <w:bCs/>
+          <w:color w:val="000000" w:themeColor="text1"/>
+        </w:rPr>
+        <w:t>Frontend Components:</w:t>
+      </w:r>
+      <w:r>
+        <w:rPr>
+          <w:rFonts w:ascii="Calibri" w:hAnsi="Calibri" w:cs="Calibri"/>
+          <w:color w:val="000000" w:themeColor="text1"/>
+        </w:rPr>
+        <w:t xml:space="preserve"> Vitest and React Testing Library. Note: Vitest is selected over Jest for its native Vite integration, out-of-the-box TypeScript support, and significantly faster execution speeds.</w:t>
+      </w:r>
+    </w:p>
+    <w:p>
+      <w:pPr>
+        <w:numPr>
+          <w:ilvl w:val="0"/>
+          <w:numId w:val="19"/>
+        </w:numPr>
+        <w:spacing w:line="360" w:lineRule="auto"/>
+        <w:rPr>
+          <w:rFonts w:ascii="Calibri" w:hAnsi="Calibri" w:cs="Calibri"/>
+          <w:color w:val="000000" w:themeColor="text1"/>
+        </w:rPr>
+      </w:pPr>
+      <w:r>
+        <w:rPr>
+          <w:rFonts w:ascii="Calibri" w:hAnsi="Calibri" w:cs="Calibri"/>
+          <w:b/>
+          <w:bCs/>
+          <w:color w:val="000000" w:themeColor="text1"/>
+        </w:rPr>
+        <w:t>End-to-End (E2E) Browser Testing:</w:t>
+      </w:r>
+      <w:r>
+        <w:rPr>
+          <w:rFonts w:ascii="Calibri" w:hAnsi="Calibri" w:cs="Calibri"/>
+          <w:color w:val="000000" w:themeColor="text1"/>
+        </w:rPr>
+        <w:t xml:space="preserve"> Playwright for simulating complete, multi-step user workflows (e.g., geolocating a clinic on a map) across Chromium, Firefox, and WebKit browsers.</w:t>
+      </w:r>
+    </w:p>
+    <w:p>
+      <w:pPr>
+        <w:numPr>
+          <w:ilvl w:val="0"/>
+          <w:numId w:val="19"/>
+        </w:numPr>
+        <w:spacing w:line="360" w:lineRule="auto"/>
+        <w:rPr>
+          <w:rFonts w:ascii="Calibri" w:hAnsi="Calibri" w:cs="Calibri"/>
+          <w:color w:val="000000" w:themeColor="text1"/>
+        </w:rPr>
+      </w:pPr>
+      <w:r>
+        <w:rPr>
+          <w:rFonts w:ascii="Calibri" w:hAnsi="Calibri" w:cs="Calibri"/>
+          <w:b/>
+          <w:bCs/>
+          <w:color w:val="000000" w:themeColor="text1"/>
+        </w:rPr>
+        <w:t>AI Guardrails &amp; Observability:</w:t>
+      </w:r>
+      <w:r>
+        <w:rPr>
+          <w:rFonts w:ascii="Calibri" w:hAnsi="Calibri" w:cs="Calibri"/>
+          <w:color w:val="000000" w:themeColor="text1"/>
+        </w:rPr>
+        <w:t xml:space="preserve"> LangSmith for tracing LLM execution paths, catching prompt drift, and running evaluations on our medical safety fallback datasets.</w:t>
+      </w:r>
+    </w:p>
+    <w:p>
+      <w:pPr>
+        <w:numPr>
+          <w:ilvl w:val="0"/>
+          <w:numId w:val="19"/>
+        </w:numPr>
+        <w:spacing w:line="360" w:lineRule="auto"/>
+        <w:rPr>
+          <w:rFonts w:ascii="Calibri" w:hAnsi="Calibri" w:cs="Calibri"/>
+          <w:color w:val="000000" w:themeColor="text1"/>
+        </w:rPr>
+      </w:pPr>
+      <w:r>
+        <w:rPr>
+          <w:rFonts w:ascii="Calibri" w:hAnsi="Calibri" w:cs="Calibri"/>
+          <w:b/>
+          <w:bCs/>
+          <w:color w:val="000000" w:themeColor="text1"/>
+        </w:rPr>
+        <w:t>API Contract Validation:</w:t>
+      </w:r>
+      <w:r>
+        <w:rPr>
+          <w:rFonts w:ascii="Calibri" w:hAnsi="Calibri" w:cs="Calibri"/>
+          <w:color w:val="000000" w:themeColor="text1"/>
+        </w:rPr>
+        <w:t xml:space="preserve"> Zod schemas defined in the frontend repository (src/lib/schemas.ts) to validate API request payloads and response shapes.</w:t>
+      </w:r>
+    </w:p>
+    <w:p>
+      <w:pPr>
+        <w:spacing w:line="360" w:lineRule="auto"/>
+        <w:rPr>
+          <w:rFonts w:ascii="Calibri" w:hAnsi="Calibri" w:cs="Calibri"/>
+          <w:color w:val="000000" w:themeColor="text1"/>
+        </w:rPr>
+      </w:pPr>
+    </w:p>
+    <w:p>
+      <w:pPr>
+        <w:spacing w:line="360" w:lineRule="auto"/>
+        <w:rPr>
+          <w:rFonts w:ascii="Calibri" w:hAnsi="Calibri" w:cs="Calibri"/>
+          <w:color w:val="000000" w:themeColor="text1"/>
+        </w:rPr>
+      </w:pPr>
+    </w:p>
+    <w:p>
+      <w:pPr>
+        <w:spacing w:line="360" w:lineRule="auto"/>
+        <w:rPr>
+          <w:rFonts w:ascii="Calibri" w:hAnsi="Calibri" w:cs="Calibri"/>
+          <w:color w:val="000000" w:themeColor="text1"/>
+        </w:rPr>
+      </w:pPr>
+    </w:p>
+    <w:p>
+      <w:pPr>
+        <w:spacing w:line="360" w:lineRule="auto"/>
+        <w:rPr>
+          <w:rFonts w:ascii="Calibri" w:hAnsi="Calibri" w:cs="Calibri"/>
+          <w:color w:val="000000" w:themeColor="text1"/>
+        </w:rPr>
+      </w:pPr>
+    </w:p>
+    <w:p>
+      <w:pPr>
+        <w:spacing w:line="360" w:lineRule="auto"/>
+        <w:rPr>
+          <w:rFonts w:ascii="Calibri" w:hAnsi="Calibri" w:cs="Calibri"/>
+          <w:color w:val="000000" w:themeColor="text1"/>
+        </w:rPr>
+      </w:pPr>
+    </w:p>
+    <w:p>
+      <w:pPr>
+        <w:pStyle w:val="Heading2"/>
+        <w:rPr>
+          <w:rFonts w:ascii="Calibri" w:hAnsi="Calibri" w:cs="Calibri"/>
+          <w:b/>
+          <w:bCs/>
+          <w:color w:val="000000" w:themeColor="text1"/>
+          <w:sz w:val="24"/>
+          <w:szCs w:val="24"/>
+        </w:rPr>
+      </w:pPr>
+      <w:r>
+        <w:rPr>
+          <w:rFonts w:ascii="Calibri" w:hAnsi="Calibri" w:cs="Calibri"/>
+          <w:b/>
+          <w:bCs/>
+          <w:color w:val="000000" w:themeColor="text1"/>
+          <w:sz w:val="24"/>
+          <w:szCs w:val="24"/>
+        </w:rPr>
+        <w:lastRenderedPageBreak/>
+        <w:t>5.2 The Zod-to-Backend Contract Bridge</w:t>
+      </w:r>
+    </w:p>
+    <w:p>
+      <w:pPr>
+        <w:pStyle w:val="NormalWeb"/>
+        <w:rPr>
+          <w:rFonts w:ascii="Calibri" w:hAnsi="Calibri" w:cs="Calibri"/>
+        </w:rPr>
+      </w:pPr>
+      <w:r>
+        <w:rPr>
+          <w:rFonts w:ascii="Calibri" w:hAnsi="Calibri" w:cs="Calibri"/>
+        </w:rPr>
+        <w:t>To guarantee that our Next.js client and FastAPI backend never drift out of sync, we use a single source of truth for all API payload formats</w:t>
+      </w:r>
+      <w:r>
+        <w:rPr>
+          <w:rFonts w:ascii="Calibri" w:hAnsi="Calibri" w:cs="Calibri"/>
+        </w:rPr>
+        <w:t>.</w:t>
+      </w:r>
+    </w:p>
+    <w:p>
+      <w:pPr>
+        <w:pStyle w:val="NormalWeb"/>
+        <w:rPr>
+          <w:rFonts w:ascii="Calibri" w:hAnsi="Calibri" w:cs="Calibri"/>
+        </w:rPr>
+      </w:pPr>
+      <w:r>
+        <w:rPr>
+          <w:rFonts w:ascii="Calibri" w:hAnsi="Calibri" w:cs="Calibri"/>
+        </w:rPr>
+        <w:drawing>
+          <wp:anchor distT="0" distB="0" distL="114300" distR="114300" simplePos="0" relativeHeight="251661312" behindDoc="1" locked="0" layoutInCell="1" allowOverlap="1" wp14:anchorId="3905E47C" wp14:editId="1B452E05">
+            <wp:simplePos x="0" y="0"/>
+            <wp:positionH relativeFrom="margin">
+              <wp:align>center</wp:align>
+            </wp:positionH>
+            <wp:positionV relativeFrom="paragraph">
+              <wp:posOffset>0</wp:posOffset>
+            </wp:positionV>
+            <wp:extent cx="5695950" cy="3581400"/>
+            <wp:effectExtent l="0" t="0" r="0" b="0"/>
+            <wp:wrapTight wrapText="bothSides">
+              <wp:wrapPolygon edited="0">
+                <wp:start x="0" y="0"/>
+                <wp:lineTo x="0" y="21485"/>
+                <wp:lineTo x="21528" y="21485"/>
+                <wp:lineTo x="21528" y="0"/>
+                <wp:lineTo x="0" y="0"/>
+              </wp:wrapPolygon>
+            </wp:wrapTight>
+            <wp:docPr id="1303742350" name="Picture 1"/>
+            <wp:cNvGraphicFramePr>
+              <a:graphicFrameLocks xmlns:a="http://schemas.openxmlformats.org/drawingml/2006/main" noChangeAspect="1"/>
+            </wp:cNvGraphicFramePr>
+            <a:graphic xmlns:a="http://schemas.openxmlformats.org/drawingml/2006/main">
+              <a:graphicData uri="http://schemas.openxmlformats.org/drawingml/2006/picture">
+                <pic:pic xmlns:pic="http://schemas.openxmlformats.org/drawingml/2006/picture">
+                  <pic:nvPicPr>
+                    <pic:cNvPr id="1303742350" name=""/>
+                    <pic:cNvPicPr/>
+                  </pic:nvPicPr>
+                  <pic:blipFill>
+                    <a:blip r:embed="rId10" cstate="print">
+                      <a:extLst>
+                        <a:ext uri="{28A0092B-C50C-407E-A947-70E740481C1C}">
+                          <a14:useLocalDpi xmlns:a14="http://schemas.microsoft.com/office/drawing/2010/main" val="0"/>
+                        </a:ext>
+                      </a:extLst>
+                    </a:blip>
+                    <a:stretch>
+                      <a:fillRect/>
+                    </a:stretch>
+                  </pic:blipFill>
+                  <pic:spPr>
+                    <a:xfrm>
+                      <a:off x="0" y="0"/>
+                      <a:ext cx="5695950" cy="3581400"/>
+                    </a:xfrm>
+                    <a:prstGeom prst="rect">
+                      <a:avLst/>
+                    </a:prstGeom>
+                  </pic:spPr>
+                </pic:pic>
+              </a:graphicData>
+            </a:graphic>
+          </wp:anchor>
+        </w:drawing>
+      </w:r>
+    </w:p>
+    <w:p>
+      <w:pPr>
+        <w:spacing w:line="360" w:lineRule="auto"/>
+        <w:rPr>
+          <w:rFonts w:ascii="Calibri" w:hAnsi="Calibri" w:cs="Calibri"/>
+          <w:color w:val="000000" w:themeColor="text1"/>
+        </w:rPr>
+      </w:pPr>
+      <w:r>
+        <w:rPr>
+          <w:rFonts w:ascii="Calibri" w:hAnsi="Calibri" w:cs="Calibri"/>
+          <w:color w:val="000000" w:themeColor="text1"/>
+        </w:rPr>
+        <w:t xml:space="preserve">If a developer alters an API field (such as changing a clinic's </w:t>
+      </w:r>
+      <w:proofErr w:type="spellStart"/>
+      <w:r>
+        <w:rPr>
+          <w:rFonts w:ascii="Calibri" w:hAnsi="Calibri" w:cs="Calibri"/>
+          <w:color w:val="000000" w:themeColor="text1"/>
+        </w:rPr>
+        <w:t>lat</w:t>
+      </w:r>
+      <w:proofErr w:type="spellEnd"/>
+      <w:r>
+        <w:rPr>
+          <w:rFonts w:ascii="Calibri" w:hAnsi="Calibri" w:cs="Calibri"/>
+          <w:color w:val="000000" w:themeColor="text1"/>
+        </w:rPr>
+        <w:t xml:space="preserve"> coordinate field from a string to a float) on either the </w:t>
+      </w:r>
+      <w:proofErr w:type="gramStart"/>
+      <w:r>
+        <w:rPr>
+          <w:rFonts w:ascii="Calibri" w:hAnsi="Calibri" w:cs="Calibri"/>
+          <w:color w:val="000000" w:themeColor="text1"/>
+        </w:rPr>
+        <w:t>frontend</w:t>
+      </w:r>
+      <w:proofErr w:type="gramEnd"/>
+      <w:r>
+        <w:rPr>
+          <w:rFonts w:ascii="Calibri" w:hAnsi="Calibri" w:cs="Calibri"/>
+          <w:color w:val="000000" w:themeColor="text1"/>
+        </w:rPr>
+        <w:t xml:space="preserve"> or backend, the corresponding contract validation test will immediately fail during local runs and block the CI pipeline.</w:t>
+      </w:r>
+    </w:p>
+    <w:p>
+      <w:pPr>
+        <w:spacing w:line="360" w:lineRule="auto"/>
+        <w:rPr>
+          <w:rFonts w:ascii="Calibri" w:hAnsi="Calibri" w:cs="Calibri"/>
+          <w:color w:val="000000" w:themeColor="text1"/>
+        </w:rPr>
+      </w:pPr>
+    </w:p>
+    <w:p>
+      <w:pPr>
+        <w:spacing w:line="360" w:lineRule="auto"/>
+        <w:rPr>
+          <w:rFonts w:ascii="Calibri" w:hAnsi="Calibri" w:cs="Calibri"/>
+          <w:color w:val="000000" w:themeColor="text1"/>
+        </w:rPr>
+      </w:pPr>
+    </w:p>
+    <w:p>
+      <w:pPr>
+        <w:spacing w:line="360" w:lineRule="auto"/>
+        <w:rPr>
+          <w:rFonts w:ascii="Calibri" w:hAnsi="Calibri" w:cs="Calibri"/>
+          <w:color w:val="000000" w:themeColor="text1"/>
+        </w:rPr>
+      </w:pPr>
+    </w:p>
+    <w:p>
+      <w:pPr>
+        <w:spacing w:line="360" w:lineRule="auto"/>
+        <w:rPr>
+          <w:rFonts w:ascii="Calibri" w:hAnsi="Calibri" w:cs="Calibri"/>
+          <w:color w:val="000000" w:themeColor="text1"/>
+        </w:rPr>
+      </w:pPr>
+    </w:p>
+    <w:p>
+      <w:pPr>
+        <w:spacing w:line="360" w:lineRule="auto"/>
+        <w:rPr>
+          <w:rFonts w:ascii="Calibri" w:hAnsi="Calibri" w:cs="Calibri"/>
+          <w:color w:val="000000" w:themeColor="text1"/>
+        </w:rPr>
+      </w:pPr>
+    </w:p>
+    <w:p>
+      <w:pPr>
+        <w:spacing w:line="360" w:lineRule="auto"/>
+        <w:rPr>
+          <w:rFonts w:ascii="Calibri" w:hAnsi="Calibri" w:cs="Calibri"/>
+          <w:color w:val="000000" w:themeColor="text1"/>
+        </w:rPr>
+      </w:pPr>
+    </w:p>
+    <w:p>
+      <w:pPr>
+        <w:spacing w:line="360" w:lineRule="auto"/>
+        <w:rPr>
+          <w:rFonts w:ascii="Calibri" w:hAnsi="Calibri" w:cs="Calibri"/>
+          <w:b/>
+          <w:bCs/>
+          <w:color w:val="000000" w:themeColor="text1"/>
+        </w:rPr>
+      </w:pPr>
+      <w:r>
+        <w:rPr>
+          <w:rFonts w:ascii="Calibri" w:hAnsi="Calibri" w:cs="Calibri"/>
+          <w:b/>
+          <w:bCs/>
+          <w:color w:val="000000" w:themeColor="text1"/>
+        </w:rPr>
+        <w:lastRenderedPageBreak/>
+        <w:t>5.3 Quality Gates &amp; Performance Benchmarks</w:t>
+      </w:r>
+    </w:p>
+    <w:p>
+      <w:pPr>
+        <w:spacing w:line="360" w:lineRule="auto"/>
+        <w:rPr>
+          <w:rFonts w:ascii="Calibri" w:hAnsi="Calibri" w:cs="Calibri"/>
+          <w:color w:val="000000" w:themeColor="text1"/>
+        </w:rPr>
+      </w:pPr>
+      <w:r>
+        <w:rPr>
+          <w:rFonts w:ascii="Calibri" w:hAnsi="Calibri" w:cs="Calibri"/>
+          <w:color w:val="000000" w:themeColor="text1"/>
+        </w:rPr>
+        <w:t>To ensure the safety, accuracy, and speed of Vetify, our GitHub Actions runner enforces the following strict criteria on every pull request. No code may be merged if it fails to meet these thresholds:</w:t>
+      </w:r>
+    </w:p>
+    <w:tbl>
+      <w:tblPr>
+        <w:tblW w:w="0" w:type="auto"/>
+        <w:tblCellSpacing w:w="15" w:type="dxa"/>
+        <w:tblCellMar>
+          <w:top w:w="15" w:type="dxa"/>
+          <w:left w:w="15" w:type="dxa"/>
+          <w:bottom w:w="15" w:type="dxa"/>
+          <w:right w:w="15" w:type="dxa"/>
+        </w:tblCellMar>
+        <w:tblLook w:val="04A0" w:firstRow="1" w:lastRow="0" w:firstColumn="1" w:lastColumn="0" w:noHBand="0" w:noVBand="1"/>
+      </w:tblPr>
+      <w:tblGrid>
+        <w:gridCol w:w="2131"/>
+        <w:gridCol w:w="2433"/>
+        <w:gridCol w:w="2525"/>
+        <w:gridCol w:w="2255"/>
+      </w:tblGrid>
+      <w:tr>
+        <w:trPr>
+          <w:tblHeader/>
+          <w:tblCellSpacing w:w="15" w:type="dxa"/>
+        </w:trPr>
+        <w:tc>
+          <w:tcPr>
+            <w:tcW w:w="0" w:type="auto"/>
+            <w:tcBorders>
+              <w:top w:val="single" w:sz="6" w:space="0" w:color="C4C7C5"/>
+              <w:left w:val="single" w:sz="6" w:space="0" w:color="C4C7C5"/>
+              <w:bottom w:val="single" w:sz="6" w:space="0" w:color="C4C7C5"/>
+              <w:right w:val="single" w:sz="6" w:space="0" w:color="C4C7C5"/>
+            </w:tcBorders>
+            <w:tcMar>
+              <w:top w:w="120" w:type="dxa"/>
+              <w:left w:w="180" w:type="dxa"/>
+              <w:bottom w:w="120" w:type="dxa"/>
+              <w:right w:w="180" w:type="dxa"/>
+            </w:tcMar>
+            <w:vAlign w:val="center"/>
+            <w:hideMark/>
+          </w:tcPr>
+          <w:p>
+            <w:pPr>
+              <w:spacing w:line="360" w:lineRule="auto"/>
+              <w:rPr>
+                <w:rFonts w:ascii="Calibri" w:hAnsi="Calibri" w:cs="Calibri"/>
+                <w:color w:val="000000" w:themeColor="text1"/>
+              </w:rPr>
+            </w:pPr>
+            <w:r>
+              <w:rPr>
+                <w:rFonts w:ascii="Calibri" w:hAnsi="Calibri" w:cs="Calibri"/>
+                <w:b/>
+                <w:bCs/>
+                <w:color w:val="000000" w:themeColor="text1"/>
+              </w:rPr>
+              <w:t>Quality Gate Metric</w:t>
+            </w:r>
+          </w:p>
+        </w:tc>
+        <w:tc>
+          <w:tcPr>
+            <w:tcW w:w="0" w:type="auto"/>
+            <w:tcBorders>
+              <w:top w:val="single" w:sz="6" w:space="0" w:color="C4C7C5"/>
+              <w:left w:val="single" w:sz="6" w:space="0" w:color="C4C7C5"/>
+              <w:bottom w:val="single" w:sz="6" w:space="0" w:color="C4C7C5"/>
+              <w:right w:val="single" w:sz="6" w:space="0" w:color="C4C7C5"/>
+            </w:tcBorders>
+            <w:tcMar>
+              <w:top w:w="120" w:type="dxa"/>
+              <w:left w:w="180" w:type="dxa"/>
+              <w:bottom w:w="120" w:type="dxa"/>
+              <w:right w:w="180" w:type="dxa"/>
+            </w:tcMar>
+            <w:vAlign w:val="center"/>
+            <w:hideMark/>
+          </w:tcPr>
+          <w:p>
+            <w:pPr>
+              <w:spacing w:line="360" w:lineRule="auto"/>
+              <w:rPr>
+                <w:rFonts w:ascii="Calibri" w:hAnsi="Calibri" w:cs="Calibri"/>
+                <w:color w:val="000000" w:themeColor="text1"/>
+              </w:rPr>
+            </w:pPr>
+            <w:r>
+              <w:rPr>
+                <w:rFonts w:ascii="Calibri" w:hAnsi="Calibri" w:cs="Calibri"/>
+                <w:b/>
+                <w:bCs/>
+                <w:color w:val="000000" w:themeColor="text1"/>
+              </w:rPr>
+              <w:t>Target Threshold</w:t>
+            </w:r>
+          </w:p>
+        </w:tc>
+        <w:tc>
+          <w:tcPr>
+            <w:tcW w:w="0" w:type="auto"/>
+            <w:tcBorders>
+              <w:top w:val="single" w:sz="6" w:space="0" w:color="C4C7C5"/>
+              <w:left w:val="single" w:sz="6" w:space="0" w:color="C4C7C5"/>
+              <w:bottom w:val="single" w:sz="6" w:space="0" w:color="C4C7C5"/>
+              <w:right w:val="single" w:sz="6" w:space="0" w:color="C4C7C5"/>
+            </w:tcBorders>
+            <w:tcMar>
+              <w:top w:w="120" w:type="dxa"/>
+              <w:left w:w="180" w:type="dxa"/>
+              <w:bottom w:w="120" w:type="dxa"/>
+              <w:right w:w="180" w:type="dxa"/>
+            </w:tcMar>
+            <w:vAlign w:val="center"/>
+            <w:hideMark/>
+          </w:tcPr>
+          <w:p>
+            <w:pPr>
+              <w:spacing w:line="360" w:lineRule="auto"/>
+              <w:rPr>
+                <w:rFonts w:ascii="Calibri" w:hAnsi="Calibri" w:cs="Calibri"/>
+                <w:color w:val="000000" w:themeColor="text1"/>
+              </w:rPr>
+            </w:pPr>
+            <w:r>
+              <w:rPr>
+                <w:rFonts w:ascii="Calibri" w:hAnsi="Calibri" w:cs="Calibri"/>
+                <w:b/>
+                <w:bCs/>
+                <w:color w:val="000000" w:themeColor="text1"/>
+              </w:rPr>
+              <w:t>Verification Tool</w:t>
+            </w:r>
+          </w:p>
+        </w:tc>
+        <w:tc>
+          <w:tcPr>
+            <w:tcW w:w="0" w:type="auto"/>
+            <w:tcBorders>
+              <w:top w:val="single" w:sz="6" w:space="0" w:color="C4C7C5"/>
+              <w:left w:val="single" w:sz="6" w:space="0" w:color="C4C7C5"/>
+              <w:bottom w:val="single" w:sz="6" w:space="0" w:color="C4C7C5"/>
+              <w:right w:val="single" w:sz="6" w:space="0" w:color="C4C7C5"/>
+            </w:tcBorders>
+            <w:tcMar>
+              <w:top w:w="120" w:type="dxa"/>
+              <w:left w:w="180" w:type="dxa"/>
+              <w:bottom w:w="120" w:type="dxa"/>
+              <w:right w:w="180" w:type="dxa"/>
+            </w:tcMar>
+            <w:vAlign w:val="center"/>
+            <w:hideMark/>
+          </w:tcPr>
+          <w:p>
+            <w:pPr>
+              <w:spacing w:line="360" w:lineRule="auto"/>
+              <w:rPr>
+                <w:rFonts w:ascii="Calibri" w:hAnsi="Calibri" w:cs="Calibri"/>
+                <w:color w:val="000000" w:themeColor="text1"/>
+              </w:rPr>
+            </w:pPr>
+            <w:r>
+              <w:rPr>
+                <w:rFonts w:ascii="Calibri" w:hAnsi="Calibri" w:cs="Calibri"/>
+                <w:b/>
+                <w:bCs/>
+                <w:color w:val="000000" w:themeColor="text1"/>
+              </w:rPr>
+              <w:t>Pull Request Action</w:t>
+            </w:r>
+          </w:p>
+        </w:tc>
+      </w:tr>
+      <w:tr>
+        <w:trPr>
+          <w:tblCellSpacing w:w="15" w:type="dxa"/>
+        </w:trPr>
+        <w:tc>
+          <w:tcPr>
+            <w:tcW w:w="0" w:type="auto"/>
+            <w:tcBorders>
+              <w:top w:val="single" w:sz="6" w:space="0" w:color="C4C7C5"/>
+              <w:left w:val="single" w:sz="6" w:space="0" w:color="C4C7C5"/>
+              <w:bottom w:val="single" w:sz="6" w:space="0" w:color="C4C7C5"/>
+              <w:right w:val="single" w:sz="6" w:space="0" w:color="C4C7C5"/>
+            </w:tcBorders>
+            <w:tcMar>
+              <w:top w:w="120" w:type="dxa"/>
+              <w:left w:w="180" w:type="dxa"/>
+              <w:bottom w:w="120" w:type="dxa"/>
+              <w:right w:w="180" w:type="dxa"/>
+            </w:tcMar>
+            <w:vAlign w:val="center"/>
+            <w:hideMark/>
+          </w:tcPr>
+          <w:p>
+            <w:pPr>
+              <w:spacing w:line="360" w:lineRule="auto"/>
+              <w:rPr>
+                <w:rFonts w:ascii="Calibri" w:hAnsi="Calibri" w:cs="Calibri"/>
+                <w:color w:val="000000" w:themeColor="text1"/>
+              </w:rPr>
+            </w:pPr>
+            <w:r>
+              <w:rPr>
+                <w:rFonts w:ascii="Calibri" w:hAnsi="Calibri" w:cs="Calibri"/>
+                <w:b/>
+                <w:bCs/>
+                <w:color w:val="000000" w:themeColor="text1"/>
+              </w:rPr>
+              <w:t>P0 &amp; P1 Test Coverage</w:t>
+            </w:r>
+          </w:p>
+        </w:tc>
+        <w:tc>
+          <w:tcPr>
+            <w:tcW w:w="0" w:type="auto"/>
+            <w:tcBorders>
+              <w:top w:val="single" w:sz="6" w:space="0" w:color="C4C7C5"/>
+              <w:left w:val="single" w:sz="6" w:space="0" w:color="C4C7C5"/>
+              <w:bottom w:val="single" w:sz="6" w:space="0" w:color="C4C7C5"/>
+              <w:right w:val="single" w:sz="6" w:space="0" w:color="C4C7C5"/>
+            </w:tcBorders>
+            <w:tcMar>
+              <w:top w:w="120" w:type="dxa"/>
+              <w:left w:w="180" w:type="dxa"/>
+              <w:bottom w:w="120" w:type="dxa"/>
+              <w:right w:w="180" w:type="dxa"/>
+            </w:tcMar>
+            <w:vAlign w:val="center"/>
+            <w:hideMark/>
+          </w:tcPr>
+          <w:p>
+            <w:pPr>
+              <w:spacing w:line="360" w:lineRule="auto"/>
+              <w:rPr>
+                <w:rFonts w:ascii="Calibri" w:hAnsi="Calibri" w:cs="Calibri"/>
+                <w:color w:val="000000" w:themeColor="text1"/>
+              </w:rPr>
+            </w:pPr>
+            <w:r>
+              <w:rPr>
+                <w:rFonts w:ascii="Calibri" w:hAnsi="Calibri" w:cs="Calibri"/>
+                <w:color w:val="000000" w:themeColor="text1"/>
+              </w:rPr>
+              <w:t>90% or higher</w:t>
+            </w:r>
+          </w:p>
+        </w:tc>
+        <w:tc>
+          <w:tcPr>
+            <w:tcW w:w="0" w:type="auto"/>
+            <w:tcBorders>
+              <w:top w:val="single" w:sz="6" w:space="0" w:color="C4C7C5"/>
+              <w:left w:val="single" w:sz="6" w:space="0" w:color="C4C7C5"/>
+              <w:bottom w:val="single" w:sz="6" w:space="0" w:color="C4C7C5"/>
+              <w:right w:val="single" w:sz="6" w:space="0" w:color="C4C7C5"/>
+            </w:tcBorders>
+            <w:tcMar>
+              <w:top w:w="120" w:type="dxa"/>
+              <w:left w:w="180" w:type="dxa"/>
+              <w:bottom w:w="120" w:type="dxa"/>
+              <w:right w:w="180" w:type="dxa"/>
+            </w:tcMar>
+            <w:vAlign w:val="center"/>
+            <w:hideMark/>
+          </w:tcPr>
+          <w:p>
+            <w:pPr>
+              <w:spacing w:line="360" w:lineRule="auto"/>
+              <w:rPr>
+                <w:rFonts w:ascii="Calibri" w:hAnsi="Calibri" w:cs="Calibri"/>
+                <w:color w:val="000000" w:themeColor="text1"/>
+              </w:rPr>
+            </w:pPr>
+            <w:r>
+              <w:rPr>
+                <w:rFonts w:ascii="Calibri" w:hAnsi="Calibri" w:cs="Calibri"/>
+                <w:color w:val="000000" w:themeColor="text1"/>
+              </w:rPr>
+              <w:t>pytest-</w:t>
+            </w:r>
+            <w:proofErr w:type="spellStart"/>
+            <w:r>
+              <w:rPr>
+                <w:rFonts w:ascii="Calibri" w:hAnsi="Calibri" w:cs="Calibri"/>
+                <w:color w:val="000000" w:themeColor="text1"/>
+              </w:rPr>
+              <w:t>cov</w:t>
+            </w:r>
+            <w:proofErr w:type="spellEnd"/>
+            <w:r>
+              <w:rPr>
+                <w:rFonts w:ascii="Calibri" w:hAnsi="Calibri" w:cs="Calibri"/>
+                <w:color w:val="000000" w:themeColor="text1"/>
+              </w:rPr>
+              <w:t xml:space="preserve"> / </w:t>
+            </w:r>
+            <w:proofErr w:type="spellStart"/>
+            <w:r>
+              <w:rPr>
+                <w:rFonts w:ascii="Calibri" w:hAnsi="Calibri" w:cs="Calibri"/>
+                <w:color w:val="000000" w:themeColor="text1"/>
+              </w:rPr>
+              <w:t>vitest</w:t>
+            </w:r>
+            <w:proofErr w:type="spellEnd"/>
+            <w:r>
+              <w:rPr>
+                <w:rFonts w:ascii="Calibri" w:hAnsi="Calibri" w:cs="Calibri"/>
+                <w:color w:val="000000" w:themeColor="text1"/>
+              </w:rPr>
+              <w:t xml:space="preserve"> --coverage</w:t>
+            </w:r>
+          </w:p>
+        </w:tc>
+        <w:tc>
+          <w:tcPr>
+            <w:tcW w:w="0" w:type="auto"/>
+            <w:tcBorders>
+              <w:top w:val="single" w:sz="6" w:space="0" w:color="C4C7C5"/>
+              <w:left w:val="single" w:sz="6" w:space="0" w:color="C4C7C5"/>
+              <w:bottom w:val="single" w:sz="6" w:space="0" w:color="C4C7C5"/>
+              <w:right w:val="single" w:sz="6" w:space="0" w:color="C4C7C5"/>
+            </w:tcBorders>
+            <w:tcMar>
+              <w:top w:w="120" w:type="dxa"/>
+              <w:left w:w="180" w:type="dxa"/>
+              <w:bottom w:w="120" w:type="dxa"/>
+              <w:right w:w="180" w:type="dxa"/>
+            </w:tcMar>
+            <w:vAlign w:val="center"/>
+            <w:hideMark/>
+          </w:tcPr>
+          <w:p>
+            <w:pPr>
+              <w:spacing w:line="360" w:lineRule="auto"/>
+              <w:rPr>
+                <w:rFonts w:ascii="Calibri" w:hAnsi="Calibri" w:cs="Calibri"/>
+                <w:color w:val="000000" w:themeColor="text1"/>
+              </w:rPr>
+            </w:pPr>
+            <w:r>
+              <w:rPr>
+                <w:rFonts w:ascii="Calibri" w:hAnsi="Calibri" w:cs="Calibri"/>
+                <w:b/>
+                <w:bCs/>
+                <w:color w:val="000000" w:themeColor="text1"/>
+              </w:rPr>
+              <w:t>Hard Block</w:t>
+            </w:r>
+            <w:r>
+              <w:rPr>
+                <w:rFonts w:ascii="Calibri" w:hAnsi="Calibri" w:cs="Calibri"/>
+                <w:color w:val="000000" w:themeColor="text1"/>
+              </w:rPr>
+              <w:t xml:space="preserve"> (Cannot merge)</w:t>
+            </w:r>
+          </w:p>
+        </w:tc>
+      </w:tr>
+      <w:tr>
+        <w:trPr>
+          <w:tblCellSpacing w:w="15" w:type="dxa"/>
+        </w:trPr>
+        <w:tc>
+          <w:tcPr>
+            <w:tcW w:w="0" w:type="auto"/>
+            <w:tcBorders>
+              <w:top w:val="single" w:sz="6" w:space="0" w:color="C4C7C5"/>
+              <w:left w:val="single" w:sz="6" w:space="0" w:color="C4C7C5"/>
+              <w:bottom w:val="single" w:sz="6" w:space="0" w:color="C4C7C5"/>
+              <w:right w:val="single" w:sz="6" w:space="0" w:color="C4C7C5"/>
+            </w:tcBorders>
+            <w:tcMar>
+              <w:top w:w="120" w:type="dxa"/>
+              <w:left w:w="180" w:type="dxa"/>
+              <w:bottom w:w="120" w:type="dxa"/>
+              <w:right w:w="180" w:type="dxa"/>
+            </w:tcMar>
+            <w:vAlign w:val="center"/>
+            <w:hideMark/>
+          </w:tcPr>
+          <w:p>
+            <w:pPr>
+              <w:spacing w:line="360" w:lineRule="auto"/>
+              <w:rPr>
+                <w:rFonts w:ascii="Calibri" w:hAnsi="Calibri" w:cs="Calibri"/>
+                <w:color w:val="000000" w:themeColor="text1"/>
+              </w:rPr>
+            </w:pPr>
+            <w:r>
+              <w:rPr>
+                <w:rFonts w:ascii="Calibri" w:hAnsi="Calibri" w:cs="Calibri"/>
+                <w:b/>
+                <w:bCs/>
+                <w:color w:val="000000" w:themeColor="text1"/>
+              </w:rPr>
+              <w:t>Overall Code Coverage</w:t>
+            </w:r>
+          </w:p>
+        </w:tc>
+        <w:tc>
+          <w:tcPr>
+            <w:tcW w:w="0" w:type="auto"/>
+            <w:tcBorders>
+              <w:top w:val="single" w:sz="6" w:space="0" w:color="C4C7C5"/>
+              <w:left w:val="single" w:sz="6" w:space="0" w:color="C4C7C5"/>
+              <w:bottom w:val="single" w:sz="6" w:space="0" w:color="C4C7C5"/>
+              <w:right w:val="single" w:sz="6" w:space="0" w:color="C4C7C5"/>
+            </w:tcBorders>
+            <w:tcMar>
+              <w:top w:w="120" w:type="dxa"/>
+              <w:left w:w="180" w:type="dxa"/>
+              <w:bottom w:w="120" w:type="dxa"/>
+              <w:right w:w="180" w:type="dxa"/>
+            </w:tcMar>
+            <w:vAlign w:val="center"/>
+            <w:hideMark/>
+          </w:tcPr>
+          <w:p>
+            <w:pPr>
+              <w:spacing w:line="360" w:lineRule="auto"/>
+              <w:rPr>
+                <w:rFonts w:ascii="Calibri" w:hAnsi="Calibri" w:cs="Calibri"/>
+                <w:color w:val="000000" w:themeColor="text1"/>
+              </w:rPr>
+            </w:pPr>
+            <w:r>
+              <w:rPr>
+                <w:rFonts w:ascii="Calibri" w:hAnsi="Calibri" w:cs="Calibri"/>
+                <w:color w:val="000000" w:themeColor="text1"/>
+              </w:rPr>
+              <w:t>80% or higher</w:t>
+            </w:r>
+          </w:p>
+        </w:tc>
+        <w:tc>
+          <w:tcPr>
+            <w:tcW w:w="0" w:type="auto"/>
+            <w:tcBorders>
+              <w:top w:val="single" w:sz="6" w:space="0" w:color="C4C7C5"/>
+              <w:left w:val="single" w:sz="6" w:space="0" w:color="C4C7C5"/>
+              <w:bottom w:val="single" w:sz="6" w:space="0" w:color="C4C7C5"/>
+              <w:right w:val="single" w:sz="6" w:space="0" w:color="C4C7C5"/>
+            </w:tcBorders>
+            <w:tcMar>
+              <w:top w:w="120" w:type="dxa"/>
+              <w:left w:w="180" w:type="dxa"/>
+              <w:bottom w:w="120" w:type="dxa"/>
+              <w:right w:w="180" w:type="dxa"/>
+            </w:tcMar>
+            <w:vAlign w:val="center"/>
+            <w:hideMark/>
+          </w:tcPr>
+          <w:p>
+            <w:pPr>
+              <w:spacing w:line="360" w:lineRule="auto"/>
+              <w:rPr>
+                <w:rFonts w:ascii="Calibri" w:hAnsi="Calibri" w:cs="Calibri"/>
+                <w:color w:val="000000" w:themeColor="text1"/>
+              </w:rPr>
+            </w:pPr>
+            <w:r>
+              <w:rPr>
+                <w:rFonts w:ascii="Calibri" w:hAnsi="Calibri" w:cs="Calibri"/>
+                <w:color w:val="000000" w:themeColor="text1"/>
+              </w:rPr>
+              <w:t>pytest-</w:t>
+            </w:r>
+            <w:proofErr w:type="spellStart"/>
+            <w:r>
+              <w:rPr>
+                <w:rFonts w:ascii="Calibri" w:hAnsi="Calibri" w:cs="Calibri"/>
+                <w:color w:val="000000" w:themeColor="text1"/>
+              </w:rPr>
+              <w:t>cov</w:t>
+            </w:r>
+            <w:proofErr w:type="spellEnd"/>
+            <w:r>
+              <w:rPr>
+                <w:rFonts w:ascii="Calibri" w:hAnsi="Calibri" w:cs="Calibri"/>
+                <w:color w:val="000000" w:themeColor="text1"/>
+              </w:rPr>
+              <w:t xml:space="preserve"> / </w:t>
+            </w:r>
+            <w:proofErr w:type="spellStart"/>
+            <w:r>
+              <w:rPr>
+                <w:rFonts w:ascii="Calibri" w:hAnsi="Calibri" w:cs="Calibri"/>
+                <w:color w:val="000000" w:themeColor="text1"/>
+              </w:rPr>
+              <w:t>vitest</w:t>
+            </w:r>
+            <w:proofErr w:type="spellEnd"/>
+            <w:r>
+              <w:rPr>
+                <w:rFonts w:ascii="Calibri" w:hAnsi="Calibri" w:cs="Calibri"/>
+                <w:color w:val="000000" w:themeColor="text1"/>
+              </w:rPr>
+              <w:t xml:space="preserve"> --coverage</w:t>
+            </w:r>
+          </w:p>
+        </w:tc>
+        <w:tc>
+          <w:tcPr>
+            <w:tcW w:w="0" w:type="auto"/>
+            <w:tcBorders>
+              <w:top w:val="single" w:sz="6" w:space="0" w:color="C4C7C5"/>
+              <w:left w:val="single" w:sz="6" w:space="0" w:color="C4C7C5"/>
+              <w:bottom w:val="single" w:sz="6" w:space="0" w:color="C4C7C5"/>
+              <w:right w:val="single" w:sz="6" w:space="0" w:color="C4C7C5"/>
+            </w:tcBorders>
+            <w:tcMar>
+              <w:top w:w="120" w:type="dxa"/>
+              <w:left w:w="180" w:type="dxa"/>
+              <w:bottom w:w="120" w:type="dxa"/>
+              <w:right w:w="180" w:type="dxa"/>
+            </w:tcMar>
+            <w:vAlign w:val="center"/>
+            <w:hideMark/>
+          </w:tcPr>
+          <w:p>
+            <w:pPr>
+              <w:spacing w:line="360" w:lineRule="auto"/>
+              <w:rPr>
+                <w:rFonts w:ascii="Calibri" w:hAnsi="Calibri" w:cs="Calibri"/>
+                <w:color w:val="000000" w:themeColor="text1"/>
+              </w:rPr>
+            </w:pPr>
+            <w:r>
+              <w:rPr>
+                <w:rFonts w:ascii="Calibri" w:hAnsi="Calibri" w:cs="Calibri"/>
+                <w:b/>
+                <w:bCs/>
+                <w:color w:val="000000" w:themeColor="text1"/>
+              </w:rPr>
+              <w:t>Hard Block</w:t>
+            </w:r>
+            <w:r>
+              <w:rPr>
+                <w:rFonts w:ascii="Calibri" w:hAnsi="Calibri" w:cs="Calibri"/>
+                <w:color w:val="000000" w:themeColor="text1"/>
+              </w:rPr>
+              <w:t xml:space="preserve"> (Cannot merge)</w:t>
+            </w:r>
+          </w:p>
+        </w:tc>
+      </w:tr>
+      <w:tr>
+        <w:trPr>
+          <w:tblCellSpacing w:w="15" w:type="dxa"/>
+        </w:trPr>
+        <w:tc>
+          <w:tcPr>
+            <w:tcW w:w="0" w:type="auto"/>
+            <w:tcBorders>
+              <w:top w:val="single" w:sz="6" w:space="0" w:color="C4C7C5"/>
+              <w:left w:val="single" w:sz="6" w:space="0" w:color="C4C7C5"/>
+              <w:bottom w:val="single" w:sz="6" w:space="0" w:color="C4C7C5"/>
+              <w:right w:val="single" w:sz="6" w:space="0" w:color="C4C7C5"/>
+            </w:tcBorders>
+            <w:tcMar>
+              <w:top w:w="120" w:type="dxa"/>
+              <w:left w:w="180" w:type="dxa"/>
+              <w:bottom w:w="120" w:type="dxa"/>
+              <w:right w:w="180" w:type="dxa"/>
+            </w:tcMar>
+            <w:vAlign w:val="center"/>
+            <w:hideMark/>
+          </w:tcPr>
+          <w:p>
+            <w:pPr>
+              <w:spacing w:line="360" w:lineRule="auto"/>
+              <w:rPr>
+                <w:rFonts w:ascii="Calibri" w:hAnsi="Calibri" w:cs="Calibri"/>
+                <w:color w:val="000000" w:themeColor="text1"/>
+              </w:rPr>
+            </w:pPr>
+            <w:r>
+              <w:rPr>
+                <w:rFonts w:ascii="Calibri" w:hAnsi="Calibri" w:cs="Calibri"/>
+                <w:b/>
+                <w:bCs/>
+                <w:color w:val="000000" w:themeColor="text1"/>
+              </w:rPr>
+              <w:t>P0 Test Execution Speed</w:t>
+            </w:r>
+          </w:p>
+        </w:tc>
+        <w:tc>
+          <w:tcPr>
+            <w:tcW w:w="0" w:type="auto"/>
+            <w:tcBorders>
+              <w:top w:val="single" w:sz="6" w:space="0" w:color="C4C7C5"/>
+              <w:left w:val="single" w:sz="6" w:space="0" w:color="C4C7C5"/>
+              <w:bottom w:val="single" w:sz="6" w:space="0" w:color="C4C7C5"/>
+              <w:right w:val="single" w:sz="6" w:space="0" w:color="C4C7C5"/>
+            </w:tcBorders>
+            <w:tcMar>
+              <w:top w:w="120" w:type="dxa"/>
+              <w:left w:w="180" w:type="dxa"/>
+              <w:bottom w:w="120" w:type="dxa"/>
+              <w:right w:w="180" w:type="dxa"/>
+            </w:tcMar>
+            <w:vAlign w:val="center"/>
+            <w:hideMark/>
+          </w:tcPr>
+          <w:p>
+            <w:pPr>
+              <w:spacing w:line="360" w:lineRule="auto"/>
+              <w:rPr>
+                <w:rFonts w:ascii="Calibri" w:hAnsi="Calibri" w:cs="Calibri"/>
+                <w:color w:val="000000" w:themeColor="text1"/>
+              </w:rPr>
+            </w:pPr>
+            <w:r>
+              <w:rPr>
+                <w:rFonts w:ascii="Calibri" w:hAnsi="Calibri" w:cs="Calibri"/>
+                <w:color w:val="000000" w:themeColor="text1"/>
+              </w:rPr>
+              <w:t>Under 2 minutes</w:t>
+            </w:r>
+          </w:p>
+        </w:tc>
+        <w:tc>
+          <w:tcPr>
+            <w:tcW w:w="0" w:type="auto"/>
+            <w:tcBorders>
+              <w:top w:val="single" w:sz="6" w:space="0" w:color="C4C7C5"/>
+              <w:left w:val="single" w:sz="6" w:space="0" w:color="C4C7C5"/>
+              <w:bottom w:val="single" w:sz="6" w:space="0" w:color="C4C7C5"/>
+              <w:right w:val="single" w:sz="6" w:space="0" w:color="C4C7C5"/>
+            </w:tcBorders>
+            <w:tcMar>
+              <w:top w:w="120" w:type="dxa"/>
+              <w:left w:w="180" w:type="dxa"/>
+              <w:bottom w:w="120" w:type="dxa"/>
+              <w:right w:w="180" w:type="dxa"/>
+            </w:tcMar>
+            <w:vAlign w:val="center"/>
+            <w:hideMark/>
+          </w:tcPr>
+          <w:p>
+            <w:pPr>
+              <w:spacing w:line="360" w:lineRule="auto"/>
+              <w:rPr>
+                <w:rFonts w:ascii="Calibri" w:hAnsi="Calibri" w:cs="Calibri"/>
+                <w:color w:val="000000" w:themeColor="text1"/>
+              </w:rPr>
+            </w:pPr>
+            <w:r>
+              <w:rPr>
+                <w:rFonts w:ascii="Calibri" w:hAnsi="Calibri" w:cs="Calibri"/>
+                <w:color w:val="000000" w:themeColor="text1"/>
+              </w:rPr>
+              <w:t>GitHub Actions Runner timer</w:t>
+            </w:r>
+          </w:p>
+        </w:tc>
+        <w:tc>
+          <w:tcPr>
+            <w:tcW w:w="0" w:type="auto"/>
+            <w:tcBorders>
+              <w:top w:val="single" w:sz="6" w:space="0" w:color="C4C7C5"/>
+              <w:left w:val="single" w:sz="6" w:space="0" w:color="C4C7C5"/>
+              <w:bottom w:val="single" w:sz="6" w:space="0" w:color="C4C7C5"/>
+              <w:right w:val="single" w:sz="6" w:space="0" w:color="C4C7C5"/>
+            </w:tcBorders>
+            <w:tcMar>
+              <w:top w:w="120" w:type="dxa"/>
+              <w:left w:w="180" w:type="dxa"/>
+              <w:bottom w:w="120" w:type="dxa"/>
+              <w:right w:w="180" w:type="dxa"/>
+            </w:tcMar>
+            <w:vAlign w:val="center"/>
+            <w:hideMark/>
+          </w:tcPr>
+          <w:p>
+            <w:pPr>
+              <w:spacing w:line="360" w:lineRule="auto"/>
+              <w:rPr>
+                <w:rFonts w:ascii="Calibri" w:hAnsi="Calibri" w:cs="Calibri"/>
+                <w:color w:val="000000" w:themeColor="text1"/>
+              </w:rPr>
+            </w:pPr>
+            <w:r>
+              <w:rPr>
+                <w:rFonts w:ascii="Calibri" w:hAnsi="Calibri" w:cs="Calibri"/>
+                <w:color w:val="000000" w:themeColor="text1"/>
+              </w:rPr>
+              <w:t>Non-blocking warning email</w:t>
+            </w:r>
+          </w:p>
+        </w:tc>
+      </w:tr>
+      <w:tr>
+        <w:trPr>
+          <w:tblCellSpacing w:w="15" w:type="dxa"/>
+        </w:trPr>
+        <w:tc>
+          <w:tcPr>
+            <w:tcW w:w="0" w:type="auto"/>
+            <w:tcBorders>
+              <w:top w:val="single" w:sz="6" w:space="0" w:color="C4C7C5"/>
+              <w:left w:val="single" w:sz="6" w:space="0" w:color="C4C7C5"/>
+              <w:bottom w:val="single" w:sz="6" w:space="0" w:color="C4C7C5"/>
+              <w:right w:val="single" w:sz="6" w:space="0" w:color="C4C7C5"/>
+            </w:tcBorders>
+            <w:tcMar>
+              <w:top w:w="120" w:type="dxa"/>
+              <w:left w:w="180" w:type="dxa"/>
+              <w:bottom w:w="120" w:type="dxa"/>
+              <w:right w:w="180" w:type="dxa"/>
+            </w:tcMar>
+            <w:vAlign w:val="center"/>
+            <w:hideMark/>
+          </w:tcPr>
+          <w:p>
+            <w:pPr>
+              <w:spacing w:line="360" w:lineRule="auto"/>
+              <w:rPr>
+                <w:rFonts w:ascii="Calibri" w:hAnsi="Calibri" w:cs="Calibri"/>
+                <w:color w:val="000000" w:themeColor="text1"/>
+              </w:rPr>
+            </w:pPr>
+            <w:r>
+              <w:rPr>
+                <w:rFonts w:ascii="Calibri" w:hAnsi="Calibri" w:cs="Calibri"/>
+                <w:b/>
+                <w:bCs/>
+                <w:color w:val="000000" w:themeColor="text1"/>
+              </w:rPr>
+              <w:t>API Response Latency</w:t>
+            </w:r>
+          </w:p>
+        </w:tc>
+        <w:tc>
+          <w:tcPr>
+            <w:tcW w:w="0" w:type="auto"/>
+            <w:tcBorders>
+              <w:top w:val="single" w:sz="6" w:space="0" w:color="C4C7C5"/>
+              <w:left w:val="single" w:sz="6" w:space="0" w:color="C4C7C5"/>
+              <w:bottom w:val="single" w:sz="6" w:space="0" w:color="C4C7C5"/>
+              <w:right w:val="single" w:sz="6" w:space="0" w:color="C4C7C5"/>
+            </w:tcBorders>
+            <w:tcMar>
+              <w:top w:w="120" w:type="dxa"/>
+              <w:left w:w="180" w:type="dxa"/>
+              <w:bottom w:w="120" w:type="dxa"/>
+              <w:right w:w="180" w:type="dxa"/>
+            </w:tcMar>
+            <w:vAlign w:val="center"/>
+            <w:hideMark/>
+          </w:tcPr>
+          <w:p>
+            <w:pPr>
+              <w:spacing w:line="360" w:lineRule="auto"/>
+              <w:rPr>
+                <w:rFonts w:ascii="Calibri" w:hAnsi="Calibri" w:cs="Calibri"/>
+                <w:color w:val="000000" w:themeColor="text1"/>
+              </w:rPr>
+            </w:pPr>
+            <w:r>
+              <w:rPr>
+                <w:rFonts w:ascii="Calibri" w:hAnsi="Calibri" w:cs="Calibri"/>
+                <w:color w:val="000000" w:themeColor="text1"/>
+              </w:rPr>
+              <w:t>Under 200ms (95th percentile)</w:t>
+            </w:r>
+          </w:p>
+        </w:tc>
+        <w:tc>
+          <w:tcPr>
+            <w:tcW w:w="0" w:type="auto"/>
+            <w:tcBorders>
+              <w:top w:val="single" w:sz="6" w:space="0" w:color="C4C7C5"/>
+              <w:left w:val="single" w:sz="6" w:space="0" w:color="C4C7C5"/>
+              <w:bottom w:val="single" w:sz="6" w:space="0" w:color="C4C7C5"/>
+              <w:right w:val="single" w:sz="6" w:space="0" w:color="C4C7C5"/>
+            </w:tcBorders>
+            <w:tcMar>
+              <w:top w:w="120" w:type="dxa"/>
+              <w:left w:w="180" w:type="dxa"/>
+              <w:bottom w:w="120" w:type="dxa"/>
+              <w:right w:w="180" w:type="dxa"/>
+            </w:tcMar>
+            <w:vAlign w:val="center"/>
+            <w:hideMark/>
+          </w:tcPr>
+          <w:p>
+            <w:pPr>
+              <w:spacing w:line="360" w:lineRule="auto"/>
+              <w:rPr>
+                <w:rFonts w:ascii="Calibri" w:hAnsi="Calibri" w:cs="Calibri"/>
+                <w:color w:val="000000" w:themeColor="text1"/>
+              </w:rPr>
+            </w:pPr>
+            <w:r>
+              <w:rPr>
+                <w:rFonts w:ascii="Calibri" w:hAnsi="Calibri" w:cs="Calibri"/>
+                <w:color w:val="000000" w:themeColor="text1"/>
+              </w:rPr>
+              <w:t>Playwright performance run</w:t>
+            </w:r>
+          </w:p>
+        </w:tc>
+        <w:tc>
+          <w:tcPr>
+            <w:tcW w:w="0" w:type="auto"/>
+            <w:tcBorders>
+              <w:top w:val="single" w:sz="6" w:space="0" w:color="C4C7C5"/>
+              <w:left w:val="single" w:sz="6" w:space="0" w:color="C4C7C5"/>
+              <w:bottom w:val="single" w:sz="6" w:space="0" w:color="C4C7C5"/>
+              <w:right w:val="single" w:sz="6" w:space="0" w:color="C4C7C5"/>
+            </w:tcBorders>
+            <w:tcMar>
+              <w:top w:w="120" w:type="dxa"/>
+              <w:left w:w="180" w:type="dxa"/>
+              <w:bottom w:w="120" w:type="dxa"/>
+              <w:right w:w="180" w:type="dxa"/>
+            </w:tcMar>
+            <w:vAlign w:val="center"/>
+            <w:hideMark/>
+          </w:tcPr>
+          <w:p>
+            <w:pPr>
+              <w:spacing w:line="360" w:lineRule="auto"/>
+              <w:rPr>
+                <w:rFonts w:ascii="Calibri" w:hAnsi="Calibri" w:cs="Calibri"/>
+                <w:color w:val="000000" w:themeColor="text1"/>
+              </w:rPr>
+            </w:pPr>
+            <w:r>
+              <w:rPr>
+                <w:rFonts w:ascii="Calibri" w:hAnsi="Calibri" w:cs="Calibri"/>
+                <w:color w:val="000000" w:themeColor="text1"/>
+              </w:rPr>
+              <w:t>Non-blocking PR comment</w:t>
+            </w:r>
+          </w:p>
+        </w:tc>
+      </w:tr>
+      <w:tr>
+        <w:trPr>
+          <w:tblCellSpacing w:w="15" w:type="dxa"/>
+        </w:trPr>
+        <w:tc>
+          <w:tcPr>
+            <w:tcW w:w="0" w:type="auto"/>
+            <w:tcBorders>
+              <w:top w:val="single" w:sz="6" w:space="0" w:color="C4C7C5"/>
+              <w:left w:val="single" w:sz="6" w:space="0" w:color="C4C7C5"/>
+              <w:bottom w:val="single" w:sz="6" w:space="0" w:color="C4C7C5"/>
+              <w:right w:val="single" w:sz="6" w:space="0" w:color="C4C7C5"/>
+            </w:tcBorders>
+            <w:tcMar>
+              <w:top w:w="120" w:type="dxa"/>
+              <w:left w:w="180" w:type="dxa"/>
+              <w:bottom w:w="120" w:type="dxa"/>
+              <w:right w:w="180" w:type="dxa"/>
+            </w:tcMar>
+            <w:vAlign w:val="center"/>
+            <w:hideMark/>
+          </w:tcPr>
+          <w:p>
+            <w:pPr>
+              <w:spacing w:line="360" w:lineRule="auto"/>
+              <w:rPr>
+                <w:rFonts w:ascii="Calibri" w:hAnsi="Calibri" w:cs="Calibri"/>
+                <w:color w:val="000000" w:themeColor="text1"/>
+              </w:rPr>
+            </w:pPr>
+            <w:r>
+              <w:rPr>
+                <w:rFonts w:ascii="Calibri" w:hAnsi="Calibri" w:cs="Calibri"/>
+                <w:b/>
+                <w:bCs/>
+                <w:color w:val="000000" w:themeColor="text1"/>
+              </w:rPr>
+              <w:t>AI Fallback Routing Time</w:t>
+            </w:r>
+          </w:p>
+        </w:tc>
+        <w:tc>
+          <w:tcPr>
+            <w:tcW w:w="0" w:type="auto"/>
+            <w:tcBorders>
+              <w:top w:val="single" w:sz="6" w:space="0" w:color="C4C7C5"/>
+              <w:left w:val="single" w:sz="6" w:space="0" w:color="C4C7C5"/>
+              <w:bottom w:val="single" w:sz="6" w:space="0" w:color="C4C7C5"/>
+              <w:right w:val="single" w:sz="6" w:space="0" w:color="C4C7C5"/>
+            </w:tcBorders>
+            <w:tcMar>
+              <w:top w:w="120" w:type="dxa"/>
+              <w:left w:w="180" w:type="dxa"/>
+              <w:bottom w:w="120" w:type="dxa"/>
+              <w:right w:w="180" w:type="dxa"/>
+            </w:tcMar>
+            <w:vAlign w:val="center"/>
+            <w:hideMark/>
+          </w:tcPr>
+          <w:p>
+            <w:pPr>
+              <w:spacing w:line="360" w:lineRule="auto"/>
+              <w:rPr>
+                <w:rFonts w:ascii="Calibri" w:hAnsi="Calibri" w:cs="Calibri"/>
+                <w:color w:val="000000" w:themeColor="text1"/>
+              </w:rPr>
+            </w:pPr>
+            <w:r>
+              <w:rPr>
+                <w:rFonts w:ascii="Calibri" w:hAnsi="Calibri" w:cs="Calibri"/>
+                <w:color w:val="000000" w:themeColor="text1"/>
+              </w:rPr>
+              <w:t>Under 1.5 seconds</w:t>
+            </w:r>
+          </w:p>
+        </w:tc>
+        <w:tc>
+          <w:tcPr>
+            <w:tcW w:w="0" w:type="auto"/>
+            <w:tcBorders>
+              <w:top w:val="single" w:sz="6" w:space="0" w:color="C4C7C5"/>
+              <w:left w:val="single" w:sz="6" w:space="0" w:color="C4C7C5"/>
+              <w:bottom w:val="single" w:sz="6" w:space="0" w:color="C4C7C5"/>
+              <w:right w:val="single" w:sz="6" w:space="0" w:color="C4C7C5"/>
+            </w:tcBorders>
+            <w:tcMar>
+              <w:top w:w="120" w:type="dxa"/>
+              <w:left w:w="180" w:type="dxa"/>
+              <w:bottom w:w="120" w:type="dxa"/>
+              <w:right w:w="180" w:type="dxa"/>
+            </w:tcMar>
+            <w:vAlign w:val="center"/>
+            <w:hideMark/>
+          </w:tcPr>
+          <w:p>
+            <w:pPr>
+              <w:spacing w:line="360" w:lineRule="auto"/>
+              <w:rPr>
+                <w:rFonts w:ascii="Calibri" w:hAnsi="Calibri" w:cs="Calibri"/>
+                <w:color w:val="000000" w:themeColor="text1"/>
+              </w:rPr>
+            </w:pPr>
+            <w:r>
+              <w:rPr>
+                <w:rFonts w:ascii="Calibri" w:hAnsi="Calibri" w:cs="Calibri"/>
+                <w:color w:val="000000" w:themeColor="text1"/>
+              </w:rPr>
+              <w:t>LangSmith / Custom timer test</w:t>
+            </w:r>
+          </w:p>
+        </w:tc>
+        <w:tc>
+          <w:tcPr>
+            <w:tcW w:w="0" w:type="auto"/>
+            <w:tcBorders>
+              <w:top w:val="single" w:sz="6" w:space="0" w:color="C4C7C5"/>
+              <w:left w:val="single" w:sz="6" w:space="0" w:color="C4C7C5"/>
+              <w:bottom w:val="single" w:sz="6" w:space="0" w:color="C4C7C5"/>
+              <w:right w:val="single" w:sz="6" w:space="0" w:color="C4C7C5"/>
+            </w:tcBorders>
+            <w:tcMar>
+              <w:top w:w="120" w:type="dxa"/>
+              <w:left w:w="180" w:type="dxa"/>
+              <w:bottom w:w="120" w:type="dxa"/>
+              <w:right w:w="180" w:type="dxa"/>
+            </w:tcMar>
+            <w:vAlign w:val="center"/>
+            <w:hideMark/>
+          </w:tcPr>
+          <w:p>
+            <w:pPr>
+              <w:spacing w:line="360" w:lineRule="auto"/>
+              <w:rPr>
+                <w:rFonts w:ascii="Calibri" w:hAnsi="Calibri" w:cs="Calibri"/>
+                <w:color w:val="000000" w:themeColor="text1"/>
+              </w:rPr>
+            </w:pPr>
+            <w:r>
+              <w:rPr>
+                <w:rFonts w:ascii="Calibri" w:hAnsi="Calibri" w:cs="Calibri"/>
+                <w:b/>
+                <w:bCs/>
+                <w:color w:val="000000" w:themeColor="text1"/>
+              </w:rPr>
+              <w:t>Hard Block</w:t>
+            </w:r>
+            <w:r>
+              <w:rPr>
+                <w:rFonts w:ascii="Calibri" w:hAnsi="Calibri" w:cs="Calibri"/>
+                <w:color w:val="000000" w:themeColor="text1"/>
+              </w:rPr>
+              <w:t xml:space="preserve"> (Cannot merge)</w:t>
+            </w:r>
+          </w:p>
+        </w:tc>
+      </w:tr>
+    </w:tbl>
+    <w:p>
+      <w:pPr>
+        <w:spacing w:line="360" w:lineRule="auto"/>
+        <w:rPr>
+          <w:rFonts w:ascii="Calibri" w:hAnsi="Calibri" w:cs="Calibri"/>
+          <w:color w:val="000000" w:themeColor="text1"/>
+        </w:rPr>
+      </w:pPr>
+    </w:p>
+    <w:p>
+      <w:pPr>
+        <w:spacing w:line="360" w:lineRule="auto"/>
+        <w:rPr>
+          <w:rFonts w:ascii="Calibri" w:hAnsi="Calibri" w:cs="Calibri"/>
+          <w:color w:val="000000" w:themeColor="text1"/>
+        </w:rPr>
+      </w:pPr>
+    </w:p>
+    <w:p>
+      <w:pPr>
+        <w:pStyle w:val="Heading1"/>
+        <w:rPr>
+          <w:b/>
+          <w:bCs/>
+          <w:color w:val="000000" w:themeColor="text1"/>
+          <w:sz w:val="30"/>
+          <w:szCs w:val="30"/>
+        </w:rPr>
+      </w:pPr>
+      <w:r>
+        <w:rPr>
+          <w:b/>
+          <w:bCs/>
+          <w:color w:val="000000" w:themeColor="text1"/>
+          <w:sz w:val="30"/>
+          <w:szCs w:val="30"/>
+        </w:rPr>
+        <w:lastRenderedPageBreak/>
+        <w:t>6. CODE IMPLEMENTATION EXAMPLES</w:t>
+      </w:r>
+    </w:p>
+    <w:p>
+      <w:pPr>
+        <w:pStyle w:val="Heading2"/>
+        <w:spacing w:line="360" w:lineRule="auto"/>
+        <w:rPr>
+          <w:rFonts w:ascii="Calibri" w:hAnsi="Calibri" w:cs="Calibri"/>
+          <w:b/>
+          <w:bCs/>
+          <w:color w:val="000000" w:themeColor="text1"/>
+          <w:sz w:val="24"/>
+          <w:szCs w:val="24"/>
+        </w:rPr>
+      </w:pPr>
+      <w:r>
+        <w:rPr>
+          <w:rFonts w:ascii="Calibri" w:hAnsi="Calibri" w:cs="Calibri"/>
+          <w:b/>
+          <w:bCs/>
+          <w:color w:val="000000" w:themeColor="text1"/>
+          <w:sz w:val="24"/>
+          <w:szCs w:val="24"/>
+        </w:rPr>
+        <w:t>6.1 Backend API Test Example (Python/pytest)</w:t>
+      </w:r>
+    </w:p>
+    <w:tbl>
+      <w:tblPr>
+        <w:tblStyle w:val="TableGrid"/>
+        <w:tblW w:w="0" w:type="auto"/>
+        <w:tblLook w:val="04A0" w:firstRow="1" w:lastRow="0" w:firstColumn="1" w:lastColumn="0" w:noHBand="0" w:noVBand="1"/>
+      </w:tblPr>
+      <w:tblGrid>
+        <w:gridCol w:w="9350"/>
+      </w:tblGrid>
+      <w:tr>
+        <w:tc>
+          <w:tcPr>
+            <w:tcW w:w="9350" w:type="dxa"/>
+          </w:tcPr>
+          <w:p>
+            <w:pPr>
+              <w:spacing w:line="360" w:lineRule="auto"/>
+              <w:rPr>
+                <w:rFonts w:ascii="Calibri" w:hAnsi="Calibri" w:cs="Calibri"/>
+                <w:b/>
+                <w:bCs/>
+                <w:color w:val="000000" w:themeColor="text1"/>
+              </w:rPr>
+            </w:pPr>
+            <w:r>
+              <w:rPr>
+                <w:rFonts w:ascii="Calibri" w:hAnsi="Calibri" w:cs="Calibri"/>
+                <w:b/>
+                <w:bCs/>
+                <w:color w:val="000000" w:themeColor="text1"/>
+              </w:rPr>
+              <w:t>Python Program</w:t>
+            </w:r>
+          </w:p>
+          <w:p>
+            <w:pPr>
+              <w:spacing w:line="360" w:lineRule="auto"/>
+              <w:rPr>
+                <w:rFonts w:ascii="Calibri" w:hAnsi="Calibri" w:cs="Calibri"/>
+                <w:color w:val="000000" w:themeColor="text1"/>
+              </w:rPr>
+            </w:pPr>
+          </w:p>
+          <w:p>
+            <w:pPr>
+              <w:spacing w:line="360" w:lineRule="auto"/>
+              <w:rPr>
+                <w:rFonts w:ascii="Calibri" w:hAnsi="Calibri" w:cs="Calibri"/>
+                <w:color w:val="000000" w:themeColor="text1"/>
+              </w:rPr>
+            </w:pPr>
+            <w:r>
+              <w:rPr>
+                <w:rFonts w:ascii="Calibri" w:hAnsi="Calibri" w:cs="Calibri"/>
+                <w:color w:val="000000" w:themeColor="text1"/>
+              </w:rPr>
+              <w:t>import pytest</w:t>
+            </w:r>
+          </w:p>
+          <w:p>
+            <w:pPr>
+              <w:spacing w:line="360" w:lineRule="auto"/>
+              <w:rPr>
+                <w:rFonts w:ascii="Calibri" w:hAnsi="Calibri" w:cs="Calibri"/>
+                <w:color w:val="000000" w:themeColor="text1"/>
+              </w:rPr>
+            </w:pPr>
+            <w:r>
+              <w:rPr>
+                <w:rFonts w:ascii="Calibri" w:hAnsi="Calibri" w:cs="Calibri"/>
+                <w:color w:val="000000" w:themeColor="text1"/>
+              </w:rPr>
+              <w:t xml:space="preserve">from </w:t>
+            </w:r>
+            <w:proofErr w:type="spellStart"/>
+            <w:proofErr w:type="gramStart"/>
+            <w:r>
+              <w:rPr>
+                <w:rFonts w:ascii="Calibri" w:hAnsi="Calibri" w:cs="Calibri"/>
+                <w:color w:val="000000" w:themeColor="text1"/>
+              </w:rPr>
+              <w:t>fastapi.testclient</w:t>
+            </w:r>
+            <w:proofErr w:type="spellEnd"/>
+            <w:proofErr w:type="gramEnd"/>
+            <w:r>
+              <w:rPr>
+                <w:rFonts w:ascii="Calibri" w:hAnsi="Calibri" w:cs="Calibri"/>
+                <w:color w:val="000000" w:themeColor="text1"/>
+              </w:rPr>
+              <w:t xml:space="preserve"> import </w:t>
+            </w:r>
+            <w:proofErr w:type="spellStart"/>
+            <w:r>
+              <w:rPr>
+                <w:rFonts w:ascii="Calibri" w:hAnsi="Calibri" w:cs="Calibri"/>
+                <w:color w:val="000000" w:themeColor="text1"/>
+              </w:rPr>
+              <w:t>TestClient</w:t>
+            </w:r>
+            <w:proofErr w:type="spellEnd"/>
+          </w:p>
+          <w:p>
+            <w:pPr>
+              <w:spacing w:line="360" w:lineRule="auto"/>
+              <w:rPr>
+                <w:rFonts w:ascii="Calibri" w:hAnsi="Calibri" w:cs="Calibri"/>
+                <w:color w:val="000000" w:themeColor="text1"/>
+              </w:rPr>
+            </w:pPr>
+            <w:r>
+              <w:rPr>
+                <w:rFonts w:ascii="Calibri" w:hAnsi="Calibri" w:cs="Calibri"/>
+                <w:color w:val="000000" w:themeColor="text1"/>
+              </w:rPr>
+              <w:t>from main import app</w:t>
+            </w:r>
+          </w:p>
+          <w:p>
+            <w:pPr>
+              <w:spacing w:line="360" w:lineRule="auto"/>
+              <w:rPr>
+                <w:rFonts w:ascii="Calibri" w:hAnsi="Calibri" w:cs="Calibri"/>
+                <w:color w:val="000000" w:themeColor="text1"/>
+              </w:rPr>
+            </w:pPr>
+          </w:p>
+          <w:p>
+            <w:pPr>
+              <w:spacing w:line="360" w:lineRule="auto"/>
+              <w:rPr>
+                <w:rFonts w:ascii="Calibri" w:hAnsi="Calibri" w:cs="Calibri"/>
+                <w:color w:val="000000" w:themeColor="text1"/>
+              </w:rPr>
+            </w:pPr>
+            <w:r>
+              <w:rPr>
+                <w:rFonts w:ascii="Calibri" w:hAnsi="Calibri" w:cs="Calibri"/>
+                <w:color w:val="000000" w:themeColor="text1"/>
+              </w:rPr>
+              <w:t xml:space="preserve">client = </w:t>
+            </w:r>
+            <w:proofErr w:type="spellStart"/>
+            <w:r>
+              <w:rPr>
+                <w:rFonts w:ascii="Calibri" w:hAnsi="Calibri" w:cs="Calibri"/>
+                <w:color w:val="000000" w:themeColor="text1"/>
+              </w:rPr>
+              <w:t>TestClient</w:t>
+            </w:r>
+            <w:proofErr w:type="spellEnd"/>
+            <w:r>
+              <w:rPr>
+                <w:rFonts w:ascii="Calibri" w:hAnsi="Calibri" w:cs="Calibri"/>
+                <w:color w:val="000000" w:themeColor="text1"/>
+              </w:rPr>
+              <w:t>(app)</w:t>
+            </w:r>
+          </w:p>
+          <w:p>
+            <w:pPr>
+              <w:spacing w:line="360" w:lineRule="auto"/>
+              <w:rPr>
+                <w:rFonts w:ascii="Calibri" w:hAnsi="Calibri" w:cs="Calibri"/>
+                <w:color w:val="000000" w:themeColor="text1"/>
+              </w:rPr>
+            </w:pPr>
+          </w:p>
+          <w:p>
+            <w:pPr>
+              <w:spacing w:line="360" w:lineRule="auto"/>
+              <w:rPr>
+                <w:rFonts w:ascii="Calibri" w:hAnsi="Calibri" w:cs="Calibri"/>
+                <w:color w:val="000000" w:themeColor="text1"/>
+              </w:rPr>
+            </w:pPr>
+            <w:r>
+              <w:rPr>
+                <w:rFonts w:ascii="Calibri" w:hAnsi="Calibri" w:cs="Calibri"/>
+                <w:color w:val="000000" w:themeColor="text1"/>
+              </w:rPr>
+              <w:t xml:space="preserve">def </w:t>
+            </w:r>
+            <w:proofErr w:type="spellStart"/>
+            <w:r>
+              <w:rPr>
+                <w:rFonts w:ascii="Calibri" w:hAnsi="Calibri" w:cs="Calibri"/>
+                <w:color w:val="000000" w:themeColor="text1"/>
+              </w:rPr>
+              <w:t>test_emergency_trigger_blocks_standard_</w:t>
+            </w:r>
+            <w:proofErr w:type="gramStart"/>
+            <w:r>
+              <w:rPr>
+                <w:rFonts w:ascii="Calibri" w:hAnsi="Calibri" w:cs="Calibri"/>
+                <w:color w:val="000000" w:themeColor="text1"/>
+              </w:rPr>
+              <w:t>ai</w:t>
+            </w:r>
+            <w:proofErr w:type="spellEnd"/>
+            <w:r>
+              <w:rPr>
+                <w:rFonts w:ascii="Calibri" w:hAnsi="Calibri" w:cs="Calibri"/>
+                <w:color w:val="000000" w:themeColor="text1"/>
+              </w:rPr>
+              <w:t>(</w:t>
+            </w:r>
+            <w:proofErr w:type="gramEnd"/>
+            <w:r>
+              <w:rPr>
+                <w:rFonts w:ascii="Calibri" w:hAnsi="Calibri" w:cs="Calibri"/>
+                <w:color w:val="000000" w:themeColor="text1"/>
+              </w:rPr>
+              <w:t>):</w:t>
+            </w:r>
+          </w:p>
+          <w:p>
+            <w:pPr>
+              <w:spacing w:line="360" w:lineRule="auto"/>
+              <w:rPr>
+                <w:rFonts w:ascii="Calibri" w:hAnsi="Calibri" w:cs="Calibri"/>
+                <w:color w:val="000000" w:themeColor="text1"/>
+              </w:rPr>
+            </w:pPr>
+            <w:r>
+              <w:rPr>
+                <w:rFonts w:ascii="Calibri" w:hAnsi="Calibri" w:cs="Calibri"/>
+                <w:color w:val="000000" w:themeColor="text1"/>
+              </w:rPr>
+              <w:t xml:space="preserve">    payload = {</w:t>
+            </w:r>
+          </w:p>
+          <w:p>
+            <w:pPr>
+              <w:spacing w:line="360" w:lineRule="auto"/>
+              <w:rPr>
+                <w:rFonts w:ascii="Calibri" w:hAnsi="Calibri" w:cs="Calibri"/>
+                <w:color w:val="000000" w:themeColor="text1"/>
+              </w:rPr>
+            </w:pPr>
+            <w:r>
+              <w:rPr>
+                <w:rFonts w:ascii="Calibri" w:hAnsi="Calibri" w:cs="Calibri"/>
+                <w:color w:val="000000" w:themeColor="text1"/>
+              </w:rPr>
+              <w:t xml:space="preserve">        "message": "Help! My dog is bleeding heavily from his front leg!"</w:t>
+            </w:r>
+          </w:p>
+          <w:p>
+            <w:pPr>
+              <w:spacing w:line="360" w:lineRule="auto"/>
+              <w:rPr>
+                <w:rFonts w:ascii="Calibri" w:hAnsi="Calibri" w:cs="Calibri"/>
+                <w:color w:val="000000" w:themeColor="text1"/>
+              </w:rPr>
+            </w:pPr>
+            <w:r>
+              <w:rPr>
+                <w:rFonts w:ascii="Calibri" w:hAnsi="Calibri" w:cs="Calibri"/>
+                <w:color w:val="000000" w:themeColor="text1"/>
+              </w:rPr>
+              <w:t xml:space="preserve">    }</w:t>
+            </w:r>
+          </w:p>
+          <w:p>
+            <w:pPr>
+              <w:spacing w:line="360" w:lineRule="auto"/>
+              <w:rPr>
+                <w:rFonts w:ascii="Calibri" w:hAnsi="Calibri" w:cs="Calibri"/>
+                <w:color w:val="000000" w:themeColor="text1"/>
+              </w:rPr>
+            </w:pPr>
+            <w:r>
+              <w:rPr>
+                <w:rFonts w:ascii="Calibri" w:hAnsi="Calibri" w:cs="Calibri"/>
+                <w:color w:val="000000" w:themeColor="text1"/>
+              </w:rPr>
+              <w:t xml:space="preserve">        response = </w:t>
+            </w:r>
+            <w:proofErr w:type="spellStart"/>
+            <w:proofErr w:type="gramStart"/>
+            <w:r>
+              <w:rPr>
+                <w:rFonts w:ascii="Calibri" w:hAnsi="Calibri" w:cs="Calibri"/>
+                <w:color w:val="000000" w:themeColor="text1"/>
+              </w:rPr>
+              <w:t>client.post</w:t>
+            </w:r>
+            <w:proofErr w:type="spellEnd"/>
+            <w:r>
+              <w:rPr>
+                <w:rFonts w:ascii="Calibri" w:hAnsi="Calibri" w:cs="Calibri"/>
+                <w:color w:val="000000" w:themeColor="text1"/>
+              </w:rPr>
+              <w:t>(</w:t>
+            </w:r>
+            <w:proofErr w:type="gramEnd"/>
+            <w:r>
+              <w:rPr>
+                <w:rFonts w:ascii="Calibri" w:hAnsi="Calibri" w:cs="Calibri"/>
+                <w:color w:val="000000" w:themeColor="text1"/>
+              </w:rPr>
+              <w:t>"/</w:t>
+            </w:r>
+            <w:proofErr w:type="spellStart"/>
+            <w:r>
+              <w:rPr>
+                <w:rFonts w:ascii="Calibri" w:hAnsi="Calibri" w:cs="Calibri"/>
+                <w:color w:val="000000" w:themeColor="text1"/>
+              </w:rPr>
+              <w:t>api</w:t>
+            </w:r>
+            <w:proofErr w:type="spellEnd"/>
+            <w:r>
+              <w:rPr>
+                <w:rFonts w:ascii="Calibri" w:hAnsi="Calibri" w:cs="Calibri"/>
+                <w:color w:val="000000" w:themeColor="text1"/>
+              </w:rPr>
+              <w:t xml:space="preserve">/chat", </w:t>
+            </w:r>
+            <w:proofErr w:type="spellStart"/>
+            <w:r>
+              <w:rPr>
+                <w:rFonts w:ascii="Calibri" w:hAnsi="Calibri" w:cs="Calibri"/>
+                <w:color w:val="000000" w:themeColor="text1"/>
+              </w:rPr>
+              <w:t>json</w:t>
+            </w:r>
+            <w:proofErr w:type="spellEnd"/>
+            <w:r>
+              <w:rPr>
+                <w:rFonts w:ascii="Calibri" w:hAnsi="Calibri" w:cs="Calibri"/>
+                <w:color w:val="000000" w:themeColor="text1"/>
+              </w:rPr>
+              <w:t>=payload)</w:t>
+            </w:r>
+          </w:p>
+          <w:p>
+            <w:pPr>
+              <w:spacing w:line="360" w:lineRule="auto"/>
+              <w:rPr>
+                <w:rFonts w:ascii="Calibri" w:hAnsi="Calibri" w:cs="Calibri"/>
+                <w:color w:val="000000" w:themeColor="text1"/>
+              </w:rPr>
+            </w:pPr>
+            <w:r>
+              <w:rPr>
+                <w:rFonts w:ascii="Calibri" w:hAnsi="Calibri" w:cs="Calibri"/>
+                <w:color w:val="000000" w:themeColor="text1"/>
+              </w:rPr>
+              <w:t xml:space="preserve">    </w:t>
+            </w:r>
+          </w:p>
+          <w:p>
+            <w:pPr>
+              <w:spacing w:line="360" w:lineRule="auto"/>
+              <w:rPr>
+                <w:rFonts w:ascii="Calibri" w:hAnsi="Calibri" w:cs="Calibri"/>
+                <w:color w:val="000000" w:themeColor="text1"/>
+              </w:rPr>
+            </w:pPr>
+            <w:r>
+              <w:rPr>
+                <w:rFonts w:ascii="Calibri" w:hAnsi="Calibri" w:cs="Calibri"/>
+                <w:color w:val="000000" w:themeColor="text1"/>
+              </w:rPr>
+              <w:t xml:space="preserve">    assert </w:t>
+            </w:r>
+            <w:proofErr w:type="spellStart"/>
+            <w:proofErr w:type="gramStart"/>
+            <w:r>
+              <w:rPr>
+                <w:rFonts w:ascii="Calibri" w:hAnsi="Calibri" w:cs="Calibri"/>
+                <w:color w:val="000000" w:themeColor="text1"/>
+              </w:rPr>
+              <w:t>response.status</w:t>
+            </w:r>
+            <w:proofErr w:type="gramEnd"/>
+            <w:r>
+              <w:rPr>
+                <w:rFonts w:ascii="Calibri" w:hAnsi="Calibri" w:cs="Calibri"/>
+                <w:color w:val="000000" w:themeColor="text1"/>
+              </w:rPr>
+              <w:t>_code</w:t>
+            </w:r>
+            <w:proofErr w:type="spellEnd"/>
+            <w:r>
+              <w:rPr>
+                <w:rFonts w:ascii="Calibri" w:hAnsi="Calibri" w:cs="Calibri"/>
+                <w:color w:val="000000" w:themeColor="text1"/>
+              </w:rPr>
+              <w:t xml:space="preserve"> == 200</w:t>
+            </w:r>
+          </w:p>
+          <w:p>
+            <w:pPr>
+              <w:spacing w:line="360" w:lineRule="auto"/>
+              <w:rPr>
+                <w:rFonts w:ascii="Calibri" w:hAnsi="Calibri" w:cs="Calibri"/>
+                <w:color w:val="000000" w:themeColor="text1"/>
+              </w:rPr>
+            </w:pPr>
+            <w:r>
+              <w:rPr>
+                <w:rFonts w:ascii="Calibri" w:hAnsi="Calibri" w:cs="Calibri"/>
+                <w:color w:val="000000" w:themeColor="text1"/>
+              </w:rPr>
+              <w:t xml:space="preserve">    data = </w:t>
+            </w:r>
+            <w:proofErr w:type="spellStart"/>
+            <w:proofErr w:type="gramStart"/>
+            <w:r>
+              <w:rPr>
+                <w:rFonts w:ascii="Calibri" w:hAnsi="Calibri" w:cs="Calibri"/>
+                <w:color w:val="000000" w:themeColor="text1"/>
+              </w:rPr>
+              <w:t>response.json</w:t>
+            </w:r>
+            <w:proofErr w:type="spellEnd"/>
+            <w:proofErr w:type="gramEnd"/>
+            <w:r>
+              <w:rPr>
+                <w:rFonts w:ascii="Calibri" w:hAnsi="Calibri" w:cs="Calibri"/>
+                <w:color w:val="000000" w:themeColor="text1"/>
+              </w:rPr>
+              <w:t>()</w:t>
+            </w:r>
+          </w:p>
+          <w:p>
+            <w:pPr>
+              <w:spacing w:line="360" w:lineRule="auto"/>
+              <w:rPr>
+                <w:rFonts w:ascii="Calibri" w:hAnsi="Calibri" w:cs="Calibri"/>
+                <w:color w:val="000000" w:themeColor="text1"/>
+              </w:rPr>
+            </w:pPr>
+            <w:r>
+              <w:rPr>
+                <w:rFonts w:ascii="Calibri" w:hAnsi="Calibri" w:cs="Calibri"/>
+                <w:color w:val="000000" w:themeColor="text1"/>
+              </w:rPr>
+              <w:t xml:space="preserve">    assert data["</w:t>
+            </w:r>
+            <w:proofErr w:type="spellStart"/>
+            <w:r>
+              <w:rPr>
+                <w:rFonts w:ascii="Calibri" w:hAnsi="Calibri" w:cs="Calibri"/>
+                <w:color w:val="000000" w:themeColor="text1"/>
+              </w:rPr>
+              <w:t>is_emergency</w:t>
+            </w:r>
+            <w:proofErr w:type="spellEnd"/>
+            <w:r>
+              <w:rPr>
+                <w:rFonts w:ascii="Calibri" w:hAnsi="Calibri" w:cs="Calibri"/>
+                <w:color w:val="000000" w:themeColor="text1"/>
+              </w:rPr>
+              <w:t>"] is True</w:t>
+            </w:r>
+          </w:p>
+          <w:p>
+            <w:pPr>
+              <w:spacing w:line="360" w:lineRule="auto"/>
+              <w:rPr>
+                <w:rFonts w:ascii="Calibri" w:hAnsi="Calibri" w:cs="Calibri"/>
+                <w:color w:val="000000" w:themeColor="text1"/>
+              </w:rPr>
+            </w:pPr>
+            <w:r>
+              <w:rPr>
+                <w:rFonts w:ascii="Calibri" w:hAnsi="Calibri" w:cs="Calibri"/>
+                <w:color w:val="000000" w:themeColor="text1"/>
+              </w:rPr>
+              <w:t xml:space="preserve">    assert "Contact a professional" in data["reply"]</w:t>
+            </w:r>
+          </w:p>
+          <w:p>
+            <w:pPr>
+              <w:spacing w:line="360" w:lineRule="auto"/>
+              <w:rPr>
+                <w:rFonts w:ascii="Calibri" w:hAnsi="Calibri" w:cs="Calibri"/>
+                <w:color w:val="000000" w:themeColor="text1"/>
+              </w:rPr>
+            </w:pPr>
+            <w:r>
+              <w:rPr>
+                <w:rFonts w:ascii="Calibri" w:hAnsi="Calibri" w:cs="Calibri"/>
+                <w:color w:val="000000" w:themeColor="text1"/>
+              </w:rPr>
+              <w:t xml:space="preserve">    assert </w:t>
+            </w:r>
+            <w:proofErr w:type="spellStart"/>
+            <w:r>
+              <w:rPr>
+                <w:rFonts w:ascii="Calibri" w:hAnsi="Calibri" w:cs="Calibri"/>
+                <w:color w:val="000000" w:themeColor="text1"/>
+              </w:rPr>
+              <w:t>len</w:t>
+            </w:r>
+            <w:proofErr w:type="spellEnd"/>
+            <w:r>
+              <w:rPr>
+                <w:rFonts w:ascii="Calibri" w:hAnsi="Calibri" w:cs="Calibri"/>
+                <w:color w:val="000000" w:themeColor="text1"/>
+              </w:rPr>
+              <w:t>(</w:t>
+            </w:r>
+            <w:proofErr w:type="gramStart"/>
+            <w:r>
+              <w:rPr>
+                <w:rFonts w:ascii="Calibri" w:hAnsi="Calibri" w:cs="Calibri"/>
+                <w:color w:val="000000" w:themeColor="text1"/>
+              </w:rPr>
+              <w:t>data["</w:t>
+            </w:r>
+            <w:proofErr w:type="spellStart"/>
+            <w:proofErr w:type="gramEnd"/>
+            <w:r>
+              <w:rPr>
+                <w:rFonts w:ascii="Calibri" w:hAnsi="Calibri" w:cs="Calibri"/>
+                <w:color w:val="000000" w:themeColor="text1"/>
+              </w:rPr>
+              <w:t>nearby_clinic_recommendations</w:t>
+            </w:r>
+            <w:proofErr w:type="spellEnd"/>
+            <w:r>
+              <w:rPr>
+                <w:rFonts w:ascii="Calibri" w:hAnsi="Calibri" w:cs="Calibri"/>
+                <w:color w:val="000000" w:themeColor="text1"/>
+              </w:rPr>
+              <w:t>"]) &gt; 0</w:t>
+            </w:r>
+          </w:p>
+        </w:tc>
+      </w:tr>
+    </w:tbl>
+    <w:p>
+      <w:pPr>
+        <w:tabs>
+          <w:tab w:val="left" w:pos="5610"/>
+        </w:tabs>
+        <w:spacing w:line="360" w:lineRule="auto"/>
+        <w:rPr>
+          <w:rFonts w:ascii="Calibri" w:hAnsi="Calibri" w:cs="Calibri"/>
+          <w:color w:val="000000" w:themeColor="text1"/>
+        </w:rPr>
+      </w:pPr>
+      <w:r>
+        <w:rPr>
+          <w:rFonts w:ascii="Calibri" w:hAnsi="Calibri" w:cs="Calibri"/>
+          <w:color w:val="000000" w:themeColor="text1"/>
+        </w:rPr>
+        <w:tab/>
+      </w:r>
+    </w:p>
+    <w:p>
+      <w:pPr>
+        <w:tabs>
+          <w:tab w:val="left" w:pos="5610"/>
+        </w:tabs>
+        <w:spacing w:line="360" w:lineRule="auto"/>
+        <w:rPr>
+          <w:rFonts w:ascii="Calibri" w:hAnsi="Calibri" w:cs="Calibri"/>
+          <w:color w:val="000000" w:themeColor="text1"/>
+        </w:rPr>
+      </w:pPr>
+    </w:p>
+    <w:p>
+      <w:pPr>
+        <w:tabs>
+          <w:tab w:val="left" w:pos="5610"/>
+        </w:tabs>
+        <w:spacing w:line="360" w:lineRule="auto"/>
+        <w:rPr>
+          <w:rFonts w:ascii="Calibri" w:hAnsi="Calibri" w:cs="Calibri"/>
+          <w:color w:val="000000" w:themeColor="text1"/>
+        </w:rPr>
+      </w:pPr>
+    </w:p>
+    <w:p>
+      <w:pPr>
+        <w:tabs>
+          <w:tab w:val="left" w:pos="5610"/>
+        </w:tabs>
+        <w:spacing w:line="360" w:lineRule="auto"/>
+        <w:rPr>
+          <w:rFonts w:ascii="Calibri" w:hAnsi="Calibri" w:cs="Calibri"/>
+          <w:color w:val="000000" w:themeColor="text1"/>
+        </w:rPr>
+      </w:pPr>
+    </w:p>
+    <w:p>
+      <w:pPr>
+        <w:tabs>
+          <w:tab w:val="left" w:pos="5610"/>
+        </w:tabs>
+        <w:spacing w:line="360" w:lineRule="auto"/>
+        <w:rPr>
+          <w:rFonts w:ascii="Calibri" w:hAnsi="Calibri" w:cs="Calibri"/>
+          <w:color w:val="000000" w:themeColor="text1"/>
+        </w:rPr>
+      </w:pPr>
+    </w:p>
+    <w:p>
+      <w:pPr>
+        <w:tabs>
+          <w:tab w:val="left" w:pos="5610"/>
+        </w:tabs>
+        <w:spacing w:line="360" w:lineRule="auto"/>
+        <w:rPr>
+          <w:rFonts w:ascii="Calibri" w:hAnsi="Calibri" w:cs="Calibri"/>
+          <w:color w:val="000000" w:themeColor="text1"/>
+        </w:rPr>
+      </w:pPr>
+    </w:p>
+    <w:p>
+      <w:pPr>
+        <w:pStyle w:val="Heading2"/>
+        <w:spacing w:line="360" w:lineRule="auto"/>
+        <w:rPr>
+          <w:rFonts w:ascii="Calibri" w:hAnsi="Calibri" w:cs="Calibri"/>
+          <w:b/>
+          <w:bCs/>
+          <w:color w:val="000000" w:themeColor="text1"/>
+          <w:sz w:val="24"/>
+          <w:szCs w:val="24"/>
+        </w:rPr>
+      </w:pPr>
+      <w:r>
+        <w:rPr>
+          <w:rFonts w:ascii="Calibri" w:hAnsi="Calibri" w:cs="Calibri"/>
+          <w:b/>
+          <w:bCs/>
+          <w:color w:val="000000" w:themeColor="text1"/>
+          <w:sz w:val="24"/>
+          <w:szCs w:val="24"/>
+        </w:rPr>
+        <w:lastRenderedPageBreak/>
+        <w:t>6.2 Frontend Component Test Example (TypeScript/Vitest)</w:t>
+      </w:r>
+    </w:p>
+    <w:tbl>
+      <w:tblPr>
+        <w:tblStyle w:val="TableGrid"/>
+        <w:tblW w:w="0" w:type="auto"/>
+        <w:tblLook w:val="04A0" w:firstRow="1" w:lastRow="0" w:firstColumn="1" w:lastColumn="0" w:noHBand="0" w:noVBand="1"/>
+      </w:tblPr>
+      <w:tblGrid>
+        <w:gridCol w:w="9350"/>
+      </w:tblGrid>
+      <w:tr>
+        <w:tc>
+          <w:tcPr>
+            <w:tcW w:w="9350" w:type="dxa"/>
+          </w:tcPr>
+          <w:p>
+            <w:pPr>
+              <w:spacing w:after="160" w:line="360" w:lineRule="auto"/>
+              <w:rPr>
+                <w:rFonts w:ascii="Calibri" w:hAnsi="Calibri" w:cs="Calibri"/>
+                <w:color w:val="000000" w:themeColor="text1"/>
+              </w:rPr>
+            </w:pPr>
+            <w:r>
+              <w:rPr>
+                <w:rFonts w:ascii="Calibri" w:hAnsi="Calibri" w:cs="Calibri"/>
+                <w:b/>
+                <w:bCs/>
+                <w:color w:val="000000" w:themeColor="text1"/>
+              </w:rPr>
+              <w:t>Python Program</w:t>
+            </w:r>
+            <w:r>
+              <w:rPr>
+                <w:rFonts w:ascii="Calibri" w:hAnsi="Calibri" w:cs="Calibri"/>
+                <w:color w:val="000000" w:themeColor="text1"/>
+              </w:rPr>
+              <w:br/>
+            </w:r>
+            <w:r>
+              <w:rPr>
+                <w:rFonts w:ascii="Calibri" w:hAnsi="Calibri" w:cs="Calibri"/>
+                <w:color w:val="000000" w:themeColor="text1"/>
+              </w:rPr>
+              <w:br/>
+            </w:r>
+            <w:r>
+              <w:rPr>
+                <w:rFonts w:ascii="Calibri" w:hAnsi="Calibri" w:cs="Calibri"/>
+                <w:color w:val="000000" w:themeColor="text1"/>
+              </w:rPr>
+              <w:t>File: src/components/</w:t>
+            </w:r>
+            <w:proofErr w:type="spellStart"/>
+            <w:r>
+              <w:rPr>
+                <w:rFonts w:ascii="Calibri" w:hAnsi="Calibri" w:cs="Calibri"/>
+                <w:color w:val="000000" w:themeColor="text1"/>
+              </w:rPr>
+              <w:t>ChatInput.test.tsx</w:t>
+            </w:r>
+            <w:proofErr w:type="spellEnd"/>
+          </w:p>
+          <w:p>
+            <w:pPr>
+              <w:spacing w:line="360" w:lineRule="auto"/>
+              <w:rPr>
+                <w:rFonts w:ascii="Calibri" w:hAnsi="Calibri" w:cs="Calibri"/>
+                <w:color w:val="000000" w:themeColor="text1"/>
+              </w:rPr>
+            </w:pPr>
+            <w:r>
+              <w:rPr>
+                <w:rFonts w:ascii="Calibri" w:hAnsi="Calibri" w:cs="Calibri"/>
+                <w:color w:val="000000" w:themeColor="text1"/>
+              </w:rPr>
+              <w:t xml:space="preserve">import </w:t>
+            </w:r>
+            <w:proofErr w:type="gramStart"/>
+            <w:r>
+              <w:rPr>
+                <w:rFonts w:ascii="Calibri" w:hAnsi="Calibri" w:cs="Calibri"/>
+                <w:color w:val="000000" w:themeColor="text1"/>
+              </w:rPr>
+              <w:t>{ render</w:t>
+            </w:r>
+            <w:proofErr w:type="gramEnd"/>
+            <w:r>
+              <w:rPr>
+                <w:rFonts w:ascii="Calibri" w:hAnsi="Calibri" w:cs="Calibri"/>
+                <w:color w:val="000000" w:themeColor="text1"/>
+              </w:rPr>
+              <w:t xml:space="preserve">, screen, </w:t>
+            </w:r>
+            <w:proofErr w:type="spellStart"/>
+            <w:proofErr w:type="gramStart"/>
+            <w:r>
+              <w:rPr>
+                <w:rFonts w:ascii="Calibri" w:hAnsi="Calibri" w:cs="Calibri"/>
+                <w:color w:val="000000" w:themeColor="text1"/>
+              </w:rPr>
+              <w:t>fireEvent</w:t>
+            </w:r>
+            <w:proofErr w:type="spellEnd"/>
+            <w:r>
+              <w:rPr>
+                <w:rFonts w:ascii="Calibri" w:hAnsi="Calibri" w:cs="Calibri"/>
+                <w:color w:val="000000" w:themeColor="text1"/>
+              </w:rPr>
+              <w:t xml:space="preserve"> }</w:t>
+            </w:r>
+            <w:proofErr w:type="gramEnd"/>
+            <w:r>
+              <w:rPr>
+                <w:rFonts w:ascii="Calibri" w:hAnsi="Calibri" w:cs="Calibri"/>
+                <w:color w:val="000000" w:themeColor="text1"/>
+              </w:rPr>
+              <w:t xml:space="preserve"> from '@testing-library/react';</w:t>
+            </w:r>
+          </w:p>
+          <w:p>
+            <w:pPr>
+              <w:spacing w:line="360" w:lineRule="auto"/>
+              <w:rPr>
+                <w:rFonts w:ascii="Calibri" w:hAnsi="Calibri" w:cs="Calibri"/>
+                <w:color w:val="000000" w:themeColor="text1"/>
+              </w:rPr>
+            </w:pPr>
+            <w:r>
+              <w:rPr>
+                <w:rFonts w:ascii="Calibri" w:hAnsi="Calibri" w:cs="Calibri"/>
+                <w:color w:val="000000" w:themeColor="text1"/>
+              </w:rPr>
+              <w:t xml:space="preserve">import </w:t>
+            </w:r>
+            <w:proofErr w:type="gramStart"/>
+            <w:r>
+              <w:rPr>
+                <w:rFonts w:ascii="Calibri" w:hAnsi="Calibri" w:cs="Calibri"/>
+                <w:color w:val="000000" w:themeColor="text1"/>
+              </w:rPr>
+              <w:t>{ expect</w:t>
+            </w:r>
+            <w:proofErr w:type="gramEnd"/>
+            <w:r>
+              <w:rPr>
+                <w:rFonts w:ascii="Calibri" w:hAnsi="Calibri" w:cs="Calibri"/>
+                <w:color w:val="000000" w:themeColor="text1"/>
+              </w:rPr>
+              <w:t xml:space="preserve">, test, </w:t>
+            </w:r>
+            <w:proofErr w:type="gramStart"/>
+            <w:r>
+              <w:rPr>
+                <w:rFonts w:ascii="Calibri" w:hAnsi="Calibri" w:cs="Calibri"/>
+                <w:color w:val="000000" w:themeColor="text1"/>
+              </w:rPr>
+              <w:t>vi }</w:t>
+            </w:r>
+            <w:proofErr w:type="gramEnd"/>
+            <w:r>
+              <w:rPr>
+                <w:rFonts w:ascii="Calibri" w:hAnsi="Calibri" w:cs="Calibri"/>
+                <w:color w:val="000000" w:themeColor="text1"/>
+              </w:rPr>
+              <w:t xml:space="preserve"> from '</w:t>
+            </w:r>
+            <w:proofErr w:type="spellStart"/>
+            <w:r>
+              <w:rPr>
+                <w:rFonts w:ascii="Calibri" w:hAnsi="Calibri" w:cs="Calibri"/>
+                <w:color w:val="000000" w:themeColor="text1"/>
+              </w:rPr>
+              <w:t>vitest</w:t>
+            </w:r>
+            <w:proofErr w:type="spellEnd"/>
+            <w:r>
+              <w:rPr>
+                <w:rFonts w:ascii="Calibri" w:hAnsi="Calibri" w:cs="Calibri"/>
+                <w:color w:val="000000" w:themeColor="text1"/>
+              </w:rPr>
+              <w:t>';</w:t>
+            </w:r>
+          </w:p>
+          <w:p>
+            <w:pPr>
+              <w:spacing w:line="360" w:lineRule="auto"/>
+              <w:rPr>
+                <w:rFonts w:ascii="Calibri" w:hAnsi="Calibri" w:cs="Calibri"/>
+                <w:color w:val="000000" w:themeColor="text1"/>
+              </w:rPr>
+            </w:pPr>
+            <w:r>
+              <w:rPr>
+                <w:rFonts w:ascii="Calibri" w:hAnsi="Calibri" w:cs="Calibri"/>
+                <w:color w:val="000000" w:themeColor="text1"/>
+              </w:rPr>
+              <w:t xml:space="preserve">import </w:t>
+            </w:r>
+            <w:proofErr w:type="spellStart"/>
+            <w:r>
+              <w:rPr>
+                <w:rFonts w:ascii="Calibri" w:hAnsi="Calibri" w:cs="Calibri"/>
+                <w:color w:val="000000" w:themeColor="text1"/>
+              </w:rPr>
+              <w:t>ChatInput</w:t>
+            </w:r>
+            <w:proofErr w:type="spellEnd"/>
+            <w:r>
+              <w:rPr>
+                <w:rFonts w:ascii="Calibri" w:hAnsi="Calibri" w:cs="Calibri"/>
+                <w:color w:val="000000" w:themeColor="text1"/>
+              </w:rPr>
+              <w:t xml:space="preserve"> from </w:t>
+            </w:r>
+            <w:proofErr w:type="gramStart"/>
+            <w:r>
+              <w:rPr>
+                <w:rFonts w:ascii="Calibri" w:hAnsi="Calibri" w:cs="Calibri"/>
+                <w:color w:val="000000" w:themeColor="text1"/>
+              </w:rPr>
+              <w:t>'./</w:t>
+            </w:r>
+            <w:proofErr w:type="spellStart"/>
+            <w:proofErr w:type="gramEnd"/>
+            <w:r>
+              <w:rPr>
+                <w:rFonts w:ascii="Calibri" w:hAnsi="Calibri" w:cs="Calibri"/>
+                <w:color w:val="000000" w:themeColor="text1"/>
+              </w:rPr>
+              <w:t>ChatInput</w:t>
+            </w:r>
+            <w:proofErr w:type="spellEnd"/>
+            <w:r>
+              <w:rPr>
+                <w:rFonts w:ascii="Calibri" w:hAnsi="Calibri" w:cs="Calibri"/>
+                <w:color w:val="000000" w:themeColor="text1"/>
+              </w:rPr>
+              <w:t>';</w:t>
+            </w:r>
+          </w:p>
+          <w:p>
+            <w:pPr>
+              <w:spacing w:line="360" w:lineRule="auto"/>
+              <w:rPr>
+                <w:rFonts w:ascii="Calibri" w:hAnsi="Calibri" w:cs="Calibri"/>
+                <w:color w:val="000000" w:themeColor="text1"/>
+              </w:rPr>
+            </w:pPr>
+          </w:p>
+          <w:p>
+            <w:pPr>
+              <w:spacing w:line="360" w:lineRule="auto"/>
+              <w:rPr>
+                <w:rFonts w:ascii="Calibri" w:hAnsi="Calibri" w:cs="Calibri"/>
+                <w:color w:val="000000" w:themeColor="text1"/>
+              </w:rPr>
+            </w:pPr>
+            <w:proofErr w:type="gramStart"/>
+            <w:r>
+              <w:rPr>
+                <w:rFonts w:ascii="Calibri" w:hAnsi="Calibri" w:cs="Calibri"/>
+                <w:color w:val="000000" w:themeColor="text1"/>
+              </w:rPr>
+              <w:t>test(</w:t>
+            </w:r>
+            <w:proofErr w:type="gramEnd"/>
+            <w:r>
+              <w:rPr>
+                <w:rFonts w:ascii="Calibri" w:hAnsi="Calibri" w:cs="Calibri"/>
+                <w:color w:val="000000" w:themeColor="text1"/>
+              </w:rPr>
+              <w:t>'Should prevent sending empty message strings', () =&gt; {</w:t>
+            </w:r>
+          </w:p>
+          <w:p>
+            <w:pPr>
+              <w:spacing w:line="360" w:lineRule="auto"/>
+              <w:rPr>
+                <w:rFonts w:ascii="Calibri" w:hAnsi="Calibri" w:cs="Calibri"/>
+                <w:color w:val="000000" w:themeColor="text1"/>
+              </w:rPr>
+            </w:pPr>
+            <w:r>
+              <w:rPr>
+                <w:rFonts w:ascii="Calibri" w:hAnsi="Calibri" w:cs="Calibri"/>
+                <w:color w:val="000000" w:themeColor="text1"/>
+              </w:rPr>
+              <w:t xml:space="preserve">  const </w:t>
+            </w:r>
+            <w:proofErr w:type="spellStart"/>
+            <w:r>
+              <w:rPr>
+                <w:rFonts w:ascii="Calibri" w:hAnsi="Calibri" w:cs="Calibri"/>
+                <w:color w:val="000000" w:themeColor="text1"/>
+              </w:rPr>
+              <w:t>handleSendMock</w:t>
+            </w:r>
+            <w:proofErr w:type="spellEnd"/>
+            <w:r>
+              <w:rPr>
+                <w:rFonts w:ascii="Calibri" w:hAnsi="Calibri" w:cs="Calibri"/>
+                <w:color w:val="000000" w:themeColor="text1"/>
+              </w:rPr>
+              <w:t xml:space="preserve"> = </w:t>
+            </w:r>
+            <w:proofErr w:type="spellStart"/>
+            <w:proofErr w:type="gramStart"/>
+            <w:r>
+              <w:rPr>
+                <w:rFonts w:ascii="Calibri" w:hAnsi="Calibri" w:cs="Calibri"/>
+                <w:color w:val="000000" w:themeColor="text1"/>
+              </w:rPr>
+              <w:t>vi.fn</w:t>
+            </w:r>
+            <w:proofErr w:type="spellEnd"/>
+            <w:proofErr w:type="gramEnd"/>
+            <w:r>
+              <w:rPr>
+                <w:rFonts w:ascii="Calibri" w:hAnsi="Calibri" w:cs="Calibri"/>
+                <w:color w:val="000000" w:themeColor="text1"/>
+              </w:rPr>
+              <w:t>();</w:t>
+            </w:r>
+          </w:p>
+          <w:p>
+            <w:pPr>
+              <w:spacing w:line="360" w:lineRule="auto"/>
+              <w:rPr>
+                <w:rFonts w:ascii="Calibri" w:hAnsi="Calibri" w:cs="Calibri"/>
+                <w:color w:val="000000" w:themeColor="text1"/>
+              </w:rPr>
+            </w:pPr>
+            <w:r>
+              <w:rPr>
+                <w:rFonts w:ascii="Calibri" w:hAnsi="Calibri" w:cs="Calibri"/>
+                <w:color w:val="000000" w:themeColor="text1"/>
+              </w:rPr>
+              <w:t xml:space="preserve">  </w:t>
+            </w:r>
+          </w:p>
+          <w:p>
+            <w:pPr>
+              <w:spacing w:line="360" w:lineRule="auto"/>
+              <w:rPr>
+                <w:rFonts w:ascii="Calibri" w:hAnsi="Calibri" w:cs="Calibri"/>
+                <w:color w:val="000000" w:themeColor="text1"/>
+              </w:rPr>
+            </w:pPr>
+            <w:r>
+              <w:rPr>
+                <w:rFonts w:ascii="Calibri" w:hAnsi="Calibri" w:cs="Calibri"/>
+                <w:color w:val="000000" w:themeColor="text1"/>
+              </w:rPr>
+              <w:t xml:space="preserve">  </w:t>
+            </w:r>
+            <w:proofErr w:type="gramStart"/>
+            <w:r>
+              <w:rPr>
+                <w:rFonts w:ascii="Calibri" w:hAnsi="Calibri" w:cs="Calibri"/>
+                <w:color w:val="000000" w:themeColor="text1"/>
+              </w:rPr>
+              <w:t>render(</w:t>
+            </w:r>
+            <w:proofErr w:type="gramEnd"/>
+            <w:r>
+              <w:rPr>
+                <w:rFonts w:ascii="Calibri" w:hAnsi="Calibri" w:cs="Calibri"/>
+                <w:color w:val="000000" w:themeColor="text1"/>
+              </w:rPr>
+              <w:t>&lt;</w:t>
+            </w:r>
+            <w:proofErr w:type="spellStart"/>
+            <w:r>
+              <w:rPr>
+                <w:rFonts w:ascii="Calibri" w:hAnsi="Calibri" w:cs="Calibri"/>
+                <w:color w:val="000000" w:themeColor="text1"/>
+              </w:rPr>
+              <w:t>ChatInput</w:t>
+            </w:r>
+            <w:proofErr w:type="spellEnd"/>
+            <w:r>
+              <w:rPr>
+                <w:rFonts w:ascii="Calibri" w:hAnsi="Calibri" w:cs="Calibri"/>
+                <w:color w:val="000000" w:themeColor="text1"/>
+              </w:rPr>
+              <w:t xml:space="preserve"> </w:t>
+            </w:r>
+            <w:proofErr w:type="spellStart"/>
+            <w:r>
+              <w:rPr>
+                <w:rFonts w:ascii="Calibri" w:hAnsi="Calibri" w:cs="Calibri"/>
+                <w:color w:val="000000" w:themeColor="text1"/>
+              </w:rPr>
+              <w:t>onSendMessage</w:t>
+            </w:r>
+            <w:proofErr w:type="spellEnd"/>
+            <w:r>
+              <w:rPr>
+                <w:rFonts w:ascii="Calibri" w:hAnsi="Calibri" w:cs="Calibri"/>
+                <w:color w:val="000000" w:themeColor="text1"/>
+              </w:rPr>
+              <w:t>={</w:t>
+            </w:r>
+            <w:proofErr w:type="spellStart"/>
+            <w:r>
+              <w:rPr>
+                <w:rFonts w:ascii="Calibri" w:hAnsi="Calibri" w:cs="Calibri"/>
+                <w:color w:val="000000" w:themeColor="text1"/>
+              </w:rPr>
+              <w:t>handleSendMock</w:t>
+            </w:r>
+            <w:proofErr w:type="spellEnd"/>
+            <w:r>
+              <w:rPr>
+                <w:rFonts w:ascii="Calibri" w:hAnsi="Calibri" w:cs="Calibri"/>
+                <w:color w:val="000000" w:themeColor="text1"/>
+              </w:rPr>
+              <w:t>} /&gt;);</w:t>
+            </w:r>
+          </w:p>
+          <w:p>
+            <w:pPr>
+              <w:spacing w:line="360" w:lineRule="auto"/>
+              <w:rPr>
+                <w:rFonts w:ascii="Calibri" w:hAnsi="Calibri" w:cs="Calibri"/>
+                <w:color w:val="000000" w:themeColor="text1"/>
+              </w:rPr>
+            </w:pPr>
+            <w:r>
+              <w:rPr>
+                <w:rFonts w:ascii="Calibri" w:hAnsi="Calibri" w:cs="Calibri"/>
+                <w:color w:val="000000" w:themeColor="text1"/>
+              </w:rPr>
+              <w:t xml:space="preserve">  </w:t>
+            </w:r>
+          </w:p>
+          <w:p>
+            <w:pPr>
+              <w:spacing w:line="360" w:lineRule="auto"/>
+              <w:rPr>
+                <w:rFonts w:ascii="Calibri" w:hAnsi="Calibri" w:cs="Calibri"/>
+                <w:color w:val="000000" w:themeColor="text1"/>
+              </w:rPr>
+            </w:pPr>
+            <w:r>
+              <w:rPr>
+                <w:rFonts w:ascii="Calibri" w:hAnsi="Calibri" w:cs="Calibri"/>
+                <w:color w:val="000000" w:themeColor="text1"/>
+              </w:rPr>
+              <w:t xml:space="preserve">  const </w:t>
+            </w:r>
+            <w:proofErr w:type="spellStart"/>
+            <w:r>
+              <w:rPr>
+                <w:rFonts w:ascii="Calibri" w:hAnsi="Calibri" w:cs="Calibri"/>
+                <w:color w:val="000000" w:themeColor="text1"/>
+              </w:rPr>
+              <w:t>sendButton</w:t>
+            </w:r>
+            <w:proofErr w:type="spellEnd"/>
+            <w:r>
+              <w:rPr>
+                <w:rFonts w:ascii="Calibri" w:hAnsi="Calibri" w:cs="Calibri"/>
+                <w:color w:val="000000" w:themeColor="text1"/>
+              </w:rPr>
+              <w:t xml:space="preserve"> = </w:t>
+            </w:r>
+            <w:proofErr w:type="spellStart"/>
+            <w:proofErr w:type="gramStart"/>
+            <w:r>
+              <w:rPr>
+                <w:rFonts w:ascii="Calibri" w:hAnsi="Calibri" w:cs="Calibri"/>
+                <w:color w:val="000000" w:themeColor="text1"/>
+              </w:rPr>
+              <w:t>screen.getByRole</w:t>
+            </w:r>
+            <w:proofErr w:type="spellEnd"/>
+            <w:proofErr w:type="gramEnd"/>
+            <w:r>
+              <w:rPr>
+                <w:rFonts w:ascii="Calibri" w:hAnsi="Calibri" w:cs="Calibri"/>
+                <w:color w:val="000000" w:themeColor="text1"/>
+              </w:rPr>
+              <w:t xml:space="preserve">('button', </w:t>
+            </w:r>
+            <w:proofErr w:type="gramStart"/>
+            <w:r>
+              <w:rPr>
+                <w:rFonts w:ascii="Calibri" w:hAnsi="Calibri" w:cs="Calibri"/>
+                <w:color w:val="000000" w:themeColor="text1"/>
+              </w:rPr>
+              <w:t>{ name</w:t>
+            </w:r>
+            <w:proofErr w:type="gramEnd"/>
+            <w:r>
+              <w:rPr>
+                <w:rFonts w:ascii="Calibri" w:hAnsi="Calibri" w:cs="Calibri"/>
+                <w:color w:val="000000" w:themeColor="text1"/>
+              </w:rPr>
+              <w:t>: /send/</w:t>
+            </w:r>
+            <w:proofErr w:type="spellStart"/>
+            <w:proofErr w:type="gramStart"/>
+            <w:r>
+              <w:rPr>
+                <w:rFonts w:ascii="Calibri" w:hAnsi="Calibri" w:cs="Calibri"/>
+                <w:color w:val="000000" w:themeColor="text1"/>
+              </w:rPr>
+              <w:t>i</w:t>
+            </w:r>
+            <w:proofErr w:type="spellEnd"/>
+            <w:r>
+              <w:rPr>
+                <w:rFonts w:ascii="Calibri" w:hAnsi="Calibri" w:cs="Calibri"/>
+                <w:color w:val="000000" w:themeColor="text1"/>
+              </w:rPr>
+              <w:t xml:space="preserve"> }</w:t>
+            </w:r>
+            <w:proofErr w:type="gramEnd"/>
+            <w:r>
+              <w:rPr>
+                <w:rFonts w:ascii="Calibri" w:hAnsi="Calibri" w:cs="Calibri"/>
+                <w:color w:val="000000" w:themeColor="text1"/>
+              </w:rPr>
+              <w:t>);</w:t>
+            </w:r>
+          </w:p>
+          <w:p>
+            <w:pPr>
+              <w:spacing w:line="360" w:lineRule="auto"/>
+              <w:rPr>
+                <w:rFonts w:ascii="Calibri" w:hAnsi="Calibri" w:cs="Calibri"/>
+                <w:color w:val="000000" w:themeColor="text1"/>
+              </w:rPr>
+            </w:pPr>
+            <w:r>
+              <w:rPr>
+                <w:rFonts w:ascii="Calibri" w:hAnsi="Calibri" w:cs="Calibri"/>
+                <w:color w:val="000000" w:themeColor="text1"/>
+              </w:rPr>
+              <w:t xml:space="preserve">  </w:t>
+            </w:r>
+          </w:p>
+          <w:p>
+            <w:pPr>
+              <w:spacing w:line="360" w:lineRule="auto"/>
+              <w:rPr>
+                <w:rFonts w:ascii="Calibri" w:hAnsi="Calibri" w:cs="Calibri"/>
+                <w:color w:val="000000" w:themeColor="text1"/>
+              </w:rPr>
+            </w:pPr>
+            <w:r>
+              <w:rPr>
+                <w:rFonts w:ascii="Calibri" w:hAnsi="Calibri" w:cs="Calibri"/>
+                <w:color w:val="000000" w:themeColor="text1"/>
+              </w:rPr>
+              <w:t xml:space="preserve">  </w:t>
+            </w:r>
+            <w:proofErr w:type="spellStart"/>
+            <w:r>
+              <w:rPr>
+                <w:rFonts w:ascii="Calibri" w:hAnsi="Calibri" w:cs="Calibri"/>
+                <w:color w:val="000000" w:themeColor="text1"/>
+              </w:rPr>
+              <w:t>fireEvent.click</w:t>
+            </w:r>
+            <w:proofErr w:type="spellEnd"/>
+            <w:r>
+              <w:rPr>
+                <w:rFonts w:ascii="Calibri" w:hAnsi="Calibri" w:cs="Calibri"/>
+                <w:color w:val="000000" w:themeColor="text1"/>
+              </w:rPr>
+              <w:t>(</w:t>
+            </w:r>
+            <w:proofErr w:type="spellStart"/>
+            <w:r>
+              <w:rPr>
+                <w:rFonts w:ascii="Calibri" w:hAnsi="Calibri" w:cs="Calibri"/>
+                <w:color w:val="000000" w:themeColor="text1"/>
+              </w:rPr>
+              <w:t>sendButton</w:t>
+            </w:r>
+            <w:proofErr w:type="spellEnd"/>
+            <w:r>
+              <w:rPr>
+                <w:rFonts w:ascii="Calibri" w:hAnsi="Calibri" w:cs="Calibri"/>
+                <w:color w:val="000000" w:themeColor="text1"/>
+              </w:rPr>
+              <w:t>);</w:t>
+            </w:r>
+          </w:p>
+          <w:p>
+            <w:pPr>
+              <w:spacing w:line="360" w:lineRule="auto"/>
+              <w:rPr>
+                <w:rFonts w:ascii="Calibri" w:hAnsi="Calibri" w:cs="Calibri"/>
+                <w:color w:val="000000" w:themeColor="text1"/>
+              </w:rPr>
+            </w:pPr>
+            <w:r>
+              <w:rPr>
+                <w:rFonts w:ascii="Calibri" w:hAnsi="Calibri" w:cs="Calibri"/>
+                <w:color w:val="000000" w:themeColor="text1"/>
+              </w:rPr>
+              <w:t xml:space="preserve"> </w:t>
+            </w:r>
+          </w:p>
+          <w:p>
+            <w:pPr>
+              <w:spacing w:line="360" w:lineRule="auto"/>
+              <w:rPr>
+                <w:rFonts w:ascii="Calibri" w:hAnsi="Calibri" w:cs="Calibri"/>
+                <w:color w:val="000000" w:themeColor="text1"/>
+              </w:rPr>
+            </w:pPr>
+            <w:r>
+              <w:rPr>
+                <w:rFonts w:ascii="Calibri" w:hAnsi="Calibri" w:cs="Calibri"/>
+                <w:color w:val="000000" w:themeColor="text1"/>
+              </w:rPr>
+              <w:t xml:space="preserve">  expect(</w:t>
+            </w:r>
+            <w:proofErr w:type="spellStart"/>
+            <w:r>
+              <w:rPr>
+                <w:rFonts w:ascii="Calibri" w:hAnsi="Calibri" w:cs="Calibri"/>
+                <w:color w:val="000000" w:themeColor="text1"/>
+              </w:rPr>
+              <w:t>handleSendMock</w:t>
+            </w:r>
+            <w:proofErr w:type="spellEnd"/>
+            <w:proofErr w:type="gramStart"/>
+            <w:r>
+              <w:rPr>
+                <w:rFonts w:ascii="Calibri" w:hAnsi="Calibri" w:cs="Calibri"/>
+                <w:color w:val="000000" w:themeColor="text1"/>
+              </w:rPr>
+              <w:t>).</w:t>
+            </w:r>
+            <w:proofErr w:type="spellStart"/>
+            <w:r>
+              <w:rPr>
+                <w:rFonts w:ascii="Calibri" w:hAnsi="Calibri" w:cs="Calibri"/>
+                <w:color w:val="000000" w:themeColor="text1"/>
+              </w:rPr>
+              <w:t>not</w:t>
+            </w:r>
+            <w:proofErr w:type="gramEnd"/>
+            <w:r>
+              <w:rPr>
+                <w:rFonts w:ascii="Calibri" w:hAnsi="Calibri" w:cs="Calibri"/>
+                <w:color w:val="000000" w:themeColor="text1"/>
+              </w:rPr>
+              <w:t>.</w:t>
+            </w:r>
+            <w:proofErr w:type="gramStart"/>
+            <w:r>
+              <w:rPr>
+                <w:rFonts w:ascii="Calibri" w:hAnsi="Calibri" w:cs="Calibri"/>
+                <w:color w:val="000000" w:themeColor="text1"/>
+              </w:rPr>
+              <w:t>toHaveBeenCalled</w:t>
+            </w:r>
+            <w:proofErr w:type="spellEnd"/>
+            <w:r>
+              <w:rPr>
+                <w:rFonts w:ascii="Calibri" w:hAnsi="Calibri" w:cs="Calibri"/>
+                <w:color w:val="000000" w:themeColor="text1"/>
+              </w:rPr>
+              <w:t>(</w:t>
+            </w:r>
+            <w:proofErr w:type="gramEnd"/>
+            <w:r>
+              <w:rPr>
+                <w:rFonts w:ascii="Calibri" w:hAnsi="Calibri" w:cs="Calibri"/>
+                <w:color w:val="000000" w:themeColor="text1"/>
+              </w:rPr>
+              <w:t>);</w:t>
+            </w:r>
+          </w:p>
+          <w:p>
+            <w:pPr>
+              <w:spacing w:line="360" w:lineRule="auto"/>
+              <w:rPr>
+                <w:rFonts w:ascii="Calibri" w:hAnsi="Calibri" w:cs="Calibri"/>
+                <w:color w:val="000000" w:themeColor="text1"/>
+              </w:rPr>
+            </w:pPr>
+            <w:r>
+              <w:rPr>
+                <w:rFonts w:ascii="Calibri" w:hAnsi="Calibri" w:cs="Calibri"/>
+                <w:color w:val="000000" w:themeColor="text1"/>
+              </w:rPr>
+              <w:t>});</w:t>
+            </w:r>
+          </w:p>
+          <w:p>
+            <w:pPr>
+              <w:spacing w:line="360" w:lineRule="auto"/>
+              <w:rPr>
+                <w:rFonts w:ascii="Calibri" w:hAnsi="Calibri" w:cs="Calibri"/>
+                <w:color w:val="000000" w:themeColor="text1"/>
+              </w:rPr>
+            </w:pPr>
+          </w:p>
+          <w:p>
+            <w:pPr>
+              <w:spacing w:line="360" w:lineRule="auto"/>
+            </w:pPr>
+          </w:p>
+        </w:tc>
+      </w:tr>
+    </w:tbl>
+    <w:p>
+      <w:pPr>
+        <w:spacing w:line="360" w:lineRule="auto"/>
+      </w:pPr>
+    </w:p>
+    <w:p>
+      <w:pPr>
+        <w:spacing w:line="360" w:lineRule="auto"/>
+      </w:pPr>
+    </w:p>
+    <w:p>
+      <w:pPr>
+        <w:spacing w:line="360" w:lineRule="auto"/>
+      </w:pPr>
+    </w:p>
+    <w:p>
+      <w:pPr>
+        <w:spacing w:line="360" w:lineRule="auto"/>
+      </w:pPr>
+    </w:p>
+    <w:p>
+      <w:pPr>
+        <w:spacing w:line="360" w:lineRule="auto"/>
+      </w:pPr>
+    </w:p>
+    <w:p>
+      <w:pPr>
+        <w:spacing w:line="360" w:lineRule="auto"/>
+      </w:pPr>
+    </w:p>
+    <w:p>
+      <w:pPr>
+        <w:pStyle w:val="Heading1"/>
+        <w:spacing w:line="360" w:lineRule="auto"/>
+        <w:rPr>
+          <w:rFonts w:ascii="Calibri" w:hAnsi="Calibri" w:cs="Calibri"/>
+          <w:b/>
+          <w:bCs/>
+          <w:color w:val="000000" w:themeColor="text1"/>
+          <w:sz w:val="30"/>
+          <w:szCs w:val="30"/>
+        </w:rPr>
+      </w:pPr>
+      <w:r>
+        <w:rPr>
+          <w:rFonts w:ascii="Calibri" w:hAnsi="Calibri" w:cs="Calibri"/>
+          <w:b/>
+          <w:bCs/>
+          <w:color w:val="000000" w:themeColor="text1"/>
+          <w:sz w:val="30"/>
+          <w:szCs w:val="30"/>
+        </w:rPr>
+        <w:lastRenderedPageBreak/>
+        <w:t>7.</w:t>
+      </w:r>
+      <w:r>
+        <w:rPr>
+          <w:rFonts w:ascii="Calibri" w:hAnsi="Calibri" w:cs="Calibri"/>
+          <w:b/>
+          <w:bCs/>
+          <w:color w:val="000000" w:themeColor="text1"/>
+          <w:sz w:val="30"/>
+          <w:szCs w:val="30"/>
+        </w:rPr>
+        <w:t xml:space="preserve"> SYSTEM PRIORITIZATION AND COVERAGE MATRIX</w:t>
+      </w:r>
+    </w:p>
+    <w:p>
+      <w:pPr>
+        <w:pStyle w:val="Heading2"/>
+        <w:rPr>
+          <w:rFonts w:ascii="Calibri" w:hAnsi="Calibri" w:cs="Calibri"/>
+          <w:b/>
+          <w:bCs/>
+          <w:color w:val="000000" w:themeColor="text1"/>
+          <w:sz w:val="24"/>
+          <w:szCs w:val="24"/>
+        </w:rPr>
+      </w:pPr>
+      <w:r>
+        <w:rPr>
+          <w:rFonts w:ascii="Calibri" w:hAnsi="Calibri" w:cs="Calibri"/>
+          <w:b/>
+          <w:bCs/>
+          <w:color w:val="000000" w:themeColor="text1"/>
+          <w:sz w:val="24"/>
+          <w:szCs w:val="24"/>
+        </w:rPr>
+        <w:t>7.1 Priority Classification Definitions</w:t>
+      </w:r>
+    </w:p>
+    <w:p>
+      <w:pPr>
+        <w:numPr>
+          <w:ilvl w:val="0"/>
+          <w:numId w:val="20"/>
+        </w:numPr>
+        <w:rPr>
+          <w:rFonts w:ascii="Calibri" w:hAnsi="Calibri" w:cs="Calibri"/>
+          <w:color w:val="000000" w:themeColor="text1"/>
+        </w:rPr>
+      </w:pPr>
+      <w:r>
+        <w:rPr>
+          <w:rFonts w:ascii="Calibri" w:hAnsi="Calibri" w:cs="Calibri"/>
+          <w:b/>
+          <w:bCs/>
+          <w:color w:val="000000" w:themeColor="text1"/>
+        </w:rPr>
+        <w:t>P0 (Critical):</w:t>
+      </w:r>
+      <w:r>
+        <w:rPr>
+          <w:rFonts w:ascii="Calibri" w:hAnsi="Calibri" w:cs="Calibri"/>
+          <w:color w:val="000000" w:themeColor="text1"/>
+        </w:rPr>
+        <w:t xml:space="preserve"> Core safety, security, and baseline application functionality. Any failure here presents an immediate threat to pet health, patient privacy, or brand liability. PR </w:t>
+      </w:r>
+      <w:r>
+        <w:rPr>
+          <w:rFonts w:ascii="Calibri" w:hAnsi="Calibri" w:cs="Calibri"/>
+          <w:color w:val="000000" w:themeColor="text1"/>
+        </w:rPr>
+        <w:t>mergers are</w:t>
+      </w:r>
+      <w:r>
+        <w:rPr>
+          <w:rFonts w:ascii="Calibri" w:hAnsi="Calibri" w:cs="Calibri"/>
+          <w:color w:val="000000" w:themeColor="text1"/>
+        </w:rPr>
+        <w:t xml:space="preserve"> strictly blocked </w:t>
+      </w:r>
+      <w:r>
+        <w:rPr>
+          <w:rFonts w:ascii="Calibri" w:hAnsi="Calibri" w:cs="Calibri"/>
+          <w:color w:val="000000" w:themeColor="text1"/>
+        </w:rPr>
+        <w:t>by</w:t>
+      </w:r>
+      <w:r>
+        <w:rPr>
+          <w:rFonts w:ascii="Calibri" w:hAnsi="Calibri" w:cs="Calibri"/>
+          <w:color w:val="000000" w:themeColor="text1"/>
+        </w:rPr>
+        <w:t xml:space="preserve"> P0 failures.</w:t>
+      </w:r>
+    </w:p>
+    <w:p>
+      <w:pPr>
+        <w:numPr>
+          <w:ilvl w:val="0"/>
+          <w:numId w:val="20"/>
+        </w:numPr>
+        <w:rPr>
+          <w:rFonts w:ascii="Calibri" w:hAnsi="Calibri" w:cs="Calibri"/>
+          <w:color w:val="000000" w:themeColor="text1"/>
+        </w:rPr>
+      </w:pPr>
+      <w:r>
+        <w:rPr>
+          <w:rFonts w:ascii="Calibri" w:hAnsi="Calibri" w:cs="Calibri"/>
+          <w:b/>
+          <w:bCs/>
+          <w:color w:val="000000" w:themeColor="text1"/>
+        </w:rPr>
+        <w:t>P1 (High):</w:t>
+      </w:r>
+      <w:r>
+        <w:rPr>
+          <w:rFonts w:ascii="Calibri" w:hAnsi="Calibri" w:cs="Calibri"/>
+          <w:color w:val="000000" w:themeColor="text1"/>
+        </w:rPr>
+        <w:t xml:space="preserve"> Primary business logic and core user utilities. Failures dramatically degrade user experience but do not present immediate physical or legal risks. Must be resolved before minor production releases.</w:t>
+      </w:r>
+    </w:p>
+    <w:p>
+      <w:pPr>
+        <w:numPr>
+          <w:ilvl w:val="0"/>
+          <w:numId w:val="20"/>
+        </w:numPr>
+        <w:rPr>
+          <w:rFonts w:ascii="Calibri" w:hAnsi="Calibri" w:cs="Calibri"/>
+          <w:color w:val="000000" w:themeColor="text1"/>
+        </w:rPr>
+      </w:pPr>
+      <w:r>
+        <w:rPr>
+          <w:rFonts w:ascii="Calibri" w:hAnsi="Calibri" w:cs="Calibri"/>
+          <w:b/>
+          <w:bCs/>
+          <w:color w:val="000000" w:themeColor="text1"/>
+        </w:rPr>
+        <w:t>P2 (Medium):</w:t>
+      </w:r>
+      <w:r>
+        <w:rPr>
+          <w:rFonts w:ascii="Calibri" w:hAnsi="Calibri" w:cs="Calibri"/>
+          <w:color w:val="000000" w:themeColor="text1"/>
+        </w:rPr>
+        <w:t xml:space="preserve"> Static features, informational content, and visual enhancements. Failures are cosmetic or isolated, with clean fallback workarounds.</w:t>
+      </w:r>
+    </w:p>
+    <w:p>
+      <w:pPr>
+        <w:pStyle w:val="Heading2"/>
+        <w:rPr>
+          <w:rFonts w:ascii="Calibri" w:hAnsi="Calibri" w:cs="Calibri"/>
+          <w:b/>
+          <w:bCs/>
+          <w:color w:val="000000" w:themeColor="text1"/>
+          <w:sz w:val="24"/>
+          <w:szCs w:val="24"/>
+        </w:rPr>
+      </w:pPr>
+      <w:r>
+        <w:rPr>
+          <w:rFonts w:ascii="Calibri" w:hAnsi="Calibri" w:cs="Calibri"/>
+          <w:b/>
+          <w:bCs/>
+          <w:color w:val="000000" w:themeColor="text1"/>
+          <w:sz w:val="24"/>
+          <w:szCs w:val="24"/>
+        </w:rPr>
+        <w:t>7.</w:t>
+      </w:r>
+      <w:r>
+        <w:rPr>
+          <w:rFonts w:ascii="Calibri" w:hAnsi="Calibri" w:cs="Calibri"/>
+          <w:b/>
+          <w:bCs/>
+          <w:color w:val="000000" w:themeColor="text1"/>
+          <w:sz w:val="24"/>
+          <w:szCs w:val="24"/>
+        </w:rPr>
+        <w:t xml:space="preserve">2 </w:t>
+      </w:r>
+      <w:r>
+        <w:rPr>
+          <w:rFonts w:ascii="Calibri" w:hAnsi="Calibri" w:cs="Calibri"/>
+          <w:b/>
+          <w:bCs/>
+          <w:color w:val="000000" w:themeColor="text1"/>
+          <w:sz w:val="24"/>
+          <w:szCs w:val="24"/>
+        </w:rPr>
+        <w:t>Prioritization and Coverage Matrix</w:t>
+      </w:r>
+    </w:p>
+    <w:tbl>
+      <w:tblPr>
+        <w:tblStyle w:val="TableGrid"/>
+        <w:tblW w:w="0" w:type="auto"/>
+        <w:tblLook w:val="04A0" w:firstRow="1" w:lastRow="0" w:firstColumn="1" w:lastColumn="0" w:noHBand="0" w:noVBand="1"/>
+      </w:tblPr>
+      <w:tblGrid>
+        <w:gridCol w:w="1393"/>
+        <w:gridCol w:w="2401"/>
+        <w:gridCol w:w="1773"/>
+        <w:gridCol w:w="3783"/>
+      </w:tblGrid>
+      <w:tr>
+        <w:tc>
+          <w:tcPr>
+            <w:tcW w:w="0" w:type="auto"/>
+            <w:hideMark/>
+          </w:tcPr>
+          <w:p>
+            <w:pPr>
+              <w:spacing w:after="160"/>
+              <w:rPr>
+                <w:rFonts w:ascii="Calibri" w:hAnsi="Calibri" w:cs="Calibri"/>
+                <w:b/>
+                <w:bCs/>
+                <w:color w:val="000000" w:themeColor="text1"/>
+              </w:rPr>
+            </w:pPr>
+            <w:r>
+              <w:rPr>
+                <w:rFonts w:ascii="Calibri" w:hAnsi="Calibri" w:cs="Calibri"/>
+                <w:b/>
+                <w:bCs/>
+                <w:color w:val="000000" w:themeColor="text1"/>
+              </w:rPr>
+              <w:t>Severity Level</w:t>
+            </w:r>
+          </w:p>
+        </w:tc>
+        <w:tc>
+          <w:tcPr>
+            <w:tcW w:w="0" w:type="auto"/>
+            <w:hideMark/>
+          </w:tcPr>
+          <w:p>
+            <w:pPr>
+              <w:spacing w:after="160"/>
+              <w:rPr>
+                <w:rFonts w:ascii="Calibri" w:hAnsi="Calibri" w:cs="Calibri"/>
+                <w:b/>
+                <w:bCs/>
+                <w:color w:val="000000" w:themeColor="text1"/>
+              </w:rPr>
+            </w:pPr>
+            <w:r>
+              <w:rPr>
+                <w:rFonts w:ascii="Calibri" w:hAnsi="Calibri" w:cs="Calibri"/>
+                <w:b/>
+                <w:bCs/>
+                <w:color w:val="000000" w:themeColor="text1"/>
+              </w:rPr>
+              <w:t>Feature Area</w:t>
+            </w:r>
+          </w:p>
+        </w:tc>
+        <w:tc>
+          <w:tcPr>
+            <w:tcW w:w="0" w:type="auto"/>
+            <w:hideMark/>
+          </w:tcPr>
+          <w:p>
+            <w:pPr>
+              <w:spacing w:after="160"/>
+              <w:rPr>
+                <w:rFonts w:ascii="Calibri" w:hAnsi="Calibri" w:cs="Calibri"/>
+                <w:b/>
+                <w:bCs/>
+                <w:color w:val="000000" w:themeColor="text1"/>
+              </w:rPr>
+            </w:pPr>
+            <w:r>
+              <w:rPr>
+                <w:rFonts w:ascii="Calibri" w:hAnsi="Calibri" w:cs="Calibri"/>
+                <w:b/>
+                <w:bCs/>
+                <w:color w:val="000000" w:themeColor="text1"/>
+              </w:rPr>
+              <w:t>Primary Test Type</w:t>
+            </w:r>
+          </w:p>
+        </w:tc>
+        <w:tc>
+          <w:tcPr>
+            <w:tcW w:w="0" w:type="auto"/>
+            <w:hideMark/>
+          </w:tcPr>
+          <w:p>
+            <w:pPr>
+              <w:spacing w:after="160"/>
+              <w:rPr>
+                <w:rFonts w:ascii="Calibri" w:hAnsi="Calibri" w:cs="Calibri"/>
+                <w:b/>
+                <w:bCs/>
+                <w:color w:val="000000" w:themeColor="text1"/>
+              </w:rPr>
+            </w:pPr>
+            <w:r>
+              <w:rPr>
+                <w:rFonts w:ascii="Calibri" w:hAnsi="Calibri" w:cs="Calibri"/>
+                <w:b/>
+                <w:bCs/>
+                <w:color w:val="000000" w:themeColor="text1"/>
+              </w:rPr>
+              <w:t>Risk Protected Against</w:t>
+            </w:r>
+          </w:p>
+        </w:tc>
+      </w:tr>
+      <w:tr>
+        <w:tc>
+          <w:tcPr>
+            <w:tcW w:w="0" w:type="auto"/>
+            <w:hideMark/>
+          </w:tcPr>
+          <w:p>
+            <w:pPr>
+              <w:spacing w:after="160"/>
+              <w:rPr>
+                <w:rFonts w:ascii="Calibri" w:hAnsi="Calibri" w:cs="Calibri"/>
+                <w:color w:val="000000" w:themeColor="text1"/>
+              </w:rPr>
+            </w:pPr>
+            <w:r>
+              <w:rPr>
+                <w:rFonts w:ascii="Calibri" w:hAnsi="Calibri" w:cs="Calibri"/>
+                <w:color w:val="000000" w:themeColor="text1"/>
+              </w:rPr>
+              <w:t>P0 (Critical)</w:t>
+            </w:r>
+          </w:p>
+        </w:tc>
+        <w:tc>
+          <w:tcPr>
+            <w:tcW w:w="0" w:type="auto"/>
+            <w:hideMark/>
+          </w:tcPr>
+          <w:p>
+            <w:pPr>
+              <w:spacing w:after="160"/>
+              <w:rPr>
+                <w:rFonts w:ascii="Calibri" w:hAnsi="Calibri" w:cs="Calibri"/>
+                <w:color w:val="000000" w:themeColor="text1"/>
+              </w:rPr>
+            </w:pPr>
+            <w:r>
+              <w:rPr>
+                <w:rFonts w:ascii="Calibri" w:hAnsi="Calibri" w:cs="Calibri"/>
+                <w:color w:val="000000" w:themeColor="text1"/>
+              </w:rPr>
+              <w:t>Emergency Keyword Detection</w:t>
+            </w:r>
+          </w:p>
+        </w:tc>
+        <w:tc>
+          <w:tcPr>
+            <w:tcW w:w="0" w:type="auto"/>
+            <w:hideMark/>
+          </w:tcPr>
+          <w:p>
+            <w:pPr>
+              <w:spacing w:after="160"/>
+              <w:rPr>
+                <w:rFonts w:ascii="Calibri" w:hAnsi="Calibri" w:cs="Calibri"/>
+                <w:color w:val="000000" w:themeColor="text1"/>
+              </w:rPr>
+            </w:pPr>
+            <w:r>
+              <w:rPr>
+                <w:rFonts w:ascii="Calibri" w:hAnsi="Calibri" w:cs="Calibri"/>
+                <w:color w:val="000000" w:themeColor="text1"/>
+              </w:rPr>
+              <w:t>Backend Integration</w:t>
+            </w:r>
+          </w:p>
+        </w:tc>
+        <w:tc>
+          <w:tcPr>
+            <w:tcW w:w="0" w:type="auto"/>
+            <w:hideMark/>
+          </w:tcPr>
+          <w:p>
+            <w:pPr>
+              <w:spacing w:after="160"/>
+              <w:rPr>
+                <w:rFonts w:ascii="Calibri" w:hAnsi="Calibri" w:cs="Calibri"/>
+                <w:color w:val="000000" w:themeColor="text1"/>
+              </w:rPr>
+            </w:pPr>
+            <w:r>
+              <w:rPr>
+                <w:rFonts w:ascii="Calibri" w:hAnsi="Calibri" w:cs="Calibri"/>
+                <w:color w:val="000000" w:themeColor="text1"/>
+              </w:rPr>
+              <w:t>Direct threat to pet health; brand and medical liability.</w:t>
+            </w:r>
+          </w:p>
+        </w:tc>
+      </w:tr>
+      <w:tr>
+        <w:tc>
+          <w:tcPr>
+            <w:tcW w:w="0" w:type="auto"/>
+            <w:hideMark/>
+          </w:tcPr>
+          <w:p>
+            <w:pPr>
+              <w:spacing w:after="160"/>
+              <w:rPr>
+                <w:rFonts w:ascii="Calibri" w:hAnsi="Calibri" w:cs="Calibri"/>
+                <w:color w:val="000000" w:themeColor="text1"/>
+              </w:rPr>
+            </w:pPr>
+            <w:r>
+              <w:rPr>
+                <w:rFonts w:ascii="Calibri" w:hAnsi="Calibri" w:cs="Calibri"/>
+                <w:color w:val="000000" w:themeColor="text1"/>
+              </w:rPr>
+              <w:t>P0 (Critical)</w:t>
+            </w:r>
+          </w:p>
+        </w:tc>
+        <w:tc>
+          <w:tcPr>
+            <w:tcW w:w="0" w:type="auto"/>
+            <w:hideMark/>
+          </w:tcPr>
+          <w:p>
+            <w:pPr>
+              <w:spacing w:after="160"/>
+              <w:rPr>
+                <w:rFonts w:ascii="Calibri" w:hAnsi="Calibri" w:cs="Calibri"/>
+                <w:color w:val="000000" w:themeColor="text1"/>
+              </w:rPr>
+            </w:pPr>
+            <w:r>
+              <w:rPr>
+                <w:rFonts w:ascii="Calibri" w:hAnsi="Calibri" w:cs="Calibri"/>
+                <w:color w:val="000000" w:themeColor="text1"/>
+              </w:rPr>
+              <w:t>Data Isolation and Security</w:t>
+            </w:r>
+          </w:p>
+        </w:tc>
+        <w:tc>
+          <w:tcPr>
+            <w:tcW w:w="0" w:type="auto"/>
+            <w:hideMark/>
+          </w:tcPr>
+          <w:p>
+            <w:pPr>
+              <w:spacing w:after="160"/>
+              <w:rPr>
+                <w:rFonts w:ascii="Calibri" w:hAnsi="Calibri" w:cs="Calibri"/>
+                <w:color w:val="000000" w:themeColor="text1"/>
+              </w:rPr>
+            </w:pPr>
+            <w:r>
+              <w:rPr>
+                <w:rFonts w:ascii="Calibri" w:hAnsi="Calibri" w:cs="Calibri"/>
+                <w:color w:val="000000" w:themeColor="text1"/>
+              </w:rPr>
+              <w:t>Database Unit Tests</w:t>
+            </w:r>
+          </w:p>
+        </w:tc>
+        <w:tc>
+          <w:tcPr>
+            <w:tcW w:w="0" w:type="auto"/>
+            <w:hideMark/>
+          </w:tcPr>
+          <w:p>
+            <w:pPr>
+              <w:spacing w:after="160"/>
+              <w:rPr>
+                <w:rFonts w:ascii="Calibri" w:hAnsi="Calibri" w:cs="Calibri"/>
+                <w:color w:val="000000" w:themeColor="text1"/>
+              </w:rPr>
+            </w:pPr>
+            <w:r>
+              <w:rPr>
+                <w:rFonts w:ascii="Calibri" w:hAnsi="Calibri" w:cs="Calibri"/>
+                <w:color w:val="000000" w:themeColor="text1"/>
+              </w:rPr>
+              <w:t>Leaking personal user emails, passwords, or private chats.</w:t>
+            </w:r>
+          </w:p>
+        </w:tc>
+      </w:tr>
+      <w:tr>
+        <w:tc>
+          <w:tcPr>
+            <w:tcW w:w="0" w:type="auto"/>
+            <w:hideMark/>
+          </w:tcPr>
+          <w:p>
+            <w:pPr>
+              <w:spacing w:after="160"/>
+              <w:rPr>
+                <w:rFonts w:ascii="Calibri" w:hAnsi="Calibri" w:cs="Calibri"/>
+                <w:color w:val="000000" w:themeColor="text1"/>
+              </w:rPr>
+            </w:pPr>
+            <w:r>
+              <w:rPr>
+                <w:rFonts w:ascii="Calibri" w:hAnsi="Calibri" w:cs="Calibri"/>
+                <w:color w:val="000000" w:themeColor="text1"/>
+              </w:rPr>
+              <w:t>P1 (High)</w:t>
+            </w:r>
+          </w:p>
+        </w:tc>
+        <w:tc>
+          <w:tcPr>
+            <w:tcW w:w="0" w:type="auto"/>
+            <w:hideMark/>
+          </w:tcPr>
+          <w:p>
+            <w:pPr>
+              <w:spacing w:after="160"/>
+              <w:rPr>
+                <w:rFonts w:ascii="Calibri" w:hAnsi="Calibri" w:cs="Calibri"/>
+                <w:color w:val="000000" w:themeColor="text1"/>
+              </w:rPr>
+            </w:pPr>
+            <w:r>
+              <w:rPr>
+                <w:rFonts w:ascii="Calibri" w:hAnsi="Calibri" w:cs="Calibri"/>
+                <w:color w:val="000000" w:themeColor="text1"/>
+              </w:rPr>
+              <w:t>Map Rendering and Coordinates</w:t>
+            </w:r>
+          </w:p>
+        </w:tc>
+        <w:tc>
+          <w:tcPr>
+            <w:tcW w:w="0" w:type="auto"/>
+            <w:hideMark/>
+          </w:tcPr>
+          <w:p>
+            <w:pPr>
+              <w:spacing w:after="160"/>
+              <w:rPr>
+                <w:rFonts w:ascii="Calibri" w:hAnsi="Calibri" w:cs="Calibri"/>
+                <w:color w:val="000000" w:themeColor="text1"/>
+              </w:rPr>
+            </w:pPr>
+            <w:r>
+              <w:rPr>
+                <w:rFonts w:ascii="Calibri" w:hAnsi="Calibri" w:cs="Calibri"/>
+                <w:color w:val="000000" w:themeColor="text1"/>
+              </w:rPr>
+              <w:t>Frontend Integration</w:t>
+            </w:r>
+          </w:p>
+        </w:tc>
+        <w:tc>
+          <w:tcPr>
+            <w:tcW w:w="0" w:type="auto"/>
+            <w:hideMark/>
+          </w:tcPr>
+          <w:p>
+            <w:pPr>
+              <w:spacing w:after="160"/>
+              <w:rPr>
+                <w:rFonts w:ascii="Calibri" w:hAnsi="Calibri" w:cs="Calibri"/>
+                <w:color w:val="000000" w:themeColor="text1"/>
+              </w:rPr>
+            </w:pPr>
+            <w:r>
+              <w:rPr>
+                <w:rFonts w:ascii="Calibri" w:hAnsi="Calibri" w:cs="Calibri"/>
+                <w:color w:val="000000" w:themeColor="text1"/>
+              </w:rPr>
+              <w:t xml:space="preserve">Users </w:t>
+            </w:r>
+            <w:proofErr w:type="gramStart"/>
+            <w:r>
+              <w:rPr>
+                <w:rFonts w:ascii="Calibri" w:hAnsi="Calibri" w:cs="Calibri"/>
+                <w:color w:val="000000" w:themeColor="text1"/>
+              </w:rPr>
+              <w:t>unable</w:t>
+            </w:r>
+            <w:proofErr w:type="gramEnd"/>
+            <w:r>
+              <w:rPr>
+                <w:rFonts w:ascii="Calibri" w:hAnsi="Calibri" w:cs="Calibri"/>
+                <w:color w:val="000000" w:themeColor="text1"/>
+              </w:rPr>
+              <w:t xml:space="preserve"> to find physical clinics during a crisis.</w:t>
+            </w:r>
+          </w:p>
+        </w:tc>
+      </w:tr>
+      <w:tr>
+        <w:tc>
+          <w:tcPr>
+            <w:tcW w:w="0" w:type="auto"/>
+            <w:hideMark/>
+          </w:tcPr>
+          <w:p>
+            <w:pPr>
+              <w:spacing w:after="160"/>
+              <w:rPr>
+                <w:rFonts w:ascii="Calibri" w:hAnsi="Calibri" w:cs="Calibri"/>
+                <w:color w:val="000000" w:themeColor="text1"/>
+              </w:rPr>
+            </w:pPr>
+            <w:r>
+              <w:rPr>
+                <w:rFonts w:ascii="Calibri" w:hAnsi="Calibri" w:cs="Calibri"/>
+                <w:color w:val="000000" w:themeColor="text1"/>
+              </w:rPr>
+              <w:t>P1 (High)</w:t>
+            </w:r>
+          </w:p>
+        </w:tc>
+        <w:tc>
+          <w:tcPr>
+            <w:tcW w:w="0" w:type="auto"/>
+            <w:hideMark/>
+          </w:tcPr>
+          <w:p>
+            <w:pPr>
+              <w:spacing w:after="160"/>
+              <w:rPr>
+                <w:rFonts w:ascii="Calibri" w:hAnsi="Calibri" w:cs="Calibri"/>
+                <w:color w:val="000000" w:themeColor="text1"/>
+              </w:rPr>
+            </w:pPr>
+            <w:proofErr w:type="gramStart"/>
+            <w:r>
+              <w:rPr>
+                <w:rFonts w:ascii="Calibri" w:hAnsi="Calibri" w:cs="Calibri"/>
+                <w:color w:val="000000" w:themeColor="text1"/>
+              </w:rPr>
+              <w:t>Calorie</w:t>
+            </w:r>
+            <w:proofErr w:type="gramEnd"/>
+            <w:r>
+              <w:rPr>
+                <w:rFonts w:ascii="Calibri" w:hAnsi="Calibri" w:cs="Calibri"/>
+                <w:color w:val="000000" w:themeColor="text1"/>
+              </w:rPr>
+              <w:t xml:space="preserve"> and Portion Math</w:t>
+            </w:r>
+          </w:p>
+        </w:tc>
+        <w:tc>
+          <w:tcPr>
+            <w:tcW w:w="0" w:type="auto"/>
+            <w:hideMark/>
+          </w:tcPr>
+          <w:p>
+            <w:pPr>
+              <w:spacing w:after="160"/>
+              <w:rPr>
+                <w:rFonts w:ascii="Calibri" w:hAnsi="Calibri" w:cs="Calibri"/>
+                <w:color w:val="000000" w:themeColor="text1"/>
+              </w:rPr>
+            </w:pPr>
+            <w:r>
+              <w:rPr>
+                <w:rFonts w:ascii="Calibri" w:hAnsi="Calibri" w:cs="Calibri"/>
+                <w:color w:val="000000" w:themeColor="text1"/>
+              </w:rPr>
+              <w:t>Backend Unit Tests</w:t>
+            </w:r>
+          </w:p>
+        </w:tc>
+        <w:tc>
+          <w:tcPr>
+            <w:tcW w:w="0" w:type="auto"/>
+            <w:hideMark/>
+          </w:tcPr>
+          <w:p>
+            <w:pPr>
+              <w:spacing w:after="160"/>
+              <w:rPr>
+                <w:rFonts w:ascii="Calibri" w:hAnsi="Calibri" w:cs="Calibri"/>
+                <w:color w:val="000000" w:themeColor="text1"/>
+              </w:rPr>
+            </w:pPr>
+            <w:r>
+              <w:rPr>
+                <w:rFonts w:ascii="Calibri" w:hAnsi="Calibri" w:cs="Calibri"/>
+                <w:color w:val="000000" w:themeColor="text1"/>
+              </w:rPr>
+              <w:t xml:space="preserve">Overfeeding or underfeeding animals </w:t>
+            </w:r>
+            <w:proofErr w:type="gramStart"/>
+            <w:r>
+              <w:rPr>
+                <w:rFonts w:ascii="Calibri" w:hAnsi="Calibri" w:cs="Calibri"/>
+                <w:color w:val="000000" w:themeColor="text1"/>
+              </w:rPr>
+              <w:t>based</w:t>
+            </w:r>
+            <w:proofErr w:type="gramEnd"/>
+            <w:r>
+              <w:rPr>
+                <w:rFonts w:ascii="Calibri" w:hAnsi="Calibri" w:cs="Calibri"/>
+                <w:color w:val="000000" w:themeColor="text1"/>
+              </w:rPr>
+              <w:t xml:space="preserve"> on bad logic.</w:t>
+            </w:r>
+          </w:p>
+        </w:tc>
+      </w:tr>
+      <w:tr>
+        <w:tc>
+          <w:tcPr>
+            <w:tcW w:w="0" w:type="auto"/>
+            <w:hideMark/>
+          </w:tcPr>
+          <w:p>
+            <w:pPr>
+              <w:spacing w:after="160"/>
+              <w:rPr>
+                <w:rFonts w:ascii="Calibri" w:hAnsi="Calibri" w:cs="Calibri"/>
+                <w:color w:val="000000" w:themeColor="text1"/>
+              </w:rPr>
+            </w:pPr>
+            <w:r>
+              <w:rPr>
+                <w:rFonts w:ascii="Calibri" w:hAnsi="Calibri" w:cs="Calibri"/>
+                <w:color w:val="000000" w:themeColor="text1"/>
+              </w:rPr>
+              <w:t>P2 (Medium)</w:t>
+            </w:r>
+          </w:p>
+        </w:tc>
+        <w:tc>
+          <w:tcPr>
+            <w:tcW w:w="0" w:type="auto"/>
+            <w:hideMark/>
+          </w:tcPr>
+          <w:p>
+            <w:pPr>
+              <w:spacing w:after="160"/>
+              <w:rPr>
+                <w:rFonts w:ascii="Calibri" w:hAnsi="Calibri" w:cs="Calibri"/>
+                <w:color w:val="000000" w:themeColor="text1"/>
+              </w:rPr>
+            </w:pPr>
+            <w:r>
+              <w:rPr>
+                <w:rFonts w:ascii="Calibri" w:hAnsi="Calibri" w:cs="Calibri"/>
+                <w:color w:val="000000" w:themeColor="text1"/>
+              </w:rPr>
+              <w:t>Blog Posting and Anatomy Tools</w:t>
+            </w:r>
+          </w:p>
+        </w:tc>
+        <w:tc>
+          <w:tcPr>
+            <w:tcW w:w="0" w:type="auto"/>
+            <w:hideMark/>
+          </w:tcPr>
+          <w:p>
+            <w:pPr>
+              <w:spacing w:after="160"/>
+              <w:rPr>
+                <w:rFonts w:ascii="Calibri" w:hAnsi="Calibri" w:cs="Calibri"/>
+                <w:color w:val="000000" w:themeColor="text1"/>
+              </w:rPr>
+            </w:pPr>
+            <w:r>
+              <w:rPr>
+                <w:rFonts w:ascii="Calibri" w:hAnsi="Calibri" w:cs="Calibri"/>
+                <w:color w:val="000000" w:themeColor="text1"/>
+              </w:rPr>
+              <w:t>UI Regression Tests</w:t>
+            </w:r>
+          </w:p>
+        </w:tc>
+        <w:tc>
+          <w:tcPr>
+            <w:tcW w:w="0" w:type="auto"/>
+            <w:hideMark/>
+          </w:tcPr>
+          <w:p>
+            <w:pPr>
+              <w:spacing w:after="160"/>
+              <w:rPr>
+                <w:rFonts w:ascii="Calibri" w:hAnsi="Calibri" w:cs="Calibri"/>
+                <w:color w:val="000000" w:themeColor="text1"/>
+              </w:rPr>
+            </w:pPr>
+            <w:r>
+              <w:rPr>
+                <w:rFonts w:ascii="Calibri" w:hAnsi="Calibri" w:cs="Calibri"/>
+                <w:color w:val="000000" w:themeColor="text1"/>
+              </w:rPr>
+              <w:t>Broken buttons, visual overlaps, and cosmetic layout flaws.</w:t>
+            </w:r>
+          </w:p>
+        </w:tc>
+      </w:tr>
+    </w:tbl>
+    <w:p>
+      <w:pPr>
+        <w:spacing w:line="360" w:lineRule="auto"/>
+        <w:rPr>
+          <w:rFonts w:ascii="Calibri" w:hAnsi="Calibri" w:cs="Calibri"/>
+          <w:color w:val="000000" w:themeColor="text1"/>
+        </w:rPr>
+      </w:pPr>
+    </w:p>
+    <w:p>
+      <w:pPr>
+        <w:spacing w:line="360" w:lineRule="auto"/>
+        <w:rPr>
+          <w:rFonts w:ascii="Calibri" w:hAnsi="Calibri" w:cs="Calibri"/>
+          <w:color w:val="000000" w:themeColor="text1"/>
+        </w:rPr>
+      </w:pPr>
+    </w:p>
+    <w:p>
+      <w:pPr>
+        <w:spacing w:line="360" w:lineRule="auto"/>
+        <w:rPr>
+          <w:rFonts w:ascii="Calibri" w:hAnsi="Calibri" w:cs="Calibri"/>
+          <w:color w:val="000000" w:themeColor="text1"/>
+        </w:rPr>
+      </w:pPr>
+    </w:p>
+    <w:p>
+      <w:pPr>
+        <w:pStyle w:val="Heading1"/>
+        <w:spacing w:line="360" w:lineRule="auto"/>
+        <w:rPr>
+          <w:rFonts w:ascii="Calibri" w:hAnsi="Calibri" w:cs="Calibri"/>
+          <w:b/>
+          <w:bCs/>
+          <w:color w:val="000000" w:themeColor="text1"/>
+          <w:sz w:val="30"/>
+          <w:szCs w:val="30"/>
+        </w:rPr>
+      </w:pPr>
+      <w:r>
+        <w:rPr>
+          <w:rFonts w:ascii="Calibri" w:hAnsi="Calibri" w:cs="Calibri"/>
+          <w:b/>
+          <w:bCs/>
+          <w:color w:val="000000" w:themeColor="text1"/>
+          <w:sz w:val="30"/>
+          <w:szCs w:val="30"/>
+        </w:rPr>
+        <w:lastRenderedPageBreak/>
+        <w:t>8. DEPLOYMENT and INTEGRATION RULES</w:t>
+      </w:r>
+    </w:p>
+    <w:p>
+      <w:pPr>
+        <w:pStyle w:val="Heading2"/>
+        <w:rPr>
+          <w:rFonts w:ascii="Calibri" w:hAnsi="Calibri" w:cs="Calibri"/>
+          <w:b/>
+          <w:bCs/>
+          <w:color w:val="000000" w:themeColor="text1"/>
+          <w:sz w:val="24"/>
+          <w:szCs w:val="24"/>
+        </w:rPr>
+      </w:pPr>
+      <w:r>
+        <w:rPr>
+          <w:rFonts w:ascii="Calibri" w:hAnsi="Calibri" w:cs="Calibri"/>
+          <w:b/>
+          <w:bCs/>
+          <w:color w:val="000000" w:themeColor="text1"/>
+          <w:sz w:val="24"/>
+          <w:szCs w:val="24"/>
+        </w:rPr>
+        <w:t>8.1 Integration Testing</w:t>
+      </w:r>
+    </w:p>
+    <w:p>
+      <w:pPr>
+        <w:numPr>
+          <w:ilvl w:val="0"/>
+          <w:numId w:val="13"/>
+        </w:numPr>
+        <w:spacing w:line="360" w:lineRule="auto"/>
+        <w:rPr>
+          <w:rFonts w:ascii="Calibri" w:hAnsi="Calibri" w:cs="Calibri"/>
+          <w:color w:val="000000" w:themeColor="text1"/>
+        </w:rPr>
+      </w:pPr>
+      <w:r>
+        <w:rPr>
+          <w:rFonts w:ascii="Calibri" w:hAnsi="Calibri" w:cs="Calibri"/>
+          <w:color w:val="000000" w:themeColor="text1"/>
+        </w:rPr>
+        <w:t xml:space="preserve">Local Test Execution: Developers must run pytest and </w:t>
+      </w:r>
+      <w:proofErr w:type="spellStart"/>
+      <w:r>
+        <w:rPr>
+          <w:rFonts w:ascii="Calibri" w:hAnsi="Calibri" w:cs="Calibri"/>
+          <w:color w:val="000000" w:themeColor="text1"/>
+        </w:rPr>
+        <w:t>npm</w:t>
+      </w:r>
+      <w:proofErr w:type="spellEnd"/>
+      <w:r>
+        <w:rPr>
+          <w:rFonts w:ascii="Calibri" w:hAnsi="Calibri" w:cs="Calibri"/>
+          <w:color w:val="000000" w:themeColor="text1"/>
+        </w:rPr>
+        <w:t xml:space="preserve"> run test locally before committing any code to remote repositories.</w:t>
+      </w:r>
+    </w:p>
+    <w:p>
+      <w:pPr>
+        <w:numPr>
+          <w:ilvl w:val="0"/>
+          <w:numId w:val="13"/>
+        </w:numPr>
+        <w:spacing w:line="360" w:lineRule="auto"/>
+        <w:rPr>
+          <w:rFonts w:ascii="Calibri" w:hAnsi="Calibri" w:cs="Calibri"/>
+          <w:color w:val="000000" w:themeColor="text1"/>
+        </w:rPr>
+      </w:pPr>
+      <w:r>
+        <w:rPr>
+          <w:rFonts w:ascii="Calibri" w:hAnsi="Calibri" w:cs="Calibri"/>
+          <w:color w:val="000000" w:themeColor="text1"/>
+        </w:rPr>
+        <w:t>Schema Validation: If any database or API schema changes, both frontend and backend contract tests must be updated to prevent runtime failures.</w:t>
+      </w:r>
+    </w:p>
+    <w:p>
+      <w:pPr>
+        <w:numPr>
+          <w:ilvl w:val="0"/>
+          <w:numId w:val="13"/>
+        </w:numPr>
+        <w:spacing w:line="360" w:lineRule="auto"/>
+        <w:rPr>
+          <w:rFonts w:ascii="Calibri" w:hAnsi="Calibri" w:cs="Calibri"/>
+          <w:color w:val="000000" w:themeColor="text1"/>
+        </w:rPr>
+      </w:pPr>
+      <w:r>
+        <w:rPr>
+          <w:rFonts w:ascii="Calibri" w:hAnsi="Calibri" w:cs="Calibri"/>
+          <w:color w:val="000000" w:themeColor="text1"/>
+        </w:rPr>
+        <w:t>Continuous Integration (CI) Checks: Every GitHub Pull Request automatically triggers the testing suite. Merging code into the main branch is strictly blocked if a single automated test fails.</w:t>
+      </w:r>
+    </w:p>
+    <w:p>
+      <w:pPr>
+        <w:pStyle w:val="Heading2"/>
+        <w:rPr>
+          <w:rFonts w:ascii="Calibri" w:hAnsi="Calibri" w:cs="Calibri"/>
+          <w:b/>
+          <w:bCs/>
+          <w:color w:val="000000" w:themeColor="text1"/>
+          <w:sz w:val="24"/>
+          <w:szCs w:val="24"/>
+        </w:rPr>
+      </w:pPr>
+      <w:r>
+        <w:rPr>
+          <w:rFonts w:ascii="Calibri" w:hAnsi="Calibri" w:cs="Calibri"/>
+          <w:b/>
+          <w:bCs/>
+          <w:color w:val="000000" w:themeColor="text1"/>
+          <w:sz w:val="24"/>
+          <w:szCs w:val="24"/>
+        </w:rPr>
+        <w:t>8</w:t>
+      </w:r>
+      <w:r>
+        <w:rPr>
+          <w:rFonts w:ascii="Calibri" w:hAnsi="Calibri" w:cs="Calibri"/>
+          <w:b/>
+          <w:bCs/>
+          <w:color w:val="000000" w:themeColor="text1"/>
+          <w:sz w:val="24"/>
+          <w:szCs w:val="24"/>
+        </w:rPr>
+        <w:t>.</w:t>
+      </w:r>
+      <w:r>
+        <w:rPr>
+          <w:rFonts w:ascii="Calibri" w:hAnsi="Calibri" w:cs="Calibri"/>
+          <w:b/>
+          <w:bCs/>
+          <w:color w:val="000000" w:themeColor="text1"/>
+          <w:sz w:val="24"/>
+          <w:szCs w:val="24"/>
+        </w:rPr>
+        <w:t xml:space="preserve">2 </w:t>
+      </w:r>
+      <w:r>
+        <w:rPr>
+          <w:rFonts w:ascii="Calibri" w:hAnsi="Calibri" w:cs="Calibri"/>
+          <w:b/>
+          <w:bCs/>
+          <w:color w:val="000000" w:themeColor="text1"/>
+          <w:sz w:val="24"/>
+          <w:szCs w:val="24"/>
+        </w:rPr>
+        <w:t>QA Performance KPIs (Deployment Gates)</w:t>
+      </w:r>
+    </w:p>
+    <w:p>
+      <w:pPr>
+        <w:pStyle w:val="NormalWeb"/>
+        <w:rPr>
+          <w:rFonts w:ascii="Calibri" w:hAnsi="Calibri" w:cs="Calibri"/>
+        </w:rPr>
+      </w:pPr>
+      <w:r>
+        <w:rPr>
+          <w:rFonts w:ascii="Calibri" w:hAnsi="Calibri" w:cs="Calibri"/>
+        </w:rPr>
+        <w:t xml:space="preserve">Before any Pull Request is approved for merging into the </w:t>
+      </w:r>
+      <w:r>
+        <w:rPr>
+          <w:rStyle w:val="HTMLCode"/>
+          <w:rFonts w:ascii="Calibri" w:eastAsiaTheme="minorHAnsi" w:hAnsi="Calibri" w:cs="Calibri"/>
+        </w:rPr>
+        <w:t>main</w:t>
+      </w:r>
+      <w:r>
+        <w:rPr>
+          <w:rFonts w:ascii="Calibri" w:hAnsi="Calibri" w:cs="Calibri"/>
+        </w:rPr>
+        <w:t xml:space="preserve"> branch, the codebase must clear the following target Key Performance Indicators (KPIs)</w:t>
+      </w:r>
+    </w:p>
+    <w:tbl>
+      <w:tblPr>
+        <w:tblStyle w:val="TableGrid"/>
+        <w:tblW w:w="0" w:type="auto"/>
+        <w:tblLook w:val="04A0" w:firstRow="1" w:lastRow="0" w:firstColumn="1" w:lastColumn="0" w:noHBand="0" w:noVBand="1"/>
+      </w:tblPr>
+      <w:tblGrid>
+        <w:gridCol w:w="2299"/>
+        <w:gridCol w:w="2445"/>
+        <w:gridCol w:w="2292"/>
+        <w:gridCol w:w="2314"/>
+      </w:tblGrid>
+      <w:tr>
+        <w:tc>
+          <w:tcPr>
+            <w:tcW w:w="0" w:type="auto"/>
+            <w:hideMark/>
+          </w:tcPr>
+          <w:p>
+            <w:pPr>
+              <w:pStyle w:val="NormalWeb"/>
+              <w:spacing w:after="160" w:line="278" w:lineRule="auto"/>
+              <w:rPr>
+                <w:rFonts w:ascii="Calibri" w:hAnsi="Calibri" w:cs="Calibri"/>
+              </w:rPr>
+            </w:pPr>
+            <w:r>
+              <w:rPr>
+                <w:rFonts w:ascii="Calibri" w:hAnsi="Calibri" w:cs="Calibri"/>
+                <w:b/>
+                <w:bCs/>
+              </w:rPr>
+              <w:t>KPI Category</w:t>
+            </w:r>
+          </w:p>
+        </w:tc>
+        <w:tc>
+          <w:tcPr>
+            <w:tcW w:w="0" w:type="auto"/>
+            <w:hideMark/>
+          </w:tcPr>
+          <w:p>
+            <w:pPr>
+              <w:pStyle w:val="NormalWeb"/>
+              <w:spacing w:after="160" w:line="278" w:lineRule="auto"/>
+              <w:rPr>
+                <w:rFonts w:ascii="Calibri" w:hAnsi="Calibri" w:cs="Calibri"/>
+              </w:rPr>
+            </w:pPr>
+            <w:r>
+              <w:rPr>
+                <w:rFonts w:ascii="Calibri" w:hAnsi="Calibri" w:cs="Calibri"/>
+                <w:b/>
+                <w:bCs/>
+              </w:rPr>
+              <w:t>Target Threshold</w:t>
+            </w:r>
+          </w:p>
+        </w:tc>
+        <w:tc>
+          <w:tcPr>
+            <w:tcW w:w="0" w:type="auto"/>
+            <w:hideMark/>
+          </w:tcPr>
+          <w:p>
+            <w:pPr>
+              <w:pStyle w:val="NormalWeb"/>
+              <w:spacing w:after="160" w:line="278" w:lineRule="auto"/>
+              <w:rPr>
+                <w:rFonts w:ascii="Calibri" w:hAnsi="Calibri" w:cs="Calibri"/>
+              </w:rPr>
+            </w:pPr>
+            <w:r>
+              <w:rPr>
+                <w:rFonts w:ascii="Calibri" w:hAnsi="Calibri" w:cs="Calibri"/>
+                <w:b/>
+                <w:bCs/>
+              </w:rPr>
+              <w:t>Monitored Via</w:t>
+            </w:r>
+          </w:p>
+        </w:tc>
+        <w:tc>
+          <w:tcPr>
+            <w:tcW w:w="0" w:type="auto"/>
+            <w:hideMark/>
+          </w:tcPr>
+          <w:p>
+            <w:pPr>
+              <w:pStyle w:val="NormalWeb"/>
+              <w:spacing w:after="160" w:line="278" w:lineRule="auto"/>
+              <w:rPr>
+                <w:rFonts w:ascii="Calibri" w:hAnsi="Calibri" w:cs="Calibri"/>
+              </w:rPr>
+            </w:pPr>
+            <w:r>
+              <w:rPr>
+                <w:rFonts w:ascii="Calibri" w:hAnsi="Calibri" w:cs="Calibri"/>
+                <w:b/>
+                <w:bCs/>
+              </w:rPr>
+              <w:t>Enforcement Level</w:t>
+            </w:r>
+          </w:p>
+        </w:tc>
+      </w:tr>
+      <w:tr>
+        <w:tc>
+          <w:tcPr>
+            <w:tcW w:w="0" w:type="auto"/>
+            <w:hideMark/>
+          </w:tcPr>
+          <w:p>
+            <w:pPr>
+              <w:pStyle w:val="NormalWeb"/>
+              <w:spacing w:after="160" w:line="278" w:lineRule="auto"/>
+              <w:rPr>
+                <w:rFonts w:ascii="Calibri" w:hAnsi="Calibri" w:cs="Calibri"/>
+              </w:rPr>
+            </w:pPr>
+            <w:r>
+              <w:rPr>
+                <w:rFonts w:ascii="Calibri" w:hAnsi="Calibri" w:cs="Calibri"/>
+                <w:b/>
+                <w:bCs/>
+              </w:rPr>
+              <w:t>P0/P1 Test Coverage</w:t>
+            </w:r>
+          </w:p>
+        </w:tc>
+        <w:tc>
+          <w:tcPr>
+            <w:tcW w:w="0" w:type="auto"/>
+            <w:hideMark/>
+          </w:tcPr>
+          <w:p>
+            <w:pPr>
+              <w:pStyle w:val="NormalWeb"/>
+              <w:spacing w:after="160" w:line="278" w:lineRule="auto"/>
+              <w:rPr>
+                <w:rFonts w:ascii="Calibri" w:hAnsi="Calibri" w:cs="Calibri"/>
+              </w:rPr>
+            </w:pPr>
+            <m:oMath>
+              <m:r>
+                <w:rPr>
+                  <w:rFonts w:ascii="Cambria Math" w:hAnsi="Cambria Math" w:cs="Calibri"/>
+                </w:rPr>
+                <m:t>≥90%</m:t>
+              </m:r>
+            </m:oMath>
+            <w:r>
+              <w:rPr>
+                <w:rFonts w:ascii="Calibri" w:hAnsi="Calibri" w:cs="Calibri"/>
+              </w:rPr>
+              <w:t xml:space="preserve"> code coverage</w:t>
+            </w:r>
+          </w:p>
+        </w:tc>
+        <w:tc>
+          <w:tcPr>
+            <w:tcW w:w="0" w:type="auto"/>
+            <w:hideMark/>
+          </w:tcPr>
+          <w:p>
+            <w:pPr>
+              <w:pStyle w:val="NormalWeb"/>
+              <w:spacing w:after="160" w:line="278" w:lineRule="auto"/>
+              <w:rPr>
+                <w:rFonts w:ascii="Calibri" w:hAnsi="Calibri" w:cs="Calibri"/>
+              </w:rPr>
+            </w:pPr>
+            <w:r>
+              <w:rPr>
+                <w:rFonts w:ascii="Calibri" w:hAnsi="Calibri" w:cs="Calibri"/>
+              </w:rPr>
+              <w:t>pytest-</w:t>
+            </w:r>
+            <w:proofErr w:type="spellStart"/>
+            <w:r>
+              <w:rPr>
+                <w:rFonts w:ascii="Calibri" w:hAnsi="Calibri" w:cs="Calibri"/>
+              </w:rPr>
+              <w:t>cov</w:t>
+            </w:r>
+            <w:proofErr w:type="spellEnd"/>
+            <w:r>
+              <w:rPr>
+                <w:rFonts w:ascii="Calibri" w:hAnsi="Calibri" w:cs="Calibri"/>
+              </w:rPr>
+              <w:t xml:space="preserve"> / </w:t>
+            </w:r>
+            <w:proofErr w:type="spellStart"/>
+            <w:r>
+              <w:rPr>
+                <w:rFonts w:ascii="Calibri" w:hAnsi="Calibri" w:cs="Calibri"/>
+              </w:rPr>
+              <w:t>vitest</w:t>
+            </w:r>
+            <w:proofErr w:type="spellEnd"/>
+          </w:p>
+        </w:tc>
+        <w:tc>
+          <w:tcPr>
+            <w:tcW w:w="0" w:type="auto"/>
+            <w:hideMark/>
+          </w:tcPr>
+          <w:p>
+            <w:pPr>
+              <w:pStyle w:val="NormalWeb"/>
+              <w:spacing w:after="160" w:line="278" w:lineRule="auto"/>
+              <w:rPr>
+                <w:rFonts w:ascii="Calibri" w:hAnsi="Calibri" w:cs="Calibri"/>
+              </w:rPr>
+            </w:pPr>
+            <w:r>
+              <w:rPr>
+                <w:rFonts w:ascii="Calibri" w:hAnsi="Calibri" w:cs="Calibri"/>
+                <w:b/>
+                <w:bCs/>
+              </w:rPr>
+              <w:t>Hard Block</w:t>
+            </w:r>
+            <w:r>
+              <w:rPr>
+                <w:rFonts w:ascii="Calibri" w:hAnsi="Calibri" w:cs="Calibri"/>
+              </w:rPr>
+              <w:t xml:space="preserve"> (CI will fail)</w:t>
+            </w:r>
+          </w:p>
+        </w:tc>
+      </w:tr>
+      <w:tr>
+        <w:tc>
+          <w:tcPr>
+            <w:tcW w:w="0" w:type="auto"/>
+            <w:hideMark/>
+          </w:tcPr>
+          <w:p>
+            <w:pPr>
+              <w:pStyle w:val="NormalWeb"/>
+              <w:spacing w:after="160" w:line="278" w:lineRule="auto"/>
+              <w:rPr>
+                <w:rFonts w:ascii="Calibri" w:hAnsi="Calibri" w:cs="Calibri"/>
+              </w:rPr>
+            </w:pPr>
+            <w:r>
+              <w:rPr>
+                <w:rFonts w:ascii="Calibri" w:hAnsi="Calibri" w:cs="Calibri"/>
+                <w:b/>
+                <w:bCs/>
+              </w:rPr>
+              <w:t>Total Code Coverage</w:t>
+            </w:r>
+          </w:p>
+        </w:tc>
+        <w:tc>
+          <w:tcPr>
+            <w:tcW w:w="0" w:type="auto"/>
+            <w:hideMark/>
+          </w:tcPr>
+          <w:p>
+            <w:pPr>
+              <w:pStyle w:val="NormalWeb"/>
+              <w:spacing w:after="160" w:line="278" w:lineRule="auto"/>
+              <w:rPr>
+                <w:rFonts w:ascii="Calibri" w:hAnsi="Calibri" w:cs="Calibri"/>
+              </w:rPr>
+            </w:pPr>
+            <m:oMath>
+              <m:r>
+                <w:rPr>
+                  <w:rFonts w:ascii="Cambria Math" w:hAnsi="Cambria Math" w:cs="Calibri"/>
+                </w:rPr>
+                <m:t>≥80%</m:t>
+              </m:r>
+            </m:oMath>
+            <w:r>
+              <w:rPr>
+                <w:rFonts w:ascii="Calibri" w:hAnsi="Calibri" w:cs="Calibri"/>
+              </w:rPr>
+              <w:t xml:space="preserve"> code coverage</w:t>
+            </w:r>
+          </w:p>
+        </w:tc>
+        <w:tc>
+          <w:tcPr>
+            <w:tcW w:w="0" w:type="auto"/>
+            <w:hideMark/>
+          </w:tcPr>
+          <w:p>
+            <w:pPr>
+              <w:pStyle w:val="NormalWeb"/>
+              <w:spacing w:after="160" w:line="278" w:lineRule="auto"/>
+              <w:rPr>
+                <w:rFonts w:ascii="Calibri" w:hAnsi="Calibri" w:cs="Calibri"/>
+              </w:rPr>
+            </w:pPr>
+            <w:r>
+              <w:rPr>
+                <w:rFonts w:ascii="Calibri" w:hAnsi="Calibri" w:cs="Calibri"/>
+              </w:rPr>
+              <w:t>pytest-</w:t>
+            </w:r>
+            <w:proofErr w:type="spellStart"/>
+            <w:r>
+              <w:rPr>
+                <w:rFonts w:ascii="Calibri" w:hAnsi="Calibri" w:cs="Calibri"/>
+              </w:rPr>
+              <w:t>cov</w:t>
+            </w:r>
+            <w:proofErr w:type="spellEnd"/>
+            <w:r>
+              <w:rPr>
+                <w:rFonts w:ascii="Calibri" w:hAnsi="Calibri" w:cs="Calibri"/>
+              </w:rPr>
+              <w:t xml:space="preserve"> / </w:t>
+            </w:r>
+            <w:proofErr w:type="spellStart"/>
+            <w:r>
+              <w:rPr>
+                <w:rFonts w:ascii="Calibri" w:hAnsi="Calibri" w:cs="Calibri"/>
+              </w:rPr>
+              <w:t>vitest</w:t>
+            </w:r>
+            <w:proofErr w:type="spellEnd"/>
+          </w:p>
+        </w:tc>
+        <w:tc>
+          <w:tcPr>
+            <w:tcW w:w="0" w:type="auto"/>
+            <w:hideMark/>
+          </w:tcPr>
+          <w:p>
+            <w:pPr>
+              <w:pStyle w:val="NormalWeb"/>
+              <w:spacing w:after="160" w:line="278" w:lineRule="auto"/>
+              <w:rPr>
+                <w:rFonts w:ascii="Calibri" w:hAnsi="Calibri" w:cs="Calibri"/>
+              </w:rPr>
+            </w:pPr>
+            <w:r>
+              <w:rPr>
+                <w:rFonts w:ascii="Calibri" w:hAnsi="Calibri" w:cs="Calibri"/>
+                <w:b/>
+                <w:bCs/>
+              </w:rPr>
+              <w:t>Hard Block</w:t>
+            </w:r>
+            <w:r>
+              <w:rPr>
+                <w:rFonts w:ascii="Calibri" w:hAnsi="Calibri" w:cs="Calibri"/>
+              </w:rPr>
+              <w:t xml:space="preserve"> (CI will fail)</w:t>
+            </w:r>
+          </w:p>
+        </w:tc>
+      </w:tr>
+      <w:tr>
+        <w:tc>
+          <w:tcPr>
+            <w:tcW w:w="0" w:type="auto"/>
+            <w:hideMark/>
+          </w:tcPr>
+          <w:p>
+            <w:pPr>
+              <w:pStyle w:val="NormalWeb"/>
+              <w:spacing w:after="160" w:line="278" w:lineRule="auto"/>
+              <w:rPr>
+                <w:rFonts w:ascii="Calibri" w:hAnsi="Calibri" w:cs="Calibri"/>
+              </w:rPr>
+            </w:pPr>
+            <w:r>
+              <w:rPr>
+                <w:rFonts w:ascii="Calibri" w:hAnsi="Calibri" w:cs="Calibri"/>
+                <w:b/>
+                <w:bCs/>
+              </w:rPr>
+              <w:t>AI Safety Pipeline Latency</w:t>
+            </w:r>
+          </w:p>
+        </w:tc>
+        <w:tc>
+          <w:tcPr>
+            <w:tcW w:w="0" w:type="auto"/>
+            <w:hideMark/>
+          </w:tcPr>
+          <w:p>
+            <w:pPr>
+              <w:pStyle w:val="NormalWeb"/>
+              <w:spacing w:after="160" w:line="278" w:lineRule="auto"/>
+              <w:rPr>
+                <w:rFonts w:ascii="Calibri" w:hAnsi="Calibri" w:cs="Calibri"/>
+              </w:rPr>
+            </w:pPr>
+            <m:oMathPara>
+              <m:oMath>
+                <m:r>
+                  <w:rPr>
+                    <w:rFonts w:ascii="Cambria Math" w:hAnsi="Cambria Math" w:cs="Calibri"/>
+                  </w:rPr>
+                  <m:t>&lt;1.5</m:t>
+                </m:r>
+                <m:r>
+                  <m:rPr>
+                    <m:nor/>
+                  </m:rPr>
+                  <w:rPr>
+                    <w:rFonts w:ascii="Calibri" w:hAnsi="Calibri" w:cs="Calibri"/>
+                  </w:rPr>
+                  <m:t> seconds</m:t>
+                </m:r>
+              </m:oMath>
+            </m:oMathPara>
+          </w:p>
+        </w:tc>
+        <w:tc>
+          <w:tcPr>
+            <w:tcW w:w="0" w:type="auto"/>
+            <w:hideMark/>
+          </w:tcPr>
+          <w:p>
+            <w:pPr>
+              <w:pStyle w:val="NormalWeb"/>
+              <w:spacing w:after="160" w:line="278" w:lineRule="auto"/>
+              <w:rPr>
+                <w:rFonts w:ascii="Calibri" w:hAnsi="Calibri" w:cs="Calibri"/>
+              </w:rPr>
+            </w:pPr>
+            <w:r>
+              <w:rPr>
+                <w:rFonts w:ascii="Calibri" w:hAnsi="Calibri" w:cs="Calibri"/>
+              </w:rPr>
+              <w:t>LangSmith / Custom timer</w:t>
+            </w:r>
+          </w:p>
+        </w:tc>
+        <w:tc>
+          <w:tcPr>
+            <w:tcW w:w="0" w:type="auto"/>
+            <w:hideMark/>
+          </w:tcPr>
+          <w:p>
+            <w:pPr>
+              <w:pStyle w:val="NormalWeb"/>
+              <w:spacing w:after="160" w:line="278" w:lineRule="auto"/>
+              <w:rPr>
+                <w:rFonts w:ascii="Calibri" w:hAnsi="Calibri" w:cs="Calibri"/>
+              </w:rPr>
+            </w:pPr>
+            <w:r>
+              <w:rPr>
+                <w:rFonts w:ascii="Calibri" w:hAnsi="Calibri" w:cs="Calibri"/>
+                <w:b/>
+                <w:bCs/>
+              </w:rPr>
+              <w:t>Hard Block</w:t>
+            </w:r>
+            <w:r>
+              <w:rPr>
+                <w:rFonts w:ascii="Calibri" w:hAnsi="Calibri" w:cs="Calibri"/>
+              </w:rPr>
+              <w:t xml:space="preserve"> (CI will fail)</w:t>
+            </w:r>
+          </w:p>
+        </w:tc>
+      </w:tr>
+      <w:tr>
+        <w:tc>
+          <w:tcPr>
+            <w:tcW w:w="0" w:type="auto"/>
+            <w:hideMark/>
+          </w:tcPr>
+          <w:p>
+            <w:pPr>
+              <w:pStyle w:val="NormalWeb"/>
+              <w:spacing w:after="160" w:line="278" w:lineRule="auto"/>
+              <w:rPr>
+                <w:rFonts w:ascii="Calibri" w:hAnsi="Calibri" w:cs="Calibri"/>
+              </w:rPr>
+            </w:pPr>
+            <w:r>
+              <w:rPr>
+                <w:rFonts w:ascii="Calibri" w:hAnsi="Calibri" w:cs="Calibri"/>
+                <w:b/>
+                <w:bCs/>
+              </w:rPr>
+              <w:t>Geospatial API Latency</w:t>
+            </w:r>
+          </w:p>
+        </w:tc>
+        <w:tc>
+          <w:tcPr>
+            <w:tcW w:w="0" w:type="auto"/>
+            <w:hideMark/>
+          </w:tcPr>
+          <w:p>
+            <w:pPr>
+              <w:pStyle w:val="NormalWeb"/>
+              <w:spacing w:after="160" w:line="278" w:lineRule="auto"/>
+              <w:rPr>
+                <w:rFonts w:ascii="Calibri" w:hAnsi="Calibri" w:cs="Calibri"/>
+              </w:rPr>
+            </w:pPr>
+            <m:oMath>
+              <m:r>
+                <w:rPr>
+                  <w:rFonts w:ascii="Cambria Math" w:hAnsi="Cambria Math" w:cs="Calibri"/>
+                </w:rPr>
+                <m:t>&lt;200</m:t>
+              </m:r>
+              <m:r>
+                <m:rPr>
+                  <m:nor/>
+                </m:rPr>
+                <w:rPr>
+                  <w:rFonts w:ascii="Calibri" w:hAnsi="Calibri" w:cs="Calibri"/>
+                </w:rPr>
+                <m:t>ms</m:t>
+              </m:r>
+            </m:oMath>
+            <w:r>
+              <w:rPr>
+                <w:rFonts w:ascii="Calibri" w:hAnsi="Calibri" w:cs="Calibri"/>
+              </w:rPr>
+              <w:t xml:space="preserve"> (95th percentile)</w:t>
+            </w:r>
+          </w:p>
+        </w:tc>
+        <w:tc>
+          <w:tcPr>
+            <w:tcW w:w="0" w:type="auto"/>
+            <w:hideMark/>
+          </w:tcPr>
+          <w:p>
+            <w:pPr>
+              <w:pStyle w:val="NormalWeb"/>
+              <w:spacing w:after="160" w:line="278" w:lineRule="auto"/>
+              <w:rPr>
+                <w:rFonts w:ascii="Calibri" w:hAnsi="Calibri" w:cs="Calibri"/>
+              </w:rPr>
+            </w:pPr>
+            <w:r>
+              <w:rPr>
+                <w:rFonts w:ascii="Calibri" w:hAnsi="Calibri" w:cs="Calibri"/>
+              </w:rPr>
+              <w:t xml:space="preserve">Playwright / </w:t>
+            </w:r>
+            <w:proofErr w:type="spellStart"/>
+            <w:r>
+              <w:rPr>
+                <w:rFonts w:ascii="Calibri" w:hAnsi="Calibri" w:cs="Calibri"/>
+              </w:rPr>
+              <w:t>PostGIS</w:t>
+            </w:r>
+            <w:proofErr w:type="spellEnd"/>
+            <w:r>
+              <w:rPr>
+                <w:rFonts w:ascii="Calibri" w:hAnsi="Calibri" w:cs="Calibri"/>
+              </w:rPr>
+              <w:t xml:space="preserve"> logs</w:t>
+            </w:r>
+          </w:p>
+        </w:tc>
+        <w:tc>
+          <w:tcPr>
+            <w:tcW w:w="0" w:type="auto"/>
+            <w:hideMark/>
+          </w:tcPr>
+          <w:p>
+            <w:pPr>
+              <w:pStyle w:val="NormalWeb"/>
+              <w:spacing w:after="160" w:line="278" w:lineRule="auto"/>
+              <w:rPr>
+                <w:rFonts w:ascii="Calibri" w:hAnsi="Calibri" w:cs="Calibri"/>
+              </w:rPr>
+            </w:pPr>
+            <w:r>
+              <w:rPr>
+                <w:rFonts w:ascii="Calibri" w:hAnsi="Calibri" w:cs="Calibri"/>
+              </w:rPr>
+              <w:t>Non-blocking PR Warning</w:t>
+            </w:r>
+          </w:p>
+        </w:tc>
+      </w:tr>
+      <w:tr>
+        <w:tc>
+          <w:tcPr>
+            <w:tcW w:w="0" w:type="auto"/>
+            <w:hideMark/>
+          </w:tcPr>
+          <w:p>
+            <w:pPr>
+              <w:pStyle w:val="NormalWeb"/>
+              <w:spacing w:after="160" w:line="278" w:lineRule="auto"/>
+              <w:rPr>
+                <w:rFonts w:ascii="Calibri" w:hAnsi="Calibri" w:cs="Calibri"/>
+              </w:rPr>
+            </w:pPr>
+            <w:r>
+              <w:rPr>
+                <w:rFonts w:ascii="Calibri" w:hAnsi="Calibri" w:cs="Calibri"/>
+                <w:b/>
+                <w:bCs/>
+              </w:rPr>
+              <w:t>Local Test Execution Time</w:t>
+            </w:r>
+          </w:p>
+        </w:tc>
+        <w:tc>
+          <w:tcPr>
+            <w:tcW w:w="0" w:type="auto"/>
+            <w:hideMark/>
+          </w:tcPr>
+          <w:p>
+            <w:pPr>
+              <w:pStyle w:val="NormalWeb"/>
+              <w:spacing w:after="160" w:line="278" w:lineRule="auto"/>
+              <w:rPr>
+                <w:rFonts w:ascii="Calibri" w:hAnsi="Calibri" w:cs="Calibri"/>
+              </w:rPr>
+            </w:pPr>
+            <m:oMathPara>
+              <m:oMath>
+                <m:r>
+                  <w:rPr>
+                    <w:rFonts w:ascii="Cambria Math" w:hAnsi="Cambria Math" w:cs="Calibri"/>
+                  </w:rPr>
+                  <m:t>&lt;2</m:t>
+                </m:r>
+                <m:r>
+                  <m:rPr>
+                    <m:nor/>
+                  </m:rPr>
+                  <w:rPr>
+                    <w:rFonts w:ascii="Calibri" w:hAnsi="Calibri" w:cs="Calibri"/>
+                  </w:rPr>
+                  <m:t> minutes</m:t>
+                </m:r>
+              </m:oMath>
+            </m:oMathPara>
+          </w:p>
+        </w:tc>
+        <w:tc>
+          <w:tcPr>
+            <w:tcW w:w="0" w:type="auto"/>
+            <w:hideMark/>
+          </w:tcPr>
+          <w:p>
+            <w:pPr>
+              <w:pStyle w:val="NormalWeb"/>
+              <w:spacing w:after="160" w:line="278" w:lineRule="auto"/>
+              <w:rPr>
+                <w:rFonts w:ascii="Calibri" w:hAnsi="Calibri" w:cs="Calibri"/>
+              </w:rPr>
+            </w:pPr>
+            <w:r>
+              <w:rPr>
+                <w:rFonts w:ascii="Calibri" w:hAnsi="Calibri" w:cs="Calibri"/>
+              </w:rPr>
+              <w:t>Local terminal run</w:t>
+            </w:r>
+          </w:p>
+        </w:tc>
+        <w:tc>
+          <w:tcPr>
+            <w:tcW w:w="0" w:type="auto"/>
+            <w:hideMark/>
+          </w:tcPr>
+          <w:p>
+            <w:pPr>
+              <w:pStyle w:val="NormalWeb"/>
+              <w:spacing w:after="160" w:line="278" w:lineRule="auto"/>
+              <w:rPr>
+                <w:rFonts w:ascii="Calibri" w:hAnsi="Calibri" w:cs="Calibri"/>
+              </w:rPr>
+            </w:pPr>
+            <w:r>
+              <w:rPr>
+                <w:rFonts w:ascii="Calibri" w:hAnsi="Calibri" w:cs="Calibri"/>
+              </w:rPr>
+              <w:t>Developer Self-Audit</w:t>
+            </w:r>
+          </w:p>
+        </w:tc>
+      </w:tr>
+    </w:tbl>
+    <w:p>
+      <w:pPr>
+        <w:pStyle w:val="NormalWeb"/>
+        <w:rPr>
+          <w:rFonts w:ascii="Calibri" w:hAnsi="Calibri" w:cs="Calibri"/>
+        </w:rPr>
+      </w:pPr>
+    </w:p>
+    <w:p>
+      <w:pPr>
+        <w:spacing w:line="360" w:lineRule="auto"/>
+        <w:rPr>
+          <w:rFonts w:ascii="Calibri" w:hAnsi="Calibri" w:cs="Calibri"/>
+          <w:color w:val="000000" w:themeColor="text1"/>
+        </w:rPr>
+      </w:pPr>
+    </w:p>
     <w:sectPr>
+      <w:headerReference w:type="default" r:id="rId11"/>
       <w:pgSz w:w="12240" w:h="15840"/>
       <w:pgMar w:top="1440" w:right="1440" w:bottom="1440" w:left="1440" w:header="720" w:footer="720" w:gutter="0"/>
       <w:cols w:space="720"/>
@@ -11,6 +6766,2874 @@
     </w:sectPr>
   </w:body>
 </w:document>
+</file>
+
+<file path=word/endnotes.xml><?xml version="1.0" encoding="utf-8"?>
+<w:endnotes xmlns:wpc="http://schemas.microsoft.com/office/word/2010/wordprocessingCanvas" xmlns:cx="http://schemas.microsoft.com/office/drawing/2014/chartex" xmlns:cx1="http://schemas.microsoft.com/office/drawing/2015/9/8/chartex" xmlns:cx2="http://schemas.microsoft.com/office/drawing/2015/10/21/chartex" xmlns:cx3="http://schemas.microsoft.com/office/drawing/2016/5/9/chartex" xmlns:cx4="http://schemas.microsoft.com/office/drawing/2016/5/10/chartex" xmlns:cx5="http://schemas.microsoft.com/office/drawing/2016/5/11/chartex" xmlns:cx6="http://schemas.microsoft.com/office/drawing/2016/5/12/chartex" xmlns:cx7="http://schemas.microsoft.com/office/drawing/2016/5/13/chartex" xmlns:cx8="http://schemas.microsoft.com/office/drawing/2016/5/14/chartex" xmlns:mc="http://schemas.openxmlformats.org/markup-compatibility/2006" xmlns:aink="http://schemas.microsoft.com/office/drawing/2016/ink" xmlns:am3d="http://schemas.microsoft.com/office/drawing/2017/model3d" xmlns:o="urn:schemas-microsoft-com:office:office" xmlns:oel="http://schemas.microsoft.com/office/2019/extlst" xmlns:r="http://schemas.openxmlformats.org/officeDocument/2006/relationships" xmlns:m="http://schemas.openxmlformats.org/officeDocument/2006/math" xmlns:v="urn:schemas-microsoft-com:vml" xmlns:wp14="http://schemas.microsoft.com/office/word/2010/wordprocessingDrawing" xmlns:wp="http://schemas.openxmlformats.org/drawingml/2006/wordprocessingDrawing" xmlns:w10="urn:schemas-microsoft-com:office:word" xmlns:w="http://schemas.openxmlformats.org/wordprocessingml/2006/main" xmlns:w14="http://schemas.microsoft.com/office/word/2010/wordml" xmlns:w15="http://schemas.microsoft.com/office/word/2012/wordml" xmlns:w16cex="http://schemas.microsoft.com/office/word/2018/wordml/cex" xmlns:w16cid="http://schemas.microsoft.com/office/word/2016/wordml/cid" xmlns:w16="http://schemas.microsoft.com/office/word/2018/wordml" xmlns:w16du="http://schemas.microsoft.com/office/word/2023/wordml/word16du" xmlns:w16sdtdh="http://schemas.microsoft.com/office/word/2020/wordml/sdtdatahash" xmlns:w16sdtfl="http://schemas.microsoft.com/office/word/2024/wordml/sdtformatlock" xmlns:w16se="http://schemas.microsoft.com/office/word/2015/wordml/symex" xmlns:wpg="http://schemas.microsoft.com/office/word/2010/wordprocessingGroup" xmlns:wpi="http://schemas.microsoft.com/office/word/2010/wordprocessingInk" xmlns:wne="http://schemas.microsoft.com/office/word/2006/wordml" xmlns:wps="http://schemas.microsoft.com/office/word/2010/wordprocessingShape" mc:Ignorable="w14 w15 w16se w16cid w16 w16cex w16sdtdh w16sdtfl w16du wp14">
+  <w:endnote w:type="separator" w:id="-1">
+    <w:p>
+      <w:pPr>
+        <w:spacing w:after="0" w:line="240" w:lineRule="auto"/>
+      </w:pPr>
+      <w:r>
+        <w:separator/>
+      </w:r>
+    </w:p>
+  </w:endnote>
+  <w:endnote w:type="continuationSeparator" w:id="0">
+    <w:p>
+      <w:pPr>
+        <w:spacing w:after="0" w:line="240" w:lineRule="auto"/>
+      </w:pPr>
+      <w:r>
+        <w:continuationSeparator/>
+      </w:r>
+    </w:p>
+  </w:endnote>
+</w:endnotes>
+</file>
+
+<file path=word/footnotes.xml><?xml version="1.0" encoding="utf-8"?>
+<w:footnotes xmlns:wpc="http://schemas.microsoft.com/office/word/2010/wordprocessingCanvas" xmlns:cx="http://schemas.microsoft.com/office/drawing/2014/chartex" xmlns:cx1="http://schemas.microsoft.com/office/drawing/2015/9/8/chartex" xmlns:cx2="http://schemas.microsoft.com/office/drawing/2015/10/21/chartex" xmlns:cx3="http://schemas.microsoft.com/office/drawing/2016/5/9/chartex" xmlns:cx4="http://schemas.microsoft.com/office/drawing/2016/5/10/chartex" xmlns:cx5="http://schemas.microsoft.com/office/drawing/2016/5/11/chartex" xmlns:cx6="http://schemas.microsoft.com/office/drawing/2016/5/12/chartex" xmlns:cx7="http://schemas.microsoft.com/office/drawing/2016/5/13/chartex" xmlns:cx8="http://schemas.microsoft.com/office/drawing/2016/5/14/chartex" xmlns:mc="http://schemas.openxmlformats.org/markup-compatibility/2006" xmlns:aink="http://schemas.microsoft.com/office/drawing/2016/ink" xmlns:am3d="http://schemas.microsoft.com/office/drawing/2017/model3d" xmlns:o="urn:schemas-microsoft-com:office:office" xmlns:oel="http://schemas.microsoft.com/office/2019/extlst" xmlns:r="http://schemas.openxmlformats.org/officeDocument/2006/relationships" xmlns:m="http://schemas.openxmlformats.org/officeDocument/2006/math" xmlns:v="urn:schemas-microsoft-com:vml" xmlns:wp14="http://schemas.microsoft.com/office/word/2010/wordprocessingDrawing" xmlns:wp="http://schemas.openxmlformats.org/drawingml/2006/wordprocessingDrawing" xmlns:w10="urn:schemas-microsoft-com:office:word" xmlns:w="http://schemas.openxmlformats.org/wordprocessingml/2006/main" xmlns:w14="http://schemas.microsoft.com/office/word/2010/wordml" xmlns:w15="http://schemas.microsoft.com/office/word/2012/wordml" xmlns:w16cex="http://schemas.microsoft.com/office/word/2018/wordml/cex" xmlns:w16cid="http://schemas.microsoft.com/office/word/2016/wordml/cid" xmlns:w16="http://schemas.microsoft.com/office/word/2018/wordml" xmlns:w16du="http://schemas.microsoft.com/office/word/2023/wordml/word16du" xmlns:w16sdtdh="http://schemas.microsoft.com/office/word/2020/wordml/sdtdatahash" xmlns:w16sdtfl="http://schemas.microsoft.com/office/word/2024/wordml/sdtformatlock" xmlns:w16se="http://schemas.microsoft.com/office/word/2015/wordml/symex" xmlns:wpg="http://schemas.microsoft.com/office/word/2010/wordprocessingGroup" xmlns:wpi="http://schemas.microsoft.com/office/word/2010/wordprocessingInk" xmlns:wne="http://schemas.microsoft.com/office/word/2006/wordml" xmlns:wps="http://schemas.microsoft.com/office/word/2010/wordprocessingShape" mc:Ignorable="w14 w15 w16se w16cid w16 w16cex w16sdtdh w16sdtfl w16du wp14">
+  <w:footnote w:type="separator" w:id="-1">
+    <w:p>
+      <w:pPr>
+        <w:spacing w:after="0" w:line="240" w:lineRule="auto"/>
+      </w:pPr>
+      <w:r>
+        <w:separator/>
+      </w:r>
+    </w:p>
+  </w:footnote>
+  <w:footnote w:type="continuationSeparator" w:id="0">
+    <w:p>
+      <w:pPr>
+        <w:spacing w:after="0" w:line="240" w:lineRule="auto"/>
+      </w:pPr>
+      <w:r>
+        <w:continuationSeparator/>
+      </w:r>
+    </w:p>
+  </w:footnote>
+</w:footnotes>
+</file>
+
+<file path=word/header1.xml><?xml version="1.0" encoding="utf-8"?>
+<w:hdr xmlns:wpc="http://schemas.microsoft.com/office/word/2010/wordprocessingCanvas" xmlns:cx="http://schemas.microsoft.com/office/drawing/2014/chartex" xmlns:cx1="http://schemas.microsoft.com/office/drawing/2015/9/8/chartex" xmlns:cx2="http://schemas.microsoft.com/office/drawing/2015/10/21/chartex" xmlns:cx3="http://schemas.microsoft.com/office/drawing/2016/5/9/chartex" xmlns:cx4="http://schemas.microsoft.com/office/drawing/2016/5/10/chartex" xmlns:cx5="http://schemas.microsoft.com/office/drawing/2016/5/11/chartex" xmlns:cx6="http://schemas.microsoft.com/office/drawing/2016/5/12/chartex" xmlns:cx7="http://schemas.microsoft.com/office/drawing/2016/5/13/chartex" xmlns:cx8="http://schemas.microsoft.com/office/drawing/2016/5/14/chartex" xmlns:mc="http://schemas.openxmlformats.org/markup-compatibility/2006" xmlns:aink="http://schemas.microsoft.com/office/drawing/2016/ink" xmlns:am3d="http://schemas.microsoft.com/office/drawing/2017/model3d" xmlns:o="urn:schemas-microsoft-com:office:office" xmlns:oel="http://schemas.microsoft.com/office/2019/extlst" xmlns:r="http://schemas.openxmlformats.org/officeDocument/2006/relationships" xmlns:m="http://schemas.openxmlformats.org/officeDocument/2006/math" xmlns:v="urn:schemas-microsoft-com:vml" xmlns:wp14="http://schemas.microsoft.com/office/word/2010/wordprocessingDrawing" xmlns:wp="http://schemas.openxmlformats.org/drawingml/2006/wordprocessingDrawing" xmlns:w10="urn:schemas-microsoft-com:office:word" xmlns:w="http://schemas.openxmlformats.org/wordprocessingml/2006/main" xmlns:w14="http://schemas.microsoft.com/office/word/2010/wordml" xmlns:w15="http://schemas.microsoft.com/office/word/2012/wordml" xmlns:w16cex="http://schemas.microsoft.com/office/word/2018/wordml/cex" xmlns:w16cid="http://schemas.microsoft.com/office/word/2016/wordml/cid" xmlns:w16="http://schemas.microsoft.com/office/word/2018/wordml" xmlns:w16du="http://schemas.microsoft.com/office/word/2023/wordml/word16du" xmlns:w16sdtdh="http://schemas.microsoft.com/office/word/2020/wordml/sdtdatahash" xmlns:w16sdtfl="http://schemas.microsoft.com/office/word/2024/wordml/sdtformatlock" xmlns:w16se="http://schemas.microsoft.com/office/word/2015/wordml/symex" xmlns:wpg="http://schemas.microsoft.com/office/word/2010/wordprocessingGroup" xmlns:wpi="http://schemas.microsoft.com/office/word/2010/wordprocessingInk" xmlns:wne="http://schemas.microsoft.com/office/word/2006/wordml" xmlns:wps="http://schemas.microsoft.com/office/word/2010/wordprocessingShape" mc:Ignorable="w14 w15 w16se w16cid w16 w16cex w16sdtdh w16sdtfl w16du wp14">
+  <w:p>
+    <w:pPr>
+      <w:pStyle w:val="Header"/>
+    </w:pPr>
+    <w:r>
+      <w:t>`</w:t>
+    </w:r>
+  </w:p>
+</w:hdr>
+</file>
+
+<file path=word/numbering.xml><?xml version="1.0" encoding="utf-8"?>
+<w:numbering xmlns:wpc="http://schemas.microsoft.com/office/word/2010/wordprocessingCanvas" xmlns:cx="http://schemas.microsoft.com/office/drawing/2014/chartex" xmlns:cx1="http://schemas.microsoft.com/office/drawing/2015/9/8/chartex" xmlns:cx2="http://schemas.microsoft.com/office/drawing/2015/10/21/chartex" xmlns:cx3="http://schemas.microsoft.com/office/drawing/2016/5/9/chartex" xmlns:cx4="http://schemas.microsoft.com/office/drawing/2016/5/10/chartex" xmlns:cx5="http://schemas.microsoft.com/office/drawing/2016/5/11/chartex" xmlns:cx6="http://schemas.microsoft.com/office/drawing/2016/5/12/chartex" xmlns:cx7="http://schemas.microsoft.com/office/drawing/2016/5/13/chartex" xmlns:cx8="http://schemas.microsoft.com/office/drawing/2016/5/14/chartex" xmlns:mc="http://schemas.openxmlformats.org/markup-compatibility/2006" xmlns:aink="http://schemas.microsoft.com/office/drawing/2016/ink" xmlns:am3d="http://schemas.microsoft.com/office/drawing/2017/model3d" xmlns:o="urn:schemas-microsoft-com:office:office" xmlns:oel="http://schemas.microsoft.com/office/2019/extlst" xmlns:r="http://schemas.openxmlformats.org/officeDocument/2006/relationships" xmlns:m="http://schemas.openxmlformats.org/officeDocument/2006/math" xmlns:v="urn:schemas-microsoft-com:vml" xmlns:wp14="http://schemas.microsoft.com/office/word/2010/wordprocessingDrawing" xmlns:wp="http://schemas.openxmlformats.org/drawingml/2006/wordprocessingDrawing" xmlns:w10="urn:schemas-microsoft-com:office:word" xmlns:w="http://schemas.openxmlformats.org/wordprocessingml/2006/main" xmlns:w14="http://schemas.microsoft.com/office/word/2010/wordml" xmlns:w15="http://schemas.microsoft.com/office/word/2012/wordml" xmlns:w16cex="http://schemas.microsoft.com/office/word/2018/wordml/cex" xmlns:w16cid="http://schemas.microsoft.com/office/word/2016/wordml/cid" xmlns:w16="http://schemas.microsoft.com/office/word/2018/wordml" xmlns:w16du="http://schemas.microsoft.com/office/word/2023/wordml/word16du" xmlns:w16sdtdh="http://schemas.microsoft.com/office/word/2020/wordml/sdtdatahash" xmlns:w16sdtfl="http://schemas.microsoft.com/office/word/2024/wordml/sdtformatlock" xmlns:w16se="http://schemas.microsoft.com/office/word/2015/wordml/symex" xmlns:wpg="http://schemas.microsoft.com/office/word/2010/wordprocessingGroup" xmlns:wpi="http://schemas.microsoft.com/office/word/2010/wordprocessingInk" xmlns:wne="http://schemas.microsoft.com/office/word/2006/wordml" xmlns:wps="http://schemas.microsoft.com/office/word/2010/wordprocessingShape" mc:Ignorable="w14 w15 w16se w16cid w16 w16cex w16sdtdh w16sdtfl w16du wp14">
+  <w:abstractNum w:abstractNumId="0" w15:restartNumberingAfterBreak="0">
+    <w:nsid w:val="004B6F3B"/>
+    <w:multiLevelType w:val="multilevel"/>
+    <w:tmpl w:val="CE485ED0"/>
+    <w:lvl w:ilvl="0">
+      <w:start w:val="1"/>
+      <w:numFmt w:val="decimal"/>
+      <w:lvlText w:val="%1."/>
+      <w:lvlJc w:val="left"/>
+      <w:pPr>
+        <w:tabs>
+          <w:tab w:val="num" w:pos="720"/>
+        </w:tabs>
+        <w:ind w:left="720" w:hanging="360"/>
+      </w:pPr>
+    </w:lvl>
+    <w:lvl w:ilvl="1" w:tentative="1">
+      <w:start w:val="1"/>
+      <w:numFmt w:val="decimal"/>
+      <w:lvlText w:val="%2."/>
+      <w:lvlJc w:val="left"/>
+      <w:pPr>
+        <w:tabs>
+          <w:tab w:val="num" w:pos="1440"/>
+        </w:tabs>
+        <w:ind w:left="1440" w:hanging="360"/>
+      </w:pPr>
+    </w:lvl>
+    <w:lvl w:ilvl="2" w:tentative="1">
+      <w:start w:val="1"/>
+      <w:numFmt w:val="decimal"/>
+      <w:lvlText w:val="%3."/>
+      <w:lvlJc w:val="left"/>
+      <w:pPr>
+        <w:tabs>
+          <w:tab w:val="num" w:pos="2160"/>
+        </w:tabs>
+        <w:ind w:left="2160" w:hanging="360"/>
+      </w:pPr>
+    </w:lvl>
+    <w:lvl w:ilvl="3" w:tentative="1">
+      <w:start w:val="1"/>
+      <w:numFmt w:val="decimal"/>
+      <w:lvlText w:val="%4."/>
+      <w:lvlJc w:val="left"/>
+      <w:pPr>
+        <w:tabs>
+          <w:tab w:val="num" w:pos="2880"/>
+        </w:tabs>
+        <w:ind w:left="2880" w:hanging="360"/>
+      </w:pPr>
+    </w:lvl>
+    <w:lvl w:ilvl="4" w:tentative="1">
+      <w:start w:val="1"/>
+      <w:numFmt w:val="decimal"/>
+      <w:lvlText w:val="%5."/>
+      <w:lvlJc w:val="left"/>
+      <w:pPr>
+        <w:tabs>
+          <w:tab w:val="num" w:pos="3600"/>
+        </w:tabs>
+        <w:ind w:left="3600" w:hanging="360"/>
+      </w:pPr>
+    </w:lvl>
+    <w:lvl w:ilvl="5" w:tentative="1">
+      <w:start w:val="1"/>
+      <w:numFmt w:val="decimal"/>
+      <w:lvlText w:val="%6."/>
+      <w:lvlJc w:val="left"/>
+      <w:pPr>
+        <w:tabs>
+          <w:tab w:val="num" w:pos="4320"/>
+        </w:tabs>
+        <w:ind w:left="4320" w:hanging="360"/>
+      </w:pPr>
+    </w:lvl>
+    <w:lvl w:ilvl="6" w:tentative="1">
+      <w:start w:val="1"/>
+      <w:numFmt w:val="decimal"/>
+      <w:lvlText w:val="%7."/>
+      <w:lvlJc w:val="left"/>
+      <w:pPr>
+        <w:tabs>
+          <w:tab w:val="num" w:pos="5040"/>
+        </w:tabs>
+        <w:ind w:left="5040" w:hanging="360"/>
+      </w:pPr>
+    </w:lvl>
+    <w:lvl w:ilvl="7" w:tentative="1">
+      <w:start w:val="1"/>
+      <w:numFmt w:val="decimal"/>
+      <w:lvlText w:val="%8."/>
+      <w:lvlJc w:val="left"/>
+      <w:pPr>
+        <w:tabs>
+          <w:tab w:val="num" w:pos="5760"/>
+        </w:tabs>
+        <w:ind w:left="5760" w:hanging="360"/>
+      </w:pPr>
+    </w:lvl>
+    <w:lvl w:ilvl="8" w:tentative="1">
+      <w:start w:val="1"/>
+      <w:numFmt w:val="decimal"/>
+      <w:lvlText w:val="%9."/>
+      <w:lvlJc w:val="left"/>
+      <w:pPr>
+        <w:tabs>
+          <w:tab w:val="num" w:pos="6480"/>
+        </w:tabs>
+        <w:ind w:left="6480" w:hanging="360"/>
+      </w:pPr>
+    </w:lvl>
+  </w:abstractNum>
+  <w:abstractNum w:abstractNumId="1" w15:restartNumberingAfterBreak="0">
+    <w:nsid w:val="1DDB171A"/>
+    <w:multiLevelType w:val="multilevel"/>
+    <w:tmpl w:val="ED8A4642"/>
+    <w:lvl w:ilvl="0">
+      <w:start w:val="1"/>
+      <w:numFmt w:val="decimal"/>
+      <w:lvlText w:val="%1."/>
+      <w:lvlJc w:val="left"/>
+      <w:pPr>
+        <w:tabs>
+          <w:tab w:val="num" w:pos="720"/>
+        </w:tabs>
+        <w:ind w:left="720" w:hanging="360"/>
+      </w:pPr>
+    </w:lvl>
+    <w:lvl w:ilvl="1" w:tentative="1">
+      <w:start w:val="1"/>
+      <w:numFmt w:val="decimal"/>
+      <w:lvlText w:val="%2."/>
+      <w:lvlJc w:val="left"/>
+      <w:pPr>
+        <w:tabs>
+          <w:tab w:val="num" w:pos="1440"/>
+        </w:tabs>
+        <w:ind w:left="1440" w:hanging="360"/>
+      </w:pPr>
+    </w:lvl>
+    <w:lvl w:ilvl="2" w:tentative="1">
+      <w:start w:val="1"/>
+      <w:numFmt w:val="decimal"/>
+      <w:lvlText w:val="%3."/>
+      <w:lvlJc w:val="left"/>
+      <w:pPr>
+        <w:tabs>
+          <w:tab w:val="num" w:pos="2160"/>
+        </w:tabs>
+        <w:ind w:left="2160" w:hanging="360"/>
+      </w:pPr>
+    </w:lvl>
+    <w:lvl w:ilvl="3" w:tentative="1">
+      <w:start w:val="1"/>
+      <w:numFmt w:val="decimal"/>
+      <w:lvlText w:val="%4."/>
+      <w:lvlJc w:val="left"/>
+      <w:pPr>
+        <w:tabs>
+          <w:tab w:val="num" w:pos="2880"/>
+        </w:tabs>
+        <w:ind w:left="2880" w:hanging="360"/>
+      </w:pPr>
+    </w:lvl>
+    <w:lvl w:ilvl="4" w:tentative="1">
+      <w:start w:val="1"/>
+      <w:numFmt w:val="decimal"/>
+      <w:lvlText w:val="%5."/>
+      <w:lvlJc w:val="left"/>
+      <w:pPr>
+        <w:tabs>
+          <w:tab w:val="num" w:pos="3600"/>
+        </w:tabs>
+        <w:ind w:left="3600" w:hanging="360"/>
+      </w:pPr>
+    </w:lvl>
+    <w:lvl w:ilvl="5" w:tentative="1">
+      <w:start w:val="1"/>
+      <w:numFmt w:val="decimal"/>
+      <w:lvlText w:val="%6."/>
+      <w:lvlJc w:val="left"/>
+      <w:pPr>
+        <w:tabs>
+          <w:tab w:val="num" w:pos="4320"/>
+        </w:tabs>
+        <w:ind w:left="4320" w:hanging="360"/>
+      </w:pPr>
+    </w:lvl>
+    <w:lvl w:ilvl="6" w:tentative="1">
+      <w:start w:val="1"/>
+      <w:numFmt w:val="decimal"/>
+      <w:lvlText w:val="%7."/>
+      <w:lvlJc w:val="left"/>
+      <w:pPr>
+        <w:tabs>
+          <w:tab w:val="num" w:pos="5040"/>
+        </w:tabs>
+        <w:ind w:left="5040" w:hanging="360"/>
+      </w:pPr>
+    </w:lvl>
+    <w:lvl w:ilvl="7" w:tentative="1">
+      <w:start w:val="1"/>
+      <w:numFmt w:val="decimal"/>
+      <w:lvlText w:val="%8."/>
+      <w:lvlJc w:val="left"/>
+      <w:pPr>
+        <w:tabs>
+          <w:tab w:val="num" w:pos="5760"/>
+        </w:tabs>
+        <w:ind w:left="5760" w:hanging="360"/>
+      </w:pPr>
+    </w:lvl>
+    <w:lvl w:ilvl="8" w:tentative="1">
+      <w:start w:val="1"/>
+      <w:numFmt w:val="decimal"/>
+      <w:lvlText w:val="%9."/>
+      <w:lvlJc w:val="left"/>
+      <w:pPr>
+        <w:tabs>
+          <w:tab w:val="num" w:pos="6480"/>
+        </w:tabs>
+        <w:ind w:left="6480" w:hanging="360"/>
+      </w:pPr>
+    </w:lvl>
+  </w:abstractNum>
+  <w:abstractNum w:abstractNumId="2" w15:restartNumberingAfterBreak="0">
+    <w:nsid w:val="1EC40EF9"/>
+    <w:multiLevelType w:val="multilevel"/>
+    <w:tmpl w:val="57DC2CC6"/>
+    <w:lvl w:ilvl="0">
+      <w:start w:val="1"/>
+      <w:numFmt w:val="bullet"/>
+      <w:lvlText w:val=""/>
+      <w:lvlJc w:val="left"/>
+      <w:pPr>
+        <w:tabs>
+          <w:tab w:val="num" w:pos="720"/>
+        </w:tabs>
+        <w:ind w:left="720" w:hanging="360"/>
+      </w:pPr>
+      <w:rPr>
+        <w:rFonts w:ascii="Symbol" w:hAnsi="Symbol" w:hint="default"/>
+        <w:sz w:val="20"/>
+      </w:rPr>
+    </w:lvl>
+    <w:lvl w:ilvl="1" w:tentative="1">
+      <w:start w:val="1"/>
+      <w:numFmt w:val="bullet"/>
+      <w:lvlText w:val="o"/>
+      <w:lvlJc w:val="left"/>
+      <w:pPr>
+        <w:tabs>
+          <w:tab w:val="num" w:pos="1440"/>
+        </w:tabs>
+        <w:ind w:left="1440" w:hanging="360"/>
+      </w:pPr>
+      <w:rPr>
+        <w:rFonts w:ascii="Courier New" w:hAnsi="Courier New" w:hint="default"/>
+        <w:sz w:val="20"/>
+      </w:rPr>
+    </w:lvl>
+    <w:lvl w:ilvl="2" w:tentative="1">
+      <w:start w:val="1"/>
+      <w:numFmt w:val="bullet"/>
+      <w:lvlText w:val=""/>
+      <w:lvlJc w:val="left"/>
+      <w:pPr>
+        <w:tabs>
+          <w:tab w:val="num" w:pos="2160"/>
+        </w:tabs>
+        <w:ind w:left="2160" w:hanging="360"/>
+      </w:pPr>
+      <w:rPr>
+        <w:rFonts w:ascii="Wingdings" w:hAnsi="Wingdings" w:hint="default"/>
+        <w:sz w:val="20"/>
+      </w:rPr>
+    </w:lvl>
+    <w:lvl w:ilvl="3" w:tentative="1">
+      <w:start w:val="1"/>
+      <w:numFmt w:val="bullet"/>
+      <w:lvlText w:val=""/>
+      <w:lvlJc w:val="left"/>
+      <w:pPr>
+        <w:tabs>
+          <w:tab w:val="num" w:pos="2880"/>
+        </w:tabs>
+        <w:ind w:left="2880" w:hanging="360"/>
+      </w:pPr>
+      <w:rPr>
+        <w:rFonts w:ascii="Wingdings" w:hAnsi="Wingdings" w:hint="default"/>
+        <w:sz w:val="20"/>
+      </w:rPr>
+    </w:lvl>
+    <w:lvl w:ilvl="4" w:tentative="1">
+      <w:start w:val="1"/>
+      <w:numFmt w:val="bullet"/>
+      <w:lvlText w:val=""/>
+      <w:lvlJc w:val="left"/>
+      <w:pPr>
+        <w:tabs>
+          <w:tab w:val="num" w:pos="3600"/>
+        </w:tabs>
+        <w:ind w:left="3600" w:hanging="360"/>
+      </w:pPr>
+      <w:rPr>
+        <w:rFonts w:ascii="Wingdings" w:hAnsi="Wingdings" w:hint="default"/>
+        <w:sz w:val="20"/>
+      </w:rPr>
+    </w:lvl>
+    <w:lvl w:ilvl="5" w:tentative="1">
+      <w:start w:val="1"/>
+      <w:numFmt w:val="bullet"/>
+      <w:lvlText w:val=""/>
+      <w:lvlJc w:val="left"/>
+      <w:pPr>
+        <w:tabs>
+          <w:tab w:val="num" w:pos="4320"/>
+        </w:tabs>
+        <w:ind w:left="4320" w:hanging="360"/>
+      </w:pPr>
+      <w:rPr>
+        <w:rFonts w:ascii="Wingdings" w:hAnsi="Wingdings" w:hint="default"/>
+        <w:sz w:val="20"/>
+      </w:rPr>
+    </w:lvl>
+    <w:lvl w:ilvl="6" w:tentative="1">
+      <w:start w:val="1"/>
+      <w:numFmt w:val="bullet"/>
+      <w:lvlText w:val=""/>
+      <w:lvlJc w:val="left"/>
+      <w:pPr>
+        <w:tabs>
+          <w:tab w:val="num" w:pos="5040"/>
+        </w:tabs>
+        <w:ind w:left="5040" w:hanging="360"/>
+      </w:pPr>
+      <w:rPr>
+        <w:rFonts w:ascii="Wingdings" w:hAnsi="Wingdings" w:hint="default"/>
+        <w:sz w:val="20"/>
+      </w:rPr>
+    </w:lvl>
+    <w:lvl w:ilvl="7" w:tentative="1">
+      <w:start w:val="1"/>
+      <w:numFmt w:val="bullet"/>
+      <w:lvlText w:val=""/>
+      <w:lvlJc w:val="left"/>
+      <w:pPr>
+        <w:tabs>
+          <w:tab w:val="num" w:pos="5760"/>
+        </w:tabs>
+        <w:ind w:left="5760" w:hanging="360"/>
+      </w:pPr>
+      <w:rPr>
+        <w:rFonts w:ascii="Wingdings" w:hAnsi="Wingdings" w:hint="default"/>
+        <w:sz w:val="20"/>
+      </w:rPr>
+    </w:lvl>
+    <w:lvl w:ilvl="8" w:tentative="1">
+      <w:start w:val="1"/>
+      <w:numFmt w:val="bullet"/>
+      <w:lvlText w:val=""/>
+      <w:lvlJc w:val="left"/>
+      <w:pPr>
+        <w:tabs>
+          <w:tab w:val="num" w:pos="6480"/>
+        </w:tabs>
+        <w:ind w:left="6480" w:hanging="360"/>
+      </w:pPr>
+      <w:rPr>
+        <w:rFonts w:ascii="Wingdings" w:hAnsi="Wingdings" w:hint="default"/>
+        <w:sz w:val="20"/>
+      </w:rPr>
+    </w:lvl>
+  </w:abstractNum>
+  <w:abstractNum w:abstractNumId="3" w15:restartNumberingAfterBreak="0">
+    <w:nsid w:val="241B4B3A"/>
+    <w:multiLevelType w:val="multilevel"/>
+    <w:tmpl w:val="4AA8761A"/>
+    <w:lvl w:ilvl="0">
+      <w:start w:val="1"/>
+      <w:numFmt w:val="bullet"/>
+      <w:lvlText w:val=""/>
+      <w:lvlJc w:val="left"/>
+      <w:pPr>
+        <w:tabs>
+          <w:tab w:val="num" w:pos="720"/>
+        </w:tabs>
+        <w:ind w:left="720" w:hanging="360"/>
+      </w:pPr>
+      <w:rPr>
+        <w:rFonts w:ascii="Symbol" w:hAnsi="Symbol" w:hint="default"/>
+        <w:sz w:val="20"/>
+      </w:rPr>
+    </w:lvl>
+    <w:lvl w:ilvl="1" w:tentative="1">
+      <w:start w:val="1"/>
+      <w:numFmt w:val="bullet"/>
+      <w:lvlText w:val="o"/>
+      <w:lvlJc w:val="left"/>
+      <w:pPr>
+        <w:tabs>
+          <w:tab w:val="num" w:pos="1440"/>
+        </w:tabs>
+        <w:ind w:left="1440" w:hanging="360"/>
+      </w:pPr>
+      <w:rPr>
+        <w:rFonts w:ascii="Courier New" w:hAnsi="Courier New" w:hint="default"/>
+        <w:sz w:val="20"/>
+      </w:rPr>
+    </w:lvl>
+    <w:lvl w:ilvl="2" w:tentative="1">
+      <w:start w:val="1"/>
+      <w:numFmt w:val="bullet"/>
+      <w:lvlText w:val=""/>
+      <w:lvlJc w:val="left"/>
+      <w:pPr>
+        <w:tabs>
+          <w:tab w:val="num" w:pos="2160"/>
+        </w:tabs>
+        <w:ind w:left="2160" w:hanging="360"/>
+      </w:pPr>
+      <w:rPr>
+        <w:rFonts w:ascii="Wingdings" w:hAnsi="Wingdings" w:hint="default"/>
+        <w:sz w:val="20"/>
+      </w:rPr>
+    </w:lvl>
+    <w:lvl w:ilvl="3" w:tentative="1">
+      <w:start w:val="1"/>
+      <w:numFmt w:val="bullet"/>
+      <w:lvlText w:val=""/>
+      <w:lvlJc w:val="left"/>
+      <w:pPr>
+        <w:tabs>
+          <w:tab w:val="num" w:pos="2880"/>
+        </w:tabs>
+        <w:ind w:left="2880" w:hanging="360"/>
+      </w:pPr>
+      <w:rPr>
+        <w:rFonts w:ascii="Wingdings" w:hAnsi="Wingdings" w:hint="default"/>
+        <w:sz w:val="20"/>
+      </w:rPr>
+    </w:lvl>
+    <w:lvl w:ilvl="4" w:tentative="1">
+      <w:start w:val="1"/>
+      <w:numFmt w:val="bullet"/>
+      <w:lvlText w:val=""/>
+      <w:lvlJc w:val="left"/>
+      <w:pPr>
+        <w:tabs>
+          <w:tab w:val="num" w:pos="3600"/>
+        </w:tabs>
+        <w:ind w:left="3600" w:hanging="360"/>
+      </w:pPr>
+      <w:rPr>
+        <w:rFonts w:ascii="Wingdings" w:hAnsi="Wingdings" w:hint="default"/>
+        <w:sz w:val="20"/>
+      </w:rPr>
+    </w:lvl>
+    <w:lvl w:ilvl="5" w:tentative="1">
+      <w:start w:val="1"/>
+      <w:numFmt w:val="bullet"/>
+      <w:lvlText w:val=""/>
+      <w:lvlJc w:val="left"/>
+      <w:pPr>
+        <w:tabs>
+          <w:tab w:val="num" w:pos="4320"/>
+        </w:tabs>
+        <w:ind w:left="4320" w:hanging="360"/>
+      </w:pPr>
+      <w:rPr>
+        <w:rFonts w:ascii="Wingdings" w:hAnsi="Wingdings" w:hint="default"/>
+        <w:sz w:val="20"/>
+      </w:rPr>
+    </w:lvl>
+    <w:lvl w:ilvl="6" w:tentative="1">
+      <w:start w:val="1"/>
+      <w:numFmt w:val="bullet"/>
+      <w:lvlText w:val=""/>
+      <w:lvlJc w:val="left"/>
+      <w:pPr>
+        <w:tabs>
+          <w:tab w:val="num" w:pos="5040"/>
+        </w:tabs>
+        <w:ind w:left="5040" w:hanging="360"/>
+      </w:pPr>
+      <w:rPr>
+        <w:rFonts w:ascii="Wingdings" w:hAnsi="Wingdings" w:hint="default"/>
+        <w:sz w:val="20"/>
+      </w:rPr>
+    </w:lvl>
+    <w:lvl w:ilvl="7" w:tentative="1">
+      <w:start w:val="1"/>
+      <w:numFmt w:val="bullet"/>
+      <w:lvlText w:val=""/>
+      <w:lvlJc w:val="left"/>
+      <w:pPr>
+        <w:tabs>
+          <w:tab w:val="num" w:pos="5760"/>
+        </w:tabs>
+        <w:ind w:left="5760" w:hanging="360"/>
+      </w:pPr>
+      <w:rPr>
+        <w:rFonts w:ascii="Wingdings" w:hAnsi="Wingdings" w:hint="default"/>
+        <w:sz w:val="20"/>
+      </w:rPr>
+    </w:lvl>
+    <w:lvl w:ilvl="8" w:tentative="1">
+      <w:start w:val="1"/>
+      <w:numFmt w:val="bullet"/>
+      <w:lvlText w:val=""/>
+      <w:lvlJc w:val="left"/>
+      <w:pPr>
+        <w:tabs>
+          <w:tab w:val="num" w:pos="6480"/>
+        </w:tabs>
+        <w:ind w:left="6480" w:hanging="360"/>
+      </w:pPr>
+      <w:rPr>
+        <w:rFonts w:ascii="Wingdings" w:hAnsi="Wingdings" w:hint="default"/>
+        <w:sz w:val="20"/>
+      </w:rPr>
+    </w:lvl>
+  </w:abstractNum>
+  <w:abstractNum w:abstractNumId="4" w15:restartNumberingAfterBreak="0">
+    <w:nsid w:val="3240109F"/>
+    <w:multiLevelType w:val="multilevel"/>
+    <w:tmpl w:val="8F4E24EA"/>
+    <w:lvl w:ilvl="0">
+      <w:start w:val="1"/>
+      <w:numFmt w:val="bullet"/>
+      <w:lvlText w:val=""/>
+      <w:lvlJc w:val="left"/>
+      <w:pPr>
+        <w:tabs>
+          <w:tab w:val="num" w:pos="720"/>
+        </w:tabs>
+        <w:ind w:left="720" w:hanging="360"/>
+      </w:pPr>
+      <w:rPr>
+        <w:rFonts w:ascii="Symbol" w:hAnsi="Symbol" w:hint="default"/>
+        <w:sz w:val="20"/>
+      </w:rPr>
+    </w:lvl>
+    <w:lvl w:ilvl="1">
+      <w:start w:val="1"/>
+      <w:numFmt w:val="bullet"/>
+      <w:lvlText w:val="o"/>
+      <w:lvlJc w:val="left"/>
+      <w:pPr>
+        <w:tabs>
+          <w:tab w:val="num" w:pos="1440"/>
+        </w:tabs>
+        <w:ind w:left="1440" w:hanging="360"/>
+      </w:pPr>
+      <w:rPr>
+        <w:rFonts w:ascii="Courier New" w:hAnsi="Courier New" w:hint="default"/>
+        <w:sz w:val="20"/>
+      </w:rPr>
+    </w:lvl>
+    <w:lvl w:ilvl="2" w:tentative="1">
+      <w:start w:val="1"/>
+      <w:numFmt w:val="bullet"/>
+      <w:lvlText w:val=""/>
+      <w:lvlJc w:val="left"/>
+      <w:pPr>
+        <w:tabs>
+          <w:tab w:val="num" w:pos="2160"/>
+        </w:tabs>
+        <w:ind w:left="2160" w:hanging="360"/>
+      </w:pPr>
+      <w:rPr>
+        <w:rFonts w:ascii="Wingdings" w:hAnsi="Wingdings" w:hint="default"/>
+        <w:sz w:val="20"/>
+      </w:rPr>
+    </w:lvl>
+    <w:lvl w:ilvl="3" w:tentative="1">
+      <w:start w:val="1"/>
+      <w:numFmt w:val="bullet"/>
+      <w:lvlText w:val=""/>
+      <w:lvlJc w:val="left"/>
+      <w:pPr>
+        <w:tabs>
+          <w:tab w:val="num" w:pos="2880"/>
+        </w:tabs>
+        <w:ind w:left="2880" w:hanging="360"/>
+      </w:pPr>
+      <w:rPr>
+        <w:rFonts w:ascii="Wingdings" w:hAnsi="Wingdings" w:hint="default"/>
+        <w:sz w:val="20"/>
+      </w:rPr>
+    </w:lvl>
+    <w:lvl w:ilvl="4" w:tentative="1">
+      <w:start w:val="1"/>
+      <w:numFmt w:val="bullet"/>
+      <w:lvlText w:val=""/>
+      <w:lvlJc w:val="left"/>
+      <w:pPr>
+        <w:tabs>
+          <w:tab w:val="num" w:pos="3600"/>
+        </w:tabs>
+        <w:ind w:left="3600" w:hanging="360"/>
+      </w:pPr>
+      <w:rPr>
+        <w:rFonts w:ascii="Wingdings" w:hAnsi="Wingdings" w:hint="default"/>
+        <w:sz w:val="20"/>
+      </w:rPr>
+    </w:lvl>
+    <w:lvl w:ilvl="5" w:tentative="1">
+      <w:start w:val="1"/>
+      <w:numFmt w:val="bullet"/>
+      <w:lvlText w:val=""/>
+      <w:lvlJc w:val="left"/>
+      <w:pPr>
+        <w:tabs>
+          <w:tab w:val="num" w:pos="4320"/>
+        </w:tabs>
+        <w:ind w:left="4320" w:hanging="360"/>
+      </w:pPr>
+      <w:rPr>
+        <w:rFonts w:ascii="Wingdings" w:hAnsi="Wingdings" w:hint="default"/>
+        <w:sz w:val="20"/>
+      </w:rPr>
+    </w:lvl>
+    <w:lvl w:ilvl="6" w:tentative="1">
+      <w:start w:val="1"/>
+      <w:numFmt w:val="bullet"/>
+      <w:lvlText w:val=""/>
+      <w:lvlJc w:val="left"/>
+      <w:pPr>
+        <w:tabs>
+          <w:tab w:val="num" w:pos="5040"/>
+        </w:tabs>
+        <w:ind w:left="5040" w:hanging="360"/>
+      </w:pPr>
+      <w:rPr>
+        <w:rFonts w:ascii="Wingdings" w:hAnsi="Wingdings" w:hint="default"/>
+        <w:sz w:val="20"/>
+      </w:rPr>
+    </w:lvl>
+    <w:lvl w:ilvl="7" w:tentative="1">
+      <w:start w:val="1"/>
+      <w:numFmt w:val="bullet"/>
+      <w:lvlText w:val=""/>
+      <w:lvlJc w:val="left"/>
+      <w:pPr>
+        <w:tabs>
+          <w:tab w:val="num" w:pos="5760"/>
+        </w:tabs>
+        <w:ind w:left="5760" w:hanging="360"/>
+      </w:pPr>
+      <w:rPr>
+        <w:rFonts w:ascii="Wingdings" w:hAnsi="Wingdings" w:hint="default"/>
+        <w:sz w:val="20"/>
+      </w:rPr>
+    </w:lvl>
+    <w:lvl w:ilvl="8" w:tentative="1">
+      <w:start w:val="1"/>
+      <w:numFmt w:val="bullet"/>
+      <w:lvlText w:val=""/>
+      <w:lvlJc w:val="left"/>
+      <w:pPr>
+        <w:tabs>
+          <w:tab w:val="num" w:pos="6480"/>
+        </w:tabs>
+        <w:ind w:left="6480" w:hanging="360"/>
+      </w:pPr>
+      <w:rPr>
+        <w:rFonts w:ascii="Wingdings" w:hAnsi="Wingdings" w:hint="default"/>
+        <w:sz w:val="20"/>
+      </w:rPr>
+    </w:lvl>
+  </w:abstractNum>
+  <w:abstractNum w:abstractNumId="5" w15:restartNumberingAfterBreak="0">
+    <w:nsid w:val="34B96D40"/>
+    <w:multiLevelType w:val="multilevel"/>
+    <w:tmpl w:val="E7A07656"/>
+    <w:lvl w:ilvl="0">
+      <w:start w:val="1"/>
+      <w:numFmt w:val="bullet"/>
+      <w:lvlText w:val=""/>
+      <w:lvlJc w:val="left"/>
+      <w:pPr>
+        <w:tabs>
+          <w:tab w:val="num" w:pos="720"/>
+        </w:tabs>
+        <w:ind w:left="720" w:hanging="360"/>
+      </w:pPr>
+      <w:rPr>
+        <w:rFonts w:ascii="Symbol" w:hAnsi="Symbol" w:hint="default"/>
+        <w:sz w:val="20"/>
+      </w:rPr>
+    </w:lvl>
+    <w:lvl w:ilvl="1">
+      <w:start w:val="1"/>
+      <w:numFmt w:val="bullet"/>
+      <w:lvlText w:val="o"/>
+      <w:lvlJc w:val="left"/>
+      <w:pPr>
+        <w:tabs>
+          <w:tab w:val="num" w:pos="1440"/>
+        </w:tabs>
+        <w:ind w:left="1440" w:hanging="360"/>
+      </w:pPr>
+      <w:rPr>
+        <w:rFonts w:ascii="Courier New" w:hAnsi="Courier New" w:hint="default"/>
+        <w:sz w:val="20"/>
+      </w:rPr>
+    </w:lvl>
+    <w:lvl w:ilvl="2" w:tentative="1">
+      <w:start w:val="1"/>
+      <w:numFmt w:val="bullet"/>
+      <w:lvlText w:val=""/>
+      <w:lvlJc w:val="left"/>
+      <w:pPr>
+        <w:tabs>
+          <w:tab w:val="num" w:pos="2160"/>
+        </w:tabs>
+        <w:ind w:left="2160" w:hanging="360"/>
+      </w:pPr>
+      <w:rPr>
+        <w:rFonts w:ascii="Wingdings" w:hAnsi="Wingdings" w:hint="default"/>
+        <w:sz w:val="20"/>
+      </w:rPr>
+    </w:lvl>
+    <w:lvl w:ilvl="3" w:tentative="1">
+      <w:start w:val="1"/>
+      <w:numFmt w:val="bullet"/>
+      <w:lvlText w:val=""/>
+      <w:lvlJc w:val="left"/>
+      <w:pPr>
+        <w:tabs>
+          <w:tab w:val="num" w:pos="2880"/>
+        </w:tabs>
+        <w:ind w:left="2880" w:hanging="360"/>
+      </w:pPr>
+      <w:rPr>
+        <w:rFonts w:ascii="Wingdings" w:hAnsi="Wingdings" w:hint="default"/>
+        <w:sz w:val="20"/>
+      </w:rPr>
+    </w:lvl>
+    <w:lvl w:ilvl="4" w:tentative="1">
+      <w:start w:val="1"/>
+      <w:numFmt w:val="bullet"/>
+      <w:lvlText w:val=""/>
+      <w:lvlJc w:val="left"/>
+      <w:pPr>
+        <w:tabs>
+          <w:tab w:val="num" w:pos="3600"/>
+        </w:tabs>
+        <w:ind w:left="3600" w:hanging="360"/>
+      </w:pPr>
+      <w:rPr>
+        <w:rFonts w:ascii="Wingdings" w:hAnsi="Wingdings" w:hint="default"/>
+        <w:sz w:val="20"/>
+      </w:rPr>
+    </w:lvl>
+    <w:lvl w:ilvl="5" w:tentative="1">
+      <w:start w:val="1"/>
+      <w:numFmt w:val="bullet"/>
+      <w:lvlText w:val=""/>
+      <w:lvlJc w:val="left"/>
+      <w:pPr>
+        <w:tabs>
+          <w:tab w:val="num" w:pos="4320"/>
+        </w:tabs>
+        <w:ind w:left="4320" w:hanging="360"/>
+      </w:pPr>
+      <w:rPr>
+        <w:rFonts w:ascii="Wingdings" w:hAnsi="Wingdings" w:hint="default"/>
+        <w:sz w:val="20"/>
+      </w:rPr>
+    </w:lvl>
+    <w:lvl w:ilvl="6" w:tentative="1">
+      <w:start w:val="1"/>
+      <w:numFmt w:val="bullet"/>
+      <w:lvlText w:val=""/>
+      <w:lvlJc w:val="left"/>
+      <w:pPr>
+        <w:tabs>
+          <w:tab w:val="num" w:pos="5040"/>
+        </w:tabs>
+        <w:ind w:left="5040" w:hanging="360"/>
+      </w:pPr>
+      <w:rPr>
+        <w:rFonts w:ascii="Wingdings" w:hAnsi="Wingdings" w:hint="default"/>
+        <w:sz w:val="20"/>
+      </w:rPr>
+    </w:lvl>
+    <w:lvl w:ilvl="7" w:tentative="1">
+      <w:start w:val="1"/>
+      <w:numFmt w:val="bullet"/>
+      <w:lvlText w:val=""/>
+      <w:lvlJc w:val="left"/>
+      <w:pPr>
+        <w:tabs>
+          <w:tab w:val="num" w:pos="5760"/>
+        </w:tabs>
+        <w:ind w:left="5760" w:hanging="360"/>
+      </w:pPr>
+      <w:rPr>
+        <w:rFonts w:ascii="Wingdings" w:hAnsi="Wingdings" w:hint="default"/>
+        <w:sz w:val="20"/>
+      </w:rPr>
+    </w:lvl>
+    <w:lvl w:ilvl="8" w:tentative="1">
+      <w:start w:val="1"/>
+      <w:numFmt w:val="bullet"/>
+      <w:lvlText w:val=""/>
+      <w:lvlJc w:val="left"/>
+      <w:pPr>
+        <w:tabs>
+          <w:tab w:val="num" w:pos="6480"/>
+        </w:tabs>
+        <w:ind w:left="6480" w:hanging="360"/>
+      </w:pPr>
+      <w:rPr>
+        <w:rFonts w:ascii="Wingdings" w:hAnsi="Wingdings" w:hint="default"/>
+        <w:sz w:val="20"/>
+      </w:rPr>
+    </w:lvl>
+  </w:abstractNum>
+  <w:abstractNum w:abstractNumId="6" w15:restartNumberingAfterBreak="0">
+    <w:nsid w:val="361F0B8D"/>
+    <w:multiLevelType w:val="hybridMultilevel"/>
+    <w:tmpl w:val="83D4D522"/>
+    <w:lvl w:ilvl="0" w:tplc="0409000F">
+      <w:start w:val="1"/>
+      <w:numFmt w:val="decimal"/>
+      <w:lvlText w:val="%1."/>
+      <w:lvlJc w:val="left"/>
+      <w:pPr>
+        <w:ind w:left="360" w:hanging="360"/>
+      </w:pPr>
+      <w:rPr>
+        <w:rFonts w:hint="default"/>
+      </w:rPr>
+    </w:lvl>
+    <w:lvl w:ilvl="1" w:tplc="04090019" w:tentative="1">
+      <w:start w:val="1"/>
+      <w:numFmt w:val="lowerLetter"/>
+      <w:lvlText w:val="%2."/>
+      <w:lvlJc w:val="left"/>
+      <w:pPr>
+        <w:ind w:left="1080" w:hanging="360"/>
+      </w:pPr>
+    </w:lvl>
+    <w:lvl w:ilvl="2" w:tplc="0409001B" w:tentative="1">
+      <w:start w:val="1"/>
+      <w:numFmt w:val="lowerRoman"/>
+      <w:lvlText w:val="%3."/>
+      <w:lvlJc w:val="right"/>
+      <w:pPr>
+        <w:ind w:left="1800" w:hanging="180"/>
+      </w:pPr>
+    </w:lvl>
+    <w:lvl w:ilvl="3" w:tplc="0409000F" w:tentative="1">
+      <w:start w:val="1"/>
+      <w:numFmt w:val="decimal"/>
+      <w:lvlText w:val="%4."/>
+      <w:lvlJc w:val="left"/>
+      <w:pPr>
+        <w:ind w:left="2520" w:hanging="360"/>
+      </w:pPr>
+    </w:lvl>
+    <w:lvl w:ilvl="4" w:tplc="04090019" w:tentative="1">
+      <w:start w:val="1"/>
+      <w:numFmt w:val="lowerLetter"/>
+      <w:lvlText w:val="%5."/>
+      <w:lvlJc w:val="left"/>
+      <w:pPr>
+        <w:ind w:left="3240" w:hanging="360"/>
+      </w:pPr>
+    </w:lvl>
+    <w:lvl w:ilvl="5" w:tplc="0409001B" w:tentative="1">
+      <w:start w:val="1"/>
+      <w:numFmt w:val="lowerRoman"/>
+      <w:lvlText w:val="%6."/>
+      <w:lvlJc w:val="right"/>
+      <w:pPr>
+        <w:ind w:left="3960" w:hanging="180"/>
+      </w:pPr>
+    </w:lvl>
+    <w:lvl w:ilvl="6" w:tplc="0409000F" w:tentative="1">
+      <w:start w:val="1"/>
+      <w:numFmt w:val="decimal"/>
+      <w:lvlText w:val="%7."/>
+      <w:lvlJc w:val="left"/>
+      <w:pPr>
+        <w:ind w:left="4680" w:hanging="360"/>
+      </w:pPr>
+    </w:lvl>
+    <w:lvl w:ilvl="7" w:tplc="04090019" w:tentative="1">
+      <w:start w:val="1"/>
+      <w:numFmt w:val="lowerLetter"/>
+      <w:lvlText w:val="%8."/>
+      <w:lvlJc w:val="left"/>
+      <w:pPr>
+        <w:ind w:left="5400" w:hanging="360"/>
+      </w:pPr>
+    </w:lvl>
+    <w:lvl w:ilvl="8" w:tplc="0409001B" w:tentative="1">
+      <w:start w:val="1"/>
+      <w:numFmt w:val="lowerRoman"/>
+      <w:lvlText w:val="%9."/>
+      <w:lvlJc w:val="right"/>
+      <w:pPr>
+        <w:ind w:left="6120" w:hanging="180"/>
+      </w:pPr>
+    </w:lvl>
+  </w:abstractNum>
+  <w:abstractNum w:abstractNumId="7" w15:restartNumberingAfterBreak="0">
+    <w:nsid w:val="37685169"/>
+    <w:multiLevelType w:val="multilevel"/>
+    <w:tmpl w:val="E18443D4"/>
+    <w:lvl w:ilvl="0">
+      <w:start w:val="1"/>
+      <w:numFmt w:val="bullet"/>
+      <w:lvlText w:val=""/>
+      <w:lvlJc w:val="left"/>
+      <w:pPr>
+        <w:tabs>
+          <w:tab w:val="num" w:pos="720"/>
+        </w:tabs>
+        <w:ind w:left="720" w:hanging="360"/>
+      </w:pPr>
+      <w:rPr>
+        <w:rFonts w:ascii="Symbol" w:hAnsi="Symbol" w:hint="default"/>
+        <w:sz w:val="20"/>
+      </w:rPr>
+    </w:lvl>
+    <w:lvl w:ilvl="1" w:tentative="1">
+      <w:start w:val="1"/>
+      <w:numFmt w:val="bullet"/>
+      <w:lvlText w:val="o"/>
+      <w:lvlJc w:val="left"/>
+      <w:pPr>
+        <w:tabs>
+          <w:tab w:val="num" w:pos="1440"/>
+        </w:tabs>
+        <w:ind w:left="1440" w:hanging="360"/>
+      </w:pPr>
+      <w:rPr>
+        <w:rFonts w:ascii="Courier New" w:hAnsi="Courier New" w:hint="default"/>
+        <w:sz w:val="20"/>
+      </w:rPr>
+    </w:lvl>
+    <w:lvl w:ilvl="2" w:tentative="1">
+      <w:start w:val="1"/>
+      <w:numFmt w:val="bullet"/>
+      <w:lvlText w:val=""/>
+      <w:lvlJc w:val="left"/>
+      <w:pPr>
+        <w:tabs>
+          <w:tab w:val="num" w:pos="2160"/>
+        </w:tabs>
+        <w:ind w:left="2160" w:hanging="360"/>
+      </w:pPr>
+      <w:rPr>
+        <w:rFonts w:ascii="Wingdings" w:hAnsi="Wingdings" w:hint="default"/>
+        <w:sz w:val="20"/>
+      </w:rPr>
+    </w:lvl>
+    <w:lvl w:ilvl="3" w:tentative="1">
+      <w:start w:val="1"/>
+      <w:numFmt w:val="bullet"/>
+      <w:lvlText w:val=""/>
+      <w:lvlJc w:val="left"/>
+      <w:pPr>
+        <w:tabs>
+          <w:tab w:val="num" w:pos="2880"/>
+        </w:tabs>
+        <w:ind w:left="2880" w:hanging="360"/>
+      </w:pPr>
+      <w:rPr>
+        <w:rFonts w:ascii="Wingdings" w:hAnsi="Wingdings" w:hint="default"/>
+        <w:sz w:val="20"/>
+      </w:rPr>
+    </w:lvl>
+    <w:lvl w:ilvl="4" w:tentative="1">
+      <w:start w:val="1"/>
+      <w:numFmt w:val="bullet"/>
+      <w:lvlText w:val=""/>
+      <w:lvlJc w:val="left"/>
+      <w:pPr>
+        <w:tabs>
+          <w:tab w:val="num" w:pos="3600"/>
+        </w:tabs>
+        <w:ind w:left="3600" w:hanging="360"/>
+      </w:pPr>
+      <w:rPr>
+        <w:rFonts w:ascii="Wingdings" w:hAnsi="Wingdings" w:hint="default"/>
+        <w:sz w:val="20"/>
+      </w:rPr>
+    </w:lvl>
+    <w:lvl w:ilvl="5" w:tentative="1">
+      <w:start w:val="1"/>
+      <w:numFmt w:val="bullet"/>
+      <w:lvlText w:val=""/>
+      <w:lvlJc w:val="left"/>
+      <w:pPr>
+        <w:tabs>
+          <w:tab w:val="num" w:pos="4320"/>
+        </w:tabs>
+        <w:ind w:left="4320" w:hanging="360"/>
+      </w:pPr>
+      <w:rPr>
+        <w:rFonts w:ascii="Wingdings" w:hAnsi="Wingdings" w:hint="default"/>
+        <w:sz w:val="20"/>
+      </w:rPr>
+    </w:lvl>
+    <w:lvl w:ilvl="6" w:tentative="1">
+      <w:start w:val="1"/>
+      <w:numFmt w:val="bullet"/>
+      <w:lvlText w:val=""/>
+      <w:lvlJc w:val="left"/>
+      <w:pPr>
+        <w:tabs>
+          <w:tab w:val="num" w:pos="5040"/>
+        </w:tabs>
+        <w:ind w:left="5040" w:hanging="360"/>
+      </w:pPr>
+      <w:rPr>
+        <w:rFonts w:ascii="Wingdings" w:hAnsi="Wingdings" w:hint="default"/>
+        <w:sz w:val="20"/>
+      </w:rPr>
+    </w:lvl>
+    <w:lvl w:ilvl="7" w:tentative="1">
+      <w:start w:val="1"/>
+      <w:numFmt w:val="bullet"/>
+      <w:lvlText w:val=""/>
+      <w:lvlJc w:val="left"/>
+      <w:pPr>
+        <w:tabs>
+          <w:tab w:val="num" w:pos="5760"/>
+        </w:tabs>
+        <w:ind w:left="5760" w:hanging="360"/>
+      </w:pPr>
+      <w:rPr>
+        <w:rFonts w:ascii="Wingdings" w:hAnsi="Wingdings" w:hint="default"/>
+        <w:sz w:val="20"/>
+      </w:rPr>
+    </w:lvl>
+    <w:lvl w:ilvl="8" w:tentative="1">
+      <w:start w:val="1"/>
+      <w:numFmt w:val="bullet"/>
+      <w:lvlText w:val=""/>
+      <w:lvlJc w:val="left"/>
+      <w:pPr>
+        <w:tabs>
+          <w:tab w:val="num" w:pos="6480"/>
+        </w:tabs>
+        <w:ind w:left="6480" w:hanging="360"/>
+      </w:pPr>
+      <w:rPr>
+        <w:rFonts w:ascii="Wingdings" w:hAnsi="Wingdings" w:hint="default"/>
+        <w:sz w:val="20"/>
+      </w:rPr>
+    </w:lvl>
+  </w:abstractNum>
+  <w:abstractNum w:abstractNumId="8" w15:restartNumberingAfterBreak="0">
+    <w:nsid w:val="379C1BC2"/>
+    <w:multiLevelType w:val="multilevel"/>
+    <w:tmpl w:val="3DBA8902"/>
+    <w:lvl w:ilvl="0">
+      <w:start w:val="1"/>
+      <w:numFmt w:val="bullet"/>
+      <w:lvlText w:val=""/>
+      <w:lvlJc w:val="left"/>
+      <w:pPr>
+        <w:tabs>
+          <w:tab w:val="num" w:pos="720"/>
+        </w:tabs>
+        <w:ind w:left="720" w:hanging="360"/>
+      </w:pPr>
+      <w:rPr>
+        <w:rFonts w:ascii="Symbol" w:hAnsi="Symbol" w:hint="default"/>
+        <w:sz w:val="20"/>
+      </w:rPr>
+    </w:lvl>
+    <w:lvl w:ilvl="1" w:tentative="1">
+      <w:start w:val="1"/>
+      <w:numFmt w:val="bullet"/>
+      <w:lvlText w:val="o"/>
+      <w:lvlJc w:val="left"/>
+      <w:pPr>
+        <w:tabs>
+          <w:tab w:val="num" w:pos="1440"/>
+        </w:tabs>
+        <w:ind w:left="1440" w:hanging="360"/>
+      </w:pPr>
+      <w:rPr>
+        <w:rFonts w:ascii="Courier New" w:hAnsi="Courier New" w:hint="default"/>
+        <w:sz w:val="20"/>
+      </w:rPr>
+    </w:lvl>
+    <w:lvl w:ilvl="2" w:tentative="1">
+      <w:start w:val="1"/>
+      <w:numFmt w:val="bullet"/>
+      <w:lvlText w:val=""/>
+      <w:lvlJc w:val="left"/>
+      <w:pPr>
+        <w:tabs>
+          <w:tab w:val="num" w:pos="2160"/>
+        </w:tabs>
+        <w:ind w:left="2160" w:hanging="360"/>
+      </w:pPr>
+      <w:rPr>
+        <w:rFonts w:ascii="Wingdings" w:hAnsi="Wingdings" w:hint="default"/>
+        <w:sz w:val="20"/>
+      </w:rPr>
+    </w:lvl>
+    <w:lvl w:ilvl="3" w:tentative="1">
+      <w:start w:val="1"/>
+      <w:numFmt w:val="bullet"/>
+      <w:lvlText w:val=""/>
+      <w:lvlJc w:val="left"/>
+      <w:pPr>
+        <w:tabs>
+          <w:tab w:val="num" w:pos="2880"/>
+        </w:tabs>
+        <w:ind w:left="2880" w:hanging="360"/>
+      </w:pPr>
+      <w:rPr>
+        <w:rFonts w:ascii="Wingdings" w:hAnsi="Wingdings" w:hint="default"/>
+        <w:sz w:val="20"/>
+      </w:rPr>
+    </w:lvl>
+    <w:lvl w:ilvl="4" w:tentative="1">
+      <w:start w:val="1"/>
+      <w:numFmt w:val="bullet"/>
+      <w:lvlText w:val=""/>
+      <w:lvlJc w:val="left"/>
+      <w:pPr>
+        <w:tabs>
+          <w:tab w:val="num" w:pos="3600"/>
+        </w:tabs>
+        <w:ind w:left="3600" w:hanging="360"/>
+      </w:pPr>
+      <w:rPr>
+        <w:rFonts w:ascii="Wingdings" w:hAnsi="Wingdings" w:hint="default"/>
+        <w:sz w:val="20"/>
+      </w:rPr>
+    </w:lvl>
+    <w:lvl w:ilvl="5" w:tentative="1">
+      <w:start w:val="1"/>
+      <w:numFmt w:val="bullet"/>
+      <w:lvlText w:val=""/>
+      <w:lvlJc w:val="left"/>
+      <w:pPr>
+        <w:tabs>
+          <w:tab w:val="num" w:pos="4320"/>
+        </w:tabs>
+        <w:ind w:left="4320" w:hanging="360"/>
+      </w:pPr>
+      <w:rPr>
+        <w:rFonts w:ascii="Wingdings" w:hAnsi="Wingdings" w:hint="default"/>
+        <w:sz w:val="20"/>
+      </w:rPr>
+    </w:lvl>
+    <w:lvl w:ilvl="6" w:tentative="1">
+      <w:start w:val="1"/>
+      <w:numFmt w:val="bullet"/>
+      <w:lvlText w:val=""/>
+      <w:lvlJc w:val="left"/>
+      <w:pPr>
+        <w:tabs>
+          <w:tab w:val="num" w:pos="5040"/>
+        </w:tabs>
+        <w:ind w:left="5040" w:hanging="360"/>
+      </w:pPr>
+      <w:rPr>
+        <w:rFonts w:ascii="Wingdings" w:hAnsi="Wingdings" w:hint="default"/>
+        <w:sz w:val="20"/>
+      </w:rPr>
+    </w:lvl>
+    <w:lvl w:ilvl="7" w:tentative="1">
+      <w:start w:val="1"/>
+      <w:numFmt w:val="bullet"/>
+      <w:lvlText w:val=""/>
+      <w:lvlJc w:val="left"/>
+      <w:pPr>
+        <w:tabs>
+          <w:tab w:val="num" w:pos="5760"/>
+        </w:tabs>
+        <w:ind w:left="5760" w:hanging="360"/>
+      </w:pPr>
+      <w:rPr>
+        <w:rFonts w:ascii="Wingdings" w:hAnsi="Wingdings" w:hint="default"/>
+        <w:sz w:val="20"/>
+      </w:rPr>
+    </w:lvl>
+    <w:lvl w:ilvl="8" w:tentative="1">
+      <w:start w:val="1"/>
+      <w:numFmt w:val="bullet"/>
+      <w:lvlText w:val=""/>
+      <w:lvlJc w:val="left"/>
+      <w:pPr>
+        <w:tabs>
+          <w:tab w:val="num" w:pos="6480"/>
+        </w:tabs>
+        <w:ind w:left="6480" w:hanging="360"/>
+      </w:pPr>
+      <w:rPr>
+        <w:rFonts w:ascii="Wingdings" w:hAnsi="Wingdings" w:hint="default"/>
+        <w:sz w:val="20"/>
+      </w:rPr>
+    </w:lvl>
+  </w:abstractNum>
+  <w:abstractNum w:abstractNumId="9" w15:restartNumberingAfterBreak="0">
+    <w:nsid w:val="45D13146"/>
+    <w:multiLevelType w:val="multilevel"/>
+    <w:tmpl w:val="32A8E42C"/>
+    <w:lvl w:ilvl="0">
+      <w:start w:val="1"/>
+      <w:numFmt w:val="decimal"/>
+      <w:lvlText w:val="%1."/>
+      <w:lvlJc w:val="left"/>
+      <w:pPr>
+        <w:tabs>
+          <w:tab w:val="num" w:pos="720"/>
+        </w:tabs>
+        <w:ind w:left="720" w:hanging="360"/>
+      </w:pPr>
+    </w:lvl>
+    <w:lvl w:ilvl="1" w:tentative="1">
+      <w:start w:val="1"/>
+      <w:numFmt w:val="decimal"/>
+      <w:lvlText w:val="%2."/>
+      <w:lvlJc w:val="left"/>
+      <w:pPr>
+        <w:tabs>
+          <w:tab w:val="num" w:pos="1440"/>
+        </w:tabs>
+        <w:ind w:left="1440" w:hanging="360"/>
+      </w:pPr>
+    </w:lvl>
+    <w:lvl w:ilvl="2" w:tentative="1">
+      <w:start w:val="1"/>
+      <w:numFmt w:val="decimal"/>
+      <w:lvlText w:val="%3."/>
+      <w:lvlJc w:val="left"/>
+      <w:pPr>
+        <w:tabs>
+          <w:tab w:val="num" w:pos="2160"/>
+        </w:tabs>
+        <w:ind w:left="2160" w:hanging="360"/>
+      </w:pPr>
+    </w:lvl>
+    <w:lvl w:ilvl="3" w:tentative="1">
+      <w:start w:val="1"/>
+      <w:numFmt w:val="decimal"/>
+      <w:lvlText w:val="%4."/>
+      <w:lvlJc w:val="left"/>
+      <w:pPr>
+        <w:tabs>
+          <w:tab w:val="num" w:pos="2880"/>
+        </w:tabs>
+        <w:ind w:left="2880" w:hanging="360"/>
+      </w:pPr>
+    </w:lvl>
+    <w:lvl w:ilvl="4" w:tentative="1">
+      <w:start w:val="1"/>
+      <w:numFmt w:val="decimal"/>
+      <w:lvlText w:val="%5."/>
+      <w:lvlJc w:val="left"/>
+      <w:pPr>
+        <w:tabs>
+          <w:tab w:val="num" w:pos="3600"/>
+        </w:tabs>
+        <w:ind w:left="3600" w:hanging="360"/>
+      </w:pPr>
+    </w:lvl>
+    <w:lvl w:ilvl="5" w:tentative="1">
+      <w:start w:val="1"/>
+      <w:numFmt w:val="decimal"/>
+      <w:lvlText w:val="%6."/>
+      <w:lvlJc w:val="left"/>
+      <w:pPr>
+        <w:tabs>
+          <w:tab w:val="num" w:pos="4320"/>
+        </w:tabs>
+        <w:ind w:left="4320" w:hanging="360"/>
+      </w:pPr>
+    </w:lvl>
+    <w:lvl w:ilvl="6" w:tentative="1">
+      <w:start w:val="1"/>
+      <w:numFmt w:val="decimal"/>
+      <w:lvlText w:val="%7."/>
+      <w:lvlJc w:val="left"/>
+      <w:pPr>
+        <w:tabs>
+          <w:tab w:val="num" w:pos="5040"/>
+        </w:tabs>
+        <w:ind w:left="5040" w:hanging="360"/>
+      </w:pPr>
+    </w:lvl>
+    <w:lvl w:ilvl="7" w:tentative="1">
+      <w:start w:val="1"/>
+      <w:numFmt w:val="decimal"/>
+      <w:lvlText w:val="%8."/>
+      <w:lvlJc w:val="left"/>
+      <w:pPr>
+        <w:tabs>
+          <w:tab w:val="num" w:pos="5760"/>
+        </w:tabs>
+        <w:ind w:left="5760" w:hanging="360"/>
+      </w:pPr>
+    </w:lvl>
+    <w:lvl w:ilvl="8" w:tentative="1">
+      <w:start w:val="1"/>
+      <w:numFmt w:val="decimal"/>
+      <w:lvlText w:val="%9."/>
+      <w:lvlJc w:val="left"/>
+      <w:pPr>
+        <w:tabs>
+          <w:tab w:val="num" w:pos="6480"/>
+        </w:tabs>
+        <w:ind w:left="6480" w:hanging="360"/>
+      </w:pPr>
+    </w:lvl>
+  </w:abstractNum>
+  <w:abstractNum w:abstractNumId="10" w15:restartNumberingAfterBreak="0">
+    <w:nsid w:val="48B62FA0"/>
+    <w:multiLevelType w:val="multilevel"/>
+    <w:tmpl w:val="747C28C4"/>
+    <w:lvl w:ilvl="0">
+      <w:start w:val="1"/>
+      <w:numFmt w:val="bullet"/>
+      <w:lvlText w:val=""/>
+      <w:lvlJc w:val="left"/>
+      <w:pPr>
+        <w:tabs>
+          <w:tab w:val="num" w:pos="720"/>
+        </w:tabs>
+        <w:ind w:left="720" w:hanging="360"/>
+      </w:pPr>
+      <w:rPr>
+        <w:rFonts w:ascii="Symbol" w:hAnsi="Symbol" w:hint="default"/>
+        <w:sz w:val="20"/>
+      </w:rPr>
+    </w:lvl>
+    <w:lvl w:ilvl="1" w:tentative="1">
+      <w:start w:val="1"/>
+      <w:numFmt w:val="bullet"/>
+      <w:lvlText w:val="o"/>
+      <w:lvlJc w:val="left"/>
+      <w:pPr>
+        <w:tabs>
+          <w:tab w:val="num" w:pos="1440"/>
+        </w:tabs>
+        <w:ind w:left="1440" w:hanging="360"/>
+      </w:pPr>
+      <w:rPr>
+        <w:rFonts w:ascii="Courier New" w:hAnsi="Courier New" w:hint="default"/>
+        <w:sz w:val="20"/>
+      </w:rPr>
+    </w:lvl>
+    <w:lvl w:ilvl="2" w:tentative="1">
+      <w:start w:val="1"/>
+      <w:numFmt w:val="bullet"/>
+      <w:lvlText w:val=""/>
+      <w:lvlJc w:val="left"/>
+      <w:pPr>
+        <w:tabs>
+          <w:tab w:val="num" w:pos="2160"/>
+        </w:tabs>
+        <w:ind w:left="2160" w:hanging="360"/>
+      </w:pPr>
+      <w:rPr>
+        <w:rFonts w:ascii="Wingdings" w:hAnsi="Wingdings" w:hint="default"/>
+        <w:sz w:val="20"/>
+      </w:rPr>
+    </w:lvl>
+    <w:lvl w:ilvl="3" w:tentative="1">
+      <w:start w:val="1"/>
+      <w:numFmt w:val="bullet"/>
+      <w:lvlText w:val=""/>
+      <w:lvlJc w:val="left"/>
+      <w:pPr>
+        <w:tabs>
+          <w:tab w:val="num" w:pos="2880"/>
+        </w:tabs>
+        <w:ind w:left="2880" w:hanging="360"/>
+      </w:pPr>
+      <w:rPr>
+        <w:rFonts w:ascii="Wingdings" w:hAnsi="Wingdings" w:hint="default"/>
+        <w:sz w:val="20"/>
+      </w:rPr>
+    </w:lvl>
+    <w:lvl w:ilvl="4" w:tentative="1">
+      <w:start w:val="1"/>
+      <w:numFmt w:val="bullet"/>
+      <w:lvlText w:val=""/>
+      <w:lvlJc w:val="left"/>
+      <w:pPr>
+        <w:tabs>
+          <w:tab w:val="num" w:pos="3600"/>
+        </w:tabs>
+        <w:ind w:left="3600" w:hanging="360"/>
+      </w:pPr>
+      <w:rPr>
+        <w:rFonts w:ascii="Wingdings" w:hAnsi="Wingdings" w:hint="default"/>
+        <w:sz w:val="20"/>
+      </w:rPr>
+    </w:lvl>
+    <w:lvl w:ilvl="5" w:tentative="1">
+      <w:start w:val="1"/>
+      <w:numFmt w:val="bullet"/>
+      <w:lvlText w:val=""/>
+      <w:lvlJc w:val="left"/>
+      <w:pPr>
+        <w:tabs>
+          <w:tab w:val="num" w:pos="4320"/>
+        </w:tabs>
+        <w:ind w:left="4320" w:hanging="360"/>
+      </w:pPr>
+      <w:rPr>
+        <w:rFonts w:ascii="Wingdings" w:hAnsi="Wingdings" w:hint="default"/>
+        <w:sz w:val="20"/>
+      </w:rPr>
+    </w:lvl>
+    <w:lvl w:ilvl="6" w:tentative="1">
+      <w:start w:val="1"/>
+      <w:numFmt w:val="bullet"/>
+      <w:lvlText w:val=""/>
+      <w:lvlJc w:val="left"/>
+      <w:pPr>
+        <w:tabs>
+          <w:tab w:val="num" w:pos="5040"/>
+        </w:tabs>
+        <w:ind w:left="5040" w:hanging="360"/>
+      </w:pPr>
+      <w:rPr>
+        <w:rFonts w:ascii="Wingdings" w:hAnsi="Wingdings" w:hint="default"/>
+        <w:sz w:val="20"/>
+      </w:rPr>
+    </w:lvl>
+    <w:lvl w:ilvl="7" w:tentative="1">
+      <w:start w:val="1"/>
+      <w:numFmt w:val="bullet"/>
+      <w:lvlText w:val=""/>
+      <w:lvlJc w:val="left"/>
+      <w:pPr>
+        <w:tabs>
+          <w:tab w:val="num" w:pos="5760"/>
+        </w:tabs>
+        <w:ind w:left="5760" w:hanging="360"/>
+      </w:pPr>
+      <w:rPr>
+        <w:rFonts w:ascii="Wingdings" w:hAnsi="Wingdings" w:hint="default"/>
+        <w:sz w:val="20"/>
+      </w:rPr>
+    </w:lvl>
+    <w:lvl w:ilvl="8" w:tentative="1">
+      <w:start w:val="1"/>
+      <w:numFmt w:val="bullet"/>
+      <w:lvlText w:val=""/>
+      <w:lvlJc w:val="left"/>
+      <w:pPr>
+        <w:tabs>
+          <w:tab w:val="num" w:pos="6480"/>
+        </w:tabs>
+        <w:ind w:left="6480" w:hanging="360"/>
+      </w:pPr>
+      <w:rPr>
+        <w:rFonts w:ascii="Wingdings" w:hAnsi="Wingdings" w:hint="default"/>
+        <w:sz w:val="20"/>
+      </w:rPr>
+    </w:lvl>
+  </w:abstractNum>
+  <w:abstractNum w:abstractNumId="11" w15:restartNumberingAfterBreak="0">
+    <w:nsid w:val="48E952D3"/>
+    <w:multiLevelType w:val="multilevel"/>
+    <w:tmpl w:val="57B674E0"/>
+    <w:lvl w:ilvl="0">
+      <w:start w:val="1"/>
+      <w:numFmt w:val="bullet"/>
+      <w:lvlText w:val=""/>
+      <w:lvlJc w:val="left"/>
+      <w:pPr>
+        <w:tabs>
+          <w:tab w:val="num" w:pos="720"/>
+        </w:tabs>
+        <w:ind w:left="720" w:hanging="360"/>
+      </w:pPr>
+      <w:rPr>
+        <w:rFonts w:ascii="Symbol" w:hAnsi="Symbol" w:hint="default"/>
+        <w:sz w:val="20"/>
+      </w:rPr>
+    </w:lvl>
+    <w:lvl w:ilvl="1">
+      <w:start w:val="1"/>
+      <w:numFmt w:val="bullet"/>
+      <w:lvlText w:val="o"/>
+      <w:lvlJc w:val="left"/>
+      <w:pPr>
+        <w:tabs>
+          <w:tab w:val="num" w:pos="1440"/>
+        </w:tabs>
+        <w:ind w:left="1440" w:hanging="360"/>
+      </w:pPr>
+      <w:rPr>
+        <w:rFonts w:ascii="Courier New" w:hAnsi="Courier New" w:hint="default"/>
+        <w:sz w:val="20"/>
+      </w:rPr>
+    </w:lvl>
+    <w:lvl w:ilvl="2" w:tentative="1">
+      <w:start w:val="1"/>
+      <w:numFmt w:val="bullet"/>
+      <w:lvlText w:val=""/>
+      <w:lvlJc w:val="left"/>
+      <w:pPr>
+        <w:tabs>
+          <w:tab w:val="num" w:pos="2160"/>
+        </w:tabs>
+        <w:ind w:left="2160" w:hanging="360"/>
+      </w:pPr>
+      <w:rPr>
+        <w:rFonts w:ascii="Wingdings" w:hAnsi="Wingdings" w:hint="default"/>
+        <w:sz w:val="20"/>
+      </w:rPr>
+    </w:lvl>
+    <w:lvl w:ilvl="3" w:tentative="1">
+      <w:start w:val="1"/>
+      <w:numFmt w:val="bullet"/>
+      <w:lvlText w:val=""/>
+      <w:lvlJc w:val="left"/>
+      <w:pPr>
+        <w:tabs>
+          <w:tab w:val="num" w:pos="2880"/>
+        </w:tabs>
+        <w:ind w:left="2880" w:hanging="360"/>
+      </w:pPr>
+      <w:rPr>
+        <w:rFonts w:ascii="Wingdings" w:hAnsi="Wingdings" w:hint="default"/>
+        <w:sz w:val="20"/>
+      </w:rPr>
+    </w:lvl>
+    <w:lvl w:ilvl="4" w:tentative="1">
+      <w:start w:val="1"/>
+      <w:numFmt w:val="bullet"/>
+      <w:lvlText w:val=""/>
+      <w:lvlJc w:val="left"/>
+      <w:pPr>
+        <w:tabs>
+          <w:tab w:val="num" w:pos="3600"/>
+        </w:tabs>
+        <w:ind w:left="3600" w:hanging="360"/>
+      </w:pPr>
+      <w:rPr>
+        <w:rFonts w:ascii="Wingdings" w:hAnsi="Wingdings" w:hint="default"/>
+        <w:sz w:val="20"/>
+      </w:rPr>
+    </w:lvl>
+    <w:lvl w:ilvl="5" w:tentative="1">
+      <w:start w:val="1"/>
+      <w:numFmt w:val="bullet"/>
+      <w:lvlText w:val=""/>
+      <w:lvlJc w:val="left"/>
+      <w:pPr>
+        <w:tabs>
+          <w:tab w:val="num" w:pos="4320"/>
+        </w:tabs>
+        <w:ind w:left="4320" w:hanging="360"/>
+      </w:pPr>
+      <w:rPr>
+        <w:rFonts w:ascii="Wingdings" w:hAnsi="Wingdings" w:hint="default"/>
+        <w:sz w:val="20"/>
+      </w:rPr>
+    </w:lvl>
+    <w:lvl w:ilvl="6" w:tentative="1">
+      <w:start w:val="1"/>
+      <w:numFmt w:val="bullet"/>
+      <w:lvlText w:val=""/>
+      <w:lvlJc w:val="left"/>
+      <w:pPr>
+        <w:tabs>
+          <w:tab w:val="num" w:pos="5040"/>
+        </w:tabs>
+        <w:ind w:left="5040" w:hanging="360"/>
+      </w:pPr>
+      <w:rPr>
+        <w:rFonts w:ascii="Wingdings" w:hAnsi="Wingdings" w:hint="default"/>
+        <w:sz w:val="20"/>
+      </w:rPr>
+    </w:lvl>
+    <w:lvl w:ilvl="7" w:tentative="1">
+      <w:start w:val="1"/>
+      <w:numFmt w:val="bullet"/>
+      <w:lvlText w:val=""/>
+      <w:lvlJc w:val="left"/>
+      <w:pPr>
+        <w:tabs>
+          <w:tab w:val="num" w:pos="5760"/>
+        </w:tabs>
+        <w:ind w:left="5760" w:hanging="360"/>
+      </w:pPr>
+      <w:rPr>
+        <w:rFonts w:ascii="Wingdings" w:hAnsi="Wingdings" w:hint="default"/>
+        <w:sz w:val="20"/>
+      </w:rPr>
+    </w:lvl>
+    <w:lvl w:ilvl="8" w:tentative="1">
+      <w:start w:val="1"/>
+      <w:numFmt w:val="bullet"/>
+      <w:lvlText w:val=""/>
+      <w:lvlJc w:val="left"/>
+      <w:pPr>
+        <w:tabs>
+          <w:tab w:val="num" w:pos="6480"/>
+        </w:tabs>
+        <w:ind w:left="6480" w:hanging="360"/>
+      </w:pPr>
+      <w:rPr>
+        <w:rFonts w:ascii="Wingdings" w:hAnsi="Wingdings" w:hint="default"/>
+        <w:sz w:val="20"/>
+      </w:rPr>
+    </w:lvl>
+  </w:abstractNum>
+  <w:abstractNum w:abstractNumId="12" w15:restartNumberingAfterBreak="0">
+    <w:nsid w:val="4A4A4979"/>
+    <w:multiLevelType w:val="multilevel"/>
+    <w:tmpl w:val="EFDA0FFC"/>
+    <w:lvl w:ilvl="0">
+      <w:start w:val="1"/>
+      <w:numFmt w:val="decimal"/>
+      <w:lvlText w:val="%1."/>
+      <w:lvlJc w:val="left"/>
+      <w:pPr>
+        <w:tabs>
+          <w:tab w:val="num" w:pos="720"/>
+        </w:tabs>
+        <w:ind w:left="720" w:hanging="360"/>
+      </w:pPr>
+    </w:lvl>
+    <w:lvl w:ilvl="1" w:tentative="1">
+      <w:start w:val="1"/>
+      <w:numFmt w:val="decimal"/>
+      <w:lvlText w:val="%2."/>
+      <w:lvlJc w:val="left"/>
+      <w:pPr>
+        <w:tabs>
+          <w:tab w:val="num" w:pos="1440"/>
+        </w:tabs>
+        <w:ind w:left="1440" w:hanging="360"/>
+      </w:pPr>
+    </w:lvl>
+    <w:lvl w:ilvl="2" w:tentative="1">
+      <w:start w:val="1"/>
+      <w:numFmt w:val="decimal"/>
+      <w:lvlText w:val="%3."/>
+      <w:lvlJc w:val="left"/>
+      <w:pPr>
+        <w:tabs>
+          <w:tab w:val="num" w:pos="2160"/>
+        </w:tabs>
+        <w:ind w:left="2160" w:hanging="360"/>
+      </w:pPr>
+    </w:lvl>
+    <w:lvl w:ilvl="3" w:tentative="1">
+      <w:start w:val="1"/>
+      <w:numFmt w:val="decimal"/>
+      <w:lvlText w:val="%4."/>
+      <w:lvlJc w:val="left"/>
+      <w:pPr>
+        <w:tabs>
+          <w:tab w:val="num" w:pos="2880"/>
+        </w:tabs>
+        <w:ind w:left="2880" w:hanging="360"/>
+      </w:pPr>
+    </w:lvl>
+    <w:lvl w:ilvl="4" w:tentative="1">
+      <w:start w:val="1"/>
+      <w:numFmt w:val="decimal"/>
+      <w:lvlText w:val="%5."/>
+      <w:lvlJc w:val="left"/>
+      <w:pPr>
+        <w:tabs>
+          <w:tab w:val="num" w:pos="3600"/>
+        </w:tabs>
+        <w:ind w:left="3600" w:hanging="360"/>
+      </w:pPr>
+    </w:lvl>
+    <w:lvl w:ilvl="5" w:tentative="1">
+      <w:start w:val="1"/>
+      <w:numFmt w:val="decimal"/>
+      <w:lvlText w:val="%6."/>
+      <w:lvlJc w:val="left"/>
+      <w:pPr>
+        <w:tabs>
+          <w:tab w:val="num" w:pos="4320"/>
+        </w:tabs>
+        <w:ind w:left="4320" w:hanging="360"/>
+      </w:pPr>
+    </w:lvl>
+    <w:lvl w:ilvl="6" w:tentative="1">
+      <w:start w:val="1"/>
+      <w:numFmt w:val="decimal"/>
+      <w:lvlText w:val="%7."/>
+      <w:lvlJc w:val="left"/>
+      <w:pPr>
+        <w:tabs>
+          <w:tab w:val="num" w:pos="5040"/>
+        </w:tabs>
+        <w:ind w:left="5040" w:hanging="360"/>
+      </w:pPr>
+    </w:lvl>
+    <w:lvl w:ilvl="7" w:tentative="1">
+      <w:start w:val="1"/>
+      <w:numFmt w:val="decimal"/>
+      <w:lvlText w:val="%8."/>
+      <w:lvlJc w:val="left"/>
+      <w:pPr>
+        <w:tabs>
+          <w:tab w:val="num" w:pos="5760"/>
+        </w:tabs>
+        <w:ind w:left="5760" w:hanging="360"/>
+      </w:pPr>
+    </w:lvl>
+    <w:lvl w:ilvl="8" w:tentative="1">
+      <w:start w:val="1"/>
+      <w:numFmt w:val="decimal"/>
+      <w:lvlText w:val="%9."/>
+      <w:lvlJc w:val="left"/>
+      <w:pPr>
+        <w:tabs>
+          <w:tab w:val="num" w:pos="6480"/>
+        </w:tabs>
+        <w:ind w:left="6480" w:hanging="360"/>
+      </w:pPr>
+    </w:lvl>
+  </w:abstractNum>
+  <w:abstractNum w:abstractNumId="13" w15:restartNumberingAfterBreak="0">
+    <w:nsid w:val="58200E68"/>
+    <w:multiLevelType w:val="multilevel"/>
+    <w:tmpl w:val="CA220236"/>
+    <w:lvl w:ilvl="0">
+      <w:start w:val="1"/>
+      <w:numFmt w:val="bullet"/>
+      <w:lvlText w:val=""/>
+      <w:lvlJc w:val="left"/>
+      <w:pPr>
+        <w:tabs>
+          <w:tab w:val="num" w:pos="720"/>
+        </w:tabs>
+        <w:ind w:left="720" w:hanging="360"/>
+      </w:pPr>
+      <w:rPr>
+        <w:rFonts w:ascii="Symbol" w:hAnsi="Symbol" w:hint="default"/>
+        <w:sz w:val="20"/>
+      </w:rPr>
+    </w:lvl>
+    <w:lvl w:ilvl="1" w:tentative="1">
+      <w:start w:val="1"/>
+      <w:numFmt w:val="bullet"/>
+      <w:lvlText w:val="o"/>
+      <w:lvlJc w:val="left"/>
+      <w:pPr>
+        <w:tabs>
+          <w:tab w:val="num" w:pos="1440"/>
+        </w:tabs>
+        <w:ind w:left="1440" w:hanging="360"/>
+      </w:pPr>
+      <w:rPr>
+        <w:rFonts w:ascii="Courier New" w:hAnsi="Courier New" w:hint="default"/>
+        <w:sz w:val="20"/>
+      </w:rPr>
+    </w:lvl>
+    <w:lvl w:ilvl="2" w:tentative="1">
+      <w:start w:val="1"/>
+      <w:numFmt w:val="bullet"/>
+      <w:lvlText w:val=""/>
+      <w:lvlJc w:val="left"/>
+      <w:pPr>
+        <w:tabs>
+          <w:tab w:val="num" w:pos="2160"/>
+        </w:tabs>
+        <w:ind w:left="2160" w:hanging="360"/>
+      </w:pPr>
+      <w:rPr>
+        <w:rFonts w:ascii="Wingdings" w:hAnsi="Wingdings" w:hint="default"/>
+        <w:sz w:val="20"/>
+      </w:rPr>
+    </w:lvl>
+    <w:lvl w:ilvl="3" w:tentative="1">
+      <w:start w:val="1"/>
+      <w:numFmt w:val="bullet"/>
+      <w:lvlText w:val=""/>
+      <w:lvlJc w:val="left"/>
+      <w:pPr>
+        <w:tabs>
+          <w:tab w:val="num" w:pos="2880"/>
+        </w:tabs>
+        <w:ind w:left="2880" w:hanging="360"/>
+      </w:pPr>
+      <w:rPr>
+        <w:rFonts w:ascii="Wingdings" w:hAnsi="Wingdings" w:hint="default"/>
+        <w:sz w:val="20"/>
+      </w:rPr>
+    </w:lvl>
+    <w:lvl w:ilvl="4" w:tentative="1">
+      <w:start w:val="1"/>
+      <w:numFmt w:val="bullet"/>
+      <w:lvlText w:val=""/>
+      <w:lvlJc w:val="left"/>
+      <w:pPr>
+        <w:tabs>
+          <w:tab w:val="num" w:pos="3600"/>
+        </w:tabs>
+        <w:ind w:left="3600" w:hanging="360"/>
+      </w:pPr>
+      <w:rPr>
+        <w:rFonts w:ascii="Wingdings" w:hAnsi="Wingdings" w:hint="default"/>
+        <w:sz w:val="20"/>
+      </w:rPr>
+    </w:lvl>
+    <w:lvl w:ilvl="5" w:tentative="1">
+      <w:start w:val="1"/>
+      <w:numFmt w:val="bullet"/>
+      <w:lvlText w:val=""/>
+      <w:lvlJc w:val="left"/>
+      <w:pPr>
+        <w:tabs>
+          <w:tab w:val="num" w:pos="4320"/>
+        </w:tabs>
+        <w:ind w:left="4320" w:hanging="360"/>
+      </w:pPr>
+      <w:rPr>
+        <w:rFonts w:ascii="Wingdings" w:hAnsi="Wingdings" w:hint="default"/>
+        <w:sz w:val="20"/>
+      </w:rPr>
+    </w:lvl>
+    <w:lvl w:ilvl="6" w:tentative="1">
+      <w:start w:val="1"/>
+      <w:numFmt w:val="bullet"/>
+      <w:lvlText w:val=""/>
+      <w:lvlJc w:val="left"/>
+      <w:pPr>
+        <w:tabs>
+          <w:tab w:val="num" w:pos="5040"/>
+        </w:tabs>
+        <w:ind w:left="5040" w:hanging="360"/>
+      </w:pPr>
+      <w:rPr>
+        <w:rFonts w:ascii="Wingdings" w:hAnsi="Wingdings" w:hint="default"/>
+        <w:sz w:val="20"/>
+      </w:rPr>
+    </w:lvl>
+    <w:lvl w:ilvl="7" w:tentative="1">
+      <w:start w:val="1"/>
+      <w:numFmt w:val="bullet"/>
+      <w:lvlText w:val=""/>
+      <w:lvlJc w:val="left"/>
+      <w:pPr>
+        <w:tabs>
+          <w:tab w:val="num" w:pos="5760"/>
+        </w:tabs>
+        <w:ind w:left="5760" w:hanging="360"/>
+      </w:pPr>
+      <w:rPr>
+        <w:rFonts w:ascii="Wingdings" w:hAnsi="Wingdings" w:hint="default"/>
+        <w:sz w:val="20"/>
+      </w:rPr>
+    </w:lvl>
+    <w:lvl w:ilvl="8" w:tentative="1">
+      <w:start w:val="1"/>
+      <w:numFmt w:val="bullet"/>
+      <w:lvlText w:val=""/>
+      <w:lvlJc w:val="left"/>
+      <w:pPr>
+        <w:tabs>
+          <w:tab w:val="num" w:pos="6480"/>
+        </w:tabs>
+        <w:ind w:left="6480" w:hanging="360"/>
+      </w:pPr>
+      <w:rPr>
+        <w:rFonts w:ascii="Wingdings" w:hAnsi="Wingdings" w:hint="default"/>
+        <w:sz w:val="20"/>
+      </w:rPr>
+    </w:lvl>
+  </w:abstractNum>
+  <w:abstractNum w:abstractNumId="14" w15:restartNumberingAfterBreak="0">
+    <w:nsid w:val="64BE1A4F"/>
+    <w:multiLevelType w:val="multilevel"/>
+    <w:tmpl w:val="EC4807E0"/>
+    <w:lvl w:ilvl="0">
+      <w:start w:val="1"/>
+      <w:numFmt w:val="bullet"/>
+      <w:lvlText w:val=""/>
+      <w:lvlJc w:val="left"/>
+      <w:pPr>
+        <w:tabs>
+          <w:tab w:val="num" w:pos="720"/>
+        </w:tabs>
+        <w:ind w:left="720" w:hanging="360"/>
+      </w:pPr>
+      <w:rPr>
+        <w:rFonts w:ascii="Symbol" w:hAnsi="Symbol" w:hint="default"/>
+        <w:sz w:val="20"/>
+      </w:rPr>
+    </w:lvl>
+    <w:lvl w:ilvl="1">
+      <w:start w:val="1"/>
+      <w:numFmt w:val="bullet"/>
+      <w:lvlText w:val="o"/>
+      <w:lvlJc w:val="left"/>
+      <w:pPr>
+        <w:tabs>
+          <w:tab w:val="num" w:pos="1440"/>
+        </w:tabs>
+        <w:ind w:left="1440" w:hanging="360"/>
+      </w:pPr>
+      <w:rPr>
+        <w:rFonts w:ascii="Courier New" w:hAnsi="Courier New" w:hint="default"/>
+        <w:sz w:val="20"/>
+      </w:rPr>
+    </w:lvl>
+    <w:lvl w:ilvl="2" w:tentative="1">
+      <w:start w:val="1"/>
+      <w:numFmt w:val="bullet"/>
+      <w:lvlText w:val=""/>
+      <w:lvlJc w:val="left"/>
+      <w:pPr>
+        <w:tabs>
+          <w:tab w:val="num" w:pos="2160"/>
+        </w:tabs>
+        <w:ind w:left="2160" w:hanging="360"/>
+      </w:pPr>
+      <w:rPr>
+        <w:rFonts w:ascii="Wingdings" w:hAnsi="Wingdings" w:hint="default"/>
+        <w:sz w:val="20"/>
+      </w:rPr>
+    </w:lvl>
+    <w:lvl w:ilvl="3" w:tentative="1">
+      <w:start w:val="1"/>
+      <w:numFmt w:val="bullet"/>
+      <w:lvlText w:val=""/>
+      <w:lvlJc w:val="left"/>
+      <w:pPr>
+        <w:tabs>
+          <w:tab w:val="num" w:pos="2880"/>
+        </w:tabs>
+        <w:ind w:left="2880" w:hanging="360"/>
+      </w:pPr>
+      <w:rPr>
+        <w:rFonts w:ascii="Wingdings" w:hAnsi="Wingdings" w:hint="default"/>
+        <w:sz w:val="20"/>
+      </w:rPr>
+    </w:lvl>
+    <w:lvl w:ilvl="4" w:tentative="1">
+      <w:start w:val="1"/>
+      <w:numFmt w:val="bullet"/>
+      <w:lvlText w:val=""/>
+      <w:lvlJc w:val="left"/>
+      <w:pPr>
+        <w:tabs>
+          <w:tab w:val="num" w:pos="3600"/>
+        </w:tabs>
+        <w:ind w:left="3600" w:hanging="360"/>
+      </w:pPr>
+      <w:rPr>
+        <w:rFonts w:ascii="Wingdings" w:hAnsi="Wingdings" w:hint="default"/>
+        <w:sz w:val="20"/>
+      </w:rPr>
+    </w:lvl>
+    <w:lvl w:ilvl="5" w:tentative="1">
+      <w:start w:val="1"/>
+      <w:numFmt w:val="bullet"/>
+      <w:lvlText w:val=""/>
+      <w:lvlJc w:val="left"/>
+      <w:pPr>
+        <w:tabs>
+          <w:tab w:val="num" w:pos="4320"/>
+        </w:tabs>
+        <w:ind w:left="4320" w:hanging="360"/>
+      </w:pPr>
+      <w:rPr>
+        <w:rFonts w:ascii="Wingdings" w:hAnsi="Wingdings" w:hint="default"/>
+        <w:sz w:val="20"/>
+      </w:rPr>
+    </w:lvl>
+    <w:lvl w:ilvl="6" w:tentative="1">
+      <w:start w:val="1"/>
+      <w:numFmt w:val="bullet"/>
+      <w:lvlText w:val=""/>
+      <w:lvlJc w:val="left"/>
+      <w:pPr>
+        <w:tabs>
+          <w:tab w:val="num" w:pos="5040"/>
+        </w:tabs>
+        <w:ind w:left="5040" w:hanging="360"/>
+      </w:pPr>
+      <w:rPr>
+        <w:rFonts w:ascii="Wingdings" w:hAnsi="Wingdings" w:hint="default"/>
+        <w:sz w:val="20"/>
+      </w:rPr>
+    </w:lvl>
+    <w:lvl w:ilvl="7" w:tentative="1">
+      <w:start w:val="1"/>
+      <w:numFmt w:val="bullet"/>
+      <w:lvlText w:val=""/>
+      <w:lvlJc w:val="left"/>
+      <w:pPr>
+        <w:tabs>
+          <w:tab w:val="num" w:pos="5760"/>
+        </w:tabs>
+        <w:ind w:left="5760" w:hanging="360"/>
+      </w:pPr>
+      <w:rPr>
+        <w:rFonts w:ascii="Wingdings" w:hAnsi="Wingdings" w:hint="default"/>
+        <w:sz w:val="20"/>
+      </w:rPr>
+    </w:lvl>
+    <w:lvl w:ilvl="8" w:tentative="1">
+      <w:start w:val="1"/>
+      <w:numFmt w:val="bullet"/>
+      <w:lvlText w:val=""/>
+      <w:lvlJc w:val="left"/>
+      <w:pPr>
+        <w:tabs>
+          <w:tab w:val="num" w:pos="6480"/>
+        </w:tabs>
+        <w:ind w:left="6480" w:hanging="360"/>
+      </w:pPr>
+      <w:rPr>
+        <w:rFonts w:ascii="Wingdings" w:hAnsi="Wingdings" w:hint="default"/>
+        <w:sz w:val="20"/>
+      </w:rPr>
+    </w:lvl>
+  </w:abstractNum>
+  <w:abstractNum w:abstractNumId="15" w15:restartNumberingAfterBreak="0">
+    <w:nsid w:val="662B584F"/>
+    <w:multiLevelType w:val="multilevel"/>
+    <w:tmpl w:val="1966CF9E"/>
+    <w:lvl w:ilvl="0">
+      <w:start w:val="1"/>
+      <w:numFmt w:val="bullet"/>
+      <w:lvlText w:val=""/>
+      <w:lvlJc w:val="left"/>
+      <w:pPr>
+        <w:tabs>
+          <w:tab w:val="num" w:pos="720"/>
+        </w:tabs>
+        <w:ind w:left="720" w:hanging="360"/>
+      </w:pPr>
+      <w:rPr>
+        <w:rFonts w:ascii="Symbol" w:hAnsi="Symbol" w:hint="default"/>
+        <w:sz w:val="20"/>
+      </w:rPr>
+    </w:lvl>
+    <w:lvl w:ilvl="1">
+      <w:start w:val="1"/>
+      <w:numFmt w:val="bullet"/>
+      <w:lvlText w:val="o"/>
+      <w:lvlJc w:val="left"/>
+      <w:pPr>
+        <w:tabs>
+          <w:tab w:val="num" w:pos="1440"/>
+        </w:tabs>
+        <w:ind w:left="1440" w:hanging="360"/>
+      </w:pPr>
+      <w:rPr>
+        <w:rFonts w:ascii="Courier New" w:hAnsi="Courier New" w:hint="default"/>
+        <w:sz w:val="20"/>
+      </w:rPr>
+    </w:lvl>
+    <w:lvl w:ilvl="2" w:tentative="1">
+      <w:start w:val="1"/>
+      <w:numFmt w:val="bullet"/>
+      <w:lvlText w:val=""/>
+      <w:lvlJc w:val="left"/>
+      <w:pPr>
+        <w:tabs>
+          <w:tab w:val="num" w:pos="2160"/>
+        </w:tabs>
+        <w:ind w:left="2160" w:hanging="360"/>
+      </w:pPr>
+      <w:rPr>
+        <w:rFonts w:ascii="Wingdings" w:hAnsi="Wingdings" w:hint="default"/>
+        <w:sz w:val="20"/>
+      </w:rPr>
+    </w:lvl>
+    <w:lvl w:ilvl="3" w:tentative="1">
+      <w:start w:val="1"/>
+      <w:numFmt w:val="bullet"/>
+      <w:lvlText w:val=""/>
+      <w:lvlJc w:val="left"/>
+      <w:pPr>
+        <w:tabs>
+          <w:tab w:val="num" w:pos="2880"/>
+        </w:tabs>
+        <w:ind w:left="2880" w:hanging="360"/>
+      </w:pPr>
+      <w:rPr>
+        <w:rFonts w:ascii="Wingdings" w:hAnsi="Wingdings" w:hint="default"/>
+        <w:sz w:val="20"/>
+      </w:rPr>
+    </w:lvl>
+    <w:lvl w:ilvl="4" w:tentative="1">
+      <w:start w:val="1"/>
+      <w:numFmt w:val="bullet"/>
+      <w:lvlText w:val=""/>
+      <w:lvlJc w:val="left"/>
+      <w:pPr>
+        <w:tabs>
+          <w:tab w:val="num" w:pos="3600"/>
+        </w:tabs>
+        <w:ind w:left="3600" w:hanging="360"/>
+      </w:pPr>
+      <w:rPr>
+        <w:rFonts w:ascii="Wingdings" w:hAnsi="Wingdings" w:hint="default"/>
+        <w:sz w:val="20"/>
+      </w:rPr>
+    </w:lvl>
+    <w:lvl w:ilvl="5" w:tentative="1">
+      <w:start w:val="1"/>
+      <w:numFmt w:val="bullet"/>
+      <w:lvlText w:val=""/>
+      <w:lvlJc w:val="left"/>
+      <w:pPr>
+        <w:tabs>
+          <w:tab w:val="num" w:pos="4320"/>
+        </w:tabs>
+        <w:ind w:left="4320" w:hanging="360"/>
+      </w:pPr>
+      <w:rPr>
+        <w:rFonts w:ascii="Wingdings" w:hAnsi="Wingdings" w:hint="default"/>
+        <w:sz w:val="20"/>
+      </w:rPr>
+    </w:lvl>
+    <w:lvl w:ilvl="6" w:tentative="1">
+      <w:start w:val="1"/>
+      <w:numFmt w:val="bullet"/>
+      <w:lvlText w:val=""/>
+      <w:lvlJc w:val="left"/>
+      <w:pPr>
+        <w:tabs>
+          <w:tab w:val="num" w:pos="5040"/>
+        </w:tabs>
+        <w:ind w:left="5040" w:hanging="360"/>
+      </w:pPr>
+      <w:rPr>
+        <w:rFonts w:ascii="Wingdings" w:hAnsi="Wingdings" w:hint="default"/>
+        <w:sz w:val="20"/>
+      </w:rPr>
+    </w:lvl>
+    <w:lvl w:ilvl="7" w:tentative="1">
+      <w:start w:val="1"/>
+      <w:numFmt w:val="bullet"/>
+      <w:lvlText w:val=""/>
+      <w:lvlJc w:val="left"/>
+      <w:pPr>
+        <w:tabs>
+          <w:tab w:val="num" w:pos="5760"/>
+        </w:tabs>
+        <w:ind w:left="5760" w:hanging="360"/>
+      </w:pPr>
+      <w:rPr>
+        <w:rFonts w:ascii="Wingdings" w:hAnsi="Wingdings" w:hint="default"/>
+        <w:sz w:val="20"/>
+      </w:rPr>
+    </w:lvl>
+    <w:lvl w:ilvl="8" w:tentative="1">
+      <w:start w:val="1"/>
+      <w:numFmt w:val="bullet"/>
+      <w:lvlText w:val=""/>
+      <w:lvlJc w:val="left"/>
+      <w:pPr>
+        <w:tabs>
+          <w:tab w:val="num" w:pos="6480"/>
+        </w:tabs>
+        <w:ind w:left="6480" w:hanging="360"/>
+      </w:pPr>
+      <w:rPr>
+        <w:rFonts w:ascii="Wingdings" w:hAnsi="Wingdings" w:hint="default"/>
+        <w:sz w:val="20"/>
+      </w:rPr>
+    </w:lvl>
+  </w:abstractNum>
+  <w:abstractNum w:abstractNumId="16" w15:restartNumberingAfterBreak="0">
+    <w:nsid w:val="719119D1"/>
+    <w:multiLevelType w:val="multilevel"/>
+    <w:tmpl w:val="4F7E00B8"/>
+    <w:lvl w:ilvl="0">
+      <w:start w:val="1"/>
+      <w:numFmt w:val="bullet"/>
+      <w:lvlText w:val=""/>
+      <w:lvlJc w:val="left"/>
+      <w:pPr>
+        <w:tabs>
+          <w:tab w:val="num" w:pos="720"/>
+        </w:tabs>
+        <w:ind w:left="720" w:hanging="360"/>
+      </w:pPr>
+      <w:rPr>
+        <w:rFonts w:ascii="Symbol" w:hAnsi="Symbol" w:hint="default"/>
+        <w:sz w:val="20"/>
+      </w:rPr>
+    </w:lvl>
+    <w:lvl w:ilvl="1">
+      <w:start w:val="1"/>
+      <w:numFmt w:val="bullet"/>
+      <w:lvlText w:val="o"/>
+      <w:lvlJc w:val="left"/>
+      <w:pPr>
+        <w:tabs>
+          <w:tab w:val="num" w:pos="1440"/>
+        </w:tabs>
+        <w:ind w:left="1440" w:hanging="360"/>
+      </w:pPr>
+      <w:rPr>
+        <w:rFonts w:ascii="Courier New" w:hAnsi="Courier New" w:hint="default"/>
+        <w:sz w:val="20"/>
+      </w:rPr>
+    </w:lvl>
+    <w:lvl w:ilvl="2" w:tentative="1">
+      <w:start w:val="1"/>
+      <w:numFmt w:val="bullet"/>
+      <w:lvlText w:val=""/>
+      <w:lvlJc w:val="left"/>
+      <w:pPr>
+        <w:tabs>
+          <w:tab w:val="num" w:pos="2160"/>
+        </w:tabs>
+        <w:ind w:left="2160" w:hanging="360"/>
+      </w:pPr>
+      <w:rPr>
+        <w:rFonts w:ascii="Wingdings" w:hAnsi="Wingdings" w:hint="default"/>
+        <w:sz w:val="20"/>
+      </w:rPr>
+    </w:lvl>
+    <w:lvl w:ilvl="3" w:tentative="1">
+      <w:start w:val="1"/>
+      <w:numFmt w:val="bullet"/>
+      <w:lvlText w:val=""/>
+      <w:lvlJc w:val="left"/>
+      <w:pPr>
+        <w:tabs>
+          <w:tab w:val="num" w:pos="2880"/>
+        </w:tabs>
+        <w:ind w:left="2880" w:hanging="360"/>
+      </w:pPr>
+      <w:rPr>
+        <w:rFonts w:ascii="Wingdings" w:hAnsi="Wingdings" w:hint="default"/>
+        <w:sz w:val="20"/>
+      </w:rPr>
+    </w:lvl>
+    <w:lvl w:ilvl="4" w:tentative="1">
+      <w:start w:val="1"/>
+      <w:numFmt w:val="bullet"/>
+      <w:lvlText w:val=""/>
+      <w:lvlJc w:val="left"/>
+      <w:pPr>
+        <w:tabs>
+          <w:tab w:val="num" w:pos="3600"/>
+        </w:tabs>
+        <w:ind w:left="3600" w:hanging="360"/>
+      </w:pPr>
+      <w:rPr>
+        <w:rFonts w:ascii="Wingdings" w:hAnsi="Wingdings" w:hint="default"/>
+        <w:sz w:val="20"/>
+      </w:rPr>
+    </w:lvl>
+    <w:lvl w:ilvl="5" w:tentative="1">
+      <w:start w:val="1"/>
+      <w:numFmt w:val="bullet"/>
+      <w:lvlText w:val=""/>
+      <w:lvlJc w:val="left"/>
+      <w:pPr>
+        <w:tabs>
+          <w:tab w:val="num" w:pos="4320"/>
+        </w:tabs>
+        <w:ind w:left="4320" w:hanging="360"/>
+      </w:pPr>
+      <w:rPr>
+        <w:rFonts w:ascii="Wingdings" w:hAnsi="Wingdings" w:hint="default"/>
+        <w:sz w:val="20"/>
+      </w:rPr>
+    </w:lvl>
+    <w:lvl w:ilvl="6" w:tentative="1">
+      <w:start w:val="1"/>
+      <w:numFmt w:val="bullet"/>
+      <w:lvlText w:val=""/>
+      <w:lvlJc w:val="left"/>
+      <w:pPr>
+        <w:tabs>
+          <w:tab w:val="num" w:pos="5040"/>
+        </w:tabs>
+        <w:ind w:left="5040" w:hanging="360"/>
+      </w:pPr>
+      <w:rPr>
+        <w:rFonts w:ascii="Wingdings" w:hAnsi="Wingdings" w:hint="default"/>
+        <w:sz w:val="20"/>
+      </w:rPr>
+    </w:lvl>
+    <w:lvl w:ilvl="7" w:tentative="1">
+      <w:start w:val="1"/>
+      <w:numFmt w:val="bullet"/>
+      <w:lvlText w:val=""/>
+      <w:lvlJc w:val="left"/>
+      <w:pPr>
+        <w:tabs>
+          <w:tab w:val="num" w:pos="5760"/>
+        </w:tabs>
+        <w:ind w:left="5760" w:hanging="360"/>
+      </w:pPr>
+      <w:rPr>
+        <w:rFonts w:ascii="Wingdings" w:hAnsi="Wingdings" w:hint="default"/>
+        <w:sz w:val="20"/>
+      </w:rPr>
+    </w:lvl>
+    <w:lvl w:ilvl="8" w:tentative="1">
+      <w:start w:val="1"/>
+      <w:numFmt w:val="bullet"/>
+      <w:lvlText w:val=""/>
+      <w:lvlJc w:val="left"/>
+      <w:pPr>
+        <w:tabs>
+          <w:tab w:val="num" w:pos="6480"/>
+        </w:tabs>
+        <w:ind w:left="6480" w:hanging="360"/>
+      </w:pPr>
+      <w:rPr>
+        <w:rFonts w:ascii="Wingdings" w:hAnsi="Wingdings" w:hint="default"/>
+        <w:sz w:val="20"/>
+      </w:rPr>
+    </w:lvl>
+  </w:abstractNum>
+  <w:abstractNum w:abstractNumId="17" w15:restartNumberingAfterBreak="0">
+    <w:nsid w:val="72796B0E"/>
+    <w:multiLevelType w:val="multilevel"/>
+    <w:tmpl w:val="98F8D716"/>
+    <w:lvl w:ilvl="0">
+      <w:start w:val="1"/>
+      <w:numFmt w:val="decimal"/>
+      <w:lvlText w:val="%1."/>
+      <w:lvlJc w:val="left"/>
+      <w:pPr>
+        <w:tabs>
+          <w:tab w:val="num" w:pos="720"/>
+        </w:tabs>
+        <w:ind w:left="720" w:hanging="360"/>
+      </w:pPr>
+    </w:lvl>
+    <w:lvl w:ilvl="1" w:tentative="1">
+      <w:start w:val="1"/>
+      <w:numFmt w:val="decimal"/>
+      <w:lvlText w:val="%2."/>
+      <w:lvlJc w:val="left"/>
+      <w:pPr>
+        <w:tabs>
+          <w:tab w:val="num" w:pos="1440"/>
+        </w:tabs>
+        <w:ind w:left="1440" w:hanging="360"/>
+      </w:pPr>
+    </w:lvl>
+    <w:lvl w:ilvl="2" w:tentative="1">
+      <w:start w:val="1"/>
+      <w:numFmt w:val="decimal"/>
+      <w:lvlText w:val="%3."/>
+      <w:lvlJc w:val="left"/>
+      <w:pPr>
+        <w:tabs>
+          <w:tab w:val="num" w:pos="2160"/>
+        </w:tabs>
+        <w:ind w:left="2160" w:hanging="360"/>
+      </w:pPr>
+    </w:lvl>
+    <w:lvl w:ilvl="3" w:tentative="1">
+      <w:start w:val="1"/>
+      <w:numFmt w:val="decimal"/>
+      <w:lvlText w:val="%4."/>
+      <w:lvlJc w:val="left"/>
+      <w:pPr>
+        <w:tabs>
+          <w:tab w:val="num" w:pos="2880"/>
+        </w:tabs>
+        <w:ind w:left="2880" w:hanging="360"/>
+      </w:pPr>
+    </w:lvl>
+    <w:lvl w:ilvl="4" w:tentative="1">
+      <w:start w:val="1"/>
+      <w:numFmt w:val="decimal"/>
+      <w:lvlText w:val="%5."/>
+      <w:lvlJc w:val="left"/>
+      <w:pPr>
+        <w:tabs>
+          <w:tab w:val="num" w:pos="3600"/>
+        </w:tabs>
+        <w:ind w:left="3600" w:hanging="360"/>
+      </w:pPr>
+    </w:lvl>
+    <w:lvl w:ilvl="5" w:tentative="1">
+      <w:start w:val="1"/>
+      <w:numFmt w:val="decimal"/>
+      <w:lvlText w:val="%6."/>
+      <w:lvlJc w:val="left"/>
+      <w:pPr>
+        <w:tabs>
+          <w:tab w:val="num" w:pos="4320"/>
+        </w:tabs>
+        <w:ind w:left="4320" w:hanging="360"/>
+      </w:pPr>
+    </w:lvl>
+    <w:lvl w:ilvl="6" w:tentative="1">
+      <w:start w:val="1"/>
+      <w:numFmt w:val="decimal"/>
+      <w:lvlText w:val="%7."/>
+      <w:lvlJc w:val="left"/>
+      <w:pPr>
+        <w:tabs>
+          <w:tab w:val="num" w:pos="5040"/>
+        </w:tabs>
+        <w:ind w:left="5040" w:hanging="360"/>
+      </w:pPr>
+    </w:lvl>
+    <w:lvl w:ilvl="7" w:tentative="1">
+      <w:start w:val="1"/>
+      <w:numFmt w:val="decimal"/>
+      <w:lvlText w:val="%8."/>
+      <w:lvlJc w:val="left"/>
+      <w:pPr>
+        <w:tabs>
+          <w:tab w:val="num" w:pos="5760"/>
+        </w:tabs>
+        <w:ind w:left="5760" w:hanging="360"/>
+      </w:pPr>
+    </w:lvl>
+    <w:lvl w:ilvl="8" w:tentative="1">
+      <w:start w:val="1"/>
+      <w:numFmt w:val="decimal"/>
+      <w:lvlText w:val="%9."/>
+      <w:lvlJc w:val="left"/>
+      <w:pPr>
+        <w:tabs>
+          <w:tab w:val="num" w:pos="6480"/>
+        </w:tabs>
+        <w:ind w:left="6480" w:hanging="360"/>
+      </w:pPr>
+    </w:lvl>
+  </w:abstractNum>
+  <w:abstractNum w:abstractNumId="18" w15:restartNumberingAfterBreak="0">
+    <w:nsid w:val="73E55A18"/>
+    <w:multiLevelType w:val="multilevel"/>
+    <w:tmpl w:val="12A0E1B2"/>
+    <w:lvl w:ilvl="0">
+      <w:start w:val="1"/>
+      <w:numFmt w:val="bullet"/>
+      <w:lvlText w:val=""/>
+      <w:lvlJc w:val="left"/>
+      <w:pPr>
+        <w:tabs>
+          <w:tab w:val="num" w:pos="720"/>
+        </w:tabs>
+        <w:ind w:left="720" w:hanging="360"/>
+      </w:pPr>
+      <w:rPr>
+        <w:rFonts w:ascii="Symbol" w:hAnsi="Symbol" w:hint="default"/>
+        <w:sz w:val="20"/>
+      </w:rPr>
+    </w:lvl>
+    <w:lvl w:ilvl="1" w:tentative="1">
+      <w:start w:val="1"/>
+      <w:numFmt w:val="bullet"/>
+      <w:lvlText w:val="o"/>
+      <w:lvlJc w:val="left"/>
+      <w:pPr>
+        <w:tabs>
+          <w:tab w:val="num" w:pos="1440"/>
+        </w:tabs>
+        <w:ind w:left="1440" w:hanging="360"/>
+      </w:pPr>
+      <w:rPr>
+        <w:rFonts w:ascii="Courier New" w:hAnsi="Courier New" w:hint="default"/>
+        <w:sz w:val="20"/>
+      </w:rPr>
+    </w:lvl>
+    <w:lvl w:ilvl="2" w:tentative="1">
+      <w:start w:val="1"/>
+      <w:numFmt w:val="bullet"/>
+      <w:lvlText w:val=""/>
+      <w:lvlJc w:val="left"/>
+      <w:pPr>
+        <w:tabs>
+          <w:tab w:val="num" w:pos="2160"/>
+        </w:tabs>
+        <w:ind w:left="2160" w:hanging="360"/>
+      </w:pPr>
+      <w:rPr>
+        <w:rFonts w:ascii="Wingdings" w:hAnsi="Wingdings" w:hint="default"/>
+        <w:sz w:val="20"/>
+      </w:rPr>
+    </w:lvl>
+    <w:lvl w:ilvl="3" w:tentative="1">
+      <w:start w:val="1"/>
+      <w:numFmt w:val="bullet"/>
+      <w:lvlText w:val=""/>
+      <w:lvlJc w:val="left"/>
+      <w:pPr>
+        <w:tabs>
+          <w:tab w:val="num" w:pos="2880"/>
+        </w:tabs>
+        <w:ind w:left="2880" w:hanging="360"/>
+      </w:pPr>
+      <w:rPr>
+        <w:rFonts w:ascii="Wingdings" w:hAnsi="Wingdings" w:hint="default"/>
+        <w:sz w:val="20"/>
+      </w:rPr>
+    </w:lvl>
+    <w:lvl w:ilvl="4" w:tentative="1">
+      <w:start w:val="1"/>
+      <w:numFmt w:val="bullet"/>
+      <w:lvlText w:val=""/>
+      <w:lvlJc w:val="left"/>
+      <w:pPr>
+        <w:tabs>
+          <w:tab w:val="num" w:pos="3600"/>
+        </w:tabs>
+        <w:ind w:left="3600" w:hanging="360"/>
+      </w:pPr>
+      <w:rPr>
+        <w:rFonts w:ascii="Wingdings" w:hAnsi="Wingdings" w:hint="default"/>
+        <w:sz w:val="20"/>
+      </w:rPr>
+    </w:lvl>
+    <w:lvl w:ilvl="5" w:tentative="1">
+      <w:start w:val="1"/>
+      <w:numFmt w:val="bullet"/>
+      <w:lvlText w:val=""/>
+      <w:lvlJc w:val="left"/>
+      <w:pPr>
+        <w:tabs>
+          <w:tab w:val="num" w:pos="4320"/>
+        </w:tabs>
+        <w:ind w:left="4320" w:hanging="360"/>
+      </w:pPr>
+      <w:rPr>
+        <w:rFonts w:ascii="Wingdings" w:hAnsi="Wingdings" w:hint="default"/>
+        <w:sz w:val="20"/>
+      </w:rPr>
+    </w:lvl>
+    <w:lvl w:ilvl="6" w:tentative="1">
+      <w:start w:val="1"/>
+      <w:numFmt w:val="bullet"/>
+      <w:lvlText w:val=""/>
+      <w:lvlJc w:val="left"/>
+      <w:pPr>
+        <w:tabs>
+          <w:tab w:val="num" w:pos="5040"/>
+        </w:tabs>
+        <w:ind w:left="5040" w:hanging="360"/>
+      </w:pPr>
+      <w:rPr>
+        <w:rFonts w:ascii="Wingdings" w:hAnsi="Wingdings" w:hint="default"/>
+        <w:sz w:val="20"/>
+      </w:rPr>
+    </w:lvl>
+    <w:lvl w:ilvl="7" w:tentative="1">
+      <w:start w:val="1"/>
+      <w:numFmt w:val="bullet"/>
+      <w:lvlText w:val=""/>
+      <w:lvlJc w:val="left"/>
+      <w:pPr>
+        <w:tabs>
+          <w:tab w:val="num" w:pos="5760"/>
+        </w:tabs>
+        <w:ind w:left="5760" w:hanging="360"/>
+      </w:pPr>
+      <w:rPr>
+        <w:rFonts w:ascii="Wingdings" w:hAnsi="Wingdings" w:hint="default"/>
+        <w:sz w:val="20"/>
+      </w:rPr>
+    </w:lvl>
+    <w:lvl w:ilvl="8" w:tentative="1">
+      <w:start w:val="1"/>
+      <w:numFmt w:val="bullet"/>
+      <w:lvlText w:val=""/>
+      <w:lvlJc w:val="left"/>
+      <w:pPr>
+        <w:tabs>
+          <w:tab w:val="num" w:pos="6480"/>
+        </w:tabs>
+        <w:ind w:left="6480" w:hanging="360"/>
+      </w:pPr>
+      <w:rPr>
+        <w:rFonts w:ascii="Wingdings" w:hAnsi="Wingdings" w:hint="default"/>
+        <w:sz w:val="20"/>
+      </w:rPr>
+    </w:lvl>
+  </w:abstractNum>
+  <w:abstractNum w:abstractNumId="19" w15:restartNumberingAfterBreak="0">
+    <w:nsid w:val="791C6C45"/>
+    <w:multiLevelType w:val="multilevel"/>
+    <w:tmpl w:val="B40CA1D8"/>
+    <w:lvl w:ilvl="0">
+      <w:start w:val="1"/>
+      <w:numFmt w:val="bullet"/>
+      <w:lvlText w:val=""/>
+      <w:lvlJc w:val="left"/>
+      <w:pPr>
+        <w:tabs>
+          <w:tab w:val="num" w:pos="720"/>
+        </w:tabs>
+        <w:ind w:left="720" w:hanging="360"/>
+      </w:pPr>
+      <w:rPr>
+        <w:rFonts w:ascii="Symbol" w:hAnsi="Symbol" w:hint="default"/>
+        <w:sz w:val="20"/>
+      </w:rPr>
+    </w:lvl>
+    <w:lvl w:ilvl="1">
+      <w:start w:val="1"/>
+      <w:numFmt w:val="bullet"/>
+      <w:lvlText w:val="o"/>
+      <w:lvlJc w:val="left"/>
+      <w:pPr>
+        <w:tabs>
+          <w:tab w:val="num" w:pos="1440"/>
+        </w:tabs>
+        <w:ind w:left="1440" w:hanging="360"/>
+      </w:pPr>
+      <w:rPr>
+        <w:rFonts w:ascii="Courier New" w:hAnsi="Courier New" w:hint="default"/>
+        <w:sz w:val="20"/>
+      </w:rPr>
+    </w:lvl>
+    <w:lvl w:ilvl="2" w:tentative="1">
+      <w:start w:val="1"/>
+      <w:numFmt w:val="bullet"/>
+      <w:lvlText w:val=""/>
+      <w:lvlJc w:val="left"/>
+      <w:pPr>
+        <w:tabs>
+          <w:tab w:val="num" w:pos="2160"/>
+        </w:tabs>
+        <w:ind w:left="2160" w:hanging="360"/>
+      </w:pPr>
+      <w:rPr>
+        <w:rFonts w:ascii="Wingdings" w:hAnsi="Wingdings" w:hint="default"/>
+        <w:sz w:val="20"/>
+      </w:rPr>
+    </w:lvl>
+    <w:lvl w:ilvl="3" w:tentative="1">
+      <w:start w:val="1"/>
+      <w:numFmt w:val="bullet"/>
+      <w:lvlText w:val=""/>
+      <w:lvlJc w:val="left"/>
+      <w:pPr>
+        <w:tabs>
+          <w:tab w:val="num" w:pos="2880"/>
+        </w:tabs>
+        <w:ind w:left="2880" w:hanging="360"/>
+      </w:pPr>
+      <w:rPr>
+        <w:rFonts w:ascii="Wingdings" w:hAnsi="Wingdings" w:hint="default"/>
+        <w:sz w:val="20"/>
+      </w:rPr>
+    </w:lvl>
+    <w:lvl w:ilvl="4" w:tentative="1">
+      <w:start w:val="1"/>
+      <w:numFmt w:val="bullet"/>
+      <w:lvlText w:val=""/>
+      <w:lvlJc w:val="left"/>
+      <w:pPr>
+        <w:tabs>
+          <w:tab w:val="num" w:pos="3600"/>
+        </w:tabs>
+        <w:ind w:left="3600" w:hanging="360"/>
+      </w:pPr>
+      <w:rPr>
+        <w:rFonts w:ascii="Wingdings" w:hAnsi="Wingdings" w:hint="default"/>
+        <w:sz w:val="20"/>
+      </w:rPr>
+    </w:lvl>
+    <w:lvl w:ilvl="5" w:tentative="1">
+      <w:start w:val="1"/>
+      <w:numFmt w:val="bullet"/>
+      <w:lvlText w:val=""/>
+      <w:lvlJc w:val="left"/>
+      <w:pPr>
+        <w:tabs>
+          <w:tab w:val="num" w:pos="4320"/>
+        </w:tabs>
+        <w:ind w:left="4320" w:hanging="360"/>
+      </w:pPr>
+      <w:rPr>
+        <w:rFonts w:ascii="Wingdings" w:hAnsi="Wingdings" w:hint="default"/>
+        <w:sz w:val="20"/>
+      </w:rPr>
+    </w:lvl>
+    <w:lvl w:ilvl="6" w:tentative="1">
+      <w:start w:val="1"/>
+      <w:numFmt w:val="bullet"/>
+      <w:lvlText w:val=""/>
+      <w:lvlJc w:val="left"/>
+      <w:pPr>
+        <w:tabs>
+          <w:tab w:val="num" w:pos="5040"/>
+        </w:tabs>
+        <w:ind w:left="5040" w:hanging="360"/>
+      </w:pPr>
+      <w:rPr>
+        <w:rFonts w:ascii="Wingdings" w:hAnsi="Wingdings" w:hint="default"/>
+        <w:sz w:val="20"/>
+      </w:rPr>
+    </w:lvl>
+    <w:lvl w:ilvl="7" w:tentative="1">
+      <w:start w:val="1"/>
+      <w:numFmt w:val="bullet"/>
+      <w:lvlText w:val=""/>
+      <w:lvlJc w:val="left"/>
+      <w:pPr>
+        <w:tabs>
+          <w:tab w:val="num" w:pos="5760"/>
+        </w:tabs>
+        <w:ind w:left="5760" w:hanging="360"/>
+      </w:pPr>
+      <w:rPr>
+        <w:rFonts w:ascii="Wingdings" w:hAnsi="Wingdings" w:hint="default"/>
+        <w:sz w:val="20"/>
+      </w:rPr>
+    </w:lvl>
+    <w:lvl w:ilvl="8" w:tentative="1">
+      <w:start w:val="1"/>
+      <w:numFmt w:val="bullet"/>
+      <w:lvlText w:val=""/>
+      <w:lvlJc w:val="left"/>
+      <w:pPr>
+        <w:tabs>
+          <w:tab w:val="num" w:pos="6480"/>
+        </w:tabs>
+        <w:ind w:left="6480" w:hanging="360"/>
+      </w:pPr>
+      <w:rPr>
+        <w:rFonts w:ascii="Wingdings" w:hAnsi="Wingdings" w:hint="default"/>
+        <w:sz w:val="20"/>
+      </w:rPr>
+    </w:lvl>
+  </w:abstractNum>
+  <w:num w:numId="1" w16cid:durableId="1401712005">
+    <w:abstractNumId w:val="12"/>
+  </w:num>
+  <w:num w:numId="2" w16cid:durableId="230123748">
+    <w:abstractNumId w:val="11"/>
+  </w:num>
+  <w:num w:numId="3" w16cid:durableId="661547956">
+    <w:abstractNumId w:val="5"/>
+  </w:num>
+  <w:num w:numId="4" w16cid:durableId="997609910">
+    <w:abstractNumId w:val="4"/>
+  </w:num>
+  <w:num w:numId="5" w16cid:durableId="1009674474">
+    <w:abstractNumId w:val="19"/>
+  </w:num>
+  <w:num w:numId="6" w16cid:durableId="1497382585">
+    <w:abstractNumId w:val="7"/>
+  </w:num>
+  <w:num w:numId="7" w16cid:durableId="1750151366">
+    <w:abstractNumId w:val="1"/>
+  </w:num>
+  <w:num w:numId="8" w16cid:durableId="1811508337">
+    <w:abstractNumId w:val="0"/>
+  </w:num>
+  <w:num w:numId="9" w16cid:durableId="22676295">
+    <w:abstractNumId w:val="16"/>
+  </w:num>
+  <w:num w:numId="10" w16cid:durableId="1263492614">
+    <w:abstractNumId w:val="15"/>
+  </w:num>
+  <w:num w:numId="11" w16cid:durableId="724569276">
+    <w:abstractNumId w:val="14"/>
+  </w:num>
+  <w:num w:numId="12" w16cid:durableId="1981417018">
+    <w:abstractNumId w:val="2"/>
+  </w:num>
+  <w:num w:numId="13" w16cid:durableId="28843382">
+    <w:abstractNumId w:val="9"/>
+  </w:num>
+  <w:num w:numId="14" w16cid:durableId="946230480">
+    <w:abstractNumId w:val="10"/>
+  </w:num>
+  <w:num w:numId="15" w16cid:durableId="46229397">
+    <w:abstractNumId w:val="17"/>
+  </w:num>
+  <w:num w:numId="16" w16cid:durableId="672803993">
+    <w:abstractNumId w:val="13"/>
+  </w:num>
+  <w:num w:numId="17" w16cid:durableId="1449859910">
+    <w:abstractNumId w:val="8"/>
+  </w:num>
+  <w:num w:numId="18" w16cid:durableId="1508053694">
+    <w:abstractNumId w:val="6"/>
+  </w:num>
+  <w:num w:numId="19" w16cid:durableId="627130454">
+    <w:abstractNumId w:val="3"/>
+  </w:num>
+  <w:num w:numId="20" w16cid:durableId="250430817">
+    <w:abstractNumId w:val="18"/>
+  </w:num>
+</w:numbering>
 </file>
 
 <file path=word/styles.xml><?xml version="1.0" encoding="utf-8"?>
@@ -413,6 +10036,7 @@
   <w:style w:type="paragraph" w:default="1" w:styleId="Normal">
     <w:name w:val="Normal"/>
     <w:qFormat/>
+    <w:rsid w:val="008967CD"/>
   </w:style>
   <w:style w:type="paragraph" w:styleId="Heading1">
     <w:name w:val="heading 1"/>
@@ -441,7 +10065,6 @@
     <w:next w:val="Normal"/>
     <w:link w:val="Heading2Char"/>
     <w:uiPriority w:val="9"/>
-    <w:semiHidden/>
     <w:unhideWhenUsed/>
     <w:qFormat/>
     <w:rsid w:val="00416EF1"/>
@@ -616,7 +10239,6 @@
   <w:style w:type="character" w:default="1" w:styleId="DefaultParagraphFont">
     <w:name w:val="Default Paragraph Font"/>
     <w:uiPriority w:val="1"/>
-    <w:semiHidden/>
     <w:unhideWhenUsed/>
   </w:style>
   <w:style w:type="table" w:default="1" w:styleId="TableNormal">
@@ -658,7 +10280,6 @@
     <w:basedOn w:val="DefaultParagraphFont"/>
     <w:link w:val="Heading2"/>
     <w:uiPriority w:val="9"/>
-    <w:semiHidden/>
     <w:rsid w:val="00416EF1"/>
     <w:rPr>
       <w:rFonts w:asciiTheme="majorHAnsi" w:eastAsiaTheme="majorEastAsia" w:hAnsiTheme="majorHAnsi" w:cstheme="majorBidi"/>
@@ -928,6 +10549,128 @@
       <w:smallCaps/>
       <w:color w:val="0F4761" w:themeColor="accent1" w:themeShade="BF"/>
       <w:spacing w:val="5"/>
+    </w:rPr>
+  </w:style>
+  <w:style w:type="character" w:styleId="Hyperlink">
+    <w:name w:val="Hyperlink"/>
+    <w:basedOn w:val="DefaultParagraphFont"/>
+    <w:uiPriority w:val="99"/>
+    <w:unhideWhenUsed/>
+    <w:rsid w:val="008967CD"/>
+    <w:rPr>
+      <w:color w:val="467886" w:themeColor="hyperlink"/>
+      <w:u w:val="single"/>
+    </w:rPr>
+  </w:style>
+  <w:style w:type="character" w:styleId="UnresolvedMention">
+    <w:name w:val="Unresolved Mention"/>
+    <w:basedOn w:val="DefaultParagraphFont"/>
+    <w:uiPriority w:val="99"/>
+    <w:semiHidden/>
+    <w:unhideWhenUsed/>
+    <w:rsid w:val="008967CD"/>
+    <w:rPr>
+      <w:color w:val="605E5C"/>
+      <w:shd w:val="clear" w:color="auto" w:fill="E1DFDD"/>
+    </w:rPr>
+  </w:style>
+  <w:style w:type="character" w:styleId="FollowedHyperlink">
+    <w:name w:val="FollowedHyperlink"/>
+    <w:basedOn w:val="DefaultParagraphFont"/>
+    <w:uiPriority w:val="99"/>
+    <w:semiHidden/>
+    <w:unhideWhenUsed/>
+    <w:rsid w:val="008967CD"/>
+    <w:rPr>
+      <w:color w:val="96607D" w:themeColor="followedHyperlink"/>
+      <w:u w:val="single"/>
+    </w:rPr>
+  </w:style>
+  <w:style w:type="paragraph" w:styleId="Header">
+    <w:name w:val="header"/>
+    <w:basedOn w:val="Normal"/>
+    <w:link w:val="HeaderChar"/>
+    <w:uiPriority w:val="99"/>
+    <w:unhideWhenUsed/>
+    <w:rsid w:val="00557975"/>
+    <w:pPr>
+      <w:tabs>
+        <w:tab w:val="center" w:pos="4680"/>
+        <w:tab w:val="right" w:pos="9360"/>
+      </w:tabs>
+      <w:spacing w:after="0" w:line="240" w:lineRule="auto"/>
+    </w:pPr>
+  </w:style>
+  <w:style w:type="character" w:customStyle="1" w:styleId="HeaderChar">
+    <w:name w:val="Header Char"/>
+    <w:basedOn w:val="DefaultParagraphFont"/>
+    <w:link w:val="Header"/>
+    <w:uiPriority w:val="99"/>
+    <w:rsid w:val="00557975"/>
+  </w:style>
+  <w:style w:type="paragraph" w:styleId="Footer">
+    <w:name w:val="footer"/>
+    <w:basedOn w:val="Normal"/>
+    <w:link w:val="FooterChar"/>
+    <w:uiPriority w:val="99"/>
+    <w:unhideWhenUsed/>
+    <w:rsid w:val="00557975"/>
+    <w:pPr>
+      <w:tabs>
+        <w:tab w:val="center" w:pos="4680"/>
+        <w:tab w:val="right" w:pos="9360"/>
+      </w:tabs>
+      <w:spacing w:after="0" w:line="240" w:lineRule="auto"/>
+    </w:pPr>
+  </w:style>
+  <w:style w:type="character" w:customStyle="1" w:styleId="FooterChar">
+    <w:name w:val="Footer Char"/>
+    <w:basedOn w:val="DefaultParagraphFont"/>
+    <w:link w:val="Footer"/>
+    <w:uiPriority w:val="99"/>
+    <w:rsid w:val="00557975"/>
+  </w:style>
+  <w:style w:type="table" w:styleId="TableGrid">
+    <w:name w:val="Table Grid"/>
+    <w:basedOn w:val="TableNormal"/>
+    <w:uiPriority w:val="39"/>
+    <w:rsid w:val="00BE2D22"/>
+    <w:pPr>
+      <w:spacing w:after="0" w:line="240" w:lineRule="auto"/>
+    </w:pPr>
+    <w:tblPr>
+      <w:tblBorders>
+        <w:top w:val="single" w:sz="4" w:space="0" w:color="auto"/>
+        <w:left w:val="single" w:sz="4" w:space="0" w:color="auto"/>
+        <w:bottom w:val="single" w:sz="4" w:space="0" w:color="auto"/>
+        <w:right w:val="single" w:sz="4" w:space="0" w:color="auto"/>
+        <w:insideH w:val="single" w:sz="4" w:space="0" w:color="auto"/>
+        <w:insideV w:val="single" w:sz="4" w:space="0" w:color="auto"/>
+      </w:tblBorders>
+    </w:tblPr>
+  </w:style>
+  <w:style w:type="paragraph" w:styleId="NormalWeb">
+    <w:name w:val="Normal (Web)"/>
+    <w:basedOn w:val="Normal"/>
+    <w:uiPriority w:val="99"/>
+    <w:semiHidden/>
+    <w:unhideWhenUsed/>
+    <w:rsid w:val="0063613C"/>
+    <w:rPr>
+      <w:rFonts w:ascii="Times New Roman" w:hAnsi="Times New Roman" w:cs="Times New Roman"/>
+    </w:rPr>
+  </w:style>
+  <w:style w:type="character" w:styleId="HTMLCode">
+    <w:name w:val="HTML Code"/>
+    <w:basedOn w:val="DefaultParagraphFont"/>
+    <w:uiPriority w:val="99"/>
+    <w:semiHidden/>
+    <w:unhideWhenUsed/>
+    <w:rsid w:val="00C8011E"/>
+    <w:rPr>
+      <w:rFonts w:ascii="Courier New" w:eastAsia="Times New Roman" w:hAnsi="Courier New" w:cs="Courier New"/>
+      <w:sz w:val="20"/>
+      <w:szCs w:val="20"/>
     </w:rPr>
   </w:style>
 </w:styles>
